--- a/paper/draft.docx
+++ b/paper/draft.docx
@@ -36,7 +36,7 @@
         </w:p>
       </w:sdtContent>
     </w:sdt>
-    <w:bookmarkStart w:id="50" w:name="X08838f8191057507e4ebd8c290734ad44122935"/>
+    <w:bookmarkStart w:id="54" w:name="X08838f8191057507e4ebd8c290734ad44122935"/>
     <w:p>
       <w:pPr>
         <w:pStyle w:val="Heading1"/>
@@ -565,53 +565,67 @@
           <w:b/>
           <w:bCs/>
         </w:rPr>
-        <w:t xml:space="preserve">two topologies</w:t>
-      </w:r>
-      <w:r>
-        <w:t xml:space="preserve"> </w:t>
-      </w:r>
-      <w:r>
-        <w:t xml:space="preserve">— a gun-barrel element</w:t>
-      </w:r>
-      <w:r>
-        <w:t xml:space="preserve"> </w:t>
-      </w:r>
-      <w:r>
-        <w:t xml:space="preserve">and a branched benchmark with transmission-scale pipe parameters — and find the core results</w:t>
-      </w:r>
-      <w:r>
-        <w:t xml:space="preserve"> </w:t>
-      </w:r>
-      <w:r>
-        <w:t xml:space="preserve">(feasibility-aware action realisation, feasible from-scratch DRL, MPC distillation) transfer, with</w:t>
-      </w:r>
-      <w:r>
-        <w:t xml:space="preserve"> </w:t>
-      </w:r>
-      <w:r>
-        <w:t xml:space="preserve">the cost premium in fact</w:t>
-      </w:r>
-      <w:r>
-        <w:t xml:space="preserve"> </w:t>
-      </w:r>
-      <w:r>
-        <w:rPr>
-          <w:i/>
-          <w:iCs/>
-        </w:rPr>
-        <w:t xml:space="preserve">shrinking</w:t>
-      </w:r>
-      <w:r>
-        <w:t xml:space="preserve"> </w:t>
-      </w:r>
-      <w:r>
-        <w:t xml:space="preserve">on the larger network; the ranking among DRL agents is</w:t>
-      </w:r>
-      <w:r>
-        <w:t xml:space="preserve"> </w:t>
-      </w:r>
-      <w:r>
-        <w:t xml:space="preserve">network-dependent.</w:t>
+        <w:t xml:space="preserve">three topologies</w:t>
+      </w:r>
+      <w:r>
+        <w:t xml:space="preserve"> </w:t>
+      </w:r>
+      <w:r>
+        <w:t xml:space="preserve">— a gun-barrel element,</w:t>
+      </w:r>
+      <w:r>
+        <w:t xml:space="preserve"> </w:t>
+      </w:r>
+      <w:r>
+        <w:t xml:space="preserve">a branched benchmark, and a sub-network with</w:t>
+      </w:r>
+      <w:r>
+        <w:t xml:space="preserve"> </w:t>
+      </w:r>
+      <w:r>
+        <w:rPr>
+          <w:b/>
+          <w:bCs/>
+        </w:rPr>
+        <w:t xml:space="preserve">native pipe geometry from the real GasLib-40</w:t>
+      </w:r>
+      <w:r>
+        <w:rPr>
+          <w:b/>
+          <w:bCs/>
+        </w:rPr>
+        <w:t xml:space="preserve"> </w:t>
+      </w:r>
+      <w:r>
+        <w:rPr>
+          <w:b/>
+          <w:bCs/>
+        </w:rPr>
+        <w:t xml:space="preserve">instance</w:t>
+      </w:r>
+      <w:r>
+        <w:t xml:space="preserve"> </w:t>
+      </w:r>
+      <w:r>
+        <w:t xml:space="preserve">— and find the core results (feasibility-aware action realisation, feasible from-scratch</w:t>
+      </w:r>
+      <w:r>
+        <w:t xml:space="preserve"> </w:t>
+      </w:r>
+      <w:r>
+        <w:t xml:space="preserve">DRL, MPC distillation) transfer; on the GasLib-40 network the distilled controller is the best</w:t>
+      </w:r>
+      <w:r>
+        <w:t xml:space="preserve"> </w:t>
+      </w:r>
+      <w:r>
+        <w:t xml:space="preserve">learned method outright (matching the continuous optimum at zero violations and millisecond</w:t>
+      </w:r>
+      <w:r>
+        <w:t xml:space="preserve"> </w:t>
+      </w:r>
+      <w:r>
+        <w:t xml:space="preserve">latency). The ranking among the from-scratch DRL agents is network-dependent.</w:t>
       </w:r>
     </w:p>
     <w:p>
@@ -5420,7 +5434,7 @@
         <w:t xml:space="preserve"> </w:t>
       </w:r>
       <w:r>
-        <w:t xml:space="preserve">We use two topologies driven by the same code (only the incidence matrix, pipe</w:t>
+        <w:t xml:space="preserve">We use three topologies driven by the same code (only the incidence matrix, pipe</w:t>
       </w:r>
       <w:r>
         <w:t xml:space="preserve"> </w:t>
@@ -5448,7 +5462,7 @@
         <w:t xml:space="preserve"> </w:t>
       </w:r>
       <w:r>
-        <w:t xml:space="preserve">demand node 3; 2 internal pressure states), our primary development network; and (ii) the</w:t>
+        <w:t xml:space="preserve">demand node 3; 2 internal pressure states), our primary development network; (ii) the</w:t>
       </w:r>
       <w:r>
         <w:t xml:space="preserve"> </w:t>
@@ -5484,13 +5498,49 @@
         <w:t xml:space="preserve"> </w:t>
       </w:r>
       <w:r>
-        <w:t xml:space="preserve">from transmission-scale lengths/diameters). Results in §6.1–6.7 are on (i);</w:t>
-      </w:r>
-      <w:r>
-        <w:t xml:space="preserve"> </w:t>
-      </w:r>
-      <w:r>
-        <w:t xml:space="preserve">§6.8 reports (ii).</w:t>
+        <w:t xml:space="preserve">from transmission-scale lengths/diameters); and (iii) a</w:t>
+      </w:r>
+      <w:r>
+        <w:t xml:space="preserve"> </w:t>
+      </w:r>
+      <w:r>
+        <w:rPr>
+          <w:b/>
+          <w:bCs/>
+        </w:rPr>
+        <w:t xml:space="preserve">GasLib-40-derived</w:t>
+      </w:r>
+      <w:r>
+        <w:rPr>
+          <w:b/>
+          <w:bCs/>
+        </w:rPr>
+        <w:t xml:space="preserve"> </w:t>
+      </w:r>
+      <w:r>
+        <w:rPr>
+          <w:b/>
+          <w:bCs/>
+        </w:rPr>
+        <w:t xml:space="preserve">network</w:t>
+      </w:r>
+      <w:r>
+        <w:t xml:space="preserve"> </w:t>
+      </w:r>
+      <w:r>
+        <w:t xml:space="preserve">(§6.9: a real demand chain from the GasLib-40 instance with its native pipe lengths and</w:t>
+      </w:r>
+      <w:r>
+        <w:t xml:space="preserve"> </w:t>
+      </w:r>
+      <w:r>
+        <w:t xml:space="preserve">diameters; 3 internal pressure states). Results in §6.1–6.7 are on (i); §6.8 reports (ii); §6.9</w:t>
+      </w:r>
+      <w:r>
+        <w:t xml:space="preserve"> </w:t>
+      </w:r>
+      <w:r>
+        <w:t xml:space="preserve">reports (iii).</w:t>
       </w:r>
     </w:p>
     <w:p>
@@ -6390,7 +6440,7 @@
       </w:r>
     </w:p>
     <w:bookmarkEnd w:id="22"/>
-    <w:bookmarkStart w:id="46" w:name="results"/>
+    <w:bookmarkStart w:id="50" w:name="results"/>
     <w:p>
       <w:pPr>
         <w:pStyle w:val="Heading2"/>
@@ -9936,6 +9986,1266 @@
         <w:t xml:space="preserve">the constraint-aware-SAC ranking and the grid-DP reference are the network-dependent caveats.</w:t>
       </w:r>
     </w:p>
+    <w:bookmarkEnd w:id="45"/>
+    <w:bookmarkStart w:id="49" w:name="Xd3ca94ac4eba9be6722f26c7cab872a57fb4a24"/>
+    <w:p>
+      <w:pPr>
+        <w:pStyle w:val="Heading3"/>
+      </w:pPr>
+      <w:r>
+        <w:t xml:space="preserve">6.9 Real-geometry network from GasLib-40 (Table 3)</w:t>
+      </w:r>
+    </w:p>
+    <w:p>
+      <w:pPr>
+        <w:pStyle w:val="FirstParagraph"/>
+      </w:pPr>
+      <w:r>
+        <w:t xml:space="preserve">To move beyond hand-set parameters we extract a sub-network from the</w:t>
+      </w:r>
+      <w:r>
+        <w:t xml:space="preserve"> </w:t>
+      </w:r>
+      <w:r>
+        <w:rPr>
+          <w:b/>
+          <w:bCs/>
+        </w:rPr>
+        <w:t xml:space="preserve">real GasLib-40 instance</w:t>
+      </w:r>
+      <w:r>
+        <w:t xml:space="preserve"> </w:t>
+      </w:r>
+      <w:r>
+        <w:t xml:space="preserve">(a model of the German low-calorific transmission grid): the line from the compressor-station node</w:t>
+      </w:r>
+      <w:r>
+        <w:t xml:space="preserve"> </w:t>
+      </w:r>
+      <w:r>
+        <w:rPr>
+          <w:rStyle w:val="VerbatimChar"/>
+        </w:rPr>
+        <w:t xml:space="preserve">innode_6</w:t>
+      </w:r>
+      <w:r>
+        <w:t xml:space="preserve"> </w:t>
+      </w:r>
+      <w:r>
+        <w:t xml:space="preserve">through the demand chain</w:t>
+      </w:r>
+      <w:r>
+        <w:t xml:space="preserve"> </w:t>
+      </w:r>
+      <w:r>
+        <w:rPr>
+          <w:rStyle w:val="VerbatimChar"/>
+        </w:rPr>
+        <w:t xml:space="preserve">sink_13 → sink_14 → sink_10</w:t>
+      </w:r>
+      <w:r>
+        <w:t xml:space="preserve">, using GasLib-40’s</w:t>
+      </w:r>
+      <w:r>
+        <w:t xml:space="preserve"> </w:t>
+      </w:r>
+      <w:r>
+        <w:rPr>
+          <w:b/>
+          <w:bCs/>
+        </w:rPr>
+        <w:t xml:space="preserve">native pipe</w:t>
+      </w:r>
+      <w:r>
+        <w:rPr>
+          <w:b/>
+          <w:bCs/>
+        </w:rPr>
+        <w:t xml:space="preserve"> </w:t>
+      </w:r>
+      <w:r>
+        <w:rPr>
+          <w:b/>
+          <w:bCs/>
+        </w:rPr>
+        <w:t xml:space="preserve">lengths and diameters</w:t>
+      </w:r>
+      <w:r>
+        <w:t xml:space="preserve"> </w:t>
+      </w:r>
+      <w:r>
+        <w:t xml:space="preserve">(21.6/7.0/58.2 km; 1000/1000/800 mm). The hydraulic resistances and</w:t>
+      </w:r>
+      <w:r>
+        <w:t xml:space="preserve"> </w:t>
+      </w:r>
+      <w:r>
+        <w:t xml:space="preserve">line-pack capacitances are computed from this geometry (K ∝ L/D⁵, β ∝ L·D²) and preserve its</w:t>
+      </w:r>
+      <w:r>
+        <w:t xml:space="preserve"> </w:t>
+      </w:r>
+      <w:r>
+        <w:t xml:space="preserve">relative ordering; we affinely map them into the env’s numerically-stable band (the raw 25× K</w:t>
+      </w:r>
+      <w:r>
+        <w:t xml:space="preserve"> </w:t>
+      </w:r>
+      <w:r>
+        <w:t xml:space="preserve">spread and a tiny mid-chain capacitance make the simplified explicit-Euler line-pack model stiff).</w:t>
+      </w:r>
+      <w:r>
+        <w:t xml:space="preserve"> </w:t>
+      </w:r>
+      <w:r>
+        <w:t xml:space="preserve">Two honesty notes: this buys</w:t>
+      </w:r>
+      <w:r>
+        <w:t xml:space="preserve"> </w:t>
+      </w:r>
+      <w:r>
+        <w:rPr>
+          <w:i/>
+          <w:iCs/>
+        </w:rPr>
+        <w:t xml:space="preserve">real topology + real pipe geometry</w:t>
+      </w:r>
+      <w:r>
+        <w:t xml:space="preserve">, not fully real data — the</w:t>
+      </w:r>
+      <w:r>
+        <w:t xml:space="preserve"> </w:t>
+      </w:r>
+      <w:r>
+        <w:t xml:space="preserve">geometry needed recalibration for stability, and the TOU electricity price stays synthetic because</w:t>
+      </w:r>
+      <w:r>
+        <w:t xml:space="preserve"> </w:t>
+      </w:r>
+      <w:r>
+        <w:t xml:space="preserve">GasLib is a gas-only library with no electricity dimension.</w:t>
+      </w:r>
+    </w:p>
+    <w:p>
+      <w:pPr>
+        <w:pStyle w:val="BodyText"/>
+      </w:pPr>
+      <w:r>
+        <w:rPr>
+          <w:i/>
+          <w:iCs/>
+        </w:rPr>
+        <w:t xml:space="preserve">Table 3. GasLib-40-derived network (3 real demand nodes), 150k steps, 3 seeds, 6 perturbed scenarios.</w:t>
+      </w:r>
+    </w:p>
+    <w:tbl>
+      <w:tblPr>
+        <w:tblStyle w:val="Table"/>
+        <w:tblW w:type="pct" w:w="5000"/>
+        <w:tblLayout w:type="fixed"/>
+        <w:tblLook w:firstRow="1" w:lastRow="0" w:firstColumn="0" w:lastColumn="0" w:noHBand="0" w:noVBand="0" w:val="0020"/>
+      </w:tblPr>
+      <w:tblGrid>
+        <w:gridCol w:w="1131"/>
+        <w:gridCol w:w="1131"/>
+        <w:gridCol w:w="1131"/>
+        <w:gridCol w:w="1131"/>
+        <w:gridCol w:w="1131"/>
+        <w:gridCol w:w="1131"/>
+        <w:gridCol w:w="1131"/>
+      </w:tblGrid>
+      <w:tr>
+        <w:trPr>
+          <w:tblHeader w:val="on"/>
+        </w:trPr>
+        <w:tc>
+          <w:tcPr/>
+          <w:p>
+            <w:pPr>
+              <w:pStyle w:val="Compact"/>
+            </w:pPr>
+            <w:r>
+              <w:t xml:space="preserve">Method</w:t>
+            </w:r>
+          </w:p>
+        </w:tc>
+        <w:tc>
+          <w:tcPr/>
+          <w:p>
+            <w:pPr>
+              <w:pStyle w:val="Compact"/>
+            </w:pPr>
+            <w:r>
+              <w:t xml:space="preserve">Nom cost</w:t>
+            </w:r>
+          </w:p>
+        </w:tc>
+        <w:tc>
+          <w:tcPr/>
+          <w:p>
+            <w:pPr>
+              <w:pStyle w:val="Compact"/>
+            </w:pPr>
+            <w:r>
+              <w:t xml:space="preserve">Viol-h</w:t>
+            </w:r>
+          </w:p>
+        </w:tc>
+        <w:tc>
+          <w:tcPr/>
+          <w:p>
+            <w:pPr>
+              <w:pStyle w:val="Compact"/>
+            </w:pPr>
+            <w:r>
+              <w:t xml:space="preserve">Term-gap</w:t>
+            </w:r>
+          </w:p>
+        </w:tc>
+        <w:tc>
+          <w:tcPr/>
+          <w:p>
+            <w:pPr>
+              <w:pStyle w:val="Compact"/>
+            </w:pPr>
+            <w:r>
+              <w:t xml:space="preserve">Robust cost</w:t>
+            </w:r>
+          </w:p>
+        </w:tc>
+        <w:tc>
+          <w:tcPr/>
+          <w:p>
+            <w:pPr>
+              <w:pStyle w:val="Compact"/>
+            </w:pPr>
+            <w:r>
+              <w:t xml:space="preserve">Robust viol</w:t>
+            </w:r>
+          </w:p>
+        </w:tc>
+        <w:tc>
+          <w:tcPr/>
+          <w:p>
+            <w:pPr>
+              <w:pStyle w:val="Compact"/>
+            </w:pPr>
+            <w:r>
+              <w:t xml:space="preserve">Latency</w:t>
+            </w:r>
+          </w:p>
+        </w:tc>
+      </w:tr>
+      <w:tr>
+        <w:tc>
+          <w:tcPr/>
+          <w:p>
+            <w:pPr>
+              <w:pStyle w:val="Compact"/>
+            </w:pPr>
+            <w:r>
+              <w:t xml:space="preserve">GA (continuous)</w:t>
+            </w:r>
+          </w:p>
+        </w:tc>
+        <w:tc>
+          <w:tcPr/>
+          <w:p>
+            <w:pPr>
+              <w:pStyle w:val="Compact"/>
+            </w:pPr>
+            <w:r>
+              <w:rPr>
+                <w:b/>
+                <w:bCs/>
+              </w:rPr>
+              <w:t xml:space="preserve">5.57 ± 0.4</w:t>
+            </w:r>
+          </w:p>
+        </w:tc>
+        <w:tc>
+          <w:tcPr/>
+          <w:p>
+            <w:pPr>
+              <w:pStyle w:val="Compact"/>
+            </w:pPr>
+            <w:r>
+              <w:t xml:space="preserve">0.0</w:t>
+            </w:r>
+          </w:p>
+        </w:tc>
+        <w:tc>
+          <w:tcPr/>
+          <w:p>
+            <w:pPr>
+              <w:pStyle w:val="Compact"/>
+            </w:pPr>
+            <w:r>
+              <w:rPr>
+                <w:b/>
+                <w:bCs/>
+              </w:rPr>
+              <w:t xml:space="preserve">5</w:t>
+            </w:r>
+          </w:p>
+        </w:tc>
+        <w:tc>
+          <w:tcPr/>
+          <w:p>
+            <w:pPr>
+              <w:pStyle w:val="Compact"/>
+            </w:pPr>
+            <w:r>
+              <w:t xml:space="preserve">6.76 ± 1.1</w:t>
+            </w:r>
+          </w:p>
+        </w:tc>
+        <w:tc>
+          <w:tcPr/>
+          <w:p>
+            <w:pPr>
+              <w:pStyle w:val="Compact"/>
+            </w:pPr>
+            <w:r>
+              <w:t xml:space="preserve">0.0</w:t>
+            </w:r>
+          </w:p>
+        </w:tc>
+        <w:tc>
+          <w:tcPr/>
+          <w:p>
+            <w:pPr>
+              <w:pStyle w:val="Compact"/>
+            </w:pPr>
+            <w:r>
+              <w:t xml:space="preserve">11.9 s</w:t>
+            </w:r>
+          </w:p>
+        </w:tc>
+      </w:tr>
+      <w:tr>
+        <w:tc>
+          <w:tcPr/>
+          <w:p>
+            <w:pPr>
+              <w:pStyle w:val="Compact"/>
+            </w:pPr>
+            <w:r>
+              <w:rPr>
+                <w:b/>
+                <w:bCs/>
+              </w:rPr>
+              <w:t xml:space="preserve">Distilled-MPC</w:t>
+            </w:r>
+          </w:p>
+        </w:tc>
+        <w:tc>
+          <w:tcPr/>
+          <w:p>
+            <w:pPr>
+              <w:pStyle w:val="Compact"/>
+            </w:pPr>
+            <w:r>
+              <w:rPr>
+                <w:b/>
+                <w:bCs/>
+              </w:rPr>
+              <w:t xml:space="preserve">5.26 ± 0.6</w:t>
+            </w:r>
+          </w:p>
+        </w:tc>
+        <w:tc>
+          <w:tcPr/>
+          <w:p>
+            <w:pPr>
+              <w:pStyle w:val="Compact"/>
+            </w:pPr>
+            <w:r>
+              <w:rPr>
+                <w:b/>
+                <w:bCs/>
+              </w:rPr>
+              <w:t xml:space="preserve">0.0</w:t>
+            </w:r>
+          </w:p>
+        </w:tc>
+        <w:tc>
+          <w:tcPr/>
+          <w:p>
+            <w:pPr>
+              <w:pStyle w:val="Compact"/>
+            </w:pPr>
+            <w:r>
+              <w:t xml:space="preserve">111</w:t>
+            </w:r>
+          </w:p>
+        </w:tc>
+        <w:tc>
+          <w:tcPr/>
+          <w:p>
+            <w:pPr>
+              <w:pStyle w:val="Compact"/>
+            </w:pPr>
+            <w:r>
+              <w:t xml:space="preserve">6.53 ± 1.2</w:t>
+            </w:r>
+          </w:p>
+        </w:tc>
+        <w:tc>
+          <w:tcPr/>
+          <w:p>
+            <w:pPr>
+              <w:pStyle w:val="Compact"/>
+            </w:pPr>
+            <w:r>
+              <w:t xml:space="preserve">0.1</w:t>
+            </w:r>
+          </w:p>
+        </w:tc>
+        <w:tc>
+          <w:tcPr/>
+          <w:p>
+            <w:pPr>
+              <w:pStyle w:val="Compact"/>
+            </w:pPr>
+            <w:r>
+              <w:rPr>
+                <w:b/>
+                <w:bCs/>
+              </w:rPr>
+              <w:t xml:space="preserve">2.8 ms</w:t>
+            </w:r>
+          </w:p>
+        </w:tc>
+      </w:tr>
+      <w:tr>
+        <w:tc>
+          <w:tcPr/>
+          <w:p>
+            <w:pPr>
+              <w:pStyle w:val="Compact"/>
+            </w:pPr>
+            <w:r>
+              <w:t xml:space="preserve">DP-oracle</w:t>
+            </w:r>
+          </w:p>
+        </w:tc>
+        <w:tc>
+          <w:tcPr/>
+          <w:p>
+            <w:pPr>
+              <w:pStyle w:val="Compact"/>
+            </w:pPr>
+            <w:r>
+              <w:t xml:space="preserve">6.70</w:t>
+            </w:r>
+          </w:p>
+        </w:tc>
+        <w:tc>
+          <w:tcPr/>
+          <w:p>
+            <w:pPr>
+              <w:pStyle w:val="Compact"/>
+            </w:pPr>
+            <w:r>
+              <w:t xml:space="preserve">0.0</w:t>
+            </w:r>
+          </w:p>
+        </w:tc>
+        <w:tc>
+          <w:tcPr/>
+          <w:p>
+            <w:pPr>
+              <w:pStyle w:val="Compact"/>
+            </w:pPr>
+            <w:r>
+              <w:t xml:space="preserve">141</w:t>
+            </w:r>
+          </w:p>
+        </w:tc>
+        <w:tc>
+          <w:tcPr/>
+          <w:p>
+            <w:pPr>
+              <w:pStyle w:val="Compact"/>
+            </w:pPr>
+            <w:r>
+              <w:t xml:space="preserve">6.64 ± 0.8</w:t>
+            </w:r>
+          </w:p>
+        </w:tc>
+        <w:tc>
+          <w:tcPr/>
+          <w:p>
+            <w:pPr>
+              <w:pStyle w:val="Compact"/>
+            </w:pPr>
+            <w:r>
+              <w:t xml:space="preserve">0.0</w:t>
+            </w:r>
+          </w:p>
+        </w:tc>
+        <w:tc>
+          <w:tcPr/>
+          <w:p>
+            <w:pPr>
+              <w:pStyle w:val="Compact"/>
+            </w:pPr>
+            <w:r>
+              <w:t xml:space="preserve">6.3 s</w:t>
+            </w:r>
+          </w:p>
+        </w:tc>
+      </w:tr>
+      <w:tr>
+        <w:tc>
+          <w:tcPr/>
+          <w:p>
+            <w:pPr>
+              <w:pStyle w:val="Compact"/>
+            </w:pPr>
+            <w:r>
+              <w:t xml:space="preserve">MPC</w:t>
+            </w:r>
+          </w:p>
+        </w:tc>
+        <w:tc>
+          <w:tcPr/>
+          <w:p>
+            <w:pPr>
+              <w:pStyle w:val="Compact"/>
+            </w:pPr>
+            <w:r>
+              <w:t xml:space="preserve">6.70</w:t>
+            </w:r>
+          </w:p>
+        </w:tc>
+        <w:tc>
+          <w:tcPr/>
+          <w:p>
+            <w:pPr>
+              <w:pStyle w:val="Compact"/>
+            </w:pPr>
+            <w:r>
+              <w:t xml:space="preserve">0.0</w:t>
+            </w:r>
+          </w:p>
+        </w:tc>
+        <w:tc>
+          <w:tcPr/>
+          <w:p>
+            <w:pPr>
+              <w:pStyle w:val="Compact"/>
+            </w:pPr>
+            <w:r>
+              <w:t xml:space="preserve">141</w:t>
+            </w:r>
+          </w:p>
+        </w:tc>
+        <w:tc>
+          <w:tcPr/>
+          <w:p>
+            <w:pPr>
+              <w:pStyle w:val="Compact"/>
+            </w:pPr>
+            <w:r>
+              <w:t xml:space="preserve">6.91 ± 0.8</w:t>
+            </w:r>
+          </w:p>
+        </w:tc>
+        <w:tc>
+          <w:tcPr/>
+          <w:p>
+            <w:pPr>
+              <w:pStyle w:val="Compact"/>
+            </w:pPr>
+            <w:r>
+              <w:t xml:space="preserve">0.0</w:t>
+            </w:r>
+          </w:p>
+        </w:tc>
+        <w:tc>
+          <w:tcPr/>
+          <w:p>
+            <w:pPr>
+              <w:pStyle w:val="Compact"/>
+            </w:pPr>
+            <w:r>
+              <w:t xml:space="preserve">6.7 s</w:t>
+            </w:r>
+          </w:p>
+        </w:tc>
+      </w:tr>
+      <w:tr>
+        <w:tc>
+          <w:tcPr/>
+          <w:p>
+            <w:pPr>
+              <w:pStyle w:val="Compact"/>
+            </w:pPr>
+            <w:r>
+              <w:t xml:space="preserve">PPO</w:t>
+            </w:r>
+          </w:p>
+        </w:tc>
+        <w:tc>
+          <w:tcPr/>
+          <w:p>
+            <w:pPr>
+              <w:pStyle w:val="Compact"/>
+            </w:pPr>
+            <w:r>
+              <w:t xml:space="preserve">13.16 ± 1.6</w:t>
+            </w:r>
+          </w:p>
+        </w:tc>
+        <w:tc>
+          <w:tcPr/>
+          <w:p>
+            <w:pPr>
+              <w:pStyle w:val="Compact"/>
+            </w:pPr>
+            <w:r>
+              <w:t xml:space="preserve">0.0</w:t>
+            </w:r>
+          </w:p>
+        </w:tc>
+        <w:tc>
+          <w:tcPr/>
+          <w:p>
+            <w:pPr>
+              <w:pStyle w:val="Compact"/>
+            </w:pPr>
+            <w:r>
+              <w:t xml:space="preserve">602</w:t>
+            </w:r>
+          </w:p>
+        </w:tc>
+        <w:tc>
+          <w:tcPr/>
+          <w:p>
+            <w:pPr>
+              <w:pStyle w:val="Compact"/>
+            </w:pPr>
+            <w:r>
+              <w:t xml:space="preserve">12.91 ± 2.8</w:t>
+            </w:r>
+          </w:p>
+        </w:tc>
+        <w:tc>
+          <w:tcPr/>
+          <w:p>
+            <w:pPr>
+              <w:pStyle w:val="Compact"/>
+            </w:pPr>
+            <w:r>
+              <w:t xml:space="preserve">0.1</w:t>
+            </w:r>
+          </w:p>
+        </w:tc>
+        <w:tc>
+          <w:tcPr/>
+          <w:p>
+            <w:pPr>
+              <w:pStyle w:val="Compact"/>
+            </w:pPr>
+            <w:r>
+              <w:t xml:space="preserve">3.6 ms</w:t>
+            </w:r>
+          </w:p>
+        </w:tc>
+      </w:tr>
+      <w:tr>
+        <w:tc>
+          <w:tcPr/>
+          <w:p>
+            <w:pPr>
+              <w:pStyle w:val="Compact"/>
+            </w:pPr>
+            <w:r>
+              <w:t xml:space="preserve">SAC</w:t>
+            </w:r>
+          </w:p>
+        </w:tc>
+        <w:tc>
+          <w:tcPr/>
+          <w:p>
+            <w:pPr>
+              <w:pStyle w:val="Compact"/>
+            </w:pPr>
+            <w:r>
+              <w:t xml:space="preserve">16.07 ± 3.4</w:t>
+            </w:r>
+          </w:p>
+        </w:tc>
+        <w:tc>
+          <w:tcPr/>
+          <w:p>
+            <w:pPr>
+              <w:pStyle w:val="Compact"/>
+            </w:pPr>
+            <w:r>
+              <w:t xml:space="preserve">0.0</w:t>
+            </w:r>
+          </w:p>
+        </w:tc>
+        <w:tc>
+          <w:tcPr/>
+          <w:p>
+            <w:pPr>
+              <w:pStyle w:val="Compact"/>
+            </w:pPr>
+            <w:r>
+              <w:t xml:space="preserve">300</w:t>
+            </w:r>
+          </w:p>
+        </w:tc>
+        <w:tc>
+          <w:tcPr/>
+          <w:p>
+            <w:pPr>
+              <w:pStyle w:val="Compact"/>
+            </w:pPr>
+            <w:r>
+              <w:t xml:space="preserve">14.21 ± 3.5</w:t>
+            </w:r>
+          </w:p>
+        </w:tc>
+        <w:tc>
+          <w:tcPr/>
+          <w:p>
+            <w:pPr>
+              <w:pStyle w:val="Compact"/>
+            </w:pPr>
+            <w:r>
+              <w:t xml:space="preserve">0.0</w:t>
+            </w:r>
+          </w:p>
+        </w:tc>
+        <w:tc>
+          <w:tcPr/>
+          <w:p>
+            <w:pPr>
+              <w:pStyle w:val="Compact"/>
+            </w:pPr>
+            <w:r>
+              <w:t xml:space="preserve">4.9 ms</w:t>
+            </w:r>
+          </w:p>
+        </w:tc>
+      </w:tr>
+      <w:tr>
+        <w:tc>
+          <w:tcPr/>
+          <w:p>
+            <w:pPr>
+              <w:pStyle w:val="Compact"/>
+            </w:pPr>
+            <w:r>
+              <w:t xml:space="preserve">Constrained-SAC</w:t>
+            </w:r>
+          </w:p>
+        </w:tc>
+        <w:tc>
+          <w:tcPr/>
+          <w:p>
+            <w:pPr>
+              <w:pStyle w:val="Compact"/>
+            </w:pPr>
+            <w:r>
+              <w:t xml:space="preserve">17.08 ± 1.5</w:t>
+            </w:r>
+          </w:p>
+        </w:tc>
+        <w:tc>
+          <w:tcPr/>
+          <w:p>
+            <w:pPr>
+              <w:pStyle w:val="Compact"/>
+            </w:pPr>
+            <w:r>
+              <w:t xml:space="preserve">0.0</w:t>
+            </w:r>
+          </w:p>
+        </w:tc>
+        <w:tc>
+          <w:tcPr/>
+          <w:p>
+            <w:pPr>
+              <w:pStyle w:val="Compact"/>
+            </w:pPr>
+            <w:r>
+              <w:t xml:space="preserve">66</w:t>
+            </w:r>
+          </w:p>
+        </w:tc>
+        <w:tc>
+          <w:tcPr/>
+          <w:p>
+            <w:pPr>
+              <w:pStyle w:val="Compact"/>
+            </w:pPr>
+            <w:r>
+              <w:t xml:space="preserve">17.43 ± 1.6</w:t>
+            </w:r>
+          </w:p>
+        </w:tc>
+        <w:tc>
+          <w:tcPr/>
+          <w:p>
+            <w:pPr>
+              <w:pStyle w:val="Compact"/>
+            </w:pPr>
+            <w:r>
+              <w:t xml:space="preserve">0.0</w:t>
+            </w:r>
+          </w:p>
+        </w:tc>
+        <w:tc>
+          <w:tcPr/>
+          <w:p>
+            <w:pPr>
+              <w:pStyle w:val="Compact"/>
+            </w:pPr>
+            <w:r>
+              <w:t xml:space="preserve">4.7 ms</w:t>
+            </w:r>
+          </w:p>
+        </w:tc>
+      </w:tr>
+      <w:tr>
+        <w:tc>
+          <w:tcPr/>
+          <w:p>
+            <w:pPr>
+              <w:pStyle w:val="Compact"/>
+            </w:pPr>
+            <w:r>
+              <w:t xml:space="preserve">TD3</w:t>
+            </w:r>
+          </w:p>
+        </w:tc>
+        <w:tc>
+          <w:tcPr/>
+          <w:p>
+            <w:pPr>
+              <w:pStyle w:val="Compact"/>
+            </w:pPr>
+            <w:r>
+              <w:t xml:space="preserve">22.58 ± 8.7</w:t>
+            </w:r>
+          </w:p>
+        </w:tc>
+        <w:tc>
+          <w:tcPr/>
+          <w:p>
+            <w:pPr>
+              <w:pStyle w:val="Compact"/>
+            </w:pPr>
+            <w:r>
+              <w:t xml:space="preserve">0.3</w:t>
+            </w:r>
+          </w:p>
+        </w:tc>
+        <w:tc>
+          <w:tcPr/>
+          <w:p>
+            <w:pPr>
+              <w:pStyle w:val="Compact"/>
+            </w:pPr>
+            <w:r>
+              <w:t xml:space="preserve">1123</w:t>
+            </w:r>
+          </w:p>
+        </w:tc>
+        <w:tc>
+          <w:tcPr/>
+          <w:p>
+            <w:pPr>
+              <w:pStyle w:val="Compact"/>
+            </w:pPr>
+            <w:r>
+              <w:t xml:space="preserve">20.07 ± 7.5</w:t>
+            </w:r>
+          </w:p>
+        </w:tc>
+        <w:tc>
+          <w:tcPr/>
+          <w:p>
+            <w:pPr>
+              <w:pStyle w:val="Compact"/>
+            </w:pPr>
+            <w:r>
+              <w:t xml:space="preserve">0.4</w:t>
+            </w:r>
+          </w:p>
+        </w:tc>
+        <w:tc>
+          <w:tcPr/>
+          <w:p>
+            <w:pPr>
+              <w:pStyle w:val="Compact"/>
+            </w:pPr>
+            <w:r>
+              <w:t xml:space="preserve">4.4 ms</w:t>
+            </w:r>
+          </w:p>
+        </w:tc>
+      </w:tr>
+      <w:tr>
+        <w:tc>
+          <w:tcPr/>
+          <w:p>
+            <w:pPr>
+              <w:pStyle w:val="Compact"/>
+            </w:pPr>
+            <w:r>
+              <w:t xml:space="preserve">Rule-based</w:t>
+            </w:r>
+          </w:p>
+        </w:tc>
+        <w:tc>
+          <w:tcPr/>
+          <w:p>
+            <w:pPr>
+              <w:pStyle w:val="Compact"/>
+            </w:pPr>
+            <w:r>
+              <w:t xml:space="preserve">31.74</w:t>
+            </w:r>
+          </w:p>
+        </w:tc>
+        <w:tc>
+          <w:tcPr/>
+          <w:p>
+            <w:pPr>
+              <w:pStyle w:val="Compact"/>
+            </w:pPr>
+            <w:r>
+              <w:t xml:space="preserve">13.0</w:t>
+            </w:r>
+          </w:p>
+        </w:tc>
+        <w:tc>
+          <w:tcPr/>
+          <w:p>
+            <w:pPr>
+              <w:pStyle w:val="Compact"/>
+            </w:pPr>
+            <w:r>
+              <w:t xml:space="preserve">7388</w:t>
+            </w:r>
+          </w:p>
+        </w:tc>
+        <w:tc>
+          <w:tcPr/>
+          <w:p>
+            <w:pPr>
+              <w:pStyle w:val="Compact"/>
+            </w:pPr>
+            <w:r>
+              <w:t xml:space="preserve">32.15 ± 0.5</w:t>
+            </w:r>
+          </w:p>
+        </w:tc>
+        <w:tc>
+          <w:tcPr/>
+          <w:p>
+            <w:pPr>
+              <w:pStyle w:val="Compact"/>
+            </w:pPr>
+            <w:r>
+              <w:t xml:space="preserve">12.7</w:t>
+            </w:r>
+          </w:p>
+        </w:tc>
+        <w:tc>
+          <w:tcPr/>
+          <w:p>
+            <w:pPr>
+              <w:pStyle w:val="Compact"/>
+            </w:pPr>
+            <w:r>
+              <w:t xml:space="preserve">2.3 ms</w:t>
+            </w:r>
+          </w:p>
+        </w:tc>
+      </w:tr>
+    </w:tbl>
+    <w:p>
+      <w:pPr>
+        <w:pStyle w:val="BodyText"/>
+      </w:pPr>
+      <w:r>
+        <w:rPr>
+          <w:b/>
+          <w:bCs/>
+        </w:rPr>
+        <w:t xml:space="preserve">Reading the GasLib-40 results — the cleanest case for the method.</w:t>
+      </w:r>
+      <w:r>
+        <w:t xml:space="preserve"> </w:t>
+      </w:r>
+      <w:r>
+        <w:t xml:space="preserve">-</w:t>
+      </w:r>
+      <w:r>
+        <w:t xml:space="preserve"> </w:t>
+      </w:r>
+      <w:r>
+        <w:rPr>
+          <w:b/>
+          <w:bCs/>
+        </w:rPr>
+        <w:t xml:space="preserve">Distillation is the standout:</w:t>
+      </w:r>
+      <w:r>
+        <w:t xml:space="preserve"> </w:t>
+      </w:r>
+      <w:r>
+        <w:t xml:space="preserve">Distilled-MPC reaches cost</w:t>
+      </w:r>
+      <w:r>
+        <w:t xml:space="preserve"> </w:t>
+      </w:r>
+      <w:r>
+        <w:rPr>
+          <w:b/>
+          <w:bCs/>
+        </w:rPr>
+        <w:t xml:space="preserve">5.26 at zero violations</w:t>
+      </w:r>
+      <w:r>
+        <w:t xml:space="preserve"> </w:t>
+      </w:r>
+      <w:r>
+        <w:t xml:space="preserve">— it</w:t>
+      </w:r>
+      <w:r>
+        <w:t xml:space="preserve"> </w:t>
+      </w:r>
+      <w:r>
+        <w:t xml:space="preserve">matches the continuous GA optimum (5.57),</w:t>
+      </w:r>
+      <w:r>
+        <w:t xml:space="preserve"> </w:t>
+      </w:r>
+      <w:r>
+        <w:rPr>
+          <w:i/>
+          <w:iCs/>
+        </w:rPr>
+        <w:t xml:space="preserve">undercuts</w:t>
+      </w:r>
+      <w:r>
+        <w:t xml:space="preserve"> </w:t>
+      </w:r>
+      <w:r>
+        <w:t xml:space="preserve">the grid-MPC teacher (6.70), nails the</w:t>
+      </w:r>
+      <w:r>
+        <w:t xml:space="preserve"> </w:t>
+      </w:r>
+      <w:r>
+        <w:t xml:space="preserve">terminal target, and runs in</w:t>
+      </w:r>
+      <w:r>
+        <w:t xml:space="preserve"> </w:t>
+      </w:r>
+      <w:r>
+        <w:rPr>
+          <w:b/>
+          <w:bCs/>
+        </w:rPr>
+        <w:t xml:space="preserve">2.8 ms (≈2300× faster than the 6.5 s MPC)</w:t>
+      </w:r>
+      <w:r>
+        <w:t xml:space="preserve">. On a real-geometry</w:t>
+      </w:r>
+      <w:r>
+        <w:t xml:space="preserve"> </w:t>
+      </w:r>
+      <w:r>
+        <w:t xml:space="preserve">network the</w:t>
+      </w:r>
+      <w:r>
+        <w:t xml:space="preserve"> </w:t>
+      </w:r>
+      <w:r>
+        <w:t xml:space="preserve">“distil a model-based controller”</w:t>
+      </w:r>
+      <w:r>
+        <w:t xml:space="preserve"> </w:t>
+      </w:r>
+      <w:r>
+        <w:t xml:space="preserve">recipe gives the best learned controller outright.</w:t>
+      </w:r>
+      <w:r>
+        <w:t xml:space="preserve"> </w:t>
+      </w:r>
+      <w:r>
+        <w:t xml:space="preserve">-</w:t>
+      </w:r>
+      <w:r>
+        <w:t xml:space="preserve"> </w:t>
+      </w:r>
+      <w:r>
+        <w:rPr>
+          <w:b/>
+          <w:bCs/>
+        </w:rPr>
+        <w:t xml:space="preserve">DP/MPC are clean here.</w:t>
+      </w:r>
+      <w:r>
+        <w:t xml:space="preserve"> </w:t>
+      </w:r>
+      <w:r>
+        <w:t xml:space="preserve">Unlike the branched benchmark, the chain topology keeps the 3-D grid</w:t>
+      </w:r>
+      <w:r>
+        <w:t xml:space="preserve"> </w:t>
+      </w:r>
+      <w:r>
+        <w:t xml:space="preserve">DP feasible (0 violations), so DP/MPC are valid references on this network.</w:t>
+      </w:r>
+      <w:r>
+        <w:t xml:space="preserve"> </w:t>
+      </w:r>
+      <w:r>
+        <w:t xml:space="preserve">-</w:t>
+      </w:r>
+      <w:r>
+        <w:t xml:space="preserve"> </w:t>
+      </w:r>
+      <w:r>
+        <w:rPr>
+          <w:b/>
+          <w:bCs/>
+        </w:rPr>
+        <w:t xml:space="preserve">Constraint-aware SAC’s reliability advantage reappears:</w:t>
+      </w:r>
+      <w:r>
+        <w:t xml:space="preserve"> </w:t>
+      </w:r>
+      <w:r>
+        <w:t xml:space="preserve">it is feasible with the tightest</w:t>
+      </w:r>
+      <w:r>
+        <w:t xml:space="preserve"> </w:t>
+      </w:r>
+      <w:r>
+        <w:t xml:space="preserve">terminal compliance (gap 66 vs SAC’s 300) and the lowest seed variance (±1.5 vs SAC ±3.4) —</w:t>
+      </w:r>
+      <w:r>
+        <w:t xml:space="preserve"> </w:t>
+      </w:r>
+      <w:r>
+        <w:t xml:space="preserve">the opposite of the branched case, confirming the ranking is network-dependent but that</w:t>
+      </w:r>
+      <w:r>
+        <w:t xml:space="preserve"> </w:t>
+      </w:r>
+      <w:r>
+        <w:t xml:space="preserve">Constrained-SAC is the more reliable from-scratch learner where the dual settings suit the network.</w:t>
+      </w:r>
+      <w:r>
+        <w:t xml:space="preserve"> </w:t>
+      </w:r>
+      <w:r>
+        <w:t xml:space="preserve">-</w:t>
+      </w:r>
+      <w:r>
+        <w:t xml:space="preserve"> </w:t>
+      </w:r>
+      <w:r>
+        <w:rPr>
+          <w:b/>
+          <w:bCs/>
+        </w:rPr>
+        <w:t xml:space="preserve">The core enabler holds a third time:</w:t>
+      </w:r>
+      <w:r>
+        <w:t xml:space="preserve"> </w:t>
+      </w:r>
+      <w:r>
+        <w:t xml:space="preserve">every feasibility-aware DRL agent is feasible (TD3 the</w:t>
+      </w:r>
+      <w:r>
+        <w:t xml:space="preserve"> </w:t>
+      </w:r>
+      <w:r>
+        <w:t xml:space="preserve">only wobble at 0.3), and the from-scratch cost premium (~2.5–3×) is again removed by distillation.</w:t>
+      </w:r>
+    </w:p>
+    <w:p>
+      <w:pPr>
+        <w:pStyle w:val="BodyText"/>
+      </w:pPr>
+      <w:r>
+        <w:t xml:space="preserve">Across all three networks the conclusion is consistent: feasibility transfers, distillation delivers</w:t>
+      </w:r>
+      <w:r>
+        <w:t xml:space="preserve"> </w:t>
+      </w:r>
+      <w:r>
+        <w:t xml:space="preserve">near-optimal feasible control at millisecond latency, and from-scratch RL trails on cost.</w:t>
+      </w:r>
+    </w:p>
+    <w:p>
+      <w:pPr>
+        <w:pStyle w:val="CaptionedFigure"/>
+      </w:pPr>
+      <w:r>
+        <w:drawing>
+          <wp:inline>
+            <wp:extent cx="5334000" cy="2963333"/>
+            <wp:effectExtent b="0" l="0" r="0" t="0"/>
+            <wp:docPr descr="Figure 6. GasLib-40-derived network — nominal cost by method (left) and 24-h dispatch (right)." title="" id="47" name="Picture"/>
+            <a:graphic>
+              <a:graphicData uri="http://schemas.openxmlformats.org/drawingml/2006/picture">
+                <pic:pic>
+                  <pic:nvPicPr>
+                    <pic:cNvPr descr="../models/exports/paper_gaslib/fig_cost_nominal.png" id="48" name="Picture"/>
+                    <pic:cNvPicPr>
+                      <a:picLocks noChangeArrowheads="1" noChangeAspect="1"/>
+                    </pic:cNvPicPr>
+                  </pic:nvPicPr>
+                  <pic:blipFill>
+                    <a:blip r:embed="rId46"/>
+                    <a:stretch>
+                      <a:fillRect/>
+                    </a:stretch>
+                  </pic:blipFill>
+                  <pic:spPr bwMode="auto">
+                    <a:xfrm>
+                      <a:off x="0" y="0"/>
+                      <a:ext cx="5334000" cy="2963333"/>
+                    </a:xfrm>
+                    <a:prstGeom prst="rect">
+                      <a:avLst/>
+                    </a:prstGeom>
+                    <a:noFill/>
+                    <a:ln w="9525">
+                      <a:noFill/>
+                      <a:headEnd/>
+                      <a:tailEnd/>
+                    </a:ln>
+                  </pic:spPr>
+                </pic:pic>
+              </a:graphicData>
+            </a:graphic>
+          </wp:inline>
+        </w:drawing>
+      </w:r>
+    </w:p>
+    <w:p>
+      <w:pPr>
+        <w:pStyle w:val="ImageCaption"/>
+      </w:pPr>
+      <w:r>
+        <w:t xml:space="preserve">Figure 6. GasLib-40-derived network — nominal cost by method (left) and 24-h dispatch (right).</w:t>
+      </w:r>
+    </w:p>
     <w:p>
       <w:r>
         <w:pict>
@@ -9943,9 +11253,9 @@
         </w:pict>
       </w:r>
     </w:p>
-    <w:bookmarkEnd w:id="45"/>
-    <w:bookmarkEnd w:id="46"/>
-    <w:bookmarkStart w:id="47" w:name="discussion-and-limitations"/>
+    <w:bookmarkEnd w:id="49"/>
+    <w:bookmarkEnd w:id="50"/>
+    <w:bookmarkStart w:id="51" w:name="discussion-and-limitations"/>
     <w:p>
       <w:pPr>
         <w:pStyle w:val="Heading2"/>
@@ -10274,37 +11584,49 @@
         <w:t xml:space="preserve"> </w:t>
       </w:r>
       <w:r>
-        <w:t xml:space="preserve">We report two topologies (a gun-barrel element and a branched</w:t>
-      </w:r>
-      <w:r>
-        <w:t xml:space="preserve"> </w:t>
-      </w:r>
-      <w:r>
-        <w:t xml:space="preserve">3-internal-node benchmark with transmission-scale pipe parameters, §6.8), but both use</w:t>
-      </w:r>
-      <w:r>
-        <w:t xml:space="preserve"> </w:t>
-      </w:r>
-      <w:r>
-        <w:t xml:space="preserve">trend-consistent rather than field-measured profiles, and the demand/price are synthetic. A</w:t>
-      </w:r>
-      <w:r>
-        <w:t xml:space="preserve"> </w:t>
-      </w:r>
-      <w:r>
-        <w:t xml:space="preserve">full field / GasLib-derived network with measured load and price remains the primary</w:t>
-      </w:r>
-      <w:r>
-        <w:t xml:space="preserve"> </w:t>
-      </w:r>
-      <w:r>
-        <w:t xml:space="preserve">credibility extension. The 3-D grid DP is already near its tractable limit; larger networks</w:t>
-      </w:r>
-      <w:r>
-        <w:t xml:space="preserve"> </w:t>
-      </w:r>
-      <w:r>
-        <w:t xml:space="preserve">will rely on GA/DRL (and distillation) rather than grid DP.</w:t>
+        <w:t xml:space="preserve">We report three topologies — a gun-barrel element, a branched</w:t>
+      </w:r>
+      <w:r>
+        <w:t xml:space="preserve"> </w:t>
+      </w:r>
+      <w:r>
+        <w:t xml:space="preserve">benchmark (§6.8), and a sub-network with native GasLib-40 pipe geometry (§6.9). This buys real</w:t>
+      </w:r>
+      <w:r>
+        <w:t xml:space="preserve"> </w:t>
+      </w:r>
+      <w:r>
+        <w:t xml:space="preserve">topology + real pipe geometry, but two gaps remain: (a) the GasLib geometry needed affine</w:t>
+      </w:r>
+      <w:r>
+        <w:t xml:space="preserve"> </w:t>
+      </w:r>
+      <w:r>
+        <w:t xml:space="preserve">recalibration to be numerically stable in the simplified explicit-Euler line-pack model, and</w:t>
+      </w:r>
+      <w:r>
+        <w:t xml:space="preserve"> </w:t>
+      </w:r>
+      <w:r>
+        <w:t xml:space="preserve">(b) demand/price profiles are still synthetic — crucially, the TOU electricity price cannot</w:t>
+      </w:r>
+      <w:r>
+        <w:t xml:space="preserve"> </w:t>
+      </w:r>
+      <w:r>
+        <w:t xml:space="preserve">come from GasLib (a gas-only library), so a coupled gas–electricity dataset with measured load</w:t>
+      </w:r>
+      <w:r>
+        <w:t xml:space="preserve"> </w:t>
+      </w:r>
+      <w:r>
+        <w:t xml:space="preserve">and price is the remaining credibility extension. The 3-D grid DP is already near its tractable</w:t>
+      </w:r>
+      <w:r>
+        <w:t xml:space="preserve"> </w:t>
+      </w:r>
+      <w:r>
+        <w:t xml:space="preserve">limit; larger networks will rely on GA/DRL (and distillation) rather than grid DP.</w:t>
       </w:r>
       <w:r>
         <w:t xml:space="preserve"> </w:t>
@@ -10434,8 +11756,8 @@
         </w:pict>
       </w:r>
     </w:p>
-    <w:bookmarkEnd w:id="47"/>
-    <w:bookmarkStart w:id="48" w:name="conclusion"/>
+    <w:bookmarkEnd w:id="51"/>
+    <w:bookmarkStart w:id="52" w:name="conclusion"/>
     <w:p>
       <w:pPr>
         <w:pStyle w:val="Heading2"/>
@@ -10584,55 +11906,79 @@
           <w:b/>
           <w:bCs/>
         </w:rPr>
-        <w:t xml:space="preserve">two topologies</w:t>
-      </w:r>
-      <w:r>
-        <w:t xml:space="preserve"> </w:t>
-      </w:r>
-      <w:r>
-        <w:t xml:space="preserve">(a</w:t>
-      </w:r>
-      <w:r>
-        <w:t xml:space="preserve"> </w:t>
-      </w:r>
-      <w:r>
-        <w:t xml:space="preserve">gun-barrel element and a branched benchmark with transmission-scale pipe parameters, §6.8); on the</w:t>
-      </w:r>
-      <w:r>
-        <w:t xml:space="preserve"> </w:t>
-      </w:r>
-      <w:r>
-        <w:t xml:space="preserve">larger network the from-scratch cost premium in fact shrinks (SAC is already cost-competitive with</w:t>
-      </w:r>
-      <w:r>
-        <w:t xml:space="preserve"> </w:t>
-      </w:r>
-      <w:r>
-        <w:t xml:space="preserve">the GA optimum), while the ranking among DRL agents is network-dependent. The lasting contributions</w:t>
-      </w:r>
-      <w:r>
-        <w:t xml:space="preserve"> </w:t>
-      </w:r>
-      <w:r>
-        <w:t xml:space="preserve">are the formulation, the feasibility-aware action realisation, the constraint-aware method, the</w:t>
-      </w:r>
-      <w:r>
-        <w:t xml:space="preserve"> </w:t>
-      </w:r>
-      <w:r>
-        <w:t xml:space="preserve">distillation result, and an honest, reproducible two-network benchmark that quantifies the promise —</w:t>
-      </w:r>
-      <w:r>
-        <w:t xml:space="preserve"> </w:t>
-      </w:r>
-      <w:r>
-        <w:t xml:space="preserve">feasibility, real-time latency, and distilled near-optimality — and the limits of learned control</w:t>
-      </w:r>
-      <w:r>
-        <w:t xml:space="preserve"> </w:t>
-      </w:r>
-      <w:r>
-        <w:t xml:space="preserve">for this problem.</w:t>
+        <w:t xml:space="preserve">three topologies</w:t>
+      </w:r>
+      <w:r>
+        <w:t xml:space="preserve"> </w:t>
+      </w:r>
+      <w:r>
+        <w:t xml:space="preserve">— a</w:t>
+      </w:r>
+      <w:r>
+        <w:t xml:space="preserve"> </w:t>
+      </w:r>
+      <w:r>
+        <w:t xml:space="preserve">gun-barrel element, a branched benchmark (§6.8), and a sub-network with</w:t>
+      </w:r>
+      <w:r>
+        <w:t xml:space="preserve"> </w:t>
+      </w:r>
+      <w:r>
+        <w:rPr>
+          <w:b/>
+          <w:bCs/>
+        </w:rPr>
+        <w:t xml:space="preserve">native GasLib-40 pipe</w:t>
+      </w:r>
+      <w:r>
+        <w:rPr>
+          <w:b/>
+          <w:bCs/>
+        </w:rPr>
+        <w:t xml:space="preserve"> </w:t>
+      </w:r>
+      <w:r>
+        <w:rPr>
+          <w:b/>
+          <w:bCs/>
+        </w:rPr>
+        <w:t xml:space="preserve">geometry</w:t>
+      </w:r>
+      <w:r>
+        <w:t xml:space="preserve"> </w:t>
+      </w:r>
+      <w:r>
+        <w:t xml:space="preserve">(§6.9), where the distilled controller is the best learned method outright (matching the</w:t>
+      </w:r>
+      <w:r>
+        <w:t xml:space="preserve"> </w:t>
+      </w:r>
+      <w:r>
+        <w:t xml:space="preserve">continuous optimum at zero violations and ≈2.8 ms). The ranking among the from-scratch DRL agents is</w:t>
+      </w:r>
+      <w:r>
+        <w:t xml:space="preserve"> </w:t>
+      </w:r>
+      <w:r>
+        <w:t xml:space="preserve">network-dependent. The lasting contributions are the formulation, the feasibility-aware action</w:t>
+      </w:r>
+      <w:r>
+        <w:t xml:space="preserve"> </w:t>
+      </w:r>
+      <w:r>
+        <w:t xml:space="preserve">realisation, the constraint-aware method, the distillation result, and an honest, reproducible</w:t>
+      </w:r>
+      <w:r>
+        <w:t xml:space="preserve"> </w:t>
+      </w:r>
+      <w:r>
+        <w:t xml:space="preserve">three-network benchmark that quantifies the promise — feasibility, real-time latency, and distilled</w:t>
+      </w:r>
+      <w:r>
+        <w:t xml:space="preserve"> </w:t>
+      </w:r>
+      <w:r>
+        <w:t xml:space="preserve">near-optimality — and the limits of learned control for this problem.</w:t>
       </w:r>
     </w:p>
     <w:p>
@@ -10642,8 +11988,8 @@
         </w:pict>
       </w:r>
     </w:p>
-    <w:bookmarkEnd w:id="48"/>
-    <w:bookmarkStart w:id="49" w:name="references"/>
+    <w:bookmarkEnd w:id="52"/>
+    <w:bookmarkStart w:id="53" w:name="references"/>
     <w:p>
       <w:pPr>
         <w:pStyle w:val="Heading2"/>
@@ -10847,8 +12193,8 @@
         <w:t xml:space="preserve">submission.)</w:t>
       </w:r>
     </w:p>
-    <w:bookmarkEnd w:id="49"/>
-    <w:bookmarkEnd w:id="50"/>
+    <w:bookmarkEnd w:id="53"/>
+    <w:bookmarkEnd w:id="54"/>
     <w:sectPr>
       <w:footnotePr>
         <w:numRestart w:val="eachSect"/>

--- a/paper/draft.docx
+++ b/paper/draft.docx
@@ -351,7 +351,7 @@
         <w:t xml:space="preserve"> </w:t>
       </w:r>
       <w:r>
-        <w:t xml:space="preserve">MPC) are near-optimal (24-h cost ≈4–5); model-free DRL is</w:t>
+        <w:t xml:space="preserve">MPC) are near-optimal (24-h cost ≈5.4); model-free DRL is</w:t>
       </w:r>
       <w:r>
         <w:t xml:space="preserve"> </w:t>
@@ -494,19 +494,19 @@
         <w:t xml:space="preserve">closes the cost premium</w:t>
       </w:r>
       <w:r>
-        <w:t xml:space="preserve">: it matches the MPC</w:t>
-      </w:r>
-      <w:r>
-        <w:t xml:space="preserve"> </w:t>
-      </w:r>
-      <w:r>
-        <w:t xml:space="preserve">cost (5.34 ± 0.4 vs 5.38) at near-feasibility (≈0.7 violation-hours) and ≈2.8 ms (≈400× faster</w:t>
-      </w:r>
-      <w:r>
-        <w:t xml:space="preserve"> </w:t>
-      </w:r>
-      <w:r>
-        <w:t xml:space="preserve">than the MPC law), showing that the effective route to a</w:t>
+        <w:t xml:space="preserve">: it matches — indeed</w:t>
+      </w:r>
+      <w:r>
+        <w:t xml:space="preserve"> </w:t>
+      </w:r>
+      <w:r>
+        <w:t xml:space="preserve">slightly undercuts — the MPC cost (5.13 ± 0.4 vs 5.38) at near-feasibility (≈0.4 violation-hours)</w:t>
+      </w:r>
+      <w:r>
+        <w:t xml:space="preserve"> </w:t>
+      </w:r>
+      <w:r>
+        <w:t xml:space="preserve">and ≈2.5 ms (≈430× faster than the MPC law), showing that the effective route to a</w:t>
       </w:r>
       <w:r>
         <w:t xml:space="preserve"> </w:t>
@@ -695,10 +695,16 @@
         <w:rPr>
           <w:rStyle w:val="VerbatimChar"/>
         </w:rPr>
-        <w:t xml:space="preserve">run_experiments.py --steps 150000 --seeds 3 --perturb 6 --lr 3e-4</w:t>
-      </w:r>
-      <w:r>
-        <w:t xml:space="preserve">, ≈55 min wall-clock):</w:t>
+        <w:t xml:space="preserve">run_experiments.py --steps 150000 --seeds 5 --perturb 6 --lr 3e-4</w:t>
+      </w:r>
+      <w:r>
+        <w:t xml:space="preserve">; 5 seeds on the gun-barrel,</w:t>
+      </w:r>
+      <w:r>
+        <w:t xml:space="preserve"> </w:t>
+      </w:r>
+      <w:r>
+        <w:t xml:space="preserve">3 on the benchmark networks):</w:t>
       </w:r>
       <w:r>
         <w:t xml:space="preserve"> </w:t>
@@ -1182,7 +1188,7 @@
           <w:b/>
           <w:bCs/>
         </w:rPr>
-        <w:t xml:space="preserve">matches the MPC cost</w:t>
+        <w:t xml:space="preserve">matches (slightly undercuts) the MPC</w:t>
       </w:r>
       <w:r>
         <w:rPr>
@@ -1196,7 +1202,7 @@
           <w:b/>
           <w:bCs/>
         </w:rPr>
-        <w:t xml:space="preserve">(5.34 ± 0.4 vs 5.38) at near-feasibility (≈0.7 violation-hours) and ≈2.8 ms inference</w:t>
+        <w:t xml:space="preserve">cost (5.13 ± 0.4 vs 5.38) at near-feasibility (≈0.4 violation-hours) and ≈2.5 ms inference</w:t>
       </w:r>
       <w:r>
         <w:t xml:space="preserve"> </w:t>
@@ -6291,7 +6297,13 @@
         <w:t xml:space="preserve"> </w:t>
       </w:r>
       <w:r>
-        <w:t xml:space="preserve">Reduced-but-real budget: 150 000 timesteps, 3 seeds,</w:t>
+        <w:t xml:space="preserve">Reduced-but-real budget: 150 000 timesteps, 5 seeds (gun-barrel) / 3 seeds (benchmark</w:t>
+      </w:r>
+      <w:r>
+        <w:t xml:space="preserve"> </w:t>
+      </w:r>
+      <w:r>
+        <w:t xml:space="preserve">networks),</w:t>
       </w:r>
       <w:r>
         <w:t xml:space="preserve"> </w:t>
@@ -6469,7 +6481,7 @@
         <w:t xml:space="preserve"> </w:t>
       </w:r>
       <w:r>
-        <w:t xml:space="preserve">(150k steps, 3 seeds, 6 perturbed</w:t>
+        <w:t xml:space="preserve">(150k steps, 5 seeds, 6 perturbed</w:t>
       </w:r>
       <w:r>
         <w:t xml:space="preserve"> </w:t>
@@ -6693,7 +6705,7 @@
           <w:i/>
           <w:iCs/>
         </w:rPr>
-        <w:t xml:space="preserve">Table 1. 150k steps, 3 seeds, 6 perturbed scenarios. Cost = 24-h electricity cost; viol-h =</w:t>
+        <w:t xml:space="preserve">Table 1. 150k steps, 5 seeds, 6 perturbed scenarios. Cost = 24-h electricity cost; viol-h =</w:t>
       </w:r>
       <w:r>
         <w:rPr>
@@ -6863,18 +6875,18 @@
               <w:pStyle w:val="Compact"/>
             </w:pPr>
             <w:r>
-              <w:t xml:space="preserve">4.03 ± 1.0</w:t>
-            </w:r>
-          </w:p>
-        </w:tc>
-        <w:tc>
-          <w:tcPr/>
-          <w:p>
-            <w:pPr>
-              <w:pStyle w:val="Compact"/>
-            </w:pPr>
-            <w:r>
-              <w:t xml:space="preserve">0.8</w:t>
+              <w:t xml:space="preserve">5.00 ± 1.0</w:t>
+            </w:r>
+          </w:p>
+        </w:tc>
+        <w:tc>
+          <w:tcPr/>
+          <w:p>
+            <w:pPr>
+              <w:pStyle w:val="Compact"/>
+            </w:pPr>
+            <w:r>
+              <w:t xml:space="preserve">0.0</w:t>
             </w:r>
           </w:p>
         </w:tc>
@@ -7013,51 +7025,51 @@
                 <w:b/>
                 <w:bCs/>
               </w:rPr>
-              <w:t xml:space="preserve">5.34 ± 0.4</w:t>
-            </w:r>
-          </w:p>
-        </w:tc>
-        <w:tc>
-          <w:tcPr/>
-          <w:p>
-            <w:pPr>
-              <w:pStyle w:val="Compact"/>
-            </w:pPr>
-            <w:r>
-              <w:t xml:space="preserve">0.7</w:t>
-            </w:r>
-          </w:p>
-        </w:tc>
-        <w:tc>
-          <w:tcPr/>
-          <w:p>
-            <w:pPr>
-              <w:pStyle w:val="Compact"/>
-            </w:pPr>
-            <w:r>
-              <w:t xml:space="preserve">5.47 ± 0.8</w:t>
-            </w:r>
-          </w:p>
-        </w:tc>
-        <w:tc>
-          <w:tcPr/>
-          <w:p>
-            <w:pPr>
-              <w:pStyle w:val="Compact"/>
-            </w:pPr>
-            <w:r>
-              <w:t xml:space="preserve">1.1</w:t>
-            </w:r>
-          </w:p>
-        </w:tc>
-        <w:tc>
-          <w:tcPr/>
-          <w:p>
-            <w:pPr>
-              <w:pStyle w:val="Compact"/>
-            </w:pPr>
-            <w:r>
-              <w:t xml:space="preserve">0.836</w:t>
+              <w:t xml:space="preserve">5.13 ± 0.4</w:t>
+            </w:r>
+          </w:p>
+        </w:tc>
+        <w:tc>
+          <w:tcPr/>
+          <w:p>
+            <w:pPr>
+              <w:pStyle w:val="Compact"/>
+            </w:pPr>
+            <w:r>
+              <w:t xml:space="preserve">0.4</w:t>
+            </w:r>
+          </w:p>
+        </w:tc>
+        <w:tc>
+          <w:tcPr/>
+          <w:p>
+            <w:pPr>
+              <w:pStyle w:val="Compact"/>
+            </w:pPr>
+            <w:r>
+              <w:t xml:space="preserve">5.39 ± 0.9</w:t>
+            </w:r>
+          </w:p>
+        </w:tc>
+        <w:tc>
+          <w:tcPr/>
+          <w:p>
+            <w:pPr>
+              <w:pStyle w:val="Compact"/>
+            </w:pPr>
+            <w:r>
+              <w:t xml:space="preserve">0.9</w:t>
+            </w:r>
+          </w:p>
+        </w:tc>
+        <w:tc>
+          <w:tcPr/>
+          <w:p>
+            <w:pPr>
+              <w:pStyle w:val="Compact"/>
+            </w:pPr>
+            <w:r>
+              <w:t xml:space="preserve">0.838</w:t>
             </w:r>
           </w:p>
         </w:tc>
@@ -7072,7 +7084,7 @@
                 <w:b/>
                 <w:bCs/>
               </w:rPr>
-              <w:t xml:space="preserve">2.8 ms</w:t>
+              <w:t xml:space="preserve">2.5 ms</w:t>
             </w:r>
           </w:p>
         </w:tc>
@@ -7096,11 +7108,7 @@
               <w:pStyle w:val="Compact"/>
             </w:pPr>
             <w:r>
-              <w:rPr>
-                <w:b/>
-                <w:bCs/>
-              </w:rPr>
-              <w:t xml:space="preserve">4.28 ± 0.5</w:t>
+              <w:t xml:space="preserve">5.51 ± 2.3</w:t>
             </w:r>
           </w:p>
         </w:tc>
@@ -7122,40 +7130,40 @@
               <w:pStyle w:val="Compact"/>
             </w:pPr>
             <w:r>
-              <w:t xml:space="preserve">5.30 ± 1.1</w:t>
-            </w:r>
-          </w:p>
-        </w:tc>
-        <w:tc>
-          <w:tcPr/>
-          <w:p>
-            <w:pPr>
-              <w:pStyle w:val="Compact"/>
-            </w:pPr>
-            <w:r>
-              <w:t xml:space="preserve">1.3</w:t>
-            </w:r>
-          </w:p>
-        </w:tc>
-        <w:tc>
-          <w:tcPr/>
-          <w:p>
-            <w:pPr>
-              <w:pStyle w:val="Compact"/>
-            </w:pPr>
-            <w:r>
-              <w:t xml:space="preserve">0.831</w:t>
-            </w:r>
-          </w:p>
-        </w:tc>
-        <w:tc>
-          <w:tcPr/>
-          <w:p>
-            <w:pPr>
-              <w:pStyle w:val="Compact"/>
-            </w:pPr>
-            <w:r>
-              <w:t xml:space="preserve">10.7 s</w:t>
+              <w:t xml:space="preserve">5.88 ± 2.2</w:t>
+            </w:r>
+          </w:p>
+        </w:tc>
+        <w:tc>
+          <w:tcPr/>
+          <w:p>
+            <w:pPr>
+              <w:pStyle w:val="Compact"/>
+            </w:pPr>
+            <w:r>
+              <w:t xml:space="preserve">1.5</w:t>
+            </w:r>
+          </w:p>
+        </w:tc>
+        <w:tc>
+          <w:tcPr/>
+          <w:p>
+            <w:pPr>
+              <w:pStyle w:val="Compact"/>
+            </w:pPr>
+            <w:r>
+              <w:t xml:space="preserve">0.833</w:t>
+            </w:r>
+          </w:p>
+        </w:tc>
+        <w:tc>
+          <w:tcPr/>
+          <w:p>
+            <w:pPr>
+              <w:pStyle w:val="Compact"/>
+            </w:pPr>
+            <w:r>
+              <w:t xml:space="preserve">11.0 s</w:t>
             </w:r>
           </w:p>
         </w:tc>
@@ -7179,7 +7187,7 @@
               <w:pStyle w:val="Compact"/>
             </w:pPr>
             <w:r>
-              <w:t xml:space="preserve">8.64 ± 1.1</w:t>
+              <w:t xml:space="preserve">7.81 ± 1.3</w:t>
             </w:r>
           </w:p>
         </w:tc>
@@ -7201,40 +7209,40 @@
               <w:pStyle w:val="Compact"/>
             </w:pPr>
             <w:r>
-              <w:t xml:space="preserve">8.28 ± 2.1</w:t>
-            </w:r>
-          </w:p>
-        </w:tc>
-        <w:tc>
-          <w:tcPr/>
-          <w:p>
-            <w:pPr>
-              <w:pStyle w:val="Compact"/>
-            </w:pPr>
-            <w:r>
-              <w:t xml:space="preserve">0.1</w:t>
-            </w:r>
-          </w:p>
-        </w:tc>
-        <w:tc>
-          <w:tcPr/>
-          <w:p>
-            <w:pPr>
-              <w:pStyle w:val="Compact"/>
-            </w:pPr>
-            <w:r>
-              <w:t xml:space="preserve">0.849</w:t>
-            </w:r>
-          </w:p>
-        </w:tc>
-        <w:tc>
-          <w:tcPr/>
-          <w:p>
-            <w:pPr>
-              <w:pStyle w:val="Compact"/>
-            </w:pPr>
-            <w:r>
-              <w:t xml:space="preserve">3.8 ms</w:t>
+              <w:t xml:space="preserve">7.98 ± 2.0</w:t>
+            </w:r>
+          </w:p>
+        </w:tc>
+        <w:tc>
+          <w:tcPr/>
+          <w:p>
+            <w:pPr>
+              <w:pStyle w:val="Compact"/>
+            </w:pPr>
+            <w:r>
+              <w:t xml:space="preserve">0.0</w:t>
+            </w:r>
+          </w:p>
+        </w:tc>
+        <w:tc>
+          <w:tcPr/>
+          <w:p>
+            <w:pPr>
+              <w:pStyle w:val="Compact"/>
+            </w:pPr>
+            <w:r>
+              <w:t xml:space="preserve">0.847</w:t>
+            </w:r>
+          </w:p>
+        </w:tc>
+        <w:tc>
+          <w:tcPr/>
+          <w:p>
+            <w:pPr>
+              <w:pStyle w:val="Compact"/>
+            </w:pPr>
+            <w:r>
+              <w:t xml:space="preserve">3.4 ms</w:t>
             </w:r>
           </w:p>
         </w:tc>
@@ -7258,7 +7266,7 @@
               <w:pStyle w:val="Compact"/>
             </w:pPr>
             <w:r>
-              <w:t xml:space="preserve">26.47 ± 2.9</w:t>
+              <w:t xml:space="preserve">21.42 ± 6.8</w:t>
             </w:r>
           </w:p>
         </w:tc>
@@ -7280,7 +7288,7 @@
               <w:pStyle w:val="Compact"/>
             </w:pPr>
             <w:r>
-              <w:t xml:space="preserve">25.36 ± 3.3</w:t>
+              <w:t xml:space="preserve">20.80 ± 6.5</w:t>
             </w:r>
           </w:p>
         </w:tc>
@@ -7302,18 +7310,18 @@
               <w:pStyle w:val="Compact"/>
             </w:pPr>
             <w:r>
-              <w:t xml:space="preserve">0.822</w:t>
-            </w:r>
-          </w:p>
-        </w:tc>
-        <w:tc>
-          <w:tcPr/>
-          <w:p>
-            <w:pPr>
-              <w:pStyle w:val="Compact"/>
-            </w:pPr>
-            <w:r>
-              <w:t xml:space="preserve">4.4 ms</w:t>
+              <w:t xml:space="preserve">0.828</w:t>
+            </w:r>
+          </w:p>
+        </w:tc>
+        <w:tc>
+          <w:tcPr/>
+          <w:p>
+            <w:pPr>
+              <w:pStyle w:val="Compact"/>
+            </w:pPr>
+            <w:r>
+              <w:t xml:space="preserve">4.1 ms</w:t>
             </w:r>
           </w:p>
         </w:tc>
@@ -7337,7 +7345,7 @@
               <w:pStyle w:val="Compact"/>
             </w:pPr>
             <w:r>
-              <w:t xml:space="preserve">14.98 ± 5.6</w:t>
+              <w:t xml:space="preserve">15.48 ± 4.4</w:t>
             </w:r>
           </w:p>
         </w:tc>
@@ -7359,7 +7367,7 @@
               <w:pStyle w:val="Compact"/>
             </w:pPr>
             <w:r>
-              <w:t xml:space="preserve">15.93 ± 4.9</w:t>
+              <w:t xml:space="preserve">16.43 ± 4.0</w:t>
             </w:r>
           </w:p>
         </w:tc>
@@ -7381,18 +7389,18 @@
               <w:pStyle w:val="Compact"/>
             </w:pPr>
             <w:r>
-              <w:t xml:space="preserve">0.833</w:t>
-            </w:r>
-          </w:p>
-        </w:tc>
-        <w:tc>
-          <w:tcPr/>
-          <w:p>
-            <w:pPr>
-              <w:pStyle w:val="Compact"/>
-            </w:pPr>
-            <w:r>
-              <w:t xml:space="preserve">5.3 ms</w:t>
+              <w:t xml:space="preserve">0.834</w:t>
+            </w:r>
+          </w:p>
+        </w:tc>
+        <w:tc>
+          <w:tcPr/>
+          <w:p>
+            <w:pPr>
+              <w:pStyle w:val="Compact"/>
+            </w:pPr>
+            <w:r>
+              <w:t xml:space="preserve">4.7 ms</w:t>
             </w:r>
           </w:p>
         </w:tc>
@@ -7420,7 +7428,7 @@
               <w:pStyle w:val="Compact"/>
             </w:pPr>
             <w:r>
-              <w:t xml:space="preserve">13.36 ± 1.7</w:t>
+              <w:t xml:space="preserve">13.67 ± 2.1</w:t>
             </w:r>
           </w:p>
         </w:tc>
@@ -7442,18 +7450,18 @@
               <w:pStyle w:val="Compact"/>
             </w:pPr>
             <w:r>
-              <w:t xml:space="preserve">13.64 ± 2.6</w:t>
-            </w:r>
-          </w:p>
-        </w:tc>
-        <w:tc>
-          <w:tcPr/>
-          <w:p>
-            <w:pPr>
-              <w:pStyle w:val="Compact"/>
-            </w:pPr>
-            <w:r>
-              <w:t xml:space="preserve">0.1</w:t>
+              <w:t xml:space="preserve">13.40 ± 2.5</w:t>
+            </w:r>
+          </w:p>
+        </w:tc>
+        <w:tc>
+          <w:tcPr/>
+          <w:p>
+            <w:pPr>
+              <w:pStyle w:val="Compact"/>
+            </w:pPr>
+            <w:r>
+              <w:t xml:space="preserve">0.0</w:t>
             </w:r>
           </w:p>
         </w:tc>
@@ -7475,7 +7483,7 @@
               <w:pStyle w:val="Compact"/>
             </w:pPr>
             <w:r>
-              <w:t xml:space="preserve">4.9 ms</w:t>
+              <w:t xml:space="preserve">4.6 ms</w:t>
             </w:r>
           </w:p>
         </w:tc>
@@ -7554,12 +7562,47 @@
               <w:pStyle w:val="Compact"/>
             </w:pPr>
             <w:r>
-              <w:t xml:space="preserve">2.5 ms</w:t>
+              <w:t xml:space="preserve">3.1 ms</w:t>
             </w:r>
           </w:p>
         </w:tc>
       </w:tr>
     </w:tbl>
+    <w:p>
+      <w:pPr>
+        <w:pStyle w:val="BodyText"/>
+      </w:pPr>
+      <w:r>
+        <w:rPr>
+          <w:i/>
+          <w:iCs/>
+        </w:rPr>
+        <w:t xml:space="preserve">(Gun-barrel results use</w:t>
+      </w:r>
+      <w:r>
+        <w:rPr>
+          <w:i/>
+          <w:iCs/>
+        </w:rPr>
+        <w:t xml:space="preserve"> </w:t>
+      </w:r>
+      <w:r>
+        <w:rPr>
+          <w:b/>
+          <w:bCs/>
+          <w:i/>
+          <w:iCs/>
+        </w:rPr>
+        <w:t xml:space="preserve">5 seeds</w:t>
+      </w:r>
+      <w:r>
+        <w:rPr>
+          <w:i/>
+          <w:iCs/>
+        </w:rPr>
+        <w:t xml:space="preserve">; the benchmark networks in §6.8–6.9 use 3.)</w:t>
+      </w:r>
+    </w:p>
     <w:p>
       <w:pPr>
         <w:pStyle w:val="CaptionedFigure"/>
@@ -7652,13 +7695,25 @@
         <w:t xml:space="preserve"> </w:t>
       </w:r>
       <w:r>
-        <w:t xml:space="preserve">open-loop), the DP reference, and MPC reach the lowest 24-h cost (≈4–5) with zero violations.</w:t>
-      </w:r>
-      <w:r>
-        <w:t xml:space="preserve"> </w:t>
-      </w:r>
-      <w:r>
-        <w:t xml:space="preserve">Note GA slightly</w:t>
+        <w:t xml:space="preserve">open-loop), the DP reference, and MPC reach the lowest 24-h cost (≈5.4) with zero violations;</w:t>
+      </w:r>
+      <w:r>
+        <w:t xml:space="preserve"> </w:t>
+      </w:r>
+      <w:r>
+        <w:t xml:space="preserve">over 5 seeds GA (5.51 ± 2.3) and DP/MPC (5.38) coincide within the (large) GA seed variance.</w:t>
+      </w:r>
+      <w:r>
+        <w:t xml:space="preserve"> </w:t>
+      </w:r>
+      <w:r>
+        <w:t xml:space="preserve">DP is discretised — a finer grid keeps lowering the cost but eventually hugs the constraint</w:t>
+      </w:r>
+      <w:r>
+        <w:t xml:space="preserve"> </w:t>
+      </w:r>
+      <w:r>
+        <w:t xml:space="preserve">boundary and becomes infeasible on the continuous plant — so we report DP/MPC at the finest</w:t>
       </w:r>
       <w:r>
         <w:t xml:space="preserve"> </w:t>
@@ -7668,25 +7723,49 @@
           <w:i/>
           <w:iCs/>
         </w:rPr>
-        <w:t xml:space="preserve">undercuts</w:t>
-      </w:r>
-      <w:r>
-        <w:t xml:space="preserve"> </w:t>
-      </w:r>
-      <w:r>
-        <w:t xml:space="preserve">the grid-DP because DP is discretised: on this problem a finer DP</w:t>
-      </w:r>
-      <w:r>
-        <w:t xml:space="preserve"> </w:t>
-      </w:r>
-      <w:r>
-        <w:t xml:space="preserve">grid keeps lowering the cost but eventually hugs the constraint boundary and becomes infeasible</w:t>
-      </w:r>
-      <w:r>
-        <w:t xml:space="preserve"> </w:t>
-      </w:r>
-      <w:r>
-        <w:t xml:space="preserve">when executed on the continuous plant, so we report DP/MPC at the finest</w:t>
+        <w:t xml:space="preserve">feasible</w:t>
+      </w:r>
+      <w:r>
+        <w:t xml:space="preserve"> </w:t>
+      </w:r>
+      <w:r>
+        <w:t xml:space="preserve">grid (121×101) and treat GA / fine-grid DP as the practical near-optimal feasible</w:t>
+      </w:r>
+      <w:r>
+        <w:t xml:space="preserve"> </w:t>
+      </w:r>
+      <w:r>
+        <w:t xml:space="preserve">reference rather than a certified global optimum. Notably,</w:t>
+      </w:r>
+      <w:r>
+        <w:t xml:space="preserve"> </w:t>
+      </w:r>
+      <w:r>
+        <w:rPr>
+          <w:b/>
+          <w:bCs/>
+        </w:rPr>
+        <w:t xml:space="preserve">Distilled-MPC (5.13) is the</w:t>
+      </w:r>
+      <w:r>
+        <w:rPr>
+          <w:b/>
+          <w:bCs/>
+        </w:rPr>
+        <w:t xml:space="preserve"> </w:t>
+      </w:r>
+      <w:r>
+        <w:rPr>
+          <w:b/>
+          <w:bCs/>
+        </w:rPr>
+        <w:t xml:space="preserve">cheapest of all</w:t>
+      </w:r>
+      <w:r>
+        <w:t xml:space="preserve"> </w:t>
+      </w:r>
+      <w:r>
+        <w:t xml:space="preserve">at near-feasibility, slightly beating both because it is a</w:t>
       </w:r>
       <w:r>
         <w:t xml:space="preserve"> </w:t>
@@ -7696,25 +7775,13 @@
           <w:i/>
           <w:iCs/>
         </w:rPr>
-        <w:t xml:space="preserve">feasible</w:t>
-      </w:r>
-      <w:r>
-        <w:t xml:space="preserve"> </w:t>
-      </w:r>
-      <w:r>
-        <w:t xml:space="preserve">grid</w:t>
-      </w:r>
-      <w:r>
-        <w:t xml:space="preserve"> </w:t>
-      </w:r>
-      <w:r>
-        <w:t xml:space="preserve">(121×101) and treat GA as the practical near-optimal feasible reference rather than claiming a</w:t>
-      </w:r>
-      <w:r>
-        <w:t xml:space="preserve"> </w:t>
-      </w:r>
-      <w:r>
-        <w:t xml:space="preserve">certified global optimum.</w:t>
+        <w:t xml:space="preserve">continuous</w:t>
+      </w:r>
+      <w:r>
+        <w:t xml:space="preserve"> </w:t>
+      </w:r>
+      <w:r>
+        <w:t xml:space="preserve">controller distilled from the grid MPC.</w:t>
       </w:r>
       <w:r>
         <w:t xml:space="preserve"> </w:t>
@@ -7897,13 +7964,13 @@
         <w:t xml:space="preserve"> </w:t>
       </w:r>
       <w:r>
-        <w:t xml:space="preserve">24-h cost of 5.34 ± 0.4 — matching the grid-MPC teacher (5.38) and far below from-scratch RL</w:t>
-      </w:r>
-      <w:r>
-        <w:t xml:space="preserve"> </w:t>
-      </w:r>
-      <w:r>
-        <w:t xml:space="preserve">(13–15) — with ≈0.7 nominal violation-hours, at ≈2.8 ms inference. Because it outputs a continuous</w:t>
+        <w:t xml:space="preserve">24-h cost of 5.13 ± 0.4 — matching (slightly undercutting) the grid-MPC teacher (5.38) and far</w:t>
+      </w:r>
+      <w:r>
+        <w:t xml:space="preserve"> </w:t>
+      </w:r>
+      <w:r>
+        <w:t xml:space="preserve">below from-scratch RL (13–15) — with ≈0.4 nominal violation-hours, at ≈2.5 ms inference. Because it outputs a continuous</w:t>
       </w:r>
       <w:r>
         <w:t xml:space="preserve"> </w:t>
@@ -8410,13 +8477,13 @@
       </w:r>
     </w:p>
     <w:bookmarkEnd w:id="37"/>
-    <w:bookmarkStart w:id="38" w:name="ablations-now-meaningful"/>
+    <w:bookmarkStart w:id="38" w:name="ablations-table-1b"/>
     <w:p>
       <w:pPr>
         <w:pStyle w:val="Heading3"/>
       </w:pPr>
       <w:r>
-        <w:t xml:space="preserve">6.7 Ablations (now meaningful)</w:t>
+        <w:t xml:space="preserve">6.7 Ablations (Table 1b)</w:t>
       </w:r>
     </w:p>
     <w:p>
@@ -8424,40 +8491,492 @@
         <w:pStyle w:val="FirstParagraph"/>
       </w:pPr>
       <w:r>
-        <w:t xml:space="preserve">With the base DRL feasible, the planned ablations become informative and are the natural content</w:t>
-      </w:r>
-      <w:r>
-        <w:t xml:space="preserve"> </w:t>
-      </w:r>
-      <w:r>
-        <w:t xml:space="preserve">of a full version: (i) Constrained-SAC vs penalty-SAC — cost, variance, and dual-variable</w:t>
-      </w:r>
-      <w:r>
-        <w:t xml:space="preserve"> </w:t>
-      </w:r>
-      <w:r>
-        <w:t xml:space="preserve">trajectory; (ii) the feasibility-aware action realisation on/off — the headline §6.1 effect;</w:t>
-      </w:r>
-      <w:r>
-        <w:t xml:space="preserve"> </w:t>
-      </w:r>
-      <w:r>
-        <w:t xml:space="preserve">(iii) surge/choke and terminal-line-pack constraints on/off; (iv) sensitivity to the soft-margin</w:t>
-      </w:r>
-      <w:r>
-        <w:t xml:space="preserve"> </w:t>
-      </w:r>
-      <w:r>
-        <w:t xml:space="preserve">weight and the dual budget. The scaffolding (</w:t>
+        <w:t xml:space="preserve">We remove one component of Constrained-SAC at a time on the gun-barrel (120k steps, 3 seeds) and</w:t>
+      </w:r>
+      <w:r>
+        <w:t xml:space="preserve"> </w:t>
+      </w:r>
+      <w:r>
+        <w:t xml:space="preserve">measure the effect on the true 24-h cost, violation-hours, and terminal line-pack gap.</w:t>
+      </w:r>
+    </w:p>
+    <w:p>
+      <w:pPr>
+        <w:pStyle w:val="BodyText"/>
+      </w:pPr>
+      <w:r>
+        <w:rPr>
+          <w:i/>
+          <w:iCs/>
+        </w:rPr>
+        <w:t xml:space="preserve">Table 1b. Constrained-SAC component ablations (gun-barrel).</w:t>
+      </w:r>
+    </w:p>
+    <w:tbl>
+      <w:tblPr>
+        <w:tblStyle w:val="Table"/>
+        <w:tblW w:type="pct" w:w="5000"/>
+        <w:tblLayout w:type="fixed"/>
+        <w:tblLook w:firstRow="1" w:lastRow="0" w:firstColumn="0" w:lastColumn="0" w:noHBand="0" w:noVBand="0" w:val="0020"/>
+      </w:tblPr>
+      <w:tblGrid>
+        <w:gridCol w:w="1980"/>
+        <w:gridCol w:w="1980"/>
+        <w:gridCol w:w="1980"/>
+        <w:gridCol w:w="1980"/>
+      </w:tblGrid>
+      <w:tr>
+        <w:trPr>
+          <w:tblHeader w:val="on"/>
+        </w:trPr>
+        <w:tc>
+          <w:tcPr/>
+          <w:p>
+            <w:pPr>
+              <w:pStyle w:val="Compact"/>
+            </w:pPr>
+            <w:r>
+              <w:t xml:space="preserve">Variant</w:t>
+            </w:r>
+          </w:p>
+        </w:tc>
+        <w:tc>
+          <w:tcPr/>
+          <w:p>
+            <w:pPr>
+              <w:pStyle w:val="Compact"/>
+            </w:pPr>
+            <w:r>
+              <w:t xml:space="preserve">Cost</w:t>
+            </w:r>
+          </w:p>
+        </w:tc>
+        <w:tc>
+          <w:tcPr/>
+          <w:p>
+            <w:pPr>
+              <w:pStyle w:val="Compact"/>
+            </w:pPr>
+            <w:r>
+              <w:t xml:space="preserve">Viol-h</w:t>
+            </w:r>
+          </w:p>
+        </w:tc>
+        <w:tc>
+          <w:tcPr/>
+          <w:p>
+            <w:pPr>
+              <w:pStyle w:val="Compact"/>
+            </w:pPr>
+            <w:r>
+              <w:t xml:space="preserve">Term-gap</w:t>
+            </w:r>
+          </w:p>
+        </w:tc>
+      </w:tr>
+      <w:tr>
+        <w:tc>
+          <w:tcPr/>
+          <w:p>
+            <w:pPr>
+              <w:pStyle w:val="Compact"/>
+            </w:pPr>
+            <w:r>
+              <w:rPr>
+                <w:b/>
+                <w:bCs/>
+              </w:rPr>
+              <w:t xml:space="preserve">Full</w:t>
+            </w:r>
+          </w:p>
+        </w:tc>
+        <w:tc>
+          <w:tcPr/>
+          <w:p>
+            <w:pPr>
+              <w:pStyle w:val="Compact"/>
+            </w:pPr>
+            <w:r>
+              <w:t xml:space="preserve">13.69 ± 2.2</w:t>
+            </w:r>
+          </w:p>
+        </w:tc>
+        <w:tc>
+          <w:tcPr/>
+          <w:p>
+            <w:pPr>
+              <w:pStyle w:val="Compact"/>
+            </w:pPr>
+            <w:r>
+              <w:t xml:space="preserve">0.0</w:t>
+            </w:r>
+          </w:p>
+        </w:tc>
+        <w:tc>
+          <w:tcPr/>
+          <w:p>
+            <w:pPr>
+              <w:pStyle w:val="Compact"/>
+            </w:pPr>
+            <w:r>
+              <w:t xml:space="preserve">23</w:t>
+            </w:r>
+          </w:p>
+        </w:tc>
+      </w:tr>
+      <w:tr>
+        <w:tc>
+          <w:tcPr/>
+          <w:p>
+            <w:pPr>
+              <w:pStyle w:val="Compact"/>
+            </w:pPr>
+            <w:r>
+              <w:t xml:space="preserve">− feasibility-aware action realisation</w:t>
+            </w:r>
+          </w:p>
+        </w:tc>
+        <w:tc>
+          <w:tcPr/>
+          <w:p>
+            <w:pPr>
+              <w:pStyle w:val="Compact"/>
+            </w:pPr>
+            <w:r>
+              <w:rPr>
+                <w:b/>
+                <w:bCs/>
+              </w:rPr>
+              <w:t xml:space="preserve">30.26 ± 1.3</w:t>
+            </w:r>
+          </w:p>
+        </w:tc>
+        <w:tc>
+          <w:tcPr/>
+          <w:p>
+            <w:pPr>
+              <w:pStyle w:val="Compact"/>
+            </w:pPr>
+            <w:r>
+              <w:rPr>
+                <w:b/>
+                <w:bCs/>
+              </w:rPr>
+              <w:t xml:space="preserve">6.0</w:t>
+            </w:r>
+          </w:p>
+        </w:tc>
+        <w:tc>
+          <w:tcPr/>
+          <w:p>
+            <w:pPr>
+              <w:pStyle w:val="Compact"/>
+            </w:pPr>
+            <w:r>
+              <w:rPr>
+                <w:b/>
+                <w:bCs/>
+              </w:rPr>
+              <w:t xml:space="preserve">2402</w:t>
+            </w:r>
+          </w:p>
+        </w:tc>
+      </w:tr>
+      <w:tr>
+        <w:tc>
+          <w:tcPr/>
+          <w:p>
+            <w:pPr>
+              <w:pStyle w:val="Compact"/>
+            </w:pPr>
+            <w:r>
+              <w:t xml:space="preserve">− soft pressure margin</w:t>
+            </w:r>
+          </w:p>
+        </w:tc>
+        <w:tc>
+          <w:tcPr/>
+          <w:p>
+            <w:pPr>
+              <w:pStyle w:val="Compact"/>
+            </w:pPr>
+            <w:r>
+              <w:rPr>
+                <w:b/>
+                <w:bCs/>
+              </w:rPr>
+              <w:t xml:space="preserve">5.89 ± 0.9</w:t>
+            </w:r>
+          </w:p>
+        </w:tc>
+        <w:tc>
+          <w:tcPr/>
+          <w:p>
+            <w:pPr>
+              <w:pStyle w:val="Compact"/>
+            </w:pPr>
+            <w:r>
+              <w:t xml:space="preserve">0.0</w:t>
+            </w:r>
+          </w:p>
+        </w:tc>
+        <w:tc>
+          <w:tcPr/>
+          <w:p>
+            <w:pPr>
+              <w:pStyle w:val="Compact"/>
+            </w:pPr>
+            <w:r>
+              <w:t xml:space="preserve">25</w:t>
+            </w:r>
+          </w:p>
+        </w:tc>
+      </w:tr>
+      <w:tr>
+        <w:tc>
+          <w:tcPr/>
+          <w:p>
+            <w:pPr>
+              <w:pStyle w:val="Compact"/>
+            </w:pPr>
+            <w:r>
+              <w:t xml:space="preserve">− surge/choke penalty weight</w:t>
+            </w:r>
+          </w:p>
+        </w:tc>
+        <w:tc>
+          <w:tcPr/>
+          <w:p>
+            <w:pPr>
+              <w:pStyle w:val="Compact"/>
+            </w:pPr>
+            <w:r>
+              <w:t xml:space="preserve">13.69 ± 2.2</w:t>
+            </w:r>
+          </w:p>
+        </w:tc>
+        <w:tc>
+          <w:tcPr/>
+          <w:p>
+            <w:pPr>
+              <w:pStyle w:val="Compact"/>
+            </w:pPr>
+            <w:r>
+              <w:t xml:space="preserve">0.0</w:t>
+            </w:r>
+          </w:p>
+        </w:tc>
+        <w:tc>
+          <w:tcPr/>
+          <w:p>
+            <w:pPr>
+              <w:pStyle w:val="Compact"/>
+            </w:pPr>
+            <w:r>
+              <w:t xml:space="preserve">23</w:t>
+            </w:r>
+          </w:p>
+        </w:tc>
+      </w:tr>
+      <w:tr>
+        <w:tc>
+          <w:tcPr/>
+          <w:p>
+            <w:pPr>
+              <w:pStyle w:val="Compact"/>
+            </w:pPr>
+            <w:r>
+              <w:t xml:space="preserve">− terminal-line-pack penalty weight</w:t>
+            </w:r>
+          </w:p>
+        </w:tc>
+        <w:tc>
+          <w:tcPr/>
+          <w:p>
+            <w:pPr>
+              <w:pStyle w:val="Compact"/>
+            </w:pPr>
+            <w:r>
+              <w:t xml:space="preserve">13.69 ± 2.2</w:t>
+            </w:r>
+          </w:p>
+        </w:tc>
+        <w:tc>
+          <w:tcPr/>
+          <w:p>
+            <w:pPr>
+              <w:pStyle w:val="Compact"/>
+            </w:pPr>
+            <w:r>
+              <w:t xml:space="preserve">0.0</w:t>
+            </w:r>
+          </w:p>
+        </w:tc>
+        <w:tc>
+          <w:tcPr/>
+          <w:p>
+            <w:pPr>
+              <w:pStyle w:val="Compact"/>
+            </w:pPr>
+            <w:r>
+              <w:t xml:space="preserve">23</w:t>
+            </w:r>
+          </w:p>
+        </w:tc>
+      </w:tr>
+    </w:tbl>
+    <w:p>
+      <w:pPr>
+        <w:pStyle w:val="BodyText"/>
+      </w:pPr>
+      <w:r>
+        <w:t xml:space="preserve">Three clear conclusions:</w:t>
+      </w:r>
+      <w:r>
+        <w:t xml:space="preserve"> </w:t>
+      </w:r>
+      <w:r>
+        <w:t xml:space="preserve">-</w:t>
+      </w:r>
+      <w:r>
+        <w:t xml:space="preserve"> </w:t>
+      </w:r>
+      <w:r>
+        <w:rPr>
+          <w:b/>
+          <w:bCs/>
+        </w:rPr>
+        <w:t xml:space="preserve">The feasibility-aware action realisation is the enabler.</w:t>
+      </w:r>
+      <w:r>
+        <w:t xml:space="preserve"> </w:t>
+      </w:r>
+      <w:r>
+        <w:t xml:space="preserve">Removing it brings violations back</w:t>
+      </w:r>
+      <w:r>
+        <w:t xml:space="preserve"> </w:t>
+      </w:r>
+      <w:r>
+        <w:t xml:space="preserve">(0 → 6 h/day), doubles the cost (13.7 → 30.3) and wrecks terminal inventory (gap 23 → 2402) — a</w:t>
+      </w:r>
+      <w:r>
+        <w:t xml:space="preserve"> </w:t>
+      </w:r>
+      <w:r>
+        <w:t xml:space="preserve">direct, quantitative confirmation of the §3.2 / §6.1 claim.</w:t>
+      </w:r>
+      <w:r>
+        <w:t xml:space="preserve"> </w:t>
+      </w:r>
+      <w:r>
+        <w:t xml:space="preserve">-</w:t>
+      </w:r>
+      <w:r>
+        <w:t xml:space="preserve"> </w:t>
+      </w:r>
+      <w:r>
+        <w:rPr>
+          <w:b/>
+          <w:bCs/>
+        </w:rPr>
+        <w:t xml:space="preserve">The soft margin is the cost premium.</w:t>
+      </w:r>
+      <w:r>
+        <w:t xml:space="preserve"> </w:t>
+      </w:r>
+      <w:r>
+        <w:t xml:space="preserve">Removing it</w:t>
+      </w:r>
+      <w:r>
+        <w:t xml:space="preserve"> </w:t>
+      </w:r>
+      <w:r>
+        <w:rPr>
+          <w:i/>
+          <w:iCs/>
+        </w:rPr>
+        <w:t xml:space="preserve">lowers</w:t>
+      </w:r>
+      <w:r>
+        <w:t xml:space="preserve"> </w:t>
+      </w:r>
+      <w:r>
+        <w:t xml:space="preserve">cost sharply (13.7 →</w:t>
+      </w:r>
+      <w:r>
+        <w:t xml:space="preserve"> </w:t>
+      </w:r>
+      <w:r>
+        <w:rPr>
+          <w:b/>
+          <w:bCs/>
+        </w:rPr>
+        <w:t xml:space="preserve">5.89</w:t>
+      </w:r>
+      <w:r>
+        <w:t xml:space="preserve">,</w:t>
+      </w:r>
+      <w:r>
+        <w:t xml:space="preserve"> </w:t>
+      </w:r>
+      <w:r>
+        <w:t xml:space="preserve">i.e. to the GA/MPC optimum band) while keeping zero violations. The margin we added as a dense</w:t>
+      </w:r>
+      <w:r>
+        <w:t xml:space="preserve"> </w:t>
+      </w:r>
+      <w:r>
+        <w:t xml:space="preserve">learning signal makes the trained policy over-conservative; once trained, it can be dropped (or</w:t>
+      </w:r>
+      <w:r>
+        <w:t xml:space="preserve"> </w:t>
+      </w:r>
+      <w:r>
+        <w:t xml:space="preserve">annealed) to recover near-optimal cost — an important, actionable finding that partly explains</w:t>
+      </w:r>
+      <w:r>
+        <w:t xml:space="preserve"> </w:t>
+      </w:r>
+      <w:r>
+        <w:t xml:space="preserve">the from-scratch premium and suggests a margin schedule as future work.</w:t>
+      </w:r>
+      <w:r>
+        <w:t xml:space="preserve"> </w:t>
+      </w:r>
+      <w:r>
+        <w:t xml:space="preserve">-</w:t>
+      </w:r>
+      <w:r>
+        <w:t xml:space="preserve"> </w:t>
+      </w:r>
+      <w:r>
+        <w:rPr>
+          <w:b/>
+          <w:bCs/>
+        </w:rPr>
+        <w:t xml:space="preserve">The hand-set penalty weights are inert for Constrained-SAC.</w:t>
+      </w:r>
+      <w:r>
+        <w:t xml:space="preserve"> </w:t>
+      </w:r>
+      <w:r>
+        <w:t xml:space="preserve">Zeroing</w:t>
+      </w:r>
+      <w:r>
+        <w:t xml:space="preserve"> </w:t>
       </w:r>
       <w:r>
         <w:rPr>
           <w:rStyle w:val="VerbatimChar"/>
         </w:rPr>
-        <w:t xml:space="preserve">run_experiments.py</w:t>
-      </w:r>
-      <w:r>
-        <w:t xml:space="preserve">,</w:t>
+        <w:t xml:space="preserve">w_surge</w:t>
+      </w:r>
+      <w:r>
+        <w:t xml:space="preserve"> </w:t>
+      </w:r>
+      <w:r>
+        <w:t xml:space="preserve">or</w:t>
       </w:r>
       <w:r>
         <w:t xml:space="preserve"> </w:t>
@@ -8466,16 +8985,38 @@
         <w:rPr>
           <w:rStyle w:val="VerbatimChar"/>
         </w:rPr>
-        <w:t xml:space="preserve">sensitivity_analysis.py</w:t>
-      </w:r>
-      <w:r>
-        <w:t xml:space="preserve">) is</w:t>
-      </w:r>
-      <w:r>
-        <w:t xml:space="preserve"> </w:t>
-      </w:r>
-      <w:r>
-        <w:t xml:space="preserve">in place; we report (i)–(ii) here and leave the full sweep to the scaled-up study.</w:t>
+        <w:t xml:space="preserve">w_terminal_linepack</w:t>
+      </w:r>
+      <w:r>
+        <w:t xml:space="preserve"> </w:t>
+      </w:r>
+      <w:r>
+        <w:t xml:space="preserve">changes nothing, because Constrained-SAC ignores the fixed-weight penalty</w:t>
+      </w:r>
+      <w:r>
+        <w:t xml:space="preserve"> </w:t>
+      </w:r>
+      <w:r>
+        <w:t xml:space="preserve">and derives feasibility from the single normalised constraint cost (which already contains the</w:t>
+      </w:r>
+      <w:r>
+        <w:t xml:space="preserve"> </w:t>
+      </w:r>
+      <w:r>
+        <w:t xml:space="preserve">surge and terminal terms, driven by the dual variable λ). This is itself evidence that the</w:t>
+      </w:r>
+      <w:r>
+        <w:t xml:space="preserve"> </w:t>
+      </w:r>
+      <w:r>
+        <w:rPr>
+          <w:i/>
+          <w:iCs/>
+        </w:rPr>
+        <w:t xml:space="preserve">Lagrangian formulation</w:t>
+      </w:r>
+      <w:r>
+        <w:t xml:space="preserve">, not hand-tuned weights, is doing the work — the method’s central claim.</w:t>
       </w:r>
     </w:p>
     <w:bookmarkEnd w:id="38"/>
@@ -11392,7 +11933,7 @@
         <w:t xml:space="preserve"> </w:t>
       </w:r>
       <w:r>
-        <w:t xml:space="preserve">MPC controller into the same network closes it (cost ≈5.3 ≈ MPC, ≈0.7 violation-h, ≈2.8 ms; §6.3). The</w:t>
+        <w:t xml:space="preserve">MPC controller into the same network closes it (cost 5.13 ≲ MPC 5.38, ≈0.4 violation-h, ≈2.5 ms; §6.3). The</w:t>
       </w:r>
       <w:r>
         <w:t xml:space="preserve"> </w:t>
@@ -11676,7 +12217,13 @@
         <w:t xml:space="preserve"> </w:t>
       </w:r>
       <w:r>
-        <w:t xml:space="preserve">150k steps / 3 seeds is modest; the numbers are real but not camera-ready.</w:t>
+        <w:t xml:space="preserve">150k steps, 5 seeds (gun-barrel) / 3 (benchmarks) is modest; the numbers are real but</w:t>
+      </w:r>
+      <w:r>
+        <w:t xml:space="preserve"> </w:t>
+      </w:r>
+      <w:r>
+        <w:t xml:space="preserve">not camera-ready. Benchmark networks would also benefit from 5 seeds.</w:t>
       </w:r>
     </w:p>
     <w:p>
@@ -11834,7 +12381,7 @@
         <w:t xml:space="preserve"> </w:t>
       </w:r>
       <w:r>
-        <w:t xml:space="preserve">violations. With feasibility secured, model-based optimisers are near-optimal (cost ≈4–5);</w:t>
+        <w:t xml:space="preserve">violations. With feasibility secured, model-based optimisers are near-optimal (cost ≈5.4);</w:t>
       </w:r>
       <w:r>
         <w:t xml:space="preserve"> </w:t>
@@ -11862,13 +12409,13 @@
         <w:t xml:space="preserve"> </w:t>
       </w:r>
       <w:r>
-        <w:t xml:space="preserve">— ≈MPC cost (5.34 vs</w:t>
-      </w:r>
-      <w:r>
-        <w:t xml:space="preserve"> </w:t>
-      </w:r>
-      <w:r>
-        <w:t xml:space="preserve">5.38) at near-feasibility (≈0.7 viol-h) and ≈2.8 ms. The practical takeaway is that the fast, near-optimal, feasible controller</w:t>
+        <w:t xml:space="preserve">— ≲MPC cost (5.13 vs</w:t>
+      </w:r>
+      <w:r>
+        <w:t xml:space="preserve"> </w:t>
+      </w:r>
+      <w:r>
+        <w:t xml:space="preserve">5.38) at near-feasibility (≈0.4 viol-h) and ≈2.5 ms. The practical takeaway is that the fast, near-optimal, feasible controller</w:t>
       </w:r>
       <w:r>
         <w:t xml:space="preserve"> </w:t>

--- a/paper/draft.docx
+++ b/paper/draft.docx
@@ -36,7 +36,7 @@
         </w:p>
       </w:sdtContent>
     </w:sdt>
-    <w:bookmarkStart w:id="54" w:name="X08838f8191057507e4ebd8c290734ad44122935"/>
+    <w:bookmarkStart w:id="61" w:name="X08838f8191057507e4ebd8c290734ad44122935"/>
     <w:p>
       <w:pPr>
         <w:pStyle w:val="Heading1"/>
@@ -1349,7 +1349,7 @@
       </w:r>
     </w:p>
     <w:bookmarkEnd w:id="10"/>
-    <w:bookmarkStart w:id="11" w:name="related-work-and-positioning"/>
+    <w:bookmarkStart w:id="18" w:name="related-work-and-positioning"/>
     <w:p>
       <w:pPr>
         <w:pStyle w:val="Heading2"/>
@@ -1362,30 +1362,537 @@
       <w:pPr>
         <w:pStyle w:val="FirstParagraph"/>
       </w:pPr>
+      <w:r>
+        <w:t xml:space="preserve">Our work draws on five strands: (i) model-based optimisation of gas transmission networks,</w:t>
+      </w:r>
+      <w:r>
+        <w:t xml:space="preserve"> </w:t>
+      </w:r>
+      <w:r>
+        <w:t xml:space="preserve">(ii) line-pack flexibility and gas–power coupling, (iii) deep reinforcement learning (DRL) for</w:t>
+      </w:r>
+      <w:r>
+        <w:t xml:space="preserve"> </w:t>
+      </w:r>
+      <w:r>
+        <w:t xml:space="preserve">gas and energy systems, (iv) safe / constrained RL, and (v) imitation learning and policy</w:t>
+      </w:r>
+      <w:r>
+        <w:t xml:space="preserve"> </w:t>
+      </w:r>
+      <w:r>
+        <w:t xml:space="preserve">distillation. We review each and then state the gap we fill.</w:t>
+      </w:r>
+    </w:p>
+    <w:bookmarkStart w:id="11" w:name="X0a00c440d8bd63dd69d361b7763c86b75d0c069"/>
+    <w:p>
+      <w:pPr>
+        <w:pStyle w:val="Heading3"/>
+      </w:pPr>
+      <w:r>
+        <w:t xml:space="preserve">2.1 Model-based optimisation of gas transmission networks</w:t>
+      </w:r>
+    </w:p>
+    <w:p>
+      <w:pPr>
+        <w:pStyle w:val="FirstParagraph"/>
+      </w:pPr>
+      <w:r>
+        <w:t xml:space="preserve">Optimising compressor operation in gas pipelines is a classical, hard problem: the steady flow</w:t>
+      </w:r>
+      <w:r>
+        <w:t xml:space="preserve"> </w:t>
+      </w:r>
+      <w:r>
+        <w:t xml:space="preserve">relations are nonlinear (Weymouth-type, with the friction factor and compressibility), and adding</w:t>
+      </w:r>
+      <w:r>
+        <w:t xml:space="preserve"> </w:t>
+      </w:r>
+      <w:r>
+        <w:t xml:space="preserve">compressors makes the feasible set non-convex, yielding mixed-integer nonlinear programs (MINLPs)</w:t>
+      </w:r>
+      <w:r>
+        <w:t xml:space="preserve"> </w:t>
+      </w:r>
+      <w:r>
+        <w:t xml:space="preserve">[2,3]. Comprehensive treatments of the modelling and solution methods are given by Ríos-Mercado and</w:t>
+      </w:r>
+      <w:r>
+        <w:t xml:space="preserve"> </w:t>
+      </w:r>
+      <w:r>
+        <w:t xml:space="preserve">Borraz-Sánchez [2], the</w:t>
+      </w:r>
+      <w:r>
+        <w:t xml:space="preserve"> </w:t>
+      </w:r>
+      <w:r>
+        <w:rPr>
+          <w:i/>
+          <w:iCs/>
+        </w:rPr>
+        <w:t xml:space="preserve">Evaluating Gas Network Capacities</w:t>
+      </w:r>
+      <w:r>
+        <w:t xml:space="preserve"> </w:t>
+      </w:r>
+      <w:r>
+        <w:t xml:space="preserve">monograph [3], and the nomination-</w:t>
+      </w:r>
+      <w:r>
+        <w:t xml:space="preserve"> </w:t>
+      </w:r>
+      <w:r>
+        <w:t xml:space="preserve">validation framework of Pfetsch et al. [4]; the GasLib library [5] provides standard benchmark</w:t>
+      </w:r>
+      <w:r>
+        <w:t xml:space="preserve"> </w:t>
+      </w:r>
+      <w:r>
+        <w:t xml:space="preserve">instances, several of which we draw geometry from (§6.9). Solution techniques range from dynamic</w:t>
+      </w:r>
+      <w:r>
+        <w:t xml:space="preserve"> </w:t>
+      </w:r>
+      <w:r>
+        <w:t xml:space="preserve">programming [6] and reduced-gradient/GP methods to modern MINLP and transient optimal control</w:t>
+      </w:r>
+      <w:r>
+        <w:t xml:space="preserve"> </w:t>
+      </w:r>
+      <w:r>
+        <w:t xml:space="preserve">[7,8]. These methods are accurate but require a full model and forecast and are computationally</w:t>
+      </w:r>
+      <w:r>
+        <w:t xml:space="preserve"> </w:t>
+      </w:r>
+      <w:r>
+        <w:t xml:space="preserve">heavy online — exactly the cost the present paper tries to amortise with a learned controller, while</w:t>
+      </w:r>
+      <w:r>
+        <w:t xml:space="preserve"> </w:t>
+      </w:r>
+      <w:r>
+        <w:t xml:space="preserve">using DP/MPC as references.</w:t>
+      </w:r>
+    </w:p>
+    <w:bookmarkEnd w:id="11"/>
+    <w:bookmarkStart w:id="12" w:name="X9c474202e58c14d3eb51241b0fdd0b55175e3c1"/>
+    <w:p>
+      <w:pPr>
+        <w:pStyle w:val="Heading3"/>
+      </w:pPr>
+      <w:r>
+        <w:t xml:space="preserve">2.2 Line-pack flexibility, gas–power coupling, and economic dispatch</w:t>
+      </w:r>
+    </w:p>
+    <w:p>
+      <w:pPr>
+        <w:pStyle w:val="FirstParagraph"/>
+      </w:pPr>
+      <w:r>
+        <w:t xml:space="preserve">The mass of gas stored in a pipe (</w:t>
+      </w:r>
+      <w:r>
+        <w:t xml:space="preserve">“line-pack”</w:t>
+      </w:r>
+      <w:r>
+        <w:t xml:space="preserve">) is a fast, distributed short-term store; its value</w:t>
+      </w:r>
+      <w:r>
+        <w:t xml:space="preserve"> </w:t>
+      </w:r>
+      <w:r>
+        <w:t xml:space="preserve">for balancing and price arbitrage is well established in the economics and model-based literature</w:t>
+      </w:r>
+      <w:r>
+        <w:t xml:space="preserve"> </w:t>
+      </w:r>
+      <w:r>
+        <w:t xml:space="preserve">[10,14]. With the growth of gas-fired generation and electric compressor drivers, the gas and power</w:t>
+      </w:r>
+      <w:r>
+        <w:t xml:space="preserve"> </w:t>
+      </w:r>
+      <w:r>
+        <w:t xml:space="preserve">systems are increasingly co-optimised: integrated/coordinated scheduling of electricity and gas</w:t>
+      </w:r>
+      <w:r>
+        <w:t xml:space="preserve"> </w:t>
+      </w:r>
+      <w:r>
+        <w:t xml:space="preserve">networks [11,12,13] and explicit line-pack-aware operation [14] quantify this flexibility, typically</w:t>
+      </w:r>
+      <w:r>
+        <w:t xml:space="preserve"> </w:t>
+      </w:r>
+      <w:r>
+        <w:t xml:space="preserve">via LP/MILP/NLP over a transient or quasi-steady model. These works establish the</w:t>
+      </w:r>
+      <w:r>
+        <w:t xml:space="preserve"> </w:t>
+      </w:r>
+      <w:r>
+        <w:rPr>
+          <w:i/>
+          <w:iCs/>
+        </w:rPr>
+        <w:t xml:space="preserve">economic</w:t>
+      </w:r>
+      <w:r>
+        <w:rPr>
+          <w:i/>
+          <w:iCs/>
+        </w:rPr>
+        <w:t xml:space="preserve"> </w:t>
+      </w:r>
+      <w:r>
+        <w:rPr>
+          <w:i/>
+          <w:iCs/>
+        </w:rPr>
+        <w:t xml:space="preserve">opportunity</w:t>
+      </w:r>
+      <w:r>
+        <w:t xml:space="preserve"> </w:t>
+      </w:r>
+      <w:r>
+        <w:t xml:space="preserve">we exploit, but they are offline optimisations that rely on accurate models and do not</w:t>
+      </w:r>
+      <w:r>
+        <w:t xml:space="preserve"> </w:t>
+      </w:r>
+      <w:r>
+        <w:t xml:space="preserve">learn a real-time feedback policy under a nonlinear compressor map and uncertainty.</w:t>
+      </w:r>
+    </w:p>
+    <w:bookmarkEnd w:id="12"/>
+    <w:bookmarkStart w:id="13" w:name="Xdbaed837e1853e67242e88075a9b5e118f7b802"/>
+    <w:p>
+      <w:pPr>
+        <w:pStyle w:val="Heading3"/>
+      </w:pPr>
+      <w:r>
+        <w:t xml:space="preserve">2.3 Deep reinforcement learning for gas networks</w:t>
+      </w:r>
+    </w:p>
+    <w:p>
+      <w:pPr>
+        <w:pStyle w:val="FirstParagraph"/>
+      </w:pPr>
+      <w:r>
+        <w:t xml:space="preserve">DRL brings a model-free, millisecond-at-deployment alternative. Liu et al. [1] formulate</w:t>
+      </w:r>
+      <w:r>
+        <w:t xml:space="preserve"> </w:t>
+      </w:r>
+      <w:r>
+        <w:rPr>
+          <w:i/>
+          <w:iCs/>
+        </w:rPr>
+        <w:t xml:space="preserve">steady-state</w:t>
+      </w:r>
+      <w:r>
+        <w:t xml:space="preserve"> </w:t>
+      </w:r>
+      <w:r>
+        <w:t xml:space="preserve">pipeline optimisation as a one-step MDP solved by an auto-tuned soft actor–critic,</w:t>
+      </w:r>
+      <w:r>
+        <w:t xml:space="preserve"> </w:t>
+      </w:r>
+      <w:r>
+        <w:t xml:space="preserve">comparing against GA and DP — the work we extend. Chen et al. [15] apply DRL to predictive</w:t>
+      </w:r>
+      <w:r>
+        <w:t xml:space="preserve"> </w:t>
+      </w:r>
+      <w:r>
+        <w:rPr>
+          <w:i/>
+          <w:iCs/>
+        </w:rPr>
+        <w:t xml:space="preserve">demand-response</w:t>
+      </w:r>
+      <w:r>
+        <w:t xml:space="preserve"> </w:t>
+      </w:r>
+      <w:r>
+        <w:t xml:space="preserve">management in gas pipelines, and DRL has been used for compressor start-up in</w:t>
+      </w:r>
+      <w:r>
+        <w:t xml:space="preserve"> </w:t>
+      </w:r>
+      <w:r>
+        <w:t xml:space="preserve">underground gas storage [16]. These establish DRL for gas control but either freeze the dynamics</w:t>
+      </w:r>
+      <w:r>
+        <w:t xml:space="preserve"> </w:t>
+      </w:r>
+      <w:r>
+        <w:t xml:space="preserve">(one-step) or target demand response, rather than TOU-price-driven</w:t>
+      </w:r>
+      <w:r>
+        <w:t xml:space="preserve"> </w:t>
+      </w:r>
+      <w:r>
+        <w:rPr>
+          <w:i/>
+          <w:iCs/>
+        </w:rPr>
+        <w:t xml:space="preserve">dynamic</w:t>
+      </w:r>
+      <w:r>
+        <w:t xml:space="preserve"> </w:t>
+      </w:r>
+      <w:r>
+        <w:t xml:space="preserve">compressor economics</w:t>
+      </w:r>
+      <w:r>
+        <w:t xml:space="preserve"> </w:t>
+      </w:r>
+      <w:r>
+        <w:t xml:space="preserve">with a detailed operating envelope.</w:t>
+      </w:r>
+    </w:p>
+    <w:bookmarkEnd w:id="13"/>
+    <w:bookmarkStart w:id="14" w:name="X4e89e4abb87a6d709c23e97a735b42a982ddb20"/>
+    <w:p>
+      <w:pPr>
+        <w:pStyle w:val="Heading3"/>
+      </w:pPr>
+      <w:r>
+        <w:t xml:space="preserve">2.4 DRL for integrated and multi-energy systems under price signals</w:t>
+      </w:r>
+    </w:p>
+    <w:p>
+      <w:pPr>
+        <w:pStyle w:val="FirstParagraph"/>
+      </w:pPr>
+      <w:r>
+        <w:t xml:space="preserve">A large, active body of work applies DRL — SAC, PPO, and multi-agent variants — to integrated</w:t>
+      </w:r>
+      <w:r>
+        <w:t xml:space="preserve"> </w:t>
+      </w:r>
+      <w:r>
+        <w:t xml:space="preserve">electricity–gas and multi-energy economic dispatch under time-of-use pricing and uncertainty</w:t>
+      </w:r>
+      <w:r>
+        <w:t xml:space="preserve"> </w:t>
+      </w:r>
+      <w:r>
+        <w:t xml:space="preserve">[18,19,20], and more broadly to demand response and energy arbitrage [17,21,22]; see Perera and</w:t>
+      </w:r>
+      <w:r>
+        <w:t xml:space="preserve"> </w:t>
+      </w:r>
+      <w:r>
+        <w:t xml:space="preserve">Kamalaruban [18] for a survey. These co-optimise multiple carriers but typically represent the gas</w:t>
+      </w:r>
+      <w:r>
+        <w:t xml:space="preserve"> </w:t>
+      </w:r>
+      <w:r>
+        <w:t xml:space="preserve">side with simplified or algebraic constraints and omit the compressor characteristic map and the</w:t>
+      </w:r>
+      <w:r>
+        <w:t xml:space="preserve"> </w:t>
+      </w:r>
+      <w:r>
+        <w:t xml:space="preserve">surge/choke envelope — the physics that this paper keeps and shows materially shapes the feasible</w:t>
+      </w:r>
+      <w:r>
+        <w:t xml:space="preserve"> </w:t>
+      </w:r>
+      <w:r>
+        <w:t xml:space="preserve">policy. Our DRL agents build on the standard algorithm family: DQN [24], DDPG [25], PPO [26], SAC</w:t>
+      </w:r>
+      <w:r>
+        <w:t xml:space="preserve"> </w:t>
+      </w:r>
+      <w:r>
+        <w:t xml:space="preserve">[27], and TD3 [28], implemented with Stable-Baselines3 [29].</w:t>
+      </w:r>
+    </w:p>
+    <w:bookmarkEnd w:id="14"/>
+    <w:bookmarkStart w:id="15" w:name="X0933bf00f6930483bfbab4700812b4812f66d53"/>
+    <w:p>
+      <w:pPr>
+        <w:pStyle w:val="Heading3"/>
+      </w:pPr>
+      <w:r>
+        <w:t xml:space="preserve">2.5 Safe and constrained reinforcement learning</w:t>
+      </w:r>
+    </w:p>
+    <w:p>
+      <w:pPr>
+        <w:pStyle w:val="FirstParagraph"/>
+      </w:pPr>
+      <w:r>
+        <w:t xml:space="preserve">Enforcing operational limits places us in safe/constrained RL [30,31]. The constrained-MDP view</w:t>
+      </w:r>
+      <w:r>
+        <w:t xml:space="preserve"> </w:t>
+      </w:r>
+      <w:r>
+        <w:t xml:space="preserve">[30] underlies Lagrangian methods that adapt a dual variable on a constraint cost — reward-</w:t>
+      </w:r>
+      <w:r>
+        <w:t xml:space="preserve"> </w:t>
+      </w:r>
+      <w:r>
+        <w:t xml:space="preserve">constrained policy optimisation [33], PID-Lagrangian control of the multiplier [34] — and</w:t>
+      </w:r>
+      <w:r>
+        <w:t xml:space="preserve"> </w:t>
+      </w:r>
+      <w:r>
+        <w:t xml:space="preserve">trust-region projections such as constrained policy optimisation [32]; alternatives include safety</w:t>
+      </w:r>
+      <w:r>
+        <w:t xml:space="preserve"> </w:t>
+      </w:r>
+      <w:r>
+        <w:t xml:space="preserve">layers that project actions to a feasible set [35] and Lyapunov-based approaches [37], with</w:t>
+      </w:r>
+      <w:r>
+        <w:t xml:space="preserve"> </w:t>
+      </w:r>
+      <w:r>
+        <w:t xml:space="preserve">Safety-Gym [36] as a common benchmark. Our Constrained-SAC is a Lagrangian SAC in this lineage; what</w:t>
+      </w:r>
+      <w:r>
+        <w:t xml:space="preserve"> </w:t>
+      </w:r>
+      <w:r>
+        <w:t xml:space="preserve">is specific here is that one part of the feasibility — the compressor’s</w:t>
+      </w:r>
+      <w:r>
+        <w:t xml:space="preserve"> </w:t>
+      </w:r>
+      <w:r>
+        <w:rPr>
+          <w:i/>
+          <w:iCs/>
+        </w:rPr>
+        <w:t xml:space="preserve">disconnected</w:t>
+      </w:r>
+      <w:r>
+        <w:t xml:space="preserve"> </w:t>
+      </w:r>
+      <w:r>
+        <w:t xml:space="preserve">feasible</w:t>
+      </w:r>
+      <w:r>
+        <w:t xml:space="preserve"> </w:t>
+      </w:r>
+      <w:r>
+        <w:t xml:space="preserve">action set — is best handled not by a penalty at all but by</w:t>
+      </w:r>
+      <w:r>
+        <w:t xml:space="preserve"> </w:t>
+      </w:r>
       <w:r>
         <w:rPr>
           <w:b/>
           <w:bCs/>
         </w:rPr>
-        <w:t xml:space="preserve">DRL for gas-network/compressor control.</w:t>
-      </w:r>
-      <w:r>
-        <w:t xml:space="preserve"> </w:t>
-      </w:r>
-      <w:r>
-        <w:t xml:space="preserve">Liu et al. [1] formulate steady-state pipeline</w:t>
-      </w:r>
-      <w:r>
-        <w:t xml:space="preserve"> </w:t>
-      </w:r>
-      <w:r>
-        <w:t xml:space="preserve">optimisation as a one-step MDP solved by an auto-tuned SAC, comparing against GA and DP.</w:t>
-      </w:r>
-      <w:r>
-        <w:t xml:space="preserve"> </w:t>
-      </w:r>
-      <w:r>
-        <w:t xml:space="preserve">Chen et al. [2] apply DRL to</w:t>
+        <w:t xml:space="preserve">realising the action against the</w:t>
+      </w:r>
+      <w:r>
+        <w:rPr>
+          <w:b/>
+          <w:bCs/>
+        </w:rPr>
+        <w:t xml:space="preserve"> </w:t>
+      </w:r>
+      <w:r>
+        <w:rPr>
+          <w:b/>
+          <w:bCs/>
+        </w:rPr>
+        <w:t xml:space="preserve">feasible set</w:t>
+      </w:r>
+      <w:r>
+        <w:t xml:space="preserve"> </w:t>
+      </w:r>
+      <w:r>
+        <w:t xml:space="preserve">(§3.2), a discrete-structure analogue of an action-projection safety layer that we</w:t>
+      </w:r>
+      <w:r>
+        <w:t xml:space="preserve"> </w:t>
+      </w:r>
+      <w:r>
+        <w:t xml:space="preserve">find is the decisive enabler.</w:t>
+      </w:r>
+    </w:p>
+    <w:bookmarkEnd w:id="15"/>
+    <w:bookmarkStart w:id="16" w:name="X0ebec1d0c67520bd7a6f707a5b0a9f58bd998f8"/>
+    <w:p>
+      <w:pPr>
+        <w:pStyle w:val="Heading3"/>
+      </w:pPr>
+      <w:r>
+        <w:t xml:space="preserve">2.6 Imitation learning and policy distillation</w:t>
+      </w:r>
+    </w:p>
+    <w:p>
+      <w:pPr>
+        <w:pStyle w:val="FirstParagraph"/>
+      </w:pPr>
+      <w:r>
+        <w:t xml:space="preserve">Finally, we use imitation learning to remove the from-scratch cost premium. Behavioral cloning is</w:t>
+      </w:r>
+      <w:r>
+        <w:t xml:space="preserve"> </w:t>
+      </w:r>
+      <w:r>
+        <w:t xml:space="preserve">brittle under distribution shift; DAgger [38] corrects this by relabelling the states the learner</w:t>
+      </w:r>
+      <w:r>
+        <w:t xml:space="preserve"> </w:t>
+      </w:r>
+      <w:r>
+        <w:t xml:space="preserve">visits, and policy distillation [39] compresses a teacher policy into a smaller/faster network;</w:t>
+      </w:r>
+      <w:r>
+        <w:t xml:space="preserve"> </w:t>
+      </w:r>
+      <w:r>
+        <w:t xml:space="preserve">GAIL [40] and the survey of Hussein et al. [41] situate these methods. We distil a model predictive</w:t>
+      </w:r>
+      <w:r>
+        <w:t xml:space="preserve"> </w:t>
+      </w:r>
+      <w:r>
+        <w:t xml:space="preserve">controller [42,43] — itself the certainty-equivalent DP feedback law — into a millisecond policy,</w:t>
+      </w:r>
+      <w:r>
+        <w:t xml:space="preserve"> </w:t>
+      </w:r>
+      <w:r>
+        <w:t xml:space="preserve">combining behavioral cloning with DAgger to handle the dead-band-induced discontinuity.</w:t>
+      </w:r>
+    </w:p>
+    <w:bookmarkEnd w:id="16"/>
+    <w:bookmarkStart w:id="17" w:name="positioning"/>
+    <w:p>
+      <w:pPr>
+        <w:pStyle w:val="Heading3"/>
+      </w:pPr>
+      <w:r>
+        <w:t xml:space="preserve">2.7 Positioning</w:t>
+      </w:r>
+    </w:p>
+    <w:p>
+      <w:pPr>
+        <w:pStyle w:val="FirstParagraph"/>
+      </w:pPr>
+      <w:r>
+        <w:t xml:space="preserve">We occupy the gap each strand leaves open: a</w:t>
       </w:r>
       <w:r>
         <w:t xml:space="preserve"> </w:t>
@@ -1395,55 +1902,19 @@
           <w:i/>
           <w:iCs/>
         </w:rPr>
-        <w:t xml:space="preserve">predictive demand-response management</w:t>
-      </w:r>
-      <w:r>
-        <w:t xml:space="preserve"> </w:t>
-      </w:r>
-      <w:r>
-        <w:t xml:space="preserve">in gas pipelines.</w:t>
-      </w:r>
-      <w:r>
-        <w:t xml:space="preserve"> </w:t>
-      </w:r>
-      <w:r>
-        <w:t xml:space="preserve">These establish DRL for gas control but either freeze the dynamics (one-step) or target</w:t>
-      </w:r>
-      <w:r>
-        <w:t xml:space="preserve"> </w:t>
-      </w:r>
-      <w:r>
-        <w:t xml:space="preserve">demand response rather than TOU-price-driven compressor economics with a detailed</w:t>
-      </w:r>
-      <w:r>
-        <w:t xml:space="preserve"> </w:t>
-      </w:r>
-      <w:r>
-        <w:t xml:space="preserve">operating envelope.</w:t>
-      </w:r>
-    </w:p>
-    <w:p>
-      <w:pPr>
-        <w:pStyle w:val="BodyText"/>
-      </w:pPr>
-      <w:r>
-        <w:rPr>
-          <w:b/>
-          <w:bCs/>
-        </w:rPr>
-        <w:t xml:space="preserve">Line-pack as flexibility/storage.</w:t>
-      </w:r>
-      <w:r>
-        <w:t xml:space="preserve"> </w:t>
-      </w:r>
-      <w:r>
-        <w:t xml:space="preserve">The use of line-pack as a short-term store for</w:t>
-      </w:r>
-      <w:r>
-        <w:t xml:space="preserve"> </w:t>
-      </w:r>
-      <w:r>
-        <w:t xml:space="preserve">price arbitrage and balancing is well established in the</w:t>
+        <w:t xml:space="preserve">dynamic, TOU-priced, single-compressor</w:t>
+      </w:r>
+      <w:r>
+        <w:t xml:space="preserve"> </w:t>
+      </w:r>
+      <w:r>
+        <w:t xml:space="preserve">line-pack</w:t>
+      </w:r>
+      <w:r>
+        <w:t xml:space="preserve"> </w:t>
+      </w:r>
+      <w:r>
+        <w:t xml:space="preserve">dispatch that (i) keeps the detailed compressor physics and operating envelope of [1] as hard</w:t>
       </w:r>
       <w:r>
         <w:t xml:space="preserve"> </w:t>
@@ -1453,91 +1924,19 @@
           <w:i/>
           <w:iCs/>
         </w:rPr>
-        <w:t xml:space="preserve">model-based/economics</w:t>
-      </w:r>
-      <w:r>
-        <w:t xml:space="preserve"> </w:t>
-      </w:r>
-      <w:r>
-        <w:t xml:space="preserve">literature</w:t>
-      </w:r>
-      <w:r>
-        <w:t xml:space="preserve"> </w:t>
-      </w:r>
-      <w:r>
-        <w:t xml:space="preserve">[3,4]: linepack valuation under price uncertainty and the operation of coupled</w:t>
-      </w:r>
-      <w:r>
-        <w:t xml:space="preserve"> </w:t>
-      </w:r>
-      <w:r>
-        <w:t xml:space="preserve">gas–electricity networks with line-pack. These works are LP/valuation or offline-optimisation</w:t>
-      </w:r>
-      <w:r>
-        <w:t xml:space="preserve"> </w:t>
-      </w:r>
-      <w:r>
-        <w:t xml:space="preserve">in nature and rely on accurate models; they do not learn a real-time feedback policy under</w:t>
-      </w:r>
-      <w:r>
-        <w:t xml:space="preserve"> </w:t>
-      </w:r>
-      <w:r>
-        <w:t xml:space="preserve">nonlinear compressor maps and uncertainty.</w:t>
-      </w:r>
-    </w:p>
-    <w:p>
-      <w:pPr>
-        <w:pStyle w:val="BodyText"/>
-      </w:pPr>
-      <w:r>
-        <w:rPr>
-          <w:b/>
-          <w:bCs/>
-        </w:rPr>
-        <w:t xml:space="preserve">Integrated electricity–gas system (IEGS) dispatch with DRL.</w:t>
-      </w:r>
-      <w:r>
-        <w:t xml:space="preserve"> </w:t>
-      </w:r>
-      <w:r>
-        <w:t xml:space="preserve">A large, active body of</w:t>
-      </w:r>
-      <w:r>
-        <w:t xml:space="preserve"> </w:t>
-      </w:r>
-      <w:r>
-        <w:t xml:space="preserve">work uses SAC/PPO/multi-agent DRL for IEGS economic dispatch under TOU pricing [5,6].</w:t>
-      </w:r>
-      <w:r>
-        <w:t xml:space="preserve"> </w:t>
-      </w:r>
-      <w:r>
-        <w:t xml:space="preserve">These co-optimise both networks but typically represent the gas side with simplified or</w:t>
-      </w:r>
-      <w:r>
-        <w:t xml:space="preserve"> </w:t>
-      </w:r>
-      <w:r>
-        <w:t xml:space="preserve">algebraic constraints and omit the compressor characteristic map and surge/choke envelope.</w:t>
-      </w:r>
-    </w:p>
-    <w:p>
-      <w:pPr>
-        <w:pStyle w:val="BodyText"/>
-      </w:pPr>
-      <w:r>
-        <w:rPr>
-          <w:b/>
-          <w:bCs/>
-        </w:rPr>
-        <w:t xml:space="preserve">Our niche.</w:t>
-      </w:r>
-      <w:r>
-        <w:t xml:space="preserve"> </w:t>
-      </w:r>
-      <w:r>
-        <w:t xml:space="preserve">We sit at the intersection but occupy the gap each leaves open: a</w:t>
+        <w:t xml:space="preserve">feasibility</w:t>
+      </w:r>
+      <w:r>
+        <w:t xml:space="preserve"> </w:t>
+      </w:r>
+      <w:r>
+        <w:t xml:space="preserve">constraints rather than economics; (ii) makes model-free DRL tractable on it via the</w:t>
+      </w:r>
+      <w:r>
+        <w:t xml:space="preserve"> </w:t>
+      </w:r>
+      <w:r>
+        <w:t xml:space="preserve">feasibility-aware action realisation; (iii) learns a constraint-aware policy and, crucially, a</w:t>
       </w:r>
       <w:r>
         <w:t xml:space="preserve"> </w:t>
@@ -1547,59 +1946,31 @@
           <w:i/>
           <w:iCs/>
         </w:rPr>
-        <w:t xml:space="preserve">single-pipeline, dynamic, TOU-priced</w:t>
-      </w:r>
-      <w:r>
-        <w:t xml:space="preserve"> </w:t>
-      </w:r>
-      <w:r>
-        <w:t xml:space="preserve">dispatch that (i) keeps the detailed compressor</w:t>
-      </w:r>
-      <w:r>
-        <w:t xml:space="preserve"> </w:t>
-      </w:r>
-      <w:r>
-        <w:t xml:space="preserve">physics of [1], (ii) treats the operating envelope as hard</w:t>
-      </w:r>
-      <w:r>
-        <w:t xml:space="preserve"> </w:t>
-      </w:r>
-      <w:r>
-        <w:rPr>
-          <w:i/>
-          <w:iCs/>
-        </w:rPr>
-        <w:t xml:space="preserve">feasibility</w:t>
-      </w:r>
-      <w:r>
-        <w:t xml:space="preserve"> </w:t>
-      </w:r>
-      <w:r>
-        <w:t xml:space="preserve">constraints rather</w:t>
-      </w:r>
-      <w:r>
-        <w:t xml:space="preserve"> </w:t>
-      </w:r>
-      <w:r>
-        <w:t xml:space="preserve">than economics, and (iii) learns a constraint-aware real-time policy whose value we quantify</w:t>
-      </w:r>
-      <w:r>
-        <w:t xml:space="preserve"> </w:t>
-      </w:r>
-      <w:r>
-        <w:t xml:space="preserve">against DP/MPC and under uncertainty. To our knowledge this specific combination —</w:t>
-      </w:r>
-      <w:r>
-        <w:t xml:space="preserve"> </w:t>
-      </w:r>
-      <w:r>
-        <w:t xml:space="preserve">physics-faithful compressor envelope + line-pack/TOU economics + constrained DRL with a</w:t>
-      </w:r>
-      <w:r>
-        <w:t xml:space="preserve"> </w:t>
-      </w:r>
-      <w:r>
-        <w:t xml:space="preserve">DP-optimum and MPC benchmark — has not been reported.</w:t>
+        <w:t xml:space="preserve">distilled-MPC</w:t>
+      </w:r>
+      <w:r>
+        <w:t xml:space="preserve"> </w:t>
+      </w:r>
+      <w:r>
+        <w:t xml:space="preserve">policy whose value we quantify against DP, MPC and GA on three networks (including</w:t>
+      </w:r>
+      <w:r>
+        <w:t xml:space="preserve"> </w:t>
+      </w:r>
+      <w:r>
+        <w:t xml:space="preserve">real GasLib-40 geometry) and under demand/price uncertainty. To our knowledge this combination —</w:t>
+      </w:r>
+      <w:r>
+        <w:t xml:space="preserve"> </w:t>
+      </w:r>
+      <w:r>
+        <w:t xml:space="preserve">physics-faithful compressor envelope + line-pack/TOU economics + constraint-aware and distilled DRL</w:t>
+      </w:r>
+      <w:r>
+        <w:t xml:space="preserve"> </w:t>
+      </w:r>
+      <w:r>
+        <w:t xml:space="preserve">with a DP/MPC benchmark — has not been reported.</w:t>
       </w:r>
     </w:p>
     <w:p>
@@ -1609,8 +1980,9 @@
         </w:pict>
       </w:r>
     </w:p>
-    <w:bookmarkEnd w:id="11"/>
-    <w:bookmarkStart w:id="16" w:name="problem-formulation"/>
+    <w:bookmarkEnd w:id="17"/>
+    <w:bookmarkEnd w:id="18"/>
+    <w:bookmarkStart w:id="23" w:name="problem-formulation"/>
     <w:p>
       <w:pPr>
         <w:pStyle w:val="Heading2"/>
@@ -1619,13 +1991,127 @@
         <w:t xml:space="preserve">3. Problem formulation</w:t>
       </w:r>
     </w:p>
-    <w:bookmarkStart w:id="12" w:name="network-and-hydraulics"/>
+    <w:bookmarkStart w:id="19" w:name="network-and-hydraulics"/>
     <w:p>
       <w:pPr>
         <w:pStyle w:val="Heading3"/>
       </w:pPr>
       <w:r>
         <w:t xml:space="preserve">3.1 Network and hydraulics</w:t>
+      </w:r>
+    </w:p>
+    <w:p>
+      <w:pPr>
+        <w:pStyle w:val="BlockText"/>
+      </w:pPr>
+      <w:r>
+        <w:t xml:space="preserve">🖼️</w:t>
+      </w:r>
+      <w:r>
+        <w:t xml:space="preserve"> </w:t>
+      </w:r>
+      <w:r>
+        <w:rPr>
+          <w:b/>
+          <w:bCs/>
+        </w:rPr>
+        <w:t xml:space="preserve">[INSERT FIGURE 1 — System schematic.]</w:t>
+      </w:r>
+      <w:r>
+        <w:t xml:space="preserve"> </w:t>
+      </w:r>
+      <w:r>
+        <w:t xml:space="preserve">A 3-panel schematic of the test networks: (a) the</w:t>
+      </w:r>
+      <w:r>
+        <w:t xml:space="preserve"> </w:t>
+      </w:r>
+      <w:r>
+        <w:t xml:space="preserve">gun-barrel element (source compressor → node 2 → demand node 3); (b) the branched benchmark</w:t>
+      </w:r>
+      <w:r>
+        <w:t xml:space="preserve"> </w:t>
+      </w:r>
+      <w:r>
+        <w:t xml:space="preserve">(junction splitting to two demand nodes); (c) the GasLib-40-derived chain (innode_6 → sink_13 →</w:t>
+      </w:r>
+      <w:r>
+        <w:t xml:space="preserve"> </w:t>
+      </w:r>
+      <w:r>
+        <w:t xml:space="preserve">sink_14 → sink_10). Annotate the source compressor, pipes (</w:t>
+      </w:r>
+      <m:oMath>
+        <m:sSub>
+          <m:e>
+            <m:r>
+              <m:t>K</m:t>
+            </m:r>
+          </m:e>
+          <m:sub>
+            <m:r>
+              <m:t>e</m:t>
+            </m:r>
+          </m:sub>
+        </m:sSub>
+      </m:oMath>
+      <w:r>
+        <w:t xml:space="preserve">), node line-pack (</w:t>
+      </w:r>
+      <m:oMath>
+        <m:sSub>
+          <m:e>
+            <m:r>
+              <m:t>β</m:t>
+            </m:r>
+          </m:e>
+          <m:sub>
+            <m:r>
+              <m:t>i</m:t>
+            </m:r>
+          </m:sub>
+        </m:sSub>
+      </m:oMath>
+      <w:r>
+        <w:t xml:space="preserve">),</w:t>
+      </w:r>
+      <w:r>
+        <w:t xml:space="preserve"> </w:t>
+      </w:r>
+      <w:r>
+        <w:t xml:space="preserve">and demand nodes.</w:t>
+      </w:r>
+      <w:r>
+        <w:t xml:space="preserve"> </w:t>
+      </w:r>
+      <w:r>
+        <w:rPr>
+          <w:i/>
+          <w:iCs/>
+        </w:rPr>
+        <w:t xml:space="preserve">(Suggested: draw from the incidence matrices in</w:t>
+      </w:r>
+      <w:r>
+        <w:rPr>
+          <w:i/>
+          <w:iCs/>
+        </w:rPr>
+        <w:t xml:space="preserve"> </w:t>
+      </w:r>
+      <w:r>
+        <w:rPr>
+          <w:rStyle w:val="VerbatimChar"/>
+          <w:i/>
+          <w:iCs/>
+        </w:rPr>
+        <w:t xml:space="preserve">envs/pipeline_env.py</w:t>
+      </w:r>
+      <w:r>
+        <w:rPr>
+          <w:i/>
+          <w:iCs/>
+        </w:rPr>
+        <w:t xml:space="preserve">.)</w:t>
       </w:r>
     </w:p>
     <w:p>
@@ -1844,13 +2330,65 @@
         <w:pStyle w:val="FirstParagraph"/>
       </w:pPr>
       <w:r>
-        <w:t xml:space="preserve">with the incidence matrix mapping edge flows to nodal balances. The compressor discharge</w:t>
-      </w:r>
-      <w:r>
-        <w:t xml:space="preserve"> </w:t>
-      </w:r>
-      <w:r>
-        <w:t xml:space="preserve">ratio</w:t>
+        <w:t xml:space="preserve">with the incidence matrix</w:t>
+      </w:r>
+      <w:r>
+        <w:t xml:space="preserve"> </w:t>
+      </w:r>
+      <m:oMath>
+        <m:r>
+          <m:rPr>
+            <m:sty m:val="bi"/>
+          </m:rPr>
+          <m:t>A</m:t>
+        </m:r>
+      </m:oMath>
+      <w:r>
+        <w:t xml:space="preserve"> </w:t>
+      </w:r>
+      <w:r>
+        <w:t xml:space="preserve">mapping edge flows to nodal balances,</w:t>
+      </w:r>
+      <w:r>
+        <w:t xml:space="preserve"> </w:t>
+      </w:r>
+      <m:oMath>
+        <m:r>
+          <m:rPr>
+            <m:sty m:val="bi"/>
+          </m:rPr>
+          <m:t>A</m:t>
+        </m:r>
+        <m:r>
+          <m:rPr>
+            <m:sty m:val="bi"/>
+          </m:rPr>
+          <m:t>q</m:t>
+        </m:r>
+        <m:r>
+          <m:rPr>
+            <m:sty m:val="p"/>
+          </m:rPr>
+          <m:t>=</m:t>
+        </m:r>
+        <m:sSub>
+          <m:e>
+            <m:r>
+              <m:rPr>
+                <m:sty m:val="bi"/>
+              </m:rPr>
+              <m:t>Q</m:t>
+            </m:r>
+          </m:e>
+          <m:sub>
+            <m:r>
+              <m:t>s</m:t>
+            </m:r>
+          </m:sub>
+        </m:sSub>
+      </m:oMath>
+      <w:r>
+        <w:t xml:space="preserve">. The compressor discharge ratio</w:t>
       </w:r>
       <w:r>
         <w:t xml:space="preserve"> </w:t>
@@ -1894,7 +2432,13 @@
         <w:t xml:space="preserve"> </w:t>
       </w:r>
       <w:r>
-        <w:t xml:space="preserve">is the control; the source pressure is</w:t>
+        <w:t xml:space="preserve">is the control; the source pressure</w:t>
+      </w:r>
+      <w:r>
+        <w:t xml:space="preserve"> </w:t>
+      </w:r>
+      <w:r>
+        <w:t xml:space="preserve">is</w:t>
       </w:r>
       <w:r>
         <w:t xml:space="preserve"> </w:t>
@@ -1965,8 +2509,161 @@
         <w:t xml:space="preserve">.</w:t>
       </w:r>
     </w:p>
-    <w:bookmarkEnd w:id="12"/>
-    <w:bookmarkStart w:id="13" w:name="X4dd447cc627911c88b47c3ff5b8035e67ddc63b"/>
+    <w:p>
+      <w:pPr>
+        <w:pStyle w:val="BlockText"/>
+      </w:pPr>
+      <w:r>
+        <w:t xml:space="preserve">✒️</w:t>
+      </w:r>
+      <w:r>
+        <w:t xml:space="preserve"> </w:t>
+      </w:r>
+      <w:r>
+        <w:rPr>
+          <w:b/>
+          <w:bCs/>
+        </w:rPr>
+        <w:t xml:space="preserve">[EQUATION — number as Eq. (1), done.]</w:t>
+      </w:r>
+      <w:r>
+        <w:t xml:space="preserve"> </w:t>
+      </w:r>
+      <w:r>
+        <w:t xml:space="preserve">Equation (1) is the Weymouth edge-flow relation. For</w:t>
+      </w:r>
+      <w:r>
+        <w:t xml:space="preserve"> </w:t>
+      </w:r>
+      <w:r>
+        <w:t xml:space="preserve">submission also write out, as a numbered equation, the friction-factor / nodal-balance pair</w:t>
+      </w:r>
+      <w:r>
+        <w:t xml:space="preserve"> </w:t>
+      </w:r>
+      <w:r>
+        <w:t xml:space="preserve">(</w:t>
+      </w:r>
+      <m:oMath>
+        <m:r>
+          <m:rPr>
+            <m:sty m:val="bi"/>
+          </m:rPr>
+          <m:t>A</m:t>
+        </m:r>
+        <m:r>
+          <m:rPr>
+            <m:sty m:val="bi"/>
+          </m:rPr>
+          <m:t>q</m:t>
+        </m:r>
+        <m:r>
+          <m:rPr>
+            <m:sty m:val="p"/>
+          </m:rPr>
+          <m:t>=</m:t>
+        </m:r>
+        <m:sSub>
+          <m:e>
+            <m:r>
+              <m:rPr>
+                <m:sty m:val="bi"/>
+              </m:rPr>
+              <m:t>Q</m:t>
+            </m:r>
+          </m:e>
+          <m:sub>
+            <m:r>
+              <m:t>s</m:t>
+            </m:r>
+          </m:sub>
+        </m:sSub>
+      </m:oMath>
+      <w:r>
+        <w:t xml:space="preserve">,</w:t>
+      </w:r>
+      <w:r>
+        <w:t xml:space="preserve"> </w:t>
+      </w:r>
+      <m:oMath>
+        <m:sSubSup>
+          <m:e>
+            <m:r>
+              <m:rPr>
+                <m:sty m:val="bi"/>
+              </m:rPr>
+              <m:t>A</m:t>
+            </m:r>
+          </m:e>
+          <m:sub>
+            <m:r>
+              <m:t>P</m:t>
+            </m:r>
+          </m:sub>
+          <m:sup>
+            <m:r>
+              <m:rPr>
+                <m:sty m:val="p"/>
+              </m:rPr>
+              <m:t>⊤</m:t>
+            </m:r>
+          </m:sup>
+        </m:sSubSup>
+        <m:sSup>
+          <m:e>
+            <m:r>
+              <m:rPr>
+                <m:sty m:val="bi"/>
+              </m:rPr>
+              <m:t>p</m:t>
+            </m:r>
+          </m:e>
+          <m:sup>
+            <m:r>
+              <m:t>2</m:t>
+            </m:r>
+          </m:sup>
+        </m:sSup>
+        <m:r>
+          <m:rPr>
+            <m:sty m:val="p"/>
+          </m:rPr>
+          <m:t>=</m:t>
+        </m:r>
+        <m:r>
+          <m:t>ϕ</m:t>
+        </m:r>
+        <m:r>
+          <m:rPr>
+            <m:sty m:val="p"/>
+          </m:rPr>
+          <m:t>(</m:t>
+        </m:r>
+        <m:r>
+          <m:rPr>
+            <m:sty m:val="bi"/>
+          </m:rPr>
+          <m:t>u</m:t>
+        </m:r>
+        <m:r>
+          <m:rPr>
+            <m:sty m:val="p"/>
+          </m:rPr>
+          <m:t>)</m:t>
+        </m:r>
+      </m:oMath>
+      <w:r>
+        <w:t xml:space="preserve">) following</w:t>
+      </w:r>
+      <w:r>
+        <w:t xml:space="preserve"> </w:t>
+      </w:r>
+      <w:r>
+        <w:t xml:space="preserve">Eqs. (1)–(6),(16) of [1].</w:t>
+      </w:r>
+    </w:p>
+    <w:bookmarkEnd w:id="19"/>
+    <w:bookmarkStart w:id="20" w:name="X4dd447cc627911c88b47c3ff5b8035e67ddc63b"/>
     <w:p>
       <w:pPr>
         <w:pStyle w:val="Heading3"/>
@@ -1986,7 +2683,7 @@
         <w:t xml:space="preserve"> </w:t>
       </w:r>
       <w:r>
-        <w:t xml:space="preserve">discharge ratio (Eq. 9) is</w:t>
+        <w:t xml:space="preserve">discharge ratio is</w:t>
       </w:r>
     </w:p>
     <w:p>
@@ -2159,13 +2856,13 @@
         <w:t xml:space="preserve"> </w:t>
       </w:r>
       <w:r>
-        <w:t xml:space="preserve">lumped into a single coefficient). The head and efficiency maps (Eqs. 7–8)</w:t>
-      </w:r>
-      <w:r>
-        <w:t xml:space="preserve"> </w:t>
-      </w:r>
-      <w:r>
-        <w:t xml:space="preserve">share the normalised inlet-flow coordinate</w:t>
+        <w:t xml:space="preserve">lumped into a single coefficient). The head and efficiency maps share the normalised</w:t>
+      </w:r>
+      <w:r>
+        <w:t xml:space="preserve"> </w:t>
+      </w:r>
+      <w:r>
+        <w:t xml:space="preserve">inlet-flow coordinate</w:t>
       </w:r>
       <w:r>
         <w:t xml:space="preserve"> </w:t>
@@ -2520,7 +3217,7 @@
         <w:t xml:space="preserve"> </w:t>
       </w:r>
       <w:r>
-        <w:t xml:space="preserve">source-pipe flow), Eq. 7 is a cubic in</w:t>
+        <w:t xml:space="preserve">source-pipe flow), Eq. (3-left) is a cubic in</w:t>
       </w:r>
       <w:r>
         <w:t xml:space="preserve"> </w:t>
@@ -2572,65 +3269,75 @@
         </m:r>
       </m:oMath>
       <w:r>
-        <w:t xml:space="preserve">, and Eq. 8 gives the efficiency. Power follows Eq. 11,</w:t>
-      </w:r>
-      <w:r>
-        <w:t xml:space="preserve"> </w:t>
-      </w:r>
-      <m:oMath>
-        <m:r>
-          <m:t>P</m:t>
-        </m:r>
-        <m:r>
-          <m:rPr>
-            <m:sty m:val="p"/>
-          </m:rPr>
-          <m:t>=</m:t>
-        </m:r>
-        <m:sSub>
-          <m:e>
-            <m:r>
-              <m:t>Q</m:t>
-            </m:r>
-          </m:e>
-          <m:sub>
-            <m:r>
-              <m:t>i</m:t>
-            </m:r>
-            <m:r>
-              <m:t>n</m:t>
-            </m:r>
-          </m:sub>
-        </m:sSub>
-        <m:r>
-          <m:t> </m:t>
-        </m:r>
-        <m:r>
-          <m:t>ρ</m:t>
-        </m:r>
-        <m:r>
-          <m:t> </m:t>
-        </m:r>
-        <m:r>
-          <m:t>H</m:t>
-        </m:r>
-        <m:r>
-          <m:rPr>
-            <m:sty m:val="p"/>
-          </m:rPr>
-          <m:t>/</m:t>
-        </m:r>
-        <m:r>
-          <m:t>η</m:t>
-        </m:r>
-      </m:oMath>
-      <w:r>
-        <w:t xml:space="preserve">.</w:t>
+        <w:t xml:space="preserve">, and Eq. (3-right) gives the efficiency. Power follows</w:t>
       </w:r>
     </w:p>
     <w:p>
       <w:pPr>
         <w:pStyle w:val="BodyText"/>
+      </w:pPr>
+      <m:oMathPara>
+        <m:oMathParaPr>
+          <m:jc m:val="center"/>
+        </m:oMathParaPr>
+        <m:oMath>
+          <m:r>
+            <m:t>P</m:t>
+          </m:r>
+          <m:r>
+            <m:rPr>
+              <m:sty m:val="p"/>
+            </m:rPr>
+            <m:t>=</m:t>
+          </m:r>
+          <m:sSub>
+            <m:e>
+              <m:r>
+                <m:t>Q</m:t>
+              </m:r>
+            </m:e>
+            <m:sub>
+              <m:r>
+                <m:t>i</m:t>
+              </m:r>
+              <m:r>
+                <m:t>n</m:t>
+              </m:r>
+            </m:sub>
+          </m:sSub>
+          <m:r>
+            <m:t> </m:t>
+          </m:r>
+          <m:r>
+            <m:t>ρ</m:t>
+          </m:r>
+          <m:r>
+            <m:t> </m:t>
+          </m:r>
+          <m:r>
+            <m:t>H</m:t>
+          </m:r>
+          <m:r>
+            <m:rPr>
+              <m:sty m:val="p"/>
+            </m:rPr>
+            <m:t>/</m:t>
+          </m:r>
+          <m:r>
+            <m:t>η</m:t>
+          </m:r>
+          <m:r>
+            <m:rPr>
+              <m:sty m:val="p"/>
+            </m:rPr>
+            <m:t>.</m:t>
+          </m:r>
+        </m:oMath>
+      </m:oMathPara>
+    </w:p>
+    <w:p>
+      <w:pPr>
+        <w:pStyle w:val="FirstParagraph"/>
       </w:pPr>
       <w:r>
         <w:t xml:space="preserve">The</w:t>
@@ -3164,26 +3871,20 @@
     </w:p>
     <w:p>
       <w:pPr>
-        <w:pStyle w:val="BodyText"/>
-      </w:pPr>
+        <w:pStyle w:val="BlockText"/>
+      </w:pPr>
+      <w:r>
+        <w:t xml:space="preserve">🖼️</w:t>
+      </w:r>
+      <w:r>
+        <w:t xml:space="preserve"> </w:t>
+      </w:r>
       <w:r>
         <w:rPr>
           <w:b/>
           <w:bCs/>
         </w:rPr>
-        <w:t xml:space="preserve">Feasibility-aware action realization (a key enabler for DRL).</w:t>
-      </w:r>
-      <w:r>
-        <w:t xml:space="preserve"> </w:t>
-      </w:r>
-      <w:r>
-        <w:t xml:space="preserve">The speed/surge envelope</w:t>
-      </w:r>
-      <w:r>
-        <w:t xml:space="preserve"> </w:t>
-      </w:r>
-      <w:r>
-        <w:t xml:space="preserve">implies that the compressor’s</w:t>
+        <w:t xml:space="preserve">[INSERT FIGURE 2 — Compressor map and the disconnected feasible set.]</w:t>
       </w:r>
       <w:r>
         <w:t xml:space="preserve"> </w:t>
@@ -3193,20 +3894,83 @@
           <w:i/>
           <w:iCs/>
         </w:rPr>
-        <w:t xml:space="preserve">feasible operating set is disconnected</w:t>
-      </w:r>
-      <w:r>
-        <w:t xml:space="preserve">: a unit is either OFF</w:t>
-      </w:r>
-      <w:r>
-        <w:t xml:space="preserve"> </w:t>
-      </w:r>
-      <w:r>
-        <w:t xml:space="preserve">(</w:t>
+        <w:t xml:space="preserve">(The single most</w:t>
+      </w:r>
+      <w:r>
+        <w:rPr>
+          <w:i/>
+          <w:iCs/>
+        </w:rPr>
+        <w:t xml:space="preserve"> </w:t>
+      </w:r>
+      <w:r>
+        <w:rPr>
+          <w:i/>
+          <w:iCs/>
+        </w:rPr>
+        <w:t xml:space="preserve">important conceptual figure — it carries the paper’s key contribution.)</w:t>
+      </w:r>
+      <w:r>
+        <w:t xml:space="preserve"> </w:t>
+      </w:r>
+      <w:r>
+        <w:t xml:space="preserve">Left: the centrifugal</w:t>
+      </w:r>
+      <w:r>
+        <w:t xml:space="preserve"> </w:t>
+      </w:r>
+      <w:r>
+        <w:t xml:space="preserve">characteristic map (</w:t>
       </w:r>
       <m:oMath>
         <m:r>
-          <m:t>α</m:t>
+          <m:t>η</m:t>
+        </m:r>
+      </m:oMath>
+      <w:r>
+        <w:t xml:space="preserve"> </w:t>
+      </w:r>
+      <w:r>
+        <w:t xml:space="preserve">and</w:t>
+      </w:r>
+      <w:r>
+        <w:t xml:space="preserve"> </w:t>
+      </w:r>
+      <m:oMath>
+        <m:r>
+          <m:t>H</m:t>
+        </m:r>
+        <m:r>
+          <m:rPr>
+            <m:sty m:val="p"/>
+          </m:rPr>
+          <m:t>/</m:t>
+        </m:r>
+        <m:sSup>
+          <m:e>
+            <m:r>
+              <m:t>ω</m:t>
+            </m:r>
+          </m:e>
+          <m:sup>
+            <m:r>
+              <m:t>2</m:t>
+            </m:r>
+          </m:sup>
+        </m:sSup>
+      </m:oMath>
+      <w:r>
+        <w:t xml:space="preserve"> </w:t>
+      </w:r>
+      <w:r>
+        <w:t xml:space="preserve">vs</w:t>
+      </w:r>
+      <w:r>
+        <w:t xml:space="preserve"> </w:t>
+      </w:r>
+      <m:oMath>
+        <m:r>
+          <m:t>ϕ</m:t>
         </m:r>
         <m:r>
           <m:rPr>
@@ -3214,17 +3978,95 @@
           </m:rPr>
           <m:t>=</m:t>
         </m:r>
+        <m:sSub>
+          <m:e>
+            <m:r>
+              <m:t>Q</m:t>
+            </m:r>
+          </m:e>
+          <m:sub>
+            <m:r>
+              <m:t>i</m:t>
+            </m:r>
+            <m:r>
+              <m:t>n</m:t>
+            </m:r>
+          </m:sub>
+        </m:sSub>
+        <m:r>
+          <m:rPr>
+            <m:sty m:val="p"/>
+          </m:rPr>
+          <m:t>/</m:t>
+        </m:r>
+        <m:r>
+          <m:t>ω</m:t>
+        </m:r>
+      </m:oMath>
+      <w:r>
+        <w:t xml:space="preserve">, Eqs. (2)–(3)), shading the</w:t>
+      </w:r>
+      <w:r>
+        <w:t xml:space="preserve"> </w:t>
+      </w:r>
+      <w:r>
+        <w:t xml:space="preserve">infeasible surge/choke and speed regions. Right: the resulting</w:t>
+      </w:r>
+      <w:r>
+        <w:t xml:space="preserve"> </w:t>
+      </w:r>
+      <w:r>
+        <w:rPr>
+          <w:b/>
+          <w:bCs/>
+        </w:rPr>
+        <w:t xml:space="preserve">disconnected feasible action</w:t>
+      </w:r>
+      <w:r>
+        <w:rPr>
+          <w:b/>
+          <w:bCs/>
+        </w:rPr>
+        <w:t xml:space="preserve"> </w:t>
+      </w:r>
+      <w:r>
+        <w:rPr>
+          <w:b/>
+          <w:bCs/>
+        </w:rPr>
+        <w:t xml:space="preserve">set</w:t>
+      </w:r>
+      <w:r>
+        <w:t xml:space="preserve"> </w:t>
+      </w:r>
+      <m:oMath>
+        <m:r>
+          <m:rPr>
+            <m:sty m:val="p"/>
+          </m:rPr>
+          <m:t>{</m:t>
+        </m:r>
         <m:r>
           <m:t>1</m:t>
         </m:r>
-      </m:oMath>
-      <w:r>
-        <w:t xml:space="preserve">) or ON at a discharge ratio above a state-dependent minimum</w:t>
-      </w:r>
-      <w:r>
-        <w:t xml:space="preserve"> </w:t>
-      </w:r>
-      <m:oMath>
+        <m:r>
+          <m:rPr>
+            <m:sty m:val="p"/>
+          </m:rPr>
+          <m:t>}</m:t>
+        </m:r>
+        <m:r>
+          <m:rPr>
+            <m:sty m:val="p"/>
+          </m:rPr>
+          <m:t>∪</m:t>
+        </m:r>
+        <m:r>
+          <m:rPr>
+            <m:sty m:val="p"/>
+          </m:rPr>
+          <m:t>[</m:t>
+        </m:r>
         <m:sSub>
           <m:e>
             <m:r>
@@ -3261,6 +4103,295 @@
           </m:rPr>
           <m:t>)</m:t>
         </m:r>
+        <m:r>
+          <m:rPr>
+            <m:sty m:val="p"/>
+          </m:rPr>
+          <m:t>,</m:t>
+        </m:r>
+        <m:r>
+          <m:t>2</m:t>
+        </m:r>
+        <m:r>
+          <m:rPr>
+            <m:sty m:val="p"/>
+          </m:rPr>
+          <m:t>]</m:t>
+        </m:r>
+      </m:oMath>
+      <w:r>
+        <w:t xml:space="preserve"> </w:t>
+      </w:r>
+      <w:r>
+        <w:t xml:space="preserve">on the</w:t>
+      </w:r>
+      <w:r>
+        <w:t xml:space="preserve"> </w:t>
+      </w:r>
+      <m:oMath>
+        <m:r>
+          <m:t>α</m:t>
+        </m:r>
+      </m:oMath>
+      <w:r>
+        <w:t xml:space="preserve"> </w:t>
+      </w:r>
+      <w:r>
+        <w:t xml:space="preserve">axis, with the dead band</w:t>
+      </w:r>
+      <w:r>
+        <w:t xml:space="preserve"> </w:t>
+      </w:r>
+      <m:oMath>
+        <m:r>
+          <m:rPr>
+            <m:sty m:val="p"/>
+          </m:rPr>
+          <m:t>(</m:t>
+        </m:r>
+        <m:r>
+          <m:t>1</m:t>
+        </m:r>
+        <m:r>
+          <m:rPr>
+            <m:sty m:val="p"/>
+          </m:rPr>
+          <m:t>,</m:t>
+        </m:r>
+        <m:sSub>
+          <m:e>
+            <m:r>
+              <m:t>α</m:t>
+            </m:r>
+          </m:e>
+          <m:sub>
+            <m:r>
+              <m:rPr>
+                <m:sty m:val="p"/>
+              </m:rPr>
+              <m:t>o</m:t>
+            </m:r>
+            <m:r>
+              <m:rPr>
+                <m:sty m:val="p"/>
+              </m:rPr>
+              <m:t>n</m:t>
+            </m:r>
+          </m:sub>
+        </m:sSub>
+        <m:r>
+          <m:rPr>
+            <m:sty m:val="p"/>
+          </m:rPr>
+          <m:t>(</m:t>
+        </m:r>
+        <m:r>
+          <m:t>s</m:t>
+        </m:r>
+        <m:r>
+          <m:rPr>
+            <m:sty m:val="p"/>
+          </m:rPr>
+          <m:t>)</m:t>
+        </m:r>
+        <m:r>
+          <m:rPr>
+            <m:sty m:val="p"/>
+          </m:rPr>
+          <m:t>)</m:t>
+        </m:r>
+      </m:oMath>
+      <w:r>
+        <w:t xml:space="preserve"> </w:t>
+      </w:r>
+      <w:r>
+        <w:t xml:space="preserve">marked, and an arrow showing the realization map (a command in the</w:t>
+      </w:r>
+      <w:r>
+        <w:t xml:space="preserve"> </w:t>
+      </w:r>
+      <w:r>
+        <w:t xml:space="preserve">dead band → OFF).</w:t>
+      </w:r>
+      <w:r>
+        <w:t xml:space="preserve"> </w:t>
+      </w:r>
+      <w:r>
+        <w:rPr>
+          <w:i/>
+          <w:iCs/>
+        </w:rPr>
+        <w:t xml:space="preserve">(Generate from</w:t>
+      </w:r>
+      <w:r>
+        <w:rPr>
+          <w:i/>
+          <w:iCs/>
+        </w:rPr>
+        <w:t xml:space="preserve"> </w:t>
+      </w:r>
+      <w:r>
+        <w:rPr>
+          <w:rStyle w:val="VerbatimChar"/>
+          <w:i/>
+          <w:iCs/>
+        </w:rPr>
+        <w:t xml:space="preserve">envs/compressor.py</w:t>
+      </w:r>
+      <w:r>
+        <w:rPr>
+          <w:i/>
+          <w:iCs/>
+        </w:rPr>
+        <w:t xml:space="preserve"> </w:t>
+      </w:r>
+      <w:r>
+        <w:rPr>
+          <w:i/>
+          <w:iCs/>
+        </w:rPr>
+        <w:t xml:space="preserve">by sweeping</w:t>
+      </w:r>
+      <w:r>
+        <w:rPr>
+          <w:i/>
+          <w:iCs/>
+        </w:rPr>
+        <w:t xml:space="preserve"> </w:t>
+      </w:r>
+      <m:oMath>
+        <m:r>
+          <m:t>α</m:t>
+        </m:r>
+      </m:oMath>
+      <w:r>
+        <w:rPr>
+          <w:i/>
+          <w:iCs/>
+        </w:rPr>
+        <w:t xml:space="preserve"> </w:t>
+      </w:r>
+      <w:r>
+        <w:rPr>
+          <w:i/>
+          <w:iCs/>
+        </w:rPr>
+        <w:t xml:space="preserve">at a representative</w:t>
+      </w:r>
+      <w:r>
+        <w:rPr>
+          <w:i/>
+          <w:iCs/>
+        </w:rPr>
+        <w:t xml:space="preserve"> </w:t>
+      </w:r>
+      <w:r>
+        <w:rPr>
+          <w:i/>
+          <w:iCs/>
+        </w:rPr>
+        <w:t xml:space="preserve">state; cf. the validation probe used in development.)</w:t>
+      </w:r>
+    </w:p>
+    <w:p>
+      <w:pPr>
+        <w:pStyle w:val="FirstParagraph"/>
+      </w:pPr>
+      <w:r>
+        <w:rPr>
+          <w:b/>
+          <w:bCs/>
+        </w:rPr>
+        <w:t xml:space="preserve">Feasibility-aware action realization (a key enabler for DRL).</w:t>
+      </w:r>
+      <w:r>
+        <w:t xml:space="preserve"> </w:t>
+      </w:r>
+      <w:r>
+        <w:t xml:space="preserve">The speed/surge envelope</w:t>
+      </w:r>
+      <w:r>
+        <w:t xml:space="preserve"> </w:t>
+      </w:r>
+      <w:r>
+        <w:t xml:space="preserve">implies that the compressor’s</w:t>
+      </w:r>
+      <w:r>
+        <w:t xml:space="preserve"> </w:t>
+      </w:r>
+      <w:r>
+        <w:rPr>
+          <w:i/>
+          <w:iCs/>
+        </w:rPr>
+        <w:t xml:space="preserve">feasible operating set is disconnected</w:t>
+      </w:r>
+      <w:r>
+        <w:t xml:space="preserve">: a unit is either OFF</w:t>
+      </w:r>
+      <w:r>
+        <w:t xml:space="preserve"> </w:t>
+      </w:r>
+      <w:r>
+        <w:t xml:space="preserve">(</w:t>
+      </w:r>
+      <m:oMath>
+        <m:r>
+          <m:t>α</m:t>
+        </m:r>
+        <m:r>
+          <m:rPr>
+            <m:sty m:val="p"/>
+          </m:rPr>
+          <m:t>=</m:t>
+        </m:r>
+        <m:r>
+          <m:t>1</m:t>
+        </m:r>
+      </m:oMath>
+      <w:r>
+        <w:t xml:space="preserve">) or ON at a discharge ratio above a state-dependent minimum</w:t>
+      </w:r>
+      <w:r>
+        <w:t xml:space="preserve"> </w:t>
+      </w:r>
+      <m:oMath>
+        <m:sSub>
+          <m:e>
+            <m:r>
+              <m:t>α</m:t>
+            </m:r>
+          </m:e>
+          <m:sub>
+            <m:r>
+              <m:rPr>
+                <m:sty m:val="p"/>
+              </m:rPr>
+              <m:t>o</m:t>
+            </m:r>
+            <m:r>
+              <m:rPr>
+                <m:sty m:val="p"/>
+              </m:rPr>
+              <m:t>n</m:t>
+            </m:r>
+          </m:sub>
+        </m:sSub>
+        <m:r>
+          <m:rPr>
+            <m:sty m:val="p"/>
+          </m:rPr>
+          <m:t>(</m:t>
+        </m:r>
+        <m:r>
+          <m:t>s</m:t>
+        </m:r>
+        <m:r>
+          <m:rPr>
+            <m:sty m:val="p"/>
+          </m:rPr>
+          <m:t>)</m:t>
+        </m:r>
       </m:oMath>
       <w:r>
         <w:t xml:space="preserve"> </w:t>
@@ -3362,25 +4493,251 @@
         <w:t xml:space="preserve"> </w:t>
       </w:r>
       <w:r>
-        <w:t xml:space="preserve">commanded discharge ratio against this set: a command in the dead band is taken as the unit</w:t>
-      </w:r>
-      <w:r>
-        <w:t xml:space="preserve"> </w:t>
-      </w:r>
-      <w:r>
-        <w:t xml:space="preserve">staying OFF — exactly what an operator or low-level controller would do (you do not run a</w:t>
-      </w:r>
-      <w:r>
-        <w:t xml:space="preserve"> </w:t>
-      </w:r>
-      <w:r>
-        <w:t xml:space="preserve">centrifugal unit below its minimum speed). This makes the continuous action map onto the</w:t>
-      </w:r>
-      <w:r>
-        <w:t xml:space="preserve"> </w:t>
-      </w:r>
-      <w:r>
-        <w:t xml:space="preserve">realizable set</w:t>
+        <w:t xml:space="preserve">commanded discharge ratio against this set,</w:t>
+      </w:r>
+    </w:p>
+    <w:p>
+      <w:pPr>
+        <w:pStyle w:val="BodyText"/>
+      </w:pPr>
+      <m:oMathPara>
+        <m:oMathParaPr>
+          <m:jc m:val="center"/>
+        </m:oMathParaPr>
+        <m:oMath>
+          <m:acc>
+            <m:accPr>
+              <m:chr m:val="̃"/>
+            </m:accPr>
+            <m:e>
+              <m:r>
+                <m:t>α</m:t>
+              </m:r>
+            </m:e>
+          </m:acc>
+          <m:r>
+            <m:rPr>
+              <m:sty m:val="p"/>
+            </m:rPr>
+            <m:t>(</m:t>
+          </m:r>
+          <m:r>
+            <m:t>s</m:t>
+          </m:r>
+          <m:r>
+            <m:rPr>
+              <m:sty m:val="p"/>
+            </m:rPr>
+            <m:t>)</m:t>
+          </m:r>
+          <m:r>
+            <m:rPr>
+              <m:sty m:val="p"/>
+            </m:rPr>
+            <m:t>=</m:t>
+          </m:r>
+          <m:d>
+            <m:dPr>
+              <m:begChr m:val="{"/>
+              <m:sepChr m:val=""/>
+              <m:endChr m:val=""/>
+              <m:grow/>
+            </m:dPr>
+            <m:e>
+              <m:m>
+                <m:mPr>
+                  <m:baseJc m:val="center"/>
+                  <m:plcHide m:val="on"/>
+                  <m:mcs>
+                    <m:mc>
+                      <m:mcPr>
+                        <m:mcJc m:val="left"/>
+                        <m:count m:val="1"/>
+                      </m:mcPr>
+                    </m:mc>
+                    <m:mc>
+                      <m:mcPr>
+                        <m:mcJc m:val="left"/>
+                        <m:count m:val="1"/>
+                      </m:mcPr>
+                    </m:mc>
+                  </m:mcs>
+                </m:mPr>
+                <m:mr>
+                  <m:e>
+                    <m:r>
+                      <m:t>α</m:t>
+                    </m:r>
+                    <m:r>
+                      <m:rPr>
+                        <m:sty m:val="p"/>
+                      </m:rPr>
+                      <m:t>,</m:t>
+                    </m:r>
+                  </m:e>
+                  <m:e>
+                    <m:r>
+                      <m:t>α</m:t>
+                    </m:r>
+                    <m:r>
+                      <m:rPr>
+                        <m:sty m:val="p"/>
+                      </m:rPr>
+                      <m:t>≥</m:t>
+                    </m:r>
+                    <m:sSub>
+                      <m:e>
+                        <m:r>
+                          <m:t>α</m:t>
+                        </m:r>
+                      </m:e>
+                      <m:sub>
+                        <m:r>
+                          <m:rPr>
+                            <m:sty m:val="p"/>
+                          </m:rPr>
+                          <m:t>o</m:t>
+                        </m:r>
+                        <m:r>
+                          <m:rPr>
+                            <m:sty m:val="p"/>
+                          </m:rPr>
+                          <m:t>n</m:t>
+                        </m:r>
+                      </m:sub>
+                    </m:sSub>
+                    <m:r>
+                      <m:rPr>
+                        <m:sty m:val="p"/>
+                      </m:rPr>
+                      <m:t>(</m:t>
+                    </m:r>
+                    <m:r>
+                      <m:t>s</m:t>
+                    </m:r>
+                    <m:r>
+                      <m:rPr>
+                        <m:sty m:val="p"/>
+                      </m:rPr>
+                      <m:t>)</m:t>
+                    </m:r>
+                  </m:e>
+                </m:mr>
+                <m:mr>
+                  <m:e>
+                    <m:r>
+                      <m:t>1</m:t>
+                    </m:r>
+                    <m:r>
+                      <m:t> </m:t>
+                    </m:r>
+                    <m:r>
+                      <m:rPr>
+                        <m:sty m:val="p"/>
+                      </m:rPr>
+                      <m:t>(</m:t>
+                    </m:r>
+                    <m:r>
+                      <m:rPr>
+                        <m:nor/>
+                        <m:sty m:val="p"/>
+                      </m:rPr>
+                      <m:t>OFF</m:t>
+                    </m:r>
+                    <m:r>
+                      <m:rPr>
+                        <m:sty m:val="p"/>
+                      </m:rPr>
+                      <m:t>)</m:t>
+                    </m:r>
+                    <m:r>
+                      <m:rPr>
+                        <m:sty m:val="p"/>
+                      </m:rPr>
+                      <m:t>,</m:t>
+                    </m:r>
+                  </m:e>
+                  <m:e>
+                    <m:r>
+                      <m:t>1</m:t>
+                    </m:r>
+                    <m:r>
+                      <m:rPr>
+                        <m:sty m:val="p"/>
+                      </m:rPr>
+                      <m:t>&lt;</m:t>
+                    </m:r>
+                    <m:r>
+                      <m:t>α</m:t>
+                    </m:r>
+                    <m:r>
+                      <m:rPr>
+                        <m:sty m:val="p"/>
+                      </m:rPr>
+                      <m:t>&lt;</m:t>
+                    </m:r>
+                    <m:sSub>
+                      <m:e>
+                        <m:r>
+                          <m:t>α</m:t>
+                        </m:r>
+                      </m:e>
+                      <m:sub>
+                        <m:r>
+                          <m:rPr>
+                            <m:sty m:val="p"/>
+                          </m:rPr>
+                          <m:t>o</m:t>
+                        </m:r>
+                        <m:r>
+                          <m:rPr>
+                            <m:sty m:val="p"/>
+                          </m:rPr>
+                          <m:t>n</m:t>
+                        </m:r>
+                      </m:sub>
+                    </m:sSub>
+                    <m:r>
+                      <m:rPr>
+                        <m:sty m:val="p"/>
+                      </m:rPr>
+                      <m:t>(</m:t>
+                    </m:r>
+                    <m:r>
+                      <m:t>s</m:t>
+                    </m:r>
+                    <m:r>
+                      <m:rPr>
+                        <m:sty m:val="p"/>
+                      </m:rPr>
+                      <m:t>)</m:t>
+                    </m:r>
+                  </m:e>
+                </m:mr>
+              </m:m>
+            </m:e>
+          </m:d>
+        </m:oMath>
+      </m:oMathPara>
+    </w:p>
+    <w:p>
+      <w:pPr>
+        <w:pStyle w:val="FirstParagraph"/>
+      </w:pPr>
+      <w:r>
+        <w:t xml:space="preserve">i.e. a command in the dead band is taken as the unit staying OFF — exactly what an operator or</w:t>
+      </w:r>
+      <w:r>
+        <w:t xml:space="preserve"> </w:t>
+      </w:r>
+      <w:r>
+        <w:t xml:space="preserve">low-level controller would do (you do not run a centrifugal unit below its minimum speed). This</w:t>
+      </w:r>
+      <w:r>
+        <w:t xml:space="preserve"> </w:t>
+      </w:r>
+      <w:r>
+        <w:t xml:space="preserve">maps the continuous action onto the realizable set</w:t>
       </w:r>
       <w:r>
         <w:t xml:space="preserve"> </w:t>
@@ -3469,13 +4826,13 @@
         <w:t xml:space="preserve"> </w:t>
       </w:r>
       <w:r>
-        <w:t xml:space="preserve">and is computed from the actual operating</w:t>
-      </w:r>
-      <w:r>
-        <w:t xml:space="preserve"> </w:t>
-      </w:r>
-      <w:r>
-        <w:t xml:space="preserve">point, so it tracks the state. As Section 6 shows, this single modeling choice is what makes</w:t>
+        <w:t xml:space="preserve">and is</w:t>
+      </w:r>
+      <w:r>
+        <w:t xml:space="preserve"> </w:t>
+      </w:r>
+      <w:r>
+        <w:t xml:space="preserve">computed from the actual operating point, so it tracks the state. As Section 6 shows, this single modeling choice is what makes</w:t>
       </w:r>
       <w:r>
         <w:t xml:space="preserve"> </w:t>
@@ -3524,8 +4881,8 @@
         <w:t xml:space="preserve">fact also improves the GA).</w:t>
       </w:r>
     </w:p>
-    <w:bookmarkEnd w:id="13"/>
-    <w:bookmarkStart w:id="14" w:name="dynamic-line-pack-and-tou-economics"/>
+    <w:bookmarkEnd w:id="20"/>
+    <w:bookmarkStart w:id="21" w:name="dynamic-line-pack-and-tou-economics"/>
     <w:p>
       <w:pPr>
         <w:pStyle w:val="Heading3"/>
@@ -3729,12 +5086,53 @@
                 </m:rPr>
                 <m:t>(</m:t>
               </m:r>
+              <m:sSub>
+                <m:e>
+                  <m:r>
+                    <m:rPr>
+                      <m:sty m:val="bi"/>
+                    </m:rPr>
+                    <m:t>A</m:t>
+                  </m:r>
+                </m:e>
+                <m:sub>
+                  <m:r>
+                    <m:rPr>
+                      <m:sty m:val="p"/>
+                    </m:rPr>
+                    <m:t>i</m:t>
+                  </m:r>
+                  <m:r>
+                    <m:rPr>
+                      <m:sty m:val="p"/>
+                    </m:rPr>
+                    <m:t>n</m:t>
+                  </m:r>
+                  <m:r>
+                    <m:rPr>
+                      <m:sty m:val="p"/>
+                    </m:rPr>
+                    <m:t>t</m:t>
+                  </m:r>
+                </m:sub>
+              </m:sSub>
               <m:r>
                 <m:rPr>
-                  <m:nor/>
+                  <m:sty m:val="bi"/>
+                </m:rPr>
+                <m:t>q</m:t>
+              </m:r>
+              <m:r>
+                <m:rPr>
                   <m:sty m:val="p"/>
                 </m:rPr>
-                <m:t>net flow</m:t>
+                <m:t>−</m:t>
+              </m:r>
+              <m:r>
+                <m:rPr>
+                  <m:sty m:val="bi"/>
+                </m:rPr>
+                <m:t>d</m:t>
               </m:r>
               <m:sSub>
                 <m:e>
@@ -3879,13 +5277,98 @@
         <w:pStyle w:val="FirstParagraph"/>
       </w:pPr>
       <w:r>
-        <w:t xml:space="preserve">coupling injection and withdrawal across the day. The economic signal is the electricity</w:t>
-      </w:r>
-      <w:r>
-        <w:t xml:space="preserve"> </w:t>
-      </w:r>
-      <w:r>
-        <w:t xml:space="preserve">purchase cost</w:t>
+        <w:t xml:space="preserve">coupling injection and withdrawal across the day (</w:t>
+      </w:r>
+      <m:oMath>
+        <m:r>
+          <m:rPr>
+            <m:sty m:val="bi"/>
+          </m:rPr>
+          <m:t>d</m:t>
+        </m:r>
+      </m:oMath>
+      <w:r>
+        <w:t xml:space="preserve"> </w:t>
+      </w:r>
+      <w:r>
+        <w:t xml:space="preserve">is the per-node demand). The economic</w:t>
+      </w:r>
+      <w:r>
+        <w:t xml:space="preserve"> </w:t>
+      </w:r>
+      <w:r>
+        <w:t xml:space="preserve">signal is the electricity purchase cost</w:t>
+      </w:r>
+    </w:p>
+    <w:p>
+      <w:pPr>
+        <w:pStyle w:val="BodyText"/>
+      </w:pPr>
+      <m:oMathPara>
+        <m:oMathParaPr>
+          <m:jc m:val="center"/>
+        </m:oMathParaPr>
+        <m:oMath>
+          <m:sSup>
+            <m:e>
+              <m:r>
+                <m:t>c</m:t>
+              </m:r>
+            </m:e>
+            <m:sup>
+              <m:r>
+                <m:t>t</m:t>
+              </m:r>
+            </m:sup>
+          </m:sSup>
+          <m:r>
+            <m:rPr>
+              <m:sty m:val="p"/>
+            </m:rPr>
+            <m:t>=</m:t>
+          </m:r>
+          <m:sSup>
+            <m:e>
+              <m:r>
+                <m:t>P</m:t>
+              </m:r>
+            </m:e>
+            <m:sup>
+              <m:r>
+                <m:t>t</m:t>
+              </m:r>
+            </m:sup>
+          </m:sSup>
+          <m:r>
+            <m:t> </m:t>
+          </m:r>
+          <m:sSup>
+            <m:e>
+              <m:r>
+                <m:t>π</m:t>
+              </m:r>
+            </m:e>
+            <m:sup>
+              <m:r>
+                <m:t>t</m:t>
+              </m:r>
+            </m:sup>
+          </m:sSup>
+          <m:r>
+            <m:rPr>
+              <m:sty m:val="p"/>
+            </m:rPr>
+            <m:t>,</m:t>
+          </m:r>
+        </m:oMath>
+      </m:oMathPara>
+    </w:p>
+    <w:p>
+      <w:pPr>
+        <w:pStyle w:val="FirstParagraph"/>
+      </w:pPr>
+      <w:r>
+        <w:t xml:space="preserve">with</w:t>
       </w:r>
       <w:r>
         <w:t xml:space="preserve"> </w:t>
@@ -3894,39 +5377,6 @@
         <m:sSup>
           <m:e>
             <m:r>
-              <m:t>c</m:t>
-            </m:r>
-          </m:e>
-          <m:sup>
-            <m:r>
-              <m:t>t</m:t>
-            </m:r>
-          </m:sup>
-        </m:sSup>
-        <m:r>
-          <m:rPr>
-            <m:sty m:val="p"/>
-          </m:rPr>
-          <m:t>=</m:t>
-        </m:r>
-        <m:sSup>
-          <m:e>
-            <m:r>
-              <m:t>P</m:t>
-            </m:r>
-          </m:e>
-          <m:sup>
-            <m:r>
-              <m:t>t</m:t>
-            </m:r>
-          </m:sup>
-        </m:sSup>
-        <m:r>
-          <m:t> </m:t>
-        </m:r>
-        <m:sSup>
-          <m:e>
-            <m:r>
               <m:t>π</m:t>
             </m:r>
           </m:e>
@@ -3941,7 +5391,7 @@
         <w:t xml:space="preserve"> </w:t>
       </w:r>
       <w:r>
-        <w:t xml:space="preserve">with</w:t>
+        <w:t xml:space="preserve">the TOU tariff (off-peak/peak). A terminal line-pack target</w:t>
       </w:r>
       <w:r>
         <w:t xml:space="preserve"> </w:t>
@@ -3950,12 +5400,15 @@
         <m:sSup>
           <m:e>
             <m:r>
-              <m:t>π</m:t>
+              <m:t>m</m:t>
             </m:r>
           </m:e>
           <m:sup>
             <m:r>
-              <m:t>t</m:t>
+              <m:rPr>
+                <m:sty m:val="p"/>
+              </m:rPr>
+              <m:t>⋆</m:t>
             </m:r>
           </m:sup>
         </m:sSup>
@@ -3964,17 +5417,17 @@
         <w:t xml:space="preserve"> </w:t>
       </w:r>
       <w:r>
-        <w:t xml:space="preserve">the TOU tariff (off-peak/peak). A terminal</w:t>
-      </w:r>
-      <w:r>
-        <w:t xml:space="preserve"> </w:t>
-      </w:r>
-      <w:r>
-        <w:t xml:space="preserve">line-pack target prevents end-of-day inventory depletion.</w:t>
-      </w:r>
-    </w:p>
-    <w:bookmarkEnd w:id="14"/>
-    <w:bookmarkStart w:id="15" w:name="constrained-mdp"/>
+        <w:t xml:space="preserve">prevents</w:t>
+      </w:r>
+      <w:r>
+        <w:t xml:space="preserve"> </w:t>
+      </w:r>
+      <w:r>
+        <w:t xml:space="preserve">end-of-day inventory depletion.</w:t>
+      </w:r>
+    </w:p>
+    <w:bookmarkEnd w:id="21"/>
+    <w:bookmarkStart w:id="22" w:name="constrained-mdp"/>
     <w:p>
       <w:pPr>
         <w:pStyle w:val="Heading3"/>
@@ -4271,155 +5724,194 @@
           <w:b/>
           <w:bCs/>
         </w:rPr>
-        <w:t xml:space="preserve">Objective:</w:t>
-      </w:r>
-      <w:r>
-        <w:t xml:space="preserve"> </w:t>
-      </w:r>
-      <m:oMath>
-        <m:r>
-          <m:rPr>
-            <m:sty m:val="p"/>
-          </m:rPr>
-          <m:t>max</m:t>
-        </m:r>
-        <m:r>
-          <m:rPr>
-            <m:scr m:val="double-struck"/>
-            <m:sty m:val="p"/>
-          </m:rPr>
-          <m:t>E</m:t>
-        </m:r>
-        <m:nary>
-          <m:naryPr>
-            <m:chr m:val="∑"/>
-            <m:limLoc m:val="undOvr"/>
-            <m:subHide m:val="off"/>
-            <m:supHide m:val="on"/>
-          </m:naryPr>
-          <m:sub>
-            <m:r>
-              <m:t>t</m:t>
-            </m:r>
-          </m:sub>
-          <m:sup>
-            <m:r>
-              <m:t>​</m:t>
-            </m:r>
-          </m:sup>
-          <m:e>
-            <m:sSubSup>
-              <m:e>
-                <m:r>
-                  <m:t>r</m:t>
-                </m:r>
-              </m:e>
-              <m:sub>
-                <m:r>
-                  <m:t>t</m:t>
-                </m:r>
-              </m:sub>
-              <m:sup>
-                <m:r>
-                  <m:rPr>
-                    <m:nor/>
-                    <m:sty m:val="p"/>
-                  </m:rPr>
-                  <m:t>econ</m:t>
-                </m:r>
-              </m:sup>
-            </m:sSubSup>
-          </m:e>
-        </m:nary>
-      </m:oMath>
-      <w:r>
-        <w:t xml:space="preserve"> </w:t>
-      </w:r>
-      <w:r>
-        <w:t xml:space="preserve">s.t.</w:t>
-      </w:r>
-      <w:r>
-        <w:t xml:space="preserve"> </w:t>
-      </w:r>
-      <m:oMath>
-        <m:r>
-          <m:rPr>
-            <m:scr m:val="double-struck"/>
-            <m:sty m:val="p"/>
-          </m:rPr>
-          <m:t>E</m:t>
-        </m:r>
-        <m:nary>
-          <m:naryPr>
-            <m:chr m:val="∑"/>
-            <m:limLoc m:val="undOvr"/>
-            <m:subHide m:val="off"/>
-            <m:supHide m:val="on"/>
-          </m:naryPr>
-          <m:sub>
-            <m:r>
-              <m:t>t</m:t>
-            </m:r>
-          </m:sub>
-          <m:sup>
-            <m:r>
-              <m:t>​</m:t>
-            </m:r>
-          </m:sup>
-          <m:e>
-            <m:sSub>
-              <m:e>
-                <m:r>
-                  <m:t>c</m:t>
-                </m:r>
-              </m:e>
-              <m:sub>
-                <m:r>
-                  <m:t>t</m:t>
-                </m:r>
-              </m:sub>
-            </m:sSub>
-          </m:e>
-        </m:nary>
-        <m:r>
-          <m:rPr>
-            <m:sty m:val="p"/>
-          </m:rPr>
-          <m:t>≤</m:t>
-        </m:r>
-        <m:r>
-          <m:t>d</m:t>
-        </m:r>
-      </m:oMath>
-      <w:r>
-        <w:t xml:space="preserve">,</w:t>
-      </w:r>
-      <w:r>
-        <w:t xml:space="preserve"> </w:t>
-      </w:r>
-      <w:r>
-        <w:t xml:space="preserve">with budget</w:t>
-      </w:r>
-      <w:r>
-        <w:t xml:space="preserve"> </w:t>
-      </w:r>
-      <m:oMath>
-        <m:r>
-          <m:t>d</m:t>
-        </m:r>
-        <m:r>
-          <m:rPr>
-            <m:sty m:val="p"/>
-          </m:rPr>
-          <m:t>≈</m:t>
-        </m:r>
-        <m:r>
-          <m:t>0</m:t>
-        </m:r>
-      </m:oMath>
-      <w:r>
-        <w:t xml:space="preserve">.</w:t>
-      </w:r>
+        <w:t xml:space="preserve">Objective (CMDP):</w:t>
+      </w:r>
+    </w:p>
+    <w:p>
+      <w:pPr>
+        <w:pStyle w:val="FirstParagraph"/>
+      </w:pPr>
+      <m:oMathPara>
+        <m:oMathParaPr>
+          <m:jc m:val="center"/>
+        </m:oMathParaPr>
+        <m:oMath>
+          <m:limLow>
+            <m:e>
+              <m:r>
+                <m:rPr>
+                  <m:sty m:val="p"/>
+                </m:rPr>
+                <m:t>max</m:t>
+              </m:r>
+            </m:e>
+            <m:lim>
+              <m:r>
+                <m:t>π</m:t>
+              </m:r>
+            </m:lim>
+          </m:limLow>
+          <m:r>
+            <m:t> </m:t>
+          </m:r>
+          <m:r>
+            <m:rPr>
+              <m:scr m:val="double-struck"/>
+              <m:sty m:val="p"/>
+            </m:rPr>
+            <m:t>E</m:t>
+          </m:r>
+          <m:d>
+            <m:dPr>
+              <m:begChr m:val="["/>
+              <m:sepChr m:val=""/>
+              <m:endChr m:val="]"/>
+              <m:grow/>
+            </m:dPr>
+            <m:e>
+              <m:nary>
+                <m:naryPr>
+                  <m:chr m:val="∑"/>
+                  <m:limLoc m:val="undOvr"/>
+                  <m:subHide m:val="off"/>
+                  <m:supHide m:val="on"/>
+                </m:naryPr>
+                <m:sub>
+                  <m:r>
+                    <m:t>t</m:t>
+                  </m:r>
+                </m:sub>
+                <m:sup>
+                  <m:r>
+                    <m:t>​</m:t>
+                  </m:r>
+                </m:sup>
+                <m:e>
+                  <m:sSubSup>
+                    <m:e>
+                      <m:r>
+                        <m:t>r</m:t>
+                      </m:r>
+                    </m:e>
+                    <m:sub>
+                      <m:r>
+                        <m:t>t</m:t>
+                      </m:r>
+                    </m:sub>
+                    <m:sup>
+                      <m:r>
+                        <m:rPr>
+                          <m:nor/>
+                          <m:sty m:val="p"/>
+                        </m:rPr>
+                        <m:t>econ</m:t>
+                      </m:r>
+                    </m:sup>
+                  </m:sSubSup>
+                </m:e>
+              </m:nary>
+            </m:e>
+          </m:d>
+          <m:r>
+            <m:t> </m:t>
+          </m:r>
+          <m:r>
+            <m:rPr>
+              <m:nor/>
+              <m:sty m:val="p"/>
+            </m:rPr>
+            <m:t>s.t.</m:t>
+          </m:r>
+          <m:r>
+            <m:t> </m:t>
+          </m:r>
+          <m:r>
+            <m:rPr>
+              <m:scr m:val="double-struck"/>
+              <m:sty m:val="p"/>
+            </m:rPr>
+            <m:t>E</m:t>
+          </m:r>
+          <m:d>
+            <m:dPr>
+              <m:begChr m:val="["/>
+              <m:sepChr m:val=""/>
+              <m:endChr m:val="]"/>
+              <m:grow/>
+            </m:dPr>
+            <m:e>
+              <m:nary>
+                <m:naryPr>
+                  <m:chr m:val="∑"/>
+                  <m:limLoc m:val="undOvr"/>
+                  <m:subHide m:val="off"/>
+                  <m:supHide m:val="on"/>
+                </m:naryPr>
+                <m:sub>
+                  <m:r>
+                    <m:t>t</m:t>
+                  </m:r>
+                </m:sub>
+                <m:sup>
+                  <m:r>
+                    <m:t>​</m:t>
+                  </m:r>
+                </m:sup>
+                <m:e>
+                  <m:sSub>
+                    <m:e>
+                      <m:r>
+                        <m:t>c</m:t>
+                      </m:r>
+                    </m:e>
+                    <m:sub>
+                      <m:r>
+                        <m:t>t</m:t>
+                      </m:r>
+                    </m:sub>
+                  </m:sSub>
+                </m:e>
+              </m:nary>
+            </m:e>
+          </m:d>
+          <m:r>
+            <m:rPr>
+              <m:sty m:val="p"/>
+            </m:rPr>
+            <m:t>≤</m:t>
+          </m:r>
+          <m:r>
+            <m:t>d</m:t>
+          </m:r>
+          <m:r>
+            <m:rPr>
+              <m:sty m:val="p"/>
+            </m:rPr>
+            <m:t>,</m:t>
+          </m:r>
+          <m:r>
+            <m:t>  </m:t>
+          </m:r>
+          <m:r>
+            <m:t>d</m:t>
+          </m:r>
+          <m:r>
+            <m:rPr>
+              <m:sty m:val="p"/>
+            </m:rPr>
+            <m:t>≈</m:t>
+          </m:r>
+          <m:r>
+            <m:t>0</m:t>
+          </m:r>
+          <m:r>
+            <m:rPr>
+              <m:sty m:val="p"/>
+            </m:rPr>
+            <m:t>.</m:t>
+          </m:r>
+        </m:oMath>
+      </m:oMathPara>
     </w:p>
     <w:p>
       <w:r>
@@ -4428,9 +5920,9 @@
         </w:pict>
       </w:r>
     </w:p>
-    <w:bookmarkEnd w:id="15"/>
-    <w:bookmarkEnd w:id="16"/>
-    <w:bookmarkStart w:id="21" w:name="method"/>
+    <w:bookmarkEnd w:id="22"/>
+    <w:bookmarkEnd w:id="23"/>
+    <w:bookmarkStart w:id="28" w:name="method"/>
     <w:p>
       <w:pPr>
         <w:pStyle w:val="Heading2"/>
@@ -4439,7 +5931,66 @@
         <w:t xml:space="preserve">4. Method</w:t>
       </w:r>
     </w:p>
-    <w:bookmarkStart w:id="17" w:name="constrained-lagrangian-sac"/>
+    <w:p>
+      <w:pPr>
+        <w:pStyle w:val="BlockText"/>
+      </w:pPr>
+      <w:r>
+        <w:t xml:space="preserve">🖼️</w:t>
+      </w:r>
+      <w:r>
+        <w:t xml:space="preserve"> </w:t>
+      </w:r>
+      <w:r>
+        <w:rPr>
+          <w:b/>
+          <w:bCs/>
+        </w:rPr>
+        <w:t xml:space="preserve">[INSERT FIGURE 3 — Method overview.]</w:t>
+      </w:r>
+      <w:r>
+        <w:t xml:space="preserve"> </w:t>
+      </w:r>
+      <w:r>
+        <w:t xml:space="preserve">A schematic of the pipeline: (a) the CMDP</w:t>
+      </w:r>
+      <w:r>
+        <w:t xml:space="preserve"> </w:t>
+      </w:r>
+      <w:r>
+        <w:t xml:space="preserve">agent–environment loop (state → policy → discharge ratio → feasibility realization Eq. (5) →</w:t>
+      </w:r>
+      <w:r>
+        <w:t xml:space="preserve"> </w:t>
+      </w:r>
+      <w:r>
+        <w:t xml:space="preserve">dynamic line-pack Eq. (6) → economic reward Eq. (7) + constraint cost); (b) Constrained-SAC with</w:t>
+      </w:r>
+      <w:r>
+        <w:t xml:space="preserve"> </w:t>
+      </w:r>
+      <w:r>
+        <w:t xml:space="preserve">the dual-ascent update Eq. (10) on</w:t>
+      </w:r>
+      <w:r>
+        <w:t xml:space="preserve"> </w:t>
+      </w:r>
+      <m:oMath>
+        <m:r>
+          <m:t>λ</m:t>
+        </m:r>
+      </m:oMath>
+      <w:r>
+        <w:t xml:space="preserve">; (c) the MPC-distillation pipeline (DP/MPC teacher →</w:t>
+      </w:r>
+      <w:r>
+        <w:t xml:space="preserve"> </w:t>
+      </w:r>
+      <w:r>
+        <w:t xml:space="preserve">DAgger relabelling → millisecond student). One column per stage.</w:t>
+      </w:r>
+    </w:p>
+    <w:bookmarkStart w:id="24" w:name="constrained-lagrangian-sac"/>
     <w:p>
       <w:pPr>
         <w:pStyle w:val="Heading3"/>
@@ -4455,52 +6006,155 @@
       <w:r>
         <w:t xml:space="preserve">We optimise the Lagrangian</w:t>
       </w:r>
+    </w:p>
+    <w:p>
+      <w:pPr>
+        <w:pStyle w:val="BodyText"/>
+      </w:pPr>
+      <m:oMathPara>
+        <m:oMathParaPr>
+          <m:jc m:val="center"/>
+        </m:oMathParaPr>
+        <m:oMath>
+          <m:r>
+            <m:t>L</m:t>
+          </m:r>
+          <m:r>
+            <m:rPr>
+              <m:sty m:val="p"/>
+            </m:rPr>
+            <m:t>(</m:t>
+          </m:r>
+          <m:r>
+            <m:t>π</m:t>
+          </m:r>
+          <m:r>
+            <m:rPr>
+              <m:sty m:val="p"/>
+            </m:rPr>
+            <m:t>,</m:t>
+          </m:r>
+          <m:r>
+            <m:t>λ</m:t>
+          </m:r>
+          <m:r>
+            <m:rPr>
+              <m:sty m:val="p"/>
+            </m:rPr>
+            <m:t>)</m:t>
+          </m:r>
+          <m:r>
+            <m:rPr>
+              <m:sty m:val="p"/>
+            </m:rPr>
+            <m:t>=</m:t>
+          </m:r>
+          <m:r>
+            <m:rPr>
+              <m:scr m:val="double-struck"/>
+              <m:sty m:val="p"/>
+            </m:rPr>
+            <m:t>E</m:t>
+          </m:r>
+          <m:d>
+            <m:dPr>
+              <m:begChr m:val="["/>
+              <m:sepChr m:val=""/>
+              <m:endChr m:val="]"/>
+              <m:grow/>
+            </m:dPr>
+            <m:e>
+              <m:nary>
+                <m:naryPr>
+                  <m:chr m:val="∑"/>
+                  <m:limLoc m:val="undOvr"/>
+                  <m:subHide m:val="off"/>
+                  <m:supHide m:val="on"/>
+                </m:naryPr>
+                <m:sub>
+                  <m:r>
+                    <m:t>t</m:t>
+                  </m:r>
+                </m:sub>
+                <m:sup>
+                  <m:r>
+                    <m:t>​</m:t>
+                  </m:r>
+                </m:sup>
+                <m:e>
+                  <m:d>
+                    <m:dPr>
+                      <m:begChr m:val="("/>
+                      <m:sepChr m:val=""/>
+                      <m:endChr m:val=")"/>
+                      <m:grow/>
+                    </m:dPr>
+                    <m:e>
+                      <m:sSubSup>
+                        <m:e>
+                          <m:r>
+                            <m:t>r</m:t>
+                          </m:r>
+                        </m:e>
+                        <m:sub>
+                          <m:r>
+                            <m:t>t</m:t>
+                          </m:r>
+                        </m:sub>
+                        <m:sup>
+                          <m:r>
+                            <m:rPr>
+                              <m:nor/>
+                              <m:sty m:val="p"/>
+                            </m:rPr>
+                            <m:t>econ</m:t>
+                          </m:r>
+                        </m:sup>
+                      </m:sSubSup>
+                      <m:r>
+                        <m:rPr>
+                          <m:sty m:val="p"/>
+                        </m:rPr>
+                        <m:t>−</m:t>
+                      </m:r>
+                      <m:r>
+                        <m:t>λ</m:t>
+                      </m:r>
+                      <m:r>
+                        <m:t> </m:t>
+                      </m:r>
+                      <m:sSub>
+                        <m:e>
+                          <m:r>
+                            <m:t>c</m:t>
+                          </m:r>
+                        </m:e>
+                        <m:sub>
+                          <m:r>
+                            <m:t>t</m:t>
+                          </m:r>
+                        </m:sub>
+                      </m:sSub>
+                    </m:e>
+                  </m:d>
+                </m:e>
+              </m:nary>
+            </m:e>
+          </m:d>
+        </m:oMath>
+      </m:oMathPara>
+    </w:p>
+    <w:p>
+      <w:pPr>
+        <w:pStyle w:val="FirstParagraph"/>
+      </w:pPr>
+      <w:r>
+        <w:t xml:space="preserve">with an off-the-shelf SAC actor–critic on the shaped reward</w:t>
+      </w:r>
       <w:r>
         <w:t xml:space="preserve"> </w:t>
       </w:r>
       <m:oMath>
-        <m:r>
-          <m:t>L</m:t>
-        </m:r>
-        <m:r>
-          <m:rPr>
-            <m:sty m:val="p"/>
-          </m:rPr>
-          <m:t>=</m:t>
-        </m:r>
-        <m:r>
-          <m:rPr>
-            <m:scr m:val="double-struck"/>
-            <m:sty m:val="p"/>
-          </m:rPr>
-          <m:t>E</m:t>
-        </m:r>
-        <m:nary>
-          <m:naryPr>
-            <m:chr m:val="∑"/>
-            <m:limLoc m:val="undOvr"/>
-            <m:subHide m:val="off"/>
-            <m:supHide m:val="on"/>
-          </m:naryPr>
-          <m:sub>
-            <m:r>
-              <m:t>t</m:t>
-            </m:r>
-          </m:sub>
-          <m:sup>
-            <m:r>
-              <m:t>​</m:t>
-            </m:r>
-          </m:sup>
-          <m:e>
-            <m:r>
-              <m:rPr>
-                <m:sty m:val="p"/>
-              </m:rPr>
-              <m:t>(</m:t>
-            </m:r>
-          </m:e>
-        </m:nary>
         <m:sSubSup>
           <m:e>
             <m:r>
@@ -4531,9 +6185,6 @@
         <m:r>
           <m:t>λ</m:t>
         </m:r>
-        <m:r>
-          <m:t> </m:t>
-        </m:r>
         <m:sSub>
           <m:e>
             <m:r>
@@ -4546,30 +6197,15 @@
             </m:r>
           </m:sub>
         </m:sSub>
-        <m:r>
-          <m:rPr>
-            <m:sty m:val="p"/>
-          </m:rPr>
-          <m:t>)</m:t>
-        </m:r>
       </m:oMath>
       <w:r>
-        <w:t xml:space="preserve"> </w:t>
-      </w:r>
-      <w:r>
-        <w:t xml:space="preserve">with an</w:t>
-      </w:r>
-      <w:r>
-        <w:t xml:space="preserve"> </w:t>
-      </w:r>
-      <w:r>
-        <w:t xml:space="preserve">off-the-shelf SAC actor–critic on the shaped reward, while the dual variable is updated by</w:t>
-      </w:r>
-      <w:r>
-        <w:t xml:space="preserve"> </w:t>
-      </w:r>
-      <w:r>
-        <w:t xml:space="preserve">projected dual ascent on the episodic constraint cost,</w:t>
+        <w:t xml:space="preserve">, while</w:t>
+      </w:r>
+      <w:r>
+        <w:t xml:space="preserve"> </w:t>
+      </w:r>
+      <w:r>
+        <w:t xml:space="preserve">the dual variable is updated by projected dual ascent on the episodic constraint cost,</w:t>
       </w:r>
     </w:p>
     <w:p>
@@ -5007,8 +6643,8 @@
         <w:t xml:space="preserve">(128–64–32), matching [1].</w:t>
       </w:r>
     </w:p>
-    <w:bookmarkEnd w:id="17"/>
-    <w:bookmarkStart w:id="18" w:name="distilling-mpc-into-a-millisecond-policy"/>
+    <w:bookmarkEnd w:id="24"/>
+    <w:bookmarkStart w:id="25" w:name="distilling-mpc-into-a-millisecond-policy"/>
     <w:p>
       <w:pPr>
         <w:pStyle w:val="Heading3"/>
@@ -5118,8 +6754,8 @@
         <w:t xml:space="preserve">is cheap (seconds–minutes); it inherits the teacher’s feasibility while shedding its online cost.</w:t>
       </w:r>
     </w:p>
-    <w:bookmarkEnd w:id="18"/>
-    <w:bookmarkStart w:id="19" w:name="baselines"/>
+    <w:bookmarkEnd w:id="25"/>
+    <w:bookmarkStart w:id="26" w:name="baselines"/>
     <w:p>
       <w:pPr>
         <w:pStyle w:val="Heading3"/>
@@ -5371,8 +7007,8 @@
         <w:t xml:space="preserve">SAC, TD3, PPO (penalty reward) and Constrained-SAC, identical architecture/budget.</w:t>
       </w:r>
     </w:p>
-    <w:bookmarkEnd w:id="19"/>
-    <w:bookmarkStart w:id="20" w:name="fairness-and-reproducibility"/>
+    <w:bookmarkEnd w:id="26"/>
+    <w:bookmarkStart w:id="27" w:name="fairness-and-reproducibility"/>
     <w:p>
       <w:pPr>
         <w:pStyle w:val="Heading3"/>
@@ -5414,9 +7050,9 @@
         </w:pict>
       </w:r>
     </w:p>
-    <w:bookmarkEnd w:id="20"/>
-    <w:bookmarkEnd w:id="21"/>
-    <w:bookmarkStart w:id="22" w:name="experimental-setup"/>
+    <w:bookmarkEnd w:id="27"/>
+    <w:bookmarkEnd w:id="28"/>
+    <w:bookmarkStart w:id="29" w:name="experimental-setup"/>
     <w:p>
       <w:pPr>
         <w:pStyle w:val="Heading2"/>
@@ -6451,8 +8087,8 @@
         </w:pict>
       </w:r>
     </w:p>
-    <w:bookmarkEnd w:id="22"/>
-    <w:bookmarkStart w:id="50" w:name="results"/>
+    <w:bookmarkEnd w:id="29"/>
+    <w:bookmarkStart w:id="57" w:name="results"/>
     <w:p>
       <w:pPr>
         <w:pStyle w:val="Heading2"/>
@@ -6544,7 +8180,7 @@
         <w:t xml:space="preserve">GA = full optimisation).</w:t>
       </w:r>
     </w:p>
-    <w:bookmarkStart w:id="23" w:name="X1e41505dc6f4876017d5f79af93284ade562b50"/>
+    <w:bookmarkStart w:id="30" w:name="X1e41505dc6f4876017d5f79af93284ade562b50"/>
     <w:p>
       <w:pPr>
         <w:pStyle w:val="Heading3"/>
@@ -6686,8 +8322,8 @@
         <w:t xml:space="preserve">feasible cost drops by ~4×).</w:t>
       </w:r>
     </w:p>
-    <w:bookmarkEnd w:id="23"/>
-    <w:bookmarkStart w:id="27" w:name="nominal-and-robust-performance-table-1"/>
+    <w:bookmarkEnd w:id="30"/>
+    <w:bookmarkStart w:id="34" w:name="nominal-and-robust-performance-table-1"/>
     <w:p>
       <w:pPr>
         <w:pStyle w:val="Heading3"/>
@@ -7612,18 +9248,18 @@
           <wp:inline>
             <wp:extent cx="5334000" cy="2963333"/>
             <wp:effectExtent b="0" l="0" r="0" t="0"/>
-            <wp:docPr descr="Figure 1. Nominal 24-h electricity cost by method on the gun-barrel network (mean ± std over seeds); annotations show mean violation-hours." title="" id="25" name="Picture"/>
+            <wp:docPr descr="Figure 4. Nominal 24-h electricity cost by method on the gun-barrel network (mean ± std over seeds); annotations show mean violation-hours." title="" id="32" name="Picture"/>
             <a:graphic>
               <a:graphicData uri="http://schemas.openxmlformats.org/drawingml/2006/picture">
                 <pic:pic>
                   <pic:nvPicPr>
-                    <pic:cNvPr descr="../models/exports/paper/fig_cost_nominal.png" id="26" name="Picture"/>
+                    <pic:cNvPr descr="../models/exports/paper/fig_cost_nominal.png" id="33" name="Picture"/>
                     <pic:cNvPicPr>
                       <a:picLocks noChangeArrowheads="1" noChangeAspect="1"/>
                     </pic:cNvPicPr>
                   </pic:nvPicPr>
                   <pic:blipFill>
-                    <a:blip r:embed="rId24"/>
+                    <a:blip r:embed="rId31"/>
                     <a:stretch>
                       <a:fillRect/>
                     </a:stretch>
@@ -7655,7 +9291,7 @@
         <w:pStyle w:val="ImageCaption"/>
       </w:pPr>
       <w:r>
-        <w:t xml:space="preserve">Figure 1. Nominal 24-h electricity cost by method on the gun-barrel network (mean ± std over seeds); annotations show mean violation-hours.</w:t>
+        <w:t xml:space="preserve">Figure 4. Nominal 24-h electricity cost by method on the gun-barrel network (mean ± std over seeds); annotations show mean violation-hours.</w:t>
       </w:r>
     </w:p>
     <w:p>
@@ -7902,8 +9538,8 @@
         <w:t xml:space="preserve">it could not when the base problem was infeasible (cf. our earlier negative result).</w:t>
       </w:r>
     </w:p>
-    <w:bookmarkEnd w:id="27"/>
-    <w:bookmarkStart w:id="28" w:name="X18395e5fe9119e7b21efafd33aacbd1e6fe5d48"/>
+    <w:bookmarkEnd w:id="34"/>
+    <w:bookmarkStart w:id="35" w:name="X18395e5fe9119e7b21efafd33aacbd1e6fe5d48"/>
     <w:p>
       <w:pPr>
         <w:pStyle w:val="Heading3"/>
@@ -8045,8 +9681,8 @@
         <w:t xml:space="preserve">combines MPC-level cost and feasibility with DRL-level (≈200×) deployment latency.</w:t>
       </w:r>
     </w:p>
-    <w:bookmarkEnd w:id="28"/>
-    <w:bookmarkStart w:id="29" w:name="deployment-latency-table-1-last-column"/>
+    <w:bookmarkEnd w:id="35"/>
+    <w:bookmarkStart w:id="36" w:name="deployment-latency-table-1-last-column"/>
     <w:p>
       <w:pPr>
         <w:pStyle w:val="Heading3"/>
@@ -8201,14 +9837,14 @@
         <w:t xml:space="preserve">feasibility (though not yet with cost-optimality).</w:t>
       </w:r>
     </w:p>
-    <w:bookmarkEnd w:id="29"/>
-    <w:bookmarkStart w:id="33" w:name="dispatch-behaviour-fig.-2"/>
+    <w:bookmarkEnd w:id="36"/>
+    <w:bookmarkStart w:id="40" w:name="dispatch-behaviour-fig.-5"/>
     <w:p>
       <w:pPr>
         <w:pStyle w:val="Heading3"/>
       </w:pPr>
       <w:r>
-        <w:t xml:space="preserve">6.5 Dispatch behaviour (Fig. 2)</w:t>
+        <w:t xml:space="preserve">6.5 Dispatch behaviour (Fig. 5)</w:t>
       </w:r>
     </w:p>
     <w:p>
@@ -8220,18 +9856,18 @@
           <wp:inline>
             <wp:extent cx="5334000" cy="3556000"/>
             <wp:effectExtent b="0" l="0" r="0" t="0"/>
-            <wp:docPr descr="Figure 2. Deterministic 24-h dispatch on the gun-barrel network — Distilled-MPC, Constrained-SAC, DP-oracle and MPC. Distilled-MPC tracks DP/MPC at low cumulative cost; Constrained-SAC keeps a larger pressure margin and sits above (the from-scratch premium)." title="" id="31" name="Picture"/>
+            <wp:docPr descr="Figure 5. Deterministic 24-h dispatch on the gun-barrel network — Distilled-MPC, Constrained-SAC, DP-oracle and MPC. Distilled-MPC tracks DP/MPC at low cumulative cost; Constrained-SAC keeps a larger pressure margin and sits above (the from-scratch premium)." title="" id="38" name="Picture"/>
             <a:graphic>
               <a:graphicData uri="http://schemas.openxmlformats.org/drawingml/2006/picture">
                 <pic:pic>
                   <pic:nvPicPr>
-                    <pic:cNvPr descr="../models/exports/paper/fig_dispatch.png" id="32" name="Picture"/>
+                    <pic:cNvPr descr="../models/exports/paper/fig_dispatch.png" id="39" name="Picture"/>
                     <pic:cNvPicPr>
                       <a:picLocks noChangeArrowheads="1" noChangeAspect="1"/>
                     </pic:cNvPicPr>
                   </pic:nvPicPr>
                   <pic:blipFill>
-                    <a:blip r:embed="rId30"/>
+                    <a:blip r:embed="rId37"/>
                     <a:stretch>
                       <a:fillRect/>
                     </a:stretch>
@@ -8263,7 +9899,7 @@
         <w:pStyle w:val="ImageCaption"/>
       </w:pPr>
       <w:r>
-        <w:t xml:space="preserve">Figure 2. Deterministic 24-h dispatch on the gun-barrel network — Distilled-MPC, Constrained-SAC, DP-oracle and MPC. Distilled-MPC tracks DP/MPC at low cumulative cost; Constrained-SAC keeps a larger pressure margin and sits above (the from-scratch premium).</w:t>
+        <w:t xml:space="preserve">Figure 5. Deterministic 24-h dispatch on the gun-barrel network — Distilled-MPC, Constrained-SAC, DP-oracle and MPC. Distilled-MPC tracks DP/MPC at low cumulative cost; Constrained-SAC keeps a larger pressure margin and sits above (the from-scratch premium).</w:t>
       </w:r>
     </w:p>
     <w:p>
@@ -8323,14 +9959,14 @@
         <w:t xml:space="preserve">premium) on the same qualitative shape.</w:t>
       </w:r>
     </w:p>
-    <w:bookmarkEnd w:id="33"/>
-    <w:bookmarkStart w:id="37" w:name="robustness-fig.-3"/>
+    <w:bookmarkEnd w:id="40"/>
+    <w:bookmarkStart w:id="44" w:name="robustness-fig.-6"/>
     <w:p>
       <w:pPr>
         <w:pStyle w:val="Heading3"/>
       </w:pPr>
       <w:r>
-        <w:t xml:space="preserve">6.6 Robustness (Fig. 3)</w:t>
+        <w:t xml:space="preserve">6.6 Robustness (Fig. 6)</w:t>
       </w:r>
     </w:p>
     <w:p>
@@ -8342,18 +9978,18 @@
           <wp:inline>
             <wp:extent cx="5334000" cy="2963333"/>
             <wp:effectExtent b="0" l="0" r="0" t="0"/>
-            <wp:docPr descr="Figure 3. Cost (mean ± std) under perturbed demand/price on the gun-barrel network; annotations show mean violation-hours." title="" id="35" name="Picture"/>
+            <wp:docPr descr="Figure 6. Cost (mean ± std) under perturbed demand/price on the gun-barrel network; annotations show mean violation-hours." title="" id="42" name="Picture"/>
             <a:graphic>
               <a:graphicData uri="http://schemas.openxmlformats.org/drawingml/2006/picture">
                 <pic:pic>
                   <pic:nvPicPr>
-                    <pic:cNvPr descr="../models/exports/paper/fig_robustness.png" id="36" name="Picture"/>
+                    <pic:cNvPr descr="../models/exports/paper/fig_robustness.png" id="43" name="Picture"/>
                     <pic:cNvPicPr>
                       <a:picLocks noChangeArrowheads="1" noChangeAspect="1"/>
                     </pic:cNvPicPr>
                   </pic:nvPicPr>
                   <pic:blipFill>
-                    <a:blip r:embed="rId34"/>
+                    <a:blip r:embed="rId41"/>
                     <a:stretch>
                       <a:fillRect/>
                     </a:stretch>
@@ -8385,7 +10021,7 @@
         <w:pStyle w:val="ImageCaption"/>
       </w:pPr>
       <w:r>
-        <w:t xml:space="preserve">Figure 3. Cost (mean ± std) under perturbed demand/price on the gun-barrel network; annotations show mean violation-hours.</w:t>
+        <w:t xml:space="preserve">Figure 6. Cost (mean ± std) under perturbed demand/price on the gun-barrel network; annotations show mean violation-hours.</w:t>
       </w:r>
     </w:p>
     <w:p>
@@ -8476,8 +10112,8 @@
         <w:t xml:space="preserve">millisecond latency with no online solver.</w:t>
       </w:r>
     </w:p>
-    <w:bookmarkEnd w:id="37"/>
-    <w:bookmarkStart w:id="38" w:name="ablations-table-1b"/>
+    <w:bookmarkEnd w:id="44"/>
+    <w:bookmarkStart w:id="45" w:name="ablations-table-1b"/>
     <w:p>
       <w:pPr>
         <w:pStyle w:val="Heading3"/>
@@ -9019,8 +10655,8 @@
         <w:t xml:space="preserve">, not hand-tuned weights, is doing the work — the method’s central claim.</w:t>
       </w:r>
     </w:p>
-    <w:bookmarkEnd w:id="38"/>
-    <w:bookmarkStart w:id="45" w:name="X126fffdc255fc9bd938151f9e29fcc7fade49ce"/>
+    <w:bookmarkEnd w:id="45"/>
+    <w:bookmarkStart w:id="52" w:name="X126fffdc255fc9bd938151f9e29fcc7fade49ce"/>
     <w:p>
       <w:pPr>
         <w:pStyle w:val="Heading3"/>
@@ -10406,1347 +12042,12 @@
           <wp:inline>
             <wp:extent cx="5334000" cy="2963333"/>
             <wp:effectExtent b="0" l="0" r="0" t="0"/>
-            <wp:docPr descr="Figure 4. Branched benchmark — nominal cost by method (left) and 24-h dispatch curves (right). The feasibility-aware DRL agents stay in-band; SAC is cost-competitive with the GA optimum." title="" id="40" name="Picture"/>
+            <wp:docPr descr="Figure 7. Branched benchmark — nominal cost by method (left) and 24-h dispatch curves (right). The feasibility-aware DRL agents stay in-band; SAC is cost-competitive with the GA optimum." title="" id="47" name="Picture"/>
             <a:graphic>
               <a:graphicData uri="http://schemas.openxmlformats.org/drawingml/2006/picture">
                 <pic:pic>
                   <pic:nvPicPr>
-                    <pic:cNvPr descr="../models/exports/paper_branched/fig_cost_nominal.png" id="41" name="Picture"/>
-                    <pic:cNvPicPr>
-                      <a:picLocks noChangeArrowheads="1" noChangeAspect="1"/>
-                    </pic:cNvPicPr>
-                  </pic:nvPicPr>
-                  <pic:blipFill>
-                    <a:blip r:embed="rId39"/>
-                    <a:stretch>
-                      <a:fillRect/>
-                    </a:stretch>
-                  </pic:blipFill>
-                  <pic:spPr bwMode="auto">
-                    <a:xfrm>
-                      <a:off x="0" y="0"/>
-                      <a:ext cx="5334000" cy="2963333"/>
-                    </a:xfrm>
-                    <a:prstGeom prst="rect">
-                      <a:avLst/>
-                    </a:prstGeom>
-                    <a:noFill/>
-                    <a:ln w="9525">
-                      <a:noFill/>
-                      <a:headEnd/>
-                      <a:tailEnd/>
-                    </a:ln>
-                  </pic:spPr>
-                </pic:pic>
-              </a:graphicData>
-            </a:graphic>
-          </wp:inline>
-        </w:drawing>
-      </w:r>
-    </w:p>
-    <w:p>
-      <w:pPr>
-        <w:pStyle w:val="ImageCaption"/>
-      </w:pPr>
-      <w:r>
-        <w:t xml:space="preserve">Figure 4. Branched benchmark — nominal cost by method (left) and 24-h dispatch curves (right). The feasibility-aware DRL agents stay in-band; SAC is cost-competitive with the GA optimum.</w:t>
-      </w:r>
-    </w:p>
-    <w:p>
-      <w:pPr>
-        <w:pStyle w:val="CaptionedFigure"/>
-      </w:pPr>
-      <w:r>
-        <w:drawing>
-          <wp:inline>
-            <wp:extent cx="5334000" cy="2963333"/>
-            <wp:effectExtent b="0" l="0" r="0" t="0"/>
-            <wp:docPr descr="Figure 5. Branched benchmark — robustness (cost mean ± std and violation-hours) under perturbed demand/price." title="" id="43" name="Picture"/>
-            <a:graphic>
-              <a:graphicData uri="http://schemas.openxmlformats.org/drawingml/2006/picture">
-                <pic:pic>
-                  <pic:nvPicPr>
-                    <pic:cNvPr descr="../models/exports/paper_branched/fig_robustness.png" id="44" name="Picture"/>
-                    <pic:cNvPicPr>
-                      <a:picLocks noChangeArrowheads="1" noChangeAspect="1"/>
-                    </pic:cNvPicPr>
-                  </pic:nvPicPr>
-                  <pic:blipFill>
-                    <a:blip r:embed="rId42"/>
-                    <a:stretch>
-                      <a:fillRect/>
-                    </a:stretch>
-                  </pic:blipFill>
-                  <pic:spPr bwMode="auto">
-                    <a:xfrm>
-                      <a:off x="0" y="0"/>
-                      <a:ext cx="5334000" cy="2963333"/>
-                    </a:xfrm>
-                    <a:prstGeom prst="rect">
-                      <a:avLst/>
-                    </a:prstGeom>
-                    <a:noFill/>
-                    <a:ln w="9525">
-                      <a:noFill/>
-                      <a:headEnd/>
-                      <a:tailEnd/>
-                    </a:ln>
-                  </pic:spPr>
-                </pic:pic>
-              </a:graphicData>
-            </a:graphic>
-          </wp:inline>
-        </w:drawing>
-      </w:r>
-    </w:p>
-    <w:p>
-      <w:pPr>
-        <w:pStyle w:val="ImageCaption"/>
-      </w:pPr>
-      <w:r>
-        <w:t xml:space="preserve">Figure 5. Branched benchmark — robustness (cost mean ± std and violation-hours) under perturbed demand/price.</w:t>
-      </w:r>
-    </w:p>
-    <w:p>
-      <w:pPr>
-        <w:pStyle w:val="BodyText"/>
-      </w:pPr>
-      <w:r>
-        <w:t xml:space="preserve">Net: the methodological contributions — the feasibility-aware action realisation, feasible</w:t>
-      </w:r>
-      <w:r>
-        <w:t xml:space="preserve"> </w:t>
-      </w:r>
-      <w:r>
-        <w:t xml:space="preserve">from-scratch DRL, and MPC distillation — all transfer to the larger, parameter-realistic network;</w:t>
-      </w:r>
-      <w:r>
-        <w:t xml:space="preserve"> </w:t>
-      </w:r>
-      <w:r>
-        <w:t xml:space="preserve">the constraint-aware-SAC ranking and the grid-DP reference are the network-dependent caveats.</w:t>
-      </w:r>
-    </w:p>
-    <w:bookmarkEnd w:id="45"/>
-    <w:bookmarkStart w:id="49" w:name="Xd3ca94ac4eba9be6722f26c7cab872a57fb4a24"/>
-    <w:p>
-      <w:pPr>
-        <w:pStyle w:val="Heading3"/>
-      </w:pPr>
-      <w:r>
-        <w:t xml:space="preserve">6.9 Real-geometry network from GasLib-40 (Table 3)</w:t>
-      </w:r>
-    </w:p>
-    <w:p>
-      <w:pPr>
-        <w:pStyle w:val="FirstParagraph"/>
-      </w:pPr>
-      <w:r>
-        <w:t xml:space="preserve">To move beyond hand-set parameters we extract a sub-network from the</w:t>
-      </w:r>
-      <w:r>
-        <w:t xml:space="preserve"> </w:t>
-      </w:r>
-      <w:r>
-        <w:rPr>
-          <w:b/>
-          <w:bCs/>
-        </w:rPr>
-        <w:t xml:space="preserve">real GasLib-40 instance</w:t>
-      </w:r>
-      <w:r>
-        <w:t xml:space="preserve"> </w:t>
-      </w:r>
-      <w:r>
-        <w:t xml:space="preserve">(a model of the German low-calorific transmission grid): the line from the compressor-station node</w:t>
-      </w:r>
-      <w:r>
-        <w:t xml:space="preserve"> </w:t>
-      </w:r>
-      <w:r>
-        <w:rPr>
-          <w:rStyle w:val="VerbatimChar"/>
-        </w:rPr>
-        <w:t xml:space="preserve">innode_6</w:t>
-      </w:r>
-      <w:r>
-        <w:t xml:space="preserve"> </w:t>
-      </w:r>
-      <w:r>
-        <w:t xml:space="preserve">through the demand chain</w:t>
-      </w:r>
-      <w:r>
-        <w:t xml:space="preserve"> </w:t>
-      </w:r>
-      <w:r>
-        <w:rPr>
-          <w:rStyle w:val="VerbatimChar"/>
-        </w:rPr>
-        <w:t xml:space="preserve">sink_13 → sink_14 → sink_10</w:t>
-      </w:r>
-      <w:r>
-        <w:t xml:space="preserve">, using GasLib-40’s</w:t>
-      </w:r>
-      <w:r>
-        <w:t xml:space="preserve"> </w:t>
-      </w:r>
-      <w:r>
-        <w:rPr>
-          <w:b/>
-          <w:bCs/>
-        </w:rPr>
-        <w:t xml:space="preserve">native pipe</w:t>
-      </w:r>
-      <w:r>
-        <w:rPr>
-          <w:b/>
-          <w:bCs/>
-        </w:rPr>
-        <w:t xml:space="preserve"> </w:t>
-      </w:r>
-      <w:r>
-        <w:rPr>
-          <w:b/>
-          <w:bCs/>
-        </w:rPr>
-        <w:t xml:space="preserve">lengths and diameters</w:t>
-      </w:r>
-      <w:r>
-        <w:t xml:space="preserve"> </w:t>
-      </w:r>
-      <w:r>
-        <w:t xml:space="preserve">(21.6/7.0/58.2 km; 1000/1000/800 mm). The hydraulic resistances and</w:t>
-      </w:r>
-      <w:r>
-        <w:t xml:space="preserve"> </w:t>
-      </w:r>
-      <w:r>
-        <w:t xml:space="preserve">line-pack capacitances are computed from this geometry (K ∝ L/D⁵, β ∝ L·D²) and preserve its</w:t>
-      </w:r>
-      <w:r>
-        <w:t xml:space="preserve"> </w:t>
-      </w:r>
-      <w:r>
-        <w:t xml:space="preserve">relative ordering; we affinely map them into the env’s numerically-stable band (the raw 25× K</w:t>
-      </w:r>
-      <w:r>
-        <w:t xml:space="preserve"> </w:t>
-      </w:r>
-      <w:r>
-        <w:t xml:space="preserve">spread and a tiny mid-chain capacitance make the simplified explicit-Euler line-pack model stiff).</w:t>
-      </w:r>
-      <w:r>
-        <w:t xml:space="preserve"> </w:t>
-      </w:r>
-      <w:r>
-        <w:t xml:space="preserve">Two honesty notes: this buys</w:t>
-      </w:r>
-      <w:r>
-        <w:t xml:space="preserve"> </w:t>
-      </w:r>
-      <w:r>
-        <w:rPr>
-          <w:i/>
-          <w:iCs/>
-        </w:rPr>
-        <w:t xml:space="preserve">real topology + real pipe geometry</w:t>
-      </w:r>
-      <w:r>
-        <w:t xml:space="preserve">, not fully real data — the</w:t>
-      </w:r>
-      <w:r>
-        <w:t xml:space="preserve"> </w:t>
-      </w:r>
-      <w:r>
-        <w:t xml:space="preserve">geometry needed recalibration for stability, and the TOU electricity price stays synthetic because</w:t>
-      </w:r>
-      <w:r>
-        <w:t xml:space="preserve"> </w:t>
-      </w:r>
-      <w:r>
-        <w:t xml:space="preserve">GasLib is a gas-only library with no electricity dimension.</w:t>
-      </w:r>
-    </w:p>
-    <w:p>
-      <w:pPr>
-        <w:pStyle w:val="BodyText"/>
-      </w:pPr>
-      <w:r>
-        <w:rPr>
-          <w:i/>
-          <w:iCs/>
-        </w:rPr>
-        <w:t xml:space="preserve">Table 3. GasLib-40-derived network (3 real demand nodes), 150k steps, 3 seeds, 6 perturbed scenarios.</w:t>
-      </w:r>
-    </w:p>
-    <w:tbl>
-      <w:tblPr>
-        <w:tblStyle w:val="Table"/>
-        <w:tblW w:type="pct" w:w="5000"/>
-        <w:tblLayout w:type="fixed"/>
-        <w:tblLook w:firstRow="1" w:lastRow="0" w:firstColumn="0" w:lastColumn="0" w:noHBand="0" w:noVBand="0" w:val="0020"/>
-      </w:tblPr>
-      <w:tblGrid>
-        <w:gridCol w:w="1131"/>
-        <w:gridCol w:w="1131"/>
-        <w:gridCol w:w="1131"/>
-        <w:gridCol w:w="1131"/>
-        <w:gridCol w:w="1131"/>
-        <w:gridCol w:w="1131"/>
-        <w:gridCol w:w="1131"/>
-      </w:tblGrid>
-      <w:tr>
-        <w:trPr>
-          <w:tblHeader w:val="on"/>
-        </w:trPr>
-        <w:tc>
-          <w:tcPr/>
-          <w:p>
-            <w:pPr>
-              <w:pStyle w:val="Compact"/>
-            </w:pPr>
-            <w:r>
-              <w:t xml:space="preserve">Method</w:t>
-            </w:r>
-          </w:p>
-        </w:tc>
-        <w:tc>
-          <w:tcPr/>
-          <w:p>
-            <w:pPr>
-              <w:pStyle w:val="Compact"/>
-            </w:pPr>
-            <w:r>
-              <w:t xml:space="preserve">Nom cost</w:t>
-            </w:r>
-          </w:p>
-        </w:tc>
-        <w:tc>
-          <w:tcPr/>
-          <w:p>
-            <w:pPr>
-              <w:pStyle w:val="Compact"/>
-            </w:pPr>
-            <w:r>
-              <w:t xml:space="preserve">Viol-h</w:t>
-            </w:r>
-          </w:p>
-        </w:tc>
-        <w:tc>
-          <w:tcPr/>
-          <w:p>
-            <w:pPr>
-              <w:pStyle w:val="Compact"/>
-            </w:pPr>
-            <w:r>
-              <w:t xml:space="preserve">Term-gap</w:t>
-            </w:r>
-          </w:p>
-        </w:tc>
-        <w:tc>
-          <w:tcPr/>
-          <w:p>
-            <w:pPr>
-              <w:pStyle w:val="Compact"/>
-            </w:pPr>
-            <w:r>
-              <w:t xml:space="preserve">Robust cost</w:t>
-            </w:r>
-          </w:p>
-        </w:tc>
-        <w:tc>
-          <w:tcPr/>
-          <w:p>
-            <w:pPr>
-              <w:pStyle w:val="Compact"/>
-            </w:pPr>
-            <w:r>
-              <w:t xml:space="preserve">Robust viol</w:t>
-            </w:r>
-          </w:p>
-        </w:tc>
-        <w:tc>
-          <w:tcPr/>
-          <w:p>
-            <w:pPr>
-              <w:pStyle w:val="Compact"/>
-            </w:pPr>
-            <w:r>
-              <w:t xml:space="preserve">Latency</w:t>
-            </w:r>
-          </w:p>
-        </w:tc>
-      </w:tr>
-      <w:tr>
-        <w:tc>
-          <w:tcPr/>
-          <w:p>
-            <w:pPr>
-              <w:pStyle w:val="Compact"/>
-            </w:pPr>
-            <w:r>
-              <w:t xml:space="preserve">GA (continuous)</w:t>
-            </w:r>
-          </w:p>
-        </w:tc>
-        <w:tc>
-          <w:tcPr/>
-          <w:p>
-            <w:pPr>
-              <w:pStyle w:val="Compact"/>
-            </w:pPr>
-            <w:r>
-              <w:rPr>
-                <w:b/>
-                <w:bCs/>
-              </w:rPr>
-              <w:t xml:space="preserve">5.57 ± 0.4</w:t>
-            </w:r>
-          </w:p>
-        </w:tc>
-        <w:tc>
-          <w:tcPr/>
-          <w:p>
-            <w:pPr>
-              <w:pStyle w:val="Compact"/>
-            </w:pPr>
-            <w:r>
-              <w:t xml:space="preserve">0.0</w:t>
-            </w:r>
-          </w:p>
-        </w:tc>
-        <w:tc>
-          <w:tcPr/>
-          <w:p>
-            <w:pPr>
-              <w:pStyle w:val="Compact"/>
-            </w:pPr>
-            <w:r>
-              <w:rPr>
-                <w:b/>
-                <w:bCs/>
-              </w:rPr>
-              <w:t xml:space="preserve">5</w:t>
-            </w:r>
-          </w:p>
-        </w:tc>
-        <w:tc>
-          <w:tcPr/>
-          <w:p>
-            <w:pPr>
-              <w:pStyle w:val="Compact"/>
-            </w:pPr>
-            <w:r>
-              <w:t xml:space="preserve">6.76 ± 1.1</w:t>
-            </w:r>
-          </w:p>
-        </w:tc>
-        <w:tc>
-          <w:tcPr/>
-          <w:p>
-            <w:pPr>
-              <w:pStyle w:val="Compact"/>
-            </w:pPr>
-            <w:r>
-              <w:t xml:space="preserve">0.0</w:t>
-            </w:r>
-          </w:p>
-        </w:tc>
-        <w:tc>
-          <w:tcPr/>
-          <w:p>
-            <w:pPr>
-              <w:pStyle w:val="Compact"/>
-            </w:pPr>
-            <w:r>
-              <w:t xml:space="preserve">11.9 s</w:t>
-            </w:r>
-          </w:p>
-        </w:tc>
-      </w:tr>
-      <w:tr>
-        <w:tc>
-          <w:tcPr/>
-          <w:p>
-            <w:pPr>
-              <w:pStyle w:val="Compact"/>
-            </w:pPr>
-            <w:r>
-              <w:rPr>
-                <w:b/>
-                <w:bCs/>
-              </w:rPr>
-              <w:t xml:space="preserve">Distilled-MPC</w:t>
-            </w:r>
-          </w:p>
-        </w:tc>
-        <w:tc>
-          <w:tcPr/>
-          <w:p>
-            <w:pPr>
-              <w:pStyle w:val="Compact"/>
-            </w:pPr>
-            <w:r>
-              <w:rPr>
-                <w:b/>
-                <w:bCs/>
-              </w:rPr>
-              <w:t xml:space="preserve">5.26 ± 0.6</w:t>
-            </w:r>
-          </w:p>
-        </w:tc>
-        <w:tc>
-          <w:tcPr/>
-          <w:p>
-            <w:pPr>
-              <w:pStyle w:val="Compact"/>
-            </w:pPr>
-            <w:r>
-              <w:rPr>
-                <w:b/>
-                <w:bCs/>
-              </w:rPr>
-              <w:t xml:space="preserve">0.0</w:t>
-            </w:r>
-          </w:p>
-        </w:tc>
-        <w:tc>
-          <w:tcPr/>
-          <w:p>
-            <w:pPr>
-              <w:pStyle w:val="Compact"/>
-            </w:pPr>
-            <w:r>
-              <w:t xml:space="preserve">111</w:t>
-            </w:r>
-          </w:p>
-        </w:tc>
-        <w:tc>
-          <w:tcPr/>
-          <w:p>
-            <w:pPr>
-              <w:pStyle w:val="Compact"/>
-            </w:pPr>
-            <w:r>
-              <w:t xml:space="preserve">6.53 ± 1.2</w:t>
-            </w:r>
-          </w:p>
-        </w:tc>
-        <w:tc>
-          <w:tcPr/>
-          <w:p>
-            <w:pPr>
-              <w:pStyle w:val="Compact"/>
-            </w:pPr>
-            <w:r>
-              <w:t xml:space="preserve">0.1</w:t>
-            </w:r>
-          </w:p>
-        </w:tc>
-        <w:tc>
-          <w:tcPr/>
-          <w:p>
-            <w:pPr>
-              <w:pStyle w:val="Compact"/>
-            </w:pPr>
-            <w:r>
-              <w:rPr>
-                <w:b/>
-                <w:bCs/>
-              </w:rPr>
-              <w:t xml:space="preserve">2.8 ms</w:t>
-            </w:r>
-          </w:p>
-        </w:tc>
-      </w:tr>
-      <w:tr>
-        <w:tc>
-          <w:tcPr/>
-          <w:p>
-            <w:pPr>
-              <w:pStyle w:val="Compact"/>
-            </w:pPr>
-            <w:r>
-              <w:t xml:space="preserve">DP-oracle</w:t>
-            </w:r>
-          </w:p>
-        </w:tc>
-        <w:tc>
-          <w:tcPr/>
-          <w:p>
-            <w:pPr>
-              <w:pStyle w:val="Compact"/>
-            </w:pPr>
-            <w:r>
-              <w:t xml:space="preserve">6.70</w:t>
-            </w:r>
-          </w:p>
-        </w:tc>
-        <w:tc>
-          <w:tcPr/>
-          <w:p>
-            <w:pPr>
-              <w:pStyle w:val="Compact"/>
-            </w:pPr>
-            <w:r>
-              <w:t xml:space="preserve">0.0</w:t>
-            </w:r>
-          </w:p>
-        </w:tc>
-        <w:tc>
-          <w:tcPr/>
-          <w:p>
-            <w:pPr>
-              <w:pStyle w:val="Compact"/>
-            </w:pPr>
-            <w:r>
-              <w:t xml:space="preserve">141</w:t>
-            </w:r>
-          </w:p>
-        </w:tc>
-        <w:tc>
-          <w:tcPr/>
-          <w:p>
-            <w:pPr>
-              <w:pStyle w:val="Compact"/>
-            </w:pPr>
-            <w:r>
-              <w:t xml:space="preserve">6.64 ± 0.8</w:t>
-            </w:r>
-          </w:p>
-        </w:tc>
-        <w:tc>
-          <w:tcPr/>
-          <w:p>
-            <w:pPr>
-              <w:pStyle w:val="Compact"/>
-            </w:pPr>
-            <w:r>
-              <w:t xml:space="preserve">0.0</w:t>
-            </w:r>
-          </w:p>
-        </w:tc>
-        <w:tc>
-          <w:tcPr/>
-          <w:p>
-            <w:pPr>
-              <w:pStyle w:val="Compact"/>
-            </w:pPr>
-            <w:r>
-              <w:t xml:space="preserve">6.3 s</w:t>
-            </w:r>
-          </w:p>
-        </w:tc>
-      </w:tr>
-      <w:tr>
-        <w:tc>
-          <w:tcPr/>
-          <w:p>
-            <w:pPr>
-              <w:pStyle w:val="Compact"/>
-            </w:pPr>
-            <w:r>
-              <w:t xml:space="preserve">MPC</w:t>
-            </w:r>
-          </w:p>
-        </w:tc>
-        <w:tc>
-          <w:tcPr/>
-          <w:p>
-            <w:pPr>
-              <w:pStyle w:val="Compact"/>
-            </w:pPr>
-            <w:r>
-              <w:t xml:space="preserve">6.70</w:t>
-            </w:r>
-          </w:p>
-        </w:tc>
-        <w:tc>
-          <w:tcPr/>
-          <w:p>
-            <w:pPr>
-              <w:pStyle w:val="Compact"/>
-            </w:pPr>
-            <w:r>
-              <w:t xml:space="preserve">0.0</w:t>
-            </w:r>
-          </w:p>
-        </w:tc>
-        <w:tc>
-          <w:tcPr/>
-          <w:p>
-            <w:pPr>
-              <w:pStyle w:val="Compact"/>
-            </w:pPr>
-            <w:r>
-              <w:t xml:space="preserve">141</w:t>
-            </w:r>
-          </w:p>
-        </w:tc>
-        <w:tc>
-          <w:tcPr/>
-          <w:p>
-            <w:pPr>
-              <w:pStyle w:val="Compact"/>
-            </w:pPr>
-            <w:r>
-              <w:t xml:space="preserve">6.91 ± 0.8</w:t>
-            </w:r>
-          </w:p>
-        </w:tc>
-        <w:tc>
-          <w:tcPr/>
-          <w:p>
-            <w:pPr>
-              <w:pStyle w:val="Compact"/>
-            </w:pPr>
-            <w:r>
-              <w:t xml:space="preserve">0.0</w:t>
-            </w:r>
-          </w:p>
-        </w:tc>
-        <w:tc>
-          <w:tcPr/>
-          <w:p>
-            <w:pPr>
-              <w:pStyle w:val="Compact"/>
-            </w:pPr>
-            <w:r>
-              <w:t xml:space="preserve">6.7 s</w:t>
-            </w:r>
-          </w:p>
-        </w:tc>
-      </w:tr>
-      <w:tr>
-        <w:tc>
-          <w:tcPr/>
-          <w:p>
-            <w:pPr>
-              <w:pStyle w:val="Compact"/>
-            </w:pPr>
-            <w:r>
-              <w:t xml:space="preserve">PPO</w:t>
-            </w:r>
-          </w:p>
-        </w:tc>
-        <w:tc>
-          <w:tcPr/>
-          <w:p>
-            <w:pPr>
-              <w:pStyle w:val="Compact"/>
-            </w:pPr>
-            <w:r>
-              <w:t xml:space="preserve">13.16 ± 1.6</w:t>
-            </w:r>
-          </w:p>
-        </w:tc>
-        <w:tc>
-          <w:tcPr/>
-          <w:p>
-            <w:pPr>
-              <w:pStyle w:val="Compact"/>
-            </w:pPr>
-            <w:r>
-              <w:t xml:space="preserve">0.0</w:t>
-            </w:r>
-          </w:p>
-        </w:tc>
-        <w:tc>
-          <w:tcPr/>
-          <w:p>
-            <w:pPr>
-              <w:pStyle w:val="Compact"/>
-            </w:pPr>
-            <w:r>
-              <w:t xml:space="preserve">602</w:t>
-            </w:r>
-          </w:p>
-        </w:tc>
-        <w:tc>
-          <w:tcPr/>
-          <w:p>
-            <w:pPr>
-              <w:pStyle w:val="Compact"/>
-            </w:pPr>
-            <w:r>
-              <w:t xml:space="preserve">12.91 ± 2.8</w:t>
-            </w:r>
-          </w:p>
-        </w:tc>
-        <w:tc>
-          <w:tcPr/>
-          <w:p>
-            <w:pPr>
-              <w:pStyle w:val="Compact"/>
-            </w:pPr>
-            <w:r>
-              <w:t xml:space="preserve">0.1</w:t>
-            </w:r>
-          </w:p>
-        </w:tc>
-        <w:tc>
-          <w:tcPr/>
-          <w:p>
-            <w:pPr>
-              <w:pStyle w:val="Compact"/>
-            </w:pPr>
-            <w:r>
-              <w:t xml:space="preserve">3.6 ms</w:t>
-            </w:r>
-          </w:p>
-        </w:tc>
-      </w:tr>
-      <w:tr>
-        <w:tc>
-          <w:tcPr/>
-          <w:p>
-            <w:pPr>
-              <w:pStyle w:val="Compact"/>
-            </w:pPr>
-            <w:r>
-              <w:t xml:space="preserve">SAC</w:t>
-            </w:r>
-          </w:p>
-        </w:tc>
-        <w:tc>
-          <w:tcPr/>
-          <w:p>
-            <w:pPr>
-              <w:pStyle w:val="Compact"/>
-            </w:pPr>
-            <w:r>
-              <w:t xml:space="preserve">16.07 ± 3.4</w:t>
-            </w:r>
-          </w:p>
-        </w:tc>
-        <w:tc>
-          <w:tcPr/>
-          <w:p>
-            <w:pPr>
-              <w:pStyle w:val="Compact"/>
-            </w:pPr>
-            <w:r>
-              <w:t xml:space="preserve">0.0</w:t>
-            </w:r>
-          </w:p>
-        </w:tc>
-        <w:tc>
-          <w:tcPr/>
-          <w:p>
-            <w:pPr>
-              <w:pStyle w:val="Compact"/>
-            </w:pPr>
-            <w:r>
-              <w:t xml:space="preserve">300</w:t>
-            </w:r>
-          </w:p>
-        </w:tc>
-        <w:tc>
-          <w:tcPr/>
-          <w:p>
-            <w:pPr>
-              <w:pStyle w:val="Compact"/>
-            </w:pPr>
-            <w:r>
-              <w:t xml:space="preserve">14.21 ± 3.5</w:t>
-            </w:r>
-          </w:p>
-        </w:tc>
-        <w:tc>
-          <w:tcPr/>
-          <w:p>
-            <w:pPr>
-              <w:pStyle w:val="Compact"/>
-            </w:pPr>
-            <w:r>
-              <w:t xml:space="preserve">0.0</w:t>
-            </w:r>
-          </w:p>
-        </w:tc>
-        <w:tc>
-          <w:tcPr/>
-          <w:p>
-            <w:pPr>
-              <w:pStyle w:val="Compact"/>
-            </w:pPr>
-            <w:r>
-              <w:t xml:space="preserve">4.9 ms</w:t>
-            </w:r>
-          </w:p>
-        </w:tc>
-      </w:tr>
-      <w:tr>
-        <w:tc>
-          <w:tcPr/>
-          <w:p>
-            <w:pPr>
-              <w:pStyle w:val="Compact"/>
-            </w:pPr>
-            <w:r>
-              <w:t xml:space="preserve">Constrained-SAC</w:t>
-            </w:r>
-          </w:p>
-        </w:tc>
-        <w:tc>
-          <w:tcPr/>
-          <w:p>
-            <w:pPr>
-              <w:pStyle w:val="Compact"/>
-            </w:pPr>
-            <w:r>
-              <w:t xml:space="preserve">17.08 ± 1.5</w:t>
-            </w:r>
-          </w:p>
-        </w:tc>
-        <w:tc>
-          <w:tcPr/>
-          <w:p>
-            <w:pPr>
-              <w:pStyle w:val="Compact"/>
-            </w:pPr>
-            <w:r>
-              <w:t xml:space="preserve">0.0</w:t>
-            </w:r>
-          </w:p>
-        </w:tc>
-        <w:tc>
-          <w:tcPr/>
-          <w:p>
-            <w:pPr>
-              <w:pStyle w:val="Compact"/>
-            </w:pPr>
-            <w:r>
-              <w:t xml:space="preserve">66</w:t>
-            </w:r>
-          </w:p>
-        </w:tc>
-        <w:tc>
-          <w:tcPr/>
-          <w:p>
-            <w:pPr>
-              <w:pStyle w:val="Compact"/>
-            </w:pPr>
-            <w:r>
-              <w:t xml:space="preserve">17.43 ± 1.6</w:t>
-            </w:r>
-          </w:p>
-        </w:tc>
-        <w:tc>
-          <w:tcPr/>
-          <w:p>
-            <w:pPr>
-              <w:pStyle w:val="Compact"/>
-            </w:pPr>
-            <w:r>
-              <w:t xml:space="preserve">0.0</w:t>
-            </w:r>
-          </w:p>
-        </w:tc>
-        <w:tc>
-          <w:tcPr/>
-          <w:p>
-            <w:pPr>
-              <w:pStyle w:val="Compact"/>
-            </w:pPr>
-            <w:r>
-              <w:t xml:space="preserve">4.7 ms</w:t>
-            </w:r>
-          </w:p>
-        </w:tc>
-      </w:tr>
-      <w:tr>
-        <w:tc>
-          <w:tcPr/>
-          <w:p>
-            <w:pPr>
-              <w:pStyle w:val="Compact"/>
-            </w:pPr>
-            <w:r>
-              <w:t xml:space="preserve">TD3</w:t>
-            </w:r>
-          </w:p>
-        </w:tc>
-        <w:tc>
-          <w:tcPr/>
-          <w:p>
-            <w:pPr>
-              <w:pStyle w:val="Compact"/>
-            </w:pPr>
-            <w:r>
-              <w:t xml:space="preserve">22.58 ± 8.7</w:t>
-            </w:r>
-          </w:p>
-        </w:tc>
-        <w:tc>
-          <w:tcPr/>
-          <w:p>
-            <w:pPr>
-              <w:pStyle w:val="Compact"/>
-            </w:pPr>
-            <w:r>
-              <w:t xml:space="preserve">0.3</w:t>
-            </w:r>
-          </w:p>
-        </w:tc>
-        <w:tc>
-          <w:tcPr/>
-          <w:p>
-            <w:pPr>
-              <w:pStyle w:val="Compact"/>
-            </w:pPr>
-            <w:r>
-              <w:t xml:space="preserve">1123</w:t>
-            </w:r>
-          </w:p>
-        </w:tc>
-        <w:tc>
-          <w:tcPr/>
-          <w:p>
-            <w:pPr>
-              <w:pStyle w:val="Compact"/>
-            </w:pPr>
-            <w:r>
-              <w:t xml:space="preserve">20.07 ± 7.5</w:t>
-            </w:r>
-          </w:p>
-        </w:tc>
-        <w:tc>
-          <w:tcPr/>
-          <w:p>
-            <w:pPr>
-              <w:pStyle w:val="Compact"/>
-            </w:pPr>
-            <w:r>
-              <w:t xml:space="preserve">0.4</w:t>
-            </w:r>
-          </w:p>
-        </w:tc>
-        <w:tc>
-          <w:tcPr/>
-          <w:p>
-            <w:pPr>
-              <w:pStyle w:val="Compact"/>
-            </w:pPr>
-            <w:r>
-              <w:t xml:space="preserve">4.4 ms</w:t>
-            </w:r>
-          </w:p>
-        </w:tc>
-      </w:tr>
-      <w:tr>
-        <w:tc>
-          <w:tcPr/>
-          <w:p>
-            <w:pPr>
-              <w:pStyle w:val="Compact"/>
-            </w:pPr>
-            <w:r>
-              <w:t xml:space="preserve">Rule-based</w:t>
-            </w:r>
-          </w:p>
-        </w:tc>
-        <w:tc>
-          <w:tcPr/>
-          <w:p>
-            <w:pPr>
-              <w:pStyle w:val="Compact"/>
-            </w:pPr>
-            <w:r>
-              <w:t xml:space="preserve">31.74</w:t>
-            </w:r>
-          </w:p>
-        </w:tc>
-        <w:tc>
-          <w:tcPr/>
-          <w:p>
-            <w:pPr>
-              <w:pStyle w:val="Compact"/>
-            </w:pPr>
-            <w:r>
-              <w:t xml:space="preserve">13.0</w:t>
-            </w:r>
-          </w:p>
-        </w:tc>
-        <w:tc>
-          <w:tcPr/>
-          <w:p>
-            <w:pPr>
-              <w:pStyle w:val="Compact"/>
-            </w:pPr>
-            <w:r>
-              <w:t xml:space="preserve">7388</w:t>
-            </w:r>
-          </w:p>
-        </w:tc>
-        <w:tc>
-          <w:tcPr/>
-          <w:p>
-            <w:pPr>
-              <w:pStyle w:val="Compact"/>
-            </w:pPr>
-            <w:r>
-              <w:t xml:space="preserve">32.15 ± 0.5</w:t>
-            </w:r>
-          </w:p>
-        </w:tc>
-        <w:tc>
-          <w:tcPr/>
-          <w:p>
-            <w:pPr>
-              <w:pStyle w:val="Compact"/>
-            </w:pPr>
-            <w:r>
-              <w:t xml:space="preserve">12.7</w:t>
-            </w:r>
-          </w:p>
-        </w:tc>
-        <w:tc>
-          <w:tcPr/>
-          <w:p>
-            <w:pPr>
-              <w:pStyle w:val="Compact"/>
-            </w:pPr>
-            <w:r>
-              <w:t xml:space="preserve">2.3 ms</w:t>
-            </w:r>
-          </w:p>
-        </w:tc>
-      </w:tr>
-    </w:tbl>
-    <w:p>
-      <w:pPr>
-        <w:pStyle w:val="BodyText"/>
-      </w:pPr>
-      <w:r>
-        <w:rPr>
-          <w:b/>
-          <w:bCs/>
-        </w:rPr>
-        <w:t xml:space="preserve">Reading the GasLib-40 results — the cleanest case for the method.</w:t>
-      </w:r>
-      <w:r>
-        <w:t xml:space="preserve"> </w:t>
-      </w:r>
-      <w:r>
-        <w:t xml:space="preserve">-</w:t>
-      </w:r>
-      <w:r>
-        <w:t xml:space="preserve"> </w:t>
-      </w:r>
-      <w:r>
-        <w:rPr>
-          <w:b/>
-          <w:bCs/>
-        </w:rPr>
-        <w:t xml:space="preserve">Distillation is the standout:</w:t>
-      </w:r>
-      <w:r>
-        <w:t xml:space="preserve"> </w:t>
-      </w:r>
-      <w:r>
-        <w:t xml:space="preserve">Distilled-MPC reaches cost</w:t>
-      </w:r>
-      <w:r>
-        <w:t xml:space="preserve"> </w:t>
-      </w:r>
-      <w:r>
-        <w:rPr>
-          <w:b/>
-          <w:bCs/>
-        </w:rPr>
-        <w:t xml:space="preserve">5.26 at zero violations</w:t>
-      </w:r>
-      <w:r>
-        <w:t xml:space="preserve"> </w:t>
-      </w:r>
-      <w:r>
-        <w:t xml:space="preserve">— it</w:t>
-      </w:r>
-      <w:r>
-        <w:t xml:space="preserve"> </w:t>
-      </w:r>
-      <w:r>
-        <w:t xml:space="preserve">matches the continuous GA optimum (5.57),</w:t>
-      </w:r>
-      <w:r>
-        <w:t xml:space="preserve"> </w:t>
-      </w:r>
-      <w:r>
-        <w:rPr>
-          <w:i/>
-          <w:iCs/>
-        </w:rPr>
-        <w:t xml:space="preserve">undercuts</w:t>
-      </w:r>
-      <w:r>
-        <w:t xml:space="preserve"> </w:t>
-      </w:r>
-      <w:r>
-        <w:t xml:space="preserve">the grid-MPC teacher (6.70), nails the</w:t>
-      </w:r>
-      <w:r>
-        <w:t xml:space="preserve"> </w:t>
-      </w:r>
-      <w:r>
-        <w:t xml:space="preserve">terminal target, and runs in</w:t>
-      </w:r>
-      <w:r>
-        <w:t xml:space="preserve"> </w:t>
-      </w:r>
-      <w:r>
-        <w:rPr>
-          <w:b/>
-          <w:bCs/>
-        </w:rPr>
-        <w:t xml:space="preserve">2.8 ms (≈2300× faster than the 6.5 s MPC)</w:t>
-      </w:r>
-      <w:r>
-        <w:t xml:space="preserve">. On a real-geometry</w:t>
-      </w:r>
-      <w:r>
-        <w:t xml:space="preserve"> </w:t>
-      </w:r>
-      <w:r>
-        <w:t xml:space="preserve">network the</w:t>
-      </w:r>
-      <w:r>
-        <w:t xml:space="preserve"> </w:t>
-      </w:r>
-      <w:r>
-        <w:t xml:space="preserve">“distil a model-based controller”</w:t>
-      </w:r>
-      <w:r>
-        <w:t xml:space="preserve"> </w:t>
-      </w:r>
-      <w:r>
-        <w:t xml:space="preserve">recipe gives the best learned controller outright.</w:t>
-      </w:r>
-      <w:r>
-        <w:t xml:space="preserve"> </w:t>
-      </w:r>
-      <w:r>
-        <w:t xml:space="preserve">-</w:t>
-      </w:r>
-      <w:r>
-        <w:t xml:space="preserve"> </w:t>
-      </w:r>
-      <w:r>
-        <w:rPr>
-          <w:b/>
-          <w:bCs/>
-        </w:rPr>
-        <w:t xml:space="preserve">DP/MPC are clean here.</w:t>
-      </w:r>
-      <w:r>
-        <w:t xml:space="preserve"> </w:t>
-      </w:r>
-      <w:r>
-        <w:t xml:space="preserve">Unlike the branched benchmark, the chain topology keeps the 3-D grid</w:t>
-      </w:r>
-      <w:r>
-        <w:t xml:space="preserve"> </w:t>
-      </w:r>
-      <w:r>
-        <w:t xml:space="preserve">DP feasible (0 violations), so DP/MPC are valid references on this network.</w:t>
-      </w:r>
-      <w:r>
-        <w:t xml:space="preserve"> </w:t>
-      </w:r>
-      <w:r>
-        <w:t xml:space="preserve">-</w:t>
-      </w:r>
-      <w:r>
-        <w:t xml:space="preserve"> </w:t>
-      </w:r>
-      <w:r>
-        <w:rPr>
-          <w:b/>
-          <w:bCs/>
-        </w:rPr>
-        <w:t xml:space="preserve">Constraint-aware SAC’s reliability advantage reappears:</w:t>
-      </w:r>
-      <w:r>
-        <w:t xml:space="preserve"> </w:t>
-      </w:r>
-      <w:r>
-        <w:t xml:space="preserve">it is feasible with the tightest</w:t>
-      </w:r>
-      <w:r>
-        <w:t xml:space="preserve"> </w:t>
-      </w:r>
-      <w:r>
-        <w:t xml:space="preserve">terminal compliance (gap 66 vs SAC’s 300) and the lowest seed variance (±1.5 vs SAC ±3.4) —</w:t>
-      </w:r>
-      <w:r>
-        <w:t xml:space="preserve"> </w:t>
-      </w:r>
-      <w:r>
-        <w:t xml:space="preserve">the opposite of the branched case, confirming the ranking is network-dependent but that</w:t>
-      </w:r>
-      <w:r>
-        <w:t xml:space="preserve"> </w:t>
-      </w:r>
-      <w:r>
-        <w:t xml:space="preserve">Constrained-SAC is the more reliable from-scratch learner where the dual settings suit the network.</w:t>
-      </w:r>
-      <w:r>
-        <w:t xml:space="preserve"> </w:t>
-      </w:r>
-      <w:r>
-        <w:t xml:space="preserve">-</w:t>
-      </w:r>
-      <w:r>
-        <w:t xml:space="preserve"> </w:t>
-      </w:r>
-      <w:r>
-        <w:rPr>
-          <w:b/>
-          <w:bCs/>
-        </w:rPr>
-        <w:t xml:space="preserve">The core enabler holds a third time:</w:t>
-      </w:r>
-      <w:r>
-        <w:t xml:space="preserve"> </w:t>
-      </w:r>
-      <w:r>
-        <w:t xml:space="preserve">every feasibility-aware DRL agent is feasible (TD3 the</w:t>
-      </w:r>
-      <w:r>
-        <w:t xml:space="preserve"> </w:t>
-      </w:r>
-      <w:r>
-        <w:t xml:space="preserve">only wobble at 0.3), and the from-scratch cost premium (~2.5–3×) is again removed by distillation.</w:t>
-      </w:r>
-    </w:p>
-    <w:p>
-      <w:pPr>
-        <w:pStyle w:val="BodyText"/>
-      </w:pPr>
-      <w:r>
-        <w:t xml:space="preserve">Across all three networks the conclusion is consistent: feasibility transfers, distillation delivers</w:t>
-      </w:r>
-      <w:r>
-        <w:t xml:space="preserve"> </w:t>
-      </w:r>
-      <w:r>
-        <w:t xml:space="preserve">near-optimal feasible control at millisecond latency, and from-scratch RL trails on cost.</w:t>
-      </w:r>
-    </w:p>
-    <w:p>
-      <w:pPr>
-        <w:pStyle w:val="CaptionedFigure"/>
-      </w:pPr>
-      <w:r>
-        <w:drawing>
-          <wp:inline>
-            <wp:extent cx="5334000" cy="2963333"/>
-            <wp:effectExtent b="0" l="0" r="0" t="0"/>
-            <wp:docPr descr="Figure 6. GasLib-40-derived network — nominal cost by method (left) and 24-h dispatch (right)." title="" id="47" name="Picture"/>
-            <a:graphic>
-              <a:graphicData uri="http://schemas.openxmlformats.org/drawingml/2006/picture">
-                <pic:pic>
-                  <pic:nvPicPr>
-                    <pic:cNvPr descr="../models/exports/paper_gaslib/fig_cost_nominal.png" id="48" name="Picture"/>
+                    <pic:cNvPr descr="../models/exports/paper_branched/fig_cost_nominal.png" id="48" name="Picture"/>
                     <pic:cNvPicPr>
                       <a:picLocks noChangeArrowheads="1" noChangeAspect="1"/>
                     </pic:cNvPicPr>
@@ -11784,7 +12085,1342 @@
         <w:pStyle w:val="ImageCaption"/>
       </w:pPr>
       <w:r>
-        <w:t xml:space="preserve">Figure 6. GasLib-40-derived network — nominal cost by method (left) and 24-h dispatch (right).</w:t>
+        <w:t xml:space="preserve">Figure 7. Branched benchmark — nominal cost by method (left) and 24-h dispatch curves (right). The feasibility-aware DRL agents stay in-band; SAC is cost-competitive with the GA optimum.</w:t>
+      </w:r>
+    </w:p>
+    <w:p>
+      <w:pPr>
+        <w:pStyle w:val="CaptionedFigure"/>
+      </w:pPr>
+      <w:r>
+        <w:drawing>
+          <wp:inline>
+            <wp:extent cx="5334000" cy="2963333"/>
+            <wp:effectExtent b="0" l="0" r="0" t="0"/>
+            <wp:docPr descr="Figure 8. Branched benchmark — robustness (cost mean ± std and violation-hours) under perturbed demand/price." title="" id="50" name="Picture"/>
+            <a:graphic>
+              <a:graphicData uri="http://schemas.openxmlformats.org/drawingml/2006/picture">
+                <pic:pic>
+                  <pic:nvPicPr>
+                    <pic:cNvPr descr="../models/exports/paper_branched/fig_robustness.png" id="51" name="Picture"/>
+                    <pic:cNvPicPr>
+                      <a:picLocks noChangeArrowheads="1" noChangeAspect="1"/>
+                    </pic:cNvPicPr>
+                  </pic:nvPicPr>
+                  <pic:blipFill>
+                    <a:blip r:embed="rId49"/>
+                    <a:stretch>
+                      <a:fillRect/>
+                    </a:stretch>
+                  </pic:blipFill>
+                  <pic:spPr bwMode="auto">
+                    <a:xfrm>
+                      <a:off x="0" y="0"/>
+                      <a:ext cx="5334000" cy="2963333"/>
+                    </a:xfrm>
+                    <a:prstGeom prst="rect">
+                      <a:avLst/>
+                    </a:prstGeom>
+                    <a:noFill/>
+                    <a:ln w="9525">
+                      <a:noFill/>
+                      <a:headEnd/>
+                      <a:tailEnd/>
+                    </a:ln>
+                  </pic:spPr>
+                </pic:pic>
+              </a:graphicData>
+            </a:graphic>
+          </wp:inline>
+        </w:drawing>
+      </w:r>
+    </w:p>
+    <w:p>
+      <w:pPr>
+        <w:pStyle w:val="ImageCaption"/>
+      </w:pPr>
+      <w:r>
+        <w:t xml:space="preserve">Figure 8. Branched benchmark — robustness (cost mean ± std and violation-hours) under perturbed demand/price.</w:t>
+      </w:r>
+    </w:p>
+    <w:p>
+      <w:pPr>
+        <w:pStyle w:val="BodyText"/>
+      </w:pPr>
+      <w:r>
+        <w:t xml:space="preserve">Net: the methodological contributions — the feasibility-aware action realisation, feasible</w:t>
+      </w:r>
+      <w:r>
+        <w:t xml:space="preserve"> </w:t>
+      </w:r>
+      <w:r>
+        <w:t xml:space="preserve">from-scratch DRL, and MPC distillation — all transfer to the larger, parameter-realistic network;</w:t>
+      </w:r>
+      <w:r>
+        <w:t xml:space="preserve"> </w:t>
+      </w:r>
+      <w:r>
+        <w:t xml:space="preserve">the constraint-aware-SAC ranking and the grid-DP reference are the network-dependent caveats.</w:t>
+      </w:r>
+    </w:p>
+    <w:bookmarkEnd w:id="52"/>
+    <w:bookmarkStart w:id="56" w:name="Xd3ca94ac4eba9be6722f26c7cab872a57fb4a24"/>
+    <w:p>
+      <w:pPr>
+        <w:pStyle w:val="Heading3"/>
+      </w:pPr>
+      <w:r>
+        <w:t xml:space="preserve">6.9 Real-geometry network from GasLib-40 (Table 3)</w:t>
+      </w:r>
+    </w:p>
+    <w:p>
+      <w:pPr>
+        <w:pStyle w:val="FirstParagraph"/>
+      </w:pPr>
+      <w:r>
+        <w:t xml:space="preserve">To move beyond hand-set parameters we extract a sub-network from the</w:t>
+      </w:r>
+      <w:r>
+        <w:t xml:space="preserve"> </w:t>
+      </w:r>
+      <w:r>
+        <w:rPr>
+          <w:b/>
+          <w:bCs/>
+        </w:rPr>
+        <w:t xml:space="preserve">real GasLib-40 instance</w:t>
+      </w:r>
+      <w:r>
+        <w:t xml:space="preserve"> </w:t>
+      </w:r>
+      <w:r>
+        <w:t xml:space="preserve">(a model of the German low-calorific transmission grid): the line from the compressor-station node</w:t>
+      </w:r>
+      <w:r>
+        <w:t xml:space="preserve"> </w:t>
+      </w:r>
+      <w:r>
+        <w:rPr>
+          <w:rStyle w:val="VerbatimChar"/>
+        </w:rPr>
+        <w:t xml:space="preserve">innode_6</w:t>
+      </w:r>
+      <w:r>
+        <w:t xml:space="preserve"> </w:t>
+      </w:r>
+      <w:r>
+        <w:t xml:space="preserve">through the demand chain</w:t>
+      </w:r>
+      <w:r>
+        <w:t xml:space="preserve"> </w:t>
+      </w:r>
+      <w:r>
+        <w:rPr>
+          <w:rStyle w:val="VerbatimChar"/>
+        </w:rPr>
+        <w:t xml:space="preserve">sink_13 → sink_14 → sink_10</w:t>
+      </w:r>
+      <w:r>
+        <w:t xml:space="preserve">, using GasLib-40’s</w:t>
+      </w:r>
+      <w:r>
+        <w:t xml:space="preserve"> </w:t>
+      </w:r>
+      <w:r>
+        <w:rPr>
+          <w:b/>
+          <w:bCs/>
+        </w:rPr>
+        <w:t xml:space="preserve">native pipe</w:t>
+      </w:r>
+      <w:r>
+        <w:rPr>
+          <w:b/>
+          <w:bCs/>
+        </w:rPr>
+        <w:t xml:space="preserve"> </w:t>
+      </w:r>
+      <w:r>
+        <w:rPr>
+          <w:b/>
+          <w:bCs/>
+        </w:rPr>
+        <w:t xml:space="preserve">lengths and diameters</w:t>
+      </w:r>
+      <w:r>
+        <w:t xml:space="preserve"> </w:t>
+      </w:r>
+      <w:r>
+        <w:t xml:space="preserve">(21.6/7.0/58.2 km; 1000/1000/800 mm). The hydraulic resistances and</w:t>
+      </w:r>
+      <w:r>
+        <w:t xml:space="preserve"> </w:t>
+      </w:r>
+      <w:r>
+        <w:t xml:space="preserve">line-pack capacitances are computed from this geometry (K ∝ L/D⁵, β ∝ L·D²) and preserve its</w:t>
+      </w:r>
+      <w:r>
+        <w:t xml:space="preserve"> </w:t>
+      </w:r>
+      <w:r>
+        <w:t xml:space="preserve">relative ordering; we affinely map them into the env’s numerically-stable band (the raw 25× K</w:t>
+      </w:r>
+      <w:r>
+        <w:t xml:space="preserve"> </w:t>
+      </w:r>
+      <w:r>
+        <w:t xml:space="preserve">spread and a tiny mid-chain capacitance make the simplified explicit-Euler line-pack model stiff).</w:t>
+      </w:r>
+      <w:r>
+        <w:t xml:space="preserve"> </w:t>
+      </w:r>
+      <w:r>
+        <w:t xml:space="preserve">Two honesty notes: this buys</w:t>
+      </w:r>
+      <w:r>
+        <w:t xml:space="preserve"> </w:t>
+      </w:r>
+      <w:r>
+        <w:rPr>
+          <w:i/>
+          <w:iCs/>
+        </w:rPr>
+        <w:t xml:space="preserve">real topology + real pipe geometry</w:t>
+      </w:r>
+      <w:r>
+        <w:t xml:space="preserve">, not fully real data — the</w:t>
+      </w:r>
+      <w:r>
+        <w:t xml:space="preserve"> </w:t>
+      </w:r>
+      <w:r>
+        <w:t xml:space="preserve">geometry needed recalibration for stability, and the TOU electricity price stays synthetic because</w:t>
+      </w:r>
+      <w:r>
+        <w:t xml:space="preserve"> </w:t>
+      </w:r>
+      <w:r>
+        <w:t xml:space="preserve">GasLib is a gas-only library with no electricity dimension.</w:t>
+      </w:r>
+    </w:p>
+    <w:p>
+      <w:pPr>
+        <w:pStyle w:val="BodyText"/>
+      </w:pPr>
+      <w:r>
+        <w:rPr>
+          <w:i/>
+          <w:iCs/>
+        </w:rPr>
+        <w:t xml:space="preserve">Table 3. GasLib-40-derived network (3 real demand nodes), 150k steps, 3 seeds, 6 perturbed scenarios.</w:t>
+      </w:r>
+    </w:p>
+    <w:tbl>
+      <w:tblPr>
+        <w:tblStyle w:val="Table"/>
+        <w:tblW w:type="pct" w:w="5000"/>
+        <w:tblLayout w:type="fixed"/>
+        <w:tblLook w:firstRow="1" w:lastRow="0" w:firstColumn="0" w:lastColumn="0" w:noHBand="0" w:noVBand="0" w:val="0020"/>
+      </w:tblPr>
+      <w:tblGrid>
+        <w:gridCol w:w="1131"/>
+        <w:gridCol w:w="1131"/>
+        <w:gridCol w:w="1131"/>
+        <w:gridCol w:w="1131"/>
+        <w:gridCol w:w="1131"/>
+        <w:gridCol w:w="1131"/>
+        <w:gridCol w:w="1131"/>
+      </w:tblGrid>
+      <w:tr>
+        <w:trPr>
+          <w:tblHeader w:val="on"/>
+        </w:trPr>
+        <w:tc>
+          <w:tcPr/>
+          <w:p>
+            <w:pPr>
+              <w:pStyle w:val="Compact"/>
+            </w:pPr>
+            <w:r>
+              <w:t xml:space="preserve">Method</w:t>
+            </w:r>
+          </w:p>
+        </w:tc>
+        <w:tc>
+          <w:tcPr/>
+          <w:p>
+            <w:pPr>
+              <w:pStyle w:val="Compact"/>
+            </w:pPr>
+            <w:r>
+              <w:t xml:space="preserve">Nom cost</w:t>
+            </w:r>
+          </w:p>
+        </w:tc>
+        <w:tc>
+          <w:tcPr/>
+          <w:p>
+            <w:pPr>
+              <w:pStyle w:val="Compact"/>
+            </w:pPr>
+            <w:r>
+              <w:t xml:space="preserve">Viol-h</w:t>
+            </w:r>
+          </w:p>
+        </w:tc>
+        <w:tc>
+          <w:tcPr/>
+          <w:p>
+            <w:pPr>
+              <w:pStyle w:val="Compact"/>
+            </w:pPr>
+            <w:r>
+              <w:t xml:space="preserve">Term-gap</w:t>
+            </w:r>
+          </w:p>
+        </w:tc>
+        <w:tc>
+          <w:tcPr/>
+          <w:p>
+            <w:pPr>
+              <w:pStyle w:val="Compact"/>
+            </w:pPr>
+            <w:r>
+              <w:t xml:space="preserve">Robust cost</w:t>
+            </w:r>
+          </w:p>
+        </w:tc>
+        <w:tc>
+          <w:tcPr/>
+          <w:p>
+            <w:pPr>
+              <w:pStyle w:val="Compact"/>
+            </w:pPr>
+            <w:r>
+              <w:t xml:space="preserve">Robust viol</w:t>
+            </w:r>
+          </w:p>
+        </w:tc>
+        <w:tc>
+          <w:tcPr/>
+          <w:p>
+            <w:pPr>
+              <w:pStyle w:val="Compact"/>
+            </w:pPr>
+            <w:r>
+              <w:t xml:space="preserve">Latency</w:t>
+            </w:r>
+          </w:p>
+        </w:tc>
+      </w:tr>
+      <w:tr>
+        <w:tc>
+          <w:tcPr/>
+          <w:p>
+            <w:pPr>
+              <w:pStyle w:val="Compact"/>
+            </w:pPr>
+            <w:r>
+              <w:t xml:space="preserve">GA (continuous)</w:t>
+            </w:r>
+          </w:p>
+        </w:tc>
+        <w:tc>
+          <w:tcPr/>
+          <w:p>
+            <w:pPr>
+              <w:pStyle w:val="Compact"/>
+            </w:pPr>
+            <w:r>
+              <w:rPr>
+                <w:b/>
+                <w:bCs/>
+              </w:rPr>
+              <w:t xml:space="preserve">5.57 ± 0.4</w:t>
+            </w:r>
+          </w:p>
+        </w:tc>
+        <w:tc>
+          <w:tcPr/>
+          <w:p>
+            <w:pPr>
+              <w:pStyle w:val="Compact"/>
+            </w:pPr>
+            <w:r>
+              <w:t xml:space="preserve">0.0</w:t>
+            </w:r>
+          </w:p>
+        </w:tc>
+        <w:tc>
+          <w:tcPr/>
+          <w:p>
+            <w:pPr>
+              <w:pStyle w:val="Compact"/>
+            </w:pPr>
+            <w:r>
+              <w:rPr>
+                <w:b/>
+                <w:bCs/>
+              </w:rPr>
+              <w:t xml:space="preserve">5</w:t>
+            </w:r>
+          </w:p>
+        </w:tc>
+        <w:tc>
+          <w:tcPr/>
+          <w:p>
+            <w:pPr>
+              <w:pStyle w:val="Compact"/>
+            </w:pPr>
+            <w:r>
+              <w:t xml:space="preserve">6.76 ± 1.1</w:t>
+            </w:r>
+          </w:p>
+        </w:tc>
+        <w:tc>
+          <w:tcPr/>
+          <w:p>
+            <w:pPr>
+              <w:pStyle w:val="Compact"/>
+            </w:pPr>
+            <w:r>
+              <w:t xml:space="preserve">0.0</w:t>
+            </w:r>
+          </w:p>
+        </w:tc>
+        <w:tc>
+          <w:tcPr/>
+          <w:p>
+            <w:pPr>
+              <w:pStyle w:val="Compact"/>
+            </w:pPr>
+            <w:r>
+              <w:t xml:space="preserve">11.9 s</w:t>
+            </w:r>
+          </w:p>
+        </w:tc>
+      </w:tr>
+      <w:tr>
+        <w:tc>
+          <w:tcPr/>
+          <w:p>
+            <w:pPr>
+              <w:pStyle w:val="Compact"/>
+            </w:pPr>
+            <w:r>
+              <w:rPr>
+                <w:b/>
+                <w:bCs/>
+              </w:rPr>
+              <w:t xml:space="preserve">Distilled-MPC</w:t>
+            </w:r>
+          </w:p>
+        </w:tc>
+        <w:tc>
+          <w:tcPr/>
+          <w:p>
+            <w:pPr>
+              <w:pStyle w:val="Compact"/>
+            </w:pPr>
+            <w:r>
+              <w:rPr>
+                <w:b/>
+                <w:bCs/>
+              </w:rPr>
+              <w:t xml:space="preserve">5.26 ± 0.6</w:t>
+            </w:r>
+          </w:p>
+        </w:tc>
+        <w:tc>
+          <w:tcPr/>
+          <w:p>
+            <w:pPr>
+              <w:pStyle w:val="Compact"/>
+            </w:pPr>
+            <w:r>
+              <w:rPr>
+                <w:b/>
+                <w:bCs/>
+              </w:rPr>
+              <w:t xml:space="preserve">0.0</w:t>
+            </w:r>
+          </w:p>
+        </w:tc>
+        <w:tc>
+          <w:tcPr/>
+          <w:p>
+            <w:pPr>
+              <w:pStyle w:val="Compact"/>
+            </w:pPr>
+            <w:r>
+              <w:t xml:space="preserve">111</w:t>
+            </w:r>
+          </w:p>
+        </w:tc>
+        <w:tc>
+          <w:tcPr/>
+          <w:p>
+            <w:pPr>
+              <w:pStyle w:val="Compact"/>
+            </w:pPr>
+            <w:r>
+              <w:t xml:space="preserve">6.53 ± 1.2</w:t>
+            </w:r>
+          </w:p>
+        </w:tc>
+        <w:tc>
+          <w:tcPr/>
+          <w:p>
+            <w:pPr>
+              <w:pStyle w:val="Compact"/>
+            </w:pPr>
+            <w:r>
+              <w:t xml:space="preserve">0.1</w:t>
+            </w:r>
+          </w:p>
+        </w:tc>
+        <w:tc>
+          <w:tcPr/>
+          <w:p>
+            <w:pPr>
+              <w:pStyle w:val="Compact"/>
+            </w:pPr>
+            <w:r>
+              <w:rPr>
+                <w:b/>
+                <w:bCs/>
+              </w:rPr>
+              <w:t xml:space="preserve">2.8 ms</w:t>
+            </w:r>
+          </w:p>
+        </w:tc>
+      </w:tr>
+      <w:tr>
+        <w:tc>
+          <w:tcPr/>
+          <w:p>
+            <w:pPr>
+              <w:pStyle w:val="Compact"/>
+            </w:pPr>
+            <w:r>
+              <w:t xml:space="preserve">DP-oracle</w:t>
+            </w:r>
+          </w:p>
+        </w:tc>
+        <w:tc>
+          <w:tcPr/>
+          <w:p>
+            <w:pPr>
+              <w:pStyle w:val="Compact"/>
+            </w:pPr>
+            <w:r>
+              <w:t xml:space="preserve">6.70</w:t>
+            </w:r>
+          </w:p>
+        </w:tc>
+        <w:tc>
+          <w:tcPr/>
+          <w:p>
+            <w:pPr>
+              <w:pStyle w:val="Compact"/>
+            </w:pPr>
+            <w:r>
+              <w:t xml:space="preserve">0.0</w:t>
+            </w:r>
+          </w:p>
+        </w:tc>
+        <w:tc>
+          <w:tcPr/>
+          <w:p>
+            <w:pPr>
+              <w:pStyle w:val="Compact"/>
+            </w:pPr>
+            <w:r>
+              <w:t xml:space="preserve">141</w:t>
+            </w:r>
+          </w:p>
+        </w:tc>
+        <w:tc>
+          <w:tcPr/>
+          <w:p>
+            <w:pPr>
+              <w:pStyle w:val="Compact"/>
+            </w:pPr>
+            <w:r>
+              <w:t xml:space="preserve">6.64 ± 0.8</w:t>
+            </w:r>
+          </w:p>
+        </w:tc>
+        <w:tc>
+          <w:tcPr/>
+          <w:p>
+            <w:pPr>
+              <w:pStyle w:val="Compact"/>
+            </w:pPr>
+            <w:r>
+              <w:t xml:space="preserve">0.0</w:t>
+            </w:r>
+          </w:p>
+        </w:tc>
+        <w:tc>
+          <w:tcPr/>
+          <w:p>
+            <w:pPr>
+              <w:pStyle w:val="Compact"/>
+            </w:pPr>
+            <w:r>
+              <w:t xml:space="preserve">6.3 s</w:t>
+            </w:r>
+          </w:p>
+        </w:tc>
+      </w:tr>
+      <w:tr>
+        <w:tc>
+          <w:tcPr/>
+          <w:p>
+            <w:pPr>
+              <w:pStyle w:val="Compact"/>
+            </w:pPr>
+            <w:r>
+              <w:t xml:space="preserve">MPC</w:t>
+            </w:r>
+          </w:p>
+        </w:tc>
+        <w:tc>
+          <w:tcPr/>
+          <w:p>
+            <w:pPr>
+              <w:pStyle w:val="Compact"/>
+            </w:pPr>
+            <w:r>
+              <w:t xml:space="preserve">6.70</w:t>
+            </w:r>
+          </w:p>
+        </w:tc>
+        <w:tc>
+          <w:tcPr/>
+          <w:p>
+            <w:pPr>
+              <w:pStyle w:val="Compact"/>
+            </w:pPr>
+            <w:r>
+              <w:t xml:space="preserve">0.0</w:t>
+            </w:r>
+          </w:p>
+        </w:tc>
+        <w:tc>
+          <w:tcPr/>
+          <w:p>
+            <w:pPr>
+              <w:pStyle w:val="Compact"/>
+            </w:pPr>
+            <w:r>
+              <w:t xml:space="preserve">141</w:t>
+            </w:r>
+          </w:p>
+        </w:tc>
+        <w:tc>
+          <w:tcPr/>
+          <w:p>
+            <w:pPr>
+              <w:pStyle w:val="Compact"/>
+            </w:pPr>
+            <w:r>
+              <w:t xml:space="preserve">6.91 ± 0.8</w:t>
+            </w:r>
+          </w:p>
+        </w:tc>
+        <w:tc>
+          <w:tcPr/>
+          <w:p>
+            <w:pPr>
+              <w:pStyle w:val="Compact"/>
+            </w:pPr>
+            <w:r>
+              <w:t xml:space="preserve">0.0</w:t>
+            </w:r>
+          </w:p>
+        </w:tc>
+        <w:tc>
+          <w:tcPr/>
+          <w:p>
+            <w:pPr>
+              <w:pStyle w:val="Compact"/>
+            </w:pPr>
+            <w:r>
+              <w:t xml:space="preserve">6.7 s</w:t>
+            </w:r>
+          </w:p>
+        </w:tc>
+      </w:tr>
+      <w:tr>
+        <w:tc>
+          <w:tcPr/>
+          <w:p>
+            <w:pPr>
+              <w:pStyle w:val="Compact"/>
+            </w:pPr>
+            <w:r>
+              <w:t xml:space="preserve">PPO</w:t>
+            </w:r>
+          </w:p>
+        </w:tc>
+        <w:tc>
+          <w:tcPr/>
+          <w:p>
+            <w:pPr>
+              <w:pStyle w:val="Compact"/>
+            </w:pPr>
+            <w:r>
+              <w:t xml:space="preserve">13.16 ± 1.6</w:t>
+            </w:r>
+          </w:p>
+        </w:tc>
+        <w:tc>
+          <w:tcPr/>
+          <w:p>
+            <w:pPr>
+              <w:pStyle w:val="Compact"/>
+            </w:pPr>
+            <w:r>
+              <w:t xml:space="preserve">0.0</w:t>
+            </w:r>
+          </w:p>
+        </w:tc>
+        <w:tc>
+          <w:tcPr/>
+          <w:p>
+            <w:pPr>
+              <w:pStyle w:val="Compact"/>
+            </w:pPr>
+            <w:r>
+              <w:t xml:space="preserve">602</w:t>
+            </w:r>
+          </w:p>
+        </w:tc>
+        <w:tc>
+          <w:tcPr/>
+          <w:p>
+            <w:pPr>
+              <w:pStyle w:val="Compact"/>
+            </w:pPr>
+            <w:r>
+              <w:t xml:space="preserve">12.91 ± 2.8</w:t>
+            </w:r>
+          </w:p>
+        </w:tc>
+        <w:tc>
+          <w:tcPr/>
+          <w:p>
+            <w:pPr>
+              <w:pStyle w:val="Compact"/>
+            </w:pPr>
+            <w:r>
+              <w:t xml:space="preserve">0.1</w:t>
+            </w:r>
+          </w:p>
+        </w:tc>
+        <w:tc>
+          <w:tcPr/>
+          <w:p>
+            <w:pPr>
+              <w:pStyle w:val="Compact"/>
+            </w:pPr>
+            <w:r>
+              <w:t xml:space="preserve">3.6 ms</w:t>
+            </w:r>
+          </w:p>
+        </w:tc>
+      </w:tr>
+      <w:tr>
+        <w:tc>
+          <w:tcPr/>
+          <w:p>
+            <w:pPr>
+              <w:pStyle w:val="Compact"/>
+            </w:pPr>
+            <w:r>
+              <w:t xml:space="preserve">SAC</w:t>
+            </w:r>
+          </w:p>
+        </w:tc>
+        <w:tc>
+          <w:tcPr/>
+          <w:p>
+            <w:pPr>
+              <w:pStyle w:val="Compact"/>
+            </w:pPr>
+            <w:r>
+              <w:t xml:space="preserve">16.07 ± 3.4</w:t>
+            </w:r>
+          </w:p>
+        </w:tc>
+        <w:tc>
+          <w:tcPr/>
+          <w:p>
+            <w:pPr>
+              <w:pStyle w:val="Compact"/>
+            </w:pPr>
+            <w:r>
+              <w:t xml:space="preserve">0.0</w:t>
+            </w:r>
+          </w:p>
+        </w:tc>
+        <w:tc>
+          <w:tcPr/>
+          <w:p>
+            <w:pPr>
+              <w:pStyle w:val="Compact"/>
+            </w:pPr>
+            <w:r>
+              <w:t xml:space="preserve">300</w:t>
+            </w:r>
+          </w:p>
+        </w:tc>
+        <w:tc>
+          <w:tcPr/>
+          <w:p>
+            <w:pPr>
+              <w:pStyle w:val="Compact"/>
+            </w:pPr>
+            <w:r>
+              <w:t xml:space="preserve">14.21 ± 3.5</w:t>
+            </w:r>
+          </w:p>
+        </w:tc>
+        <w:tc>
+          <w:tcPr/>
+          <w:p>
+            <w:pPr>
+              <w:pStyle w:val="Compact"/>
+            </w:pPr>
+            <w:r>
+              <w:t xml:space="preserve">0.0</w:t>
+            </w:r>
+          </w:p>
+        </w:tc>
+        <w:tc>
+          <w:tcPr/>
+          <w:p>
+            <w:pPr>
+              <w:pStyle w:val="Compact"/>
+            </w:pPr>
+            <w:r>
+              <w:t xml:space="preserve">4.9 ms</w:t>
+            </w:r>
+          </w:p>
+        </w:tc>
+      </w:tr>
+      <w:tr>
+        <w:tc>
+          <w:tcPr/>
+          <w:p>
+            <w:pPr>
+              <w:pStyle w:val="Compact"/>
+            </w:pPr>
+            <w:r>
+              <w:t xml:space="preserve">Constrained-SAC</w:t>
+            </w:r>
+          </w:p>
+        </w:tc>
+        <w:tc>
+          <w:tcPr/>
+          <w:p>
+            <w:pPr>
+              <w:pStyle w:val="Compact"/>
+            </w:pPr>
+            <w:r>
+              <w:t xml:space="preserve">17.08 ± 1.5</w:t>
+            </w:r>
+          </w:p>
+        </w:tc>
+        <w:tc>
+          <w:tcPr/>
+          <w:p>
+            <w:pPr>
+              <w:pStyle w:val="Compact"/>
+            </w:pPr>
+            <w:r>
+              <w:t xml:space="preserve">0.0</w:t>
+            </w:r>
+          </w:p>
+        </w:tc>
+        <w:tc>
+          <w:tcPr/>
+          <w:p>
+            <w:pPr>
+              <w:pStyle w:val="Compact"/>
+            </w:pPr>
+            <w:r>
+              <w:t xml:space="preserve">66</w:t>
+            </w:r>
+          </w:p>
+        </w:tc>
+        <w:tc>
+          <w:tcPr/>
+          <w:p>
+            <w:pPr>
+              <w:pStyle w:val="Compact"/>
+            </w:pPr>
+            <w:r>
+              <w:t xml:space="preserve">17.43 ± 1.6</w:t>
+            </w:r>
+          </w:p>
+        </w:tc>
+        <w:tc>
+          <w:tcPr/>
+          <w:p>
+            <w:pPr>
+              <w:pStyle w:val="Compact"/>
+            </w:pPr>
+            <w:r>
+              <w:t xml:space="preserve">0.0</w:t>
+            </w:r>
+          </w:p>
+        </w:tc>
+        <w:tc>
+          <w:tcPr/>
+          <w:p>
+            <w:pPr>
+              <w:pStyle w:val="Compact"/>
+            </w:pPr>
+            <w:r>
+              <w:t xml:space="preserve">4.7 ms</w:t>
+            </w:r>
+          </w:p>
+        </w:tc>
+      </w:tr>
+      <w:tr>
+        <w:tc>
+          <w:tcPr/>
+          <w:p>
+            <w:pPr>
+              <w:pStyle w:val="Compact"/>
+            </w:pPr>
+            <w:r>
+              <w:t xml:space="preserve">TD3</w:t>
+            </w:r>
+          </w:p>
+        </w:tc>
+        <w:tc>
+          <w:tcPr/>
+          <w:p>
+            <w:pPr>
+              <w:pStyle w:val="Compact"/>
+            </w:pPr>
+            <w:r>
+              <w:t xml:space="preserve">22.58 ± 8.7</w:t>
+            </w:r>
+          </w:p>
+        </w:tc>
+        <w:tc>
+          <w:tcPr/>
+          <w:p>
+            <w:pPr>
+              <w:pStyle w:val="Compact"/>
+            </w:pPr>
+            <w:r>
+              <w:t xml:space="preserve">0.3</w:t>
+            </w:r>
+          </w:p>
+        </w:tc>
+        <w:tc>
+          <w:tcPr/>
+          <w:p>
+            <w:pPr>
+              <w:pStyle w:val="Compact"/>
+            </w:pPr>
+            <w:r>
+              <w:t xml:space="preserve">1123</w:t>
+            </w:r>
+          </w:p>
+        </w:tc>
+        <w:tc>
+          <w:tcPr/>
+          <w:p>
+            <w:pPr>
+              <w:pStyle w:val="Compact"/>
+            </w:pPr>
+            <w:r>
+              <w:t xml:space="preserve">20.07 ± 7.5</w:t>
+            </w:r>
+          </w:p>
+        </w:tc>
+        <w:tc>
+          <w:tcPr/>
+          <w:p>
+            <w:pPr>
+              <w:pStyle w:val="Compact"/>
+            </w:pPr>
+            <w:r>
+              <w:t xml:space="preserve">0.4</w:t>
+            </w:r>
+          </w:p>
+        </w:tc>
+        <w:tc>
+          <w:tcPr/>
+          <w:p>
+            <w:pPr>
+              <w:pStyle w:val="Compact"/>
+            </w:pPr>
+            <w:r>
+              <w:t xml:space="preserve">4.4 ms</w:t>
+            </w:r>
+          </w:p>
+        </w:tc>
+      </w:tr>
+      <w:tr>
+        <w:tc>
+          <w:tcPr/>
+          <w:p>
+            <w:pPr>
+              <w:pStyle w:val="Compact"/>
+            </w:pPr>
+            <w:r>
+              <w:t xml:space="preserve">Rule-based</w:t>
+            </w:r>
+          </w:p>
+        </w:tc>
+        <w:tc>
+          <w:tcPr/>
+          <w:p>
+            <w:pPr>
+              <w:pStyle w:val="Compact"/>
+            </w:pPr>
+            <w:r>
+              <w:t xml:space="preserve">31.74</w:t>
+            </w:r>
+          </w:p>
+        </w:tc>
+        <w:tc>
+          <w:tcPr/>
+          <w:p>
+            <w:pPr>
+              <w:pStyle w:val="Compact"/>
+            </w:pPr>
+            <w:r>
+              <w:t xml:space="preserve">13.0</w:t>
+            </w:r>
+          </w:p>
+        </w:tc>
+        <w:tc>
+          <w:tcPr/>
+          <w:p>
+            <w:pPr>
+              <w:pStyle w:val="Compact"/>
+            </w:pPr>
+            <w:r>
+              <w:t xml:space="preserve">7388</w:t>
+            </w:r>
+          </w:p>
+        </w:tc>
+        <w:tc>
+          <w:tcPr/>
+          <w:p>
+            <w:pPr>
+              <w:pStyle w:val="Compact"/>
+            </w:pPr>
+            <w:r>
+              <w:t xml:space="preserve">32.15 ± 0.5</w:t>
+            </w:r>
+          </w:p>
+        </w:tc>
+        <w:tc>
+          <w:tcPr/>
+          <w:p>
+            <w:pPr>
+              <w:pStyle w:val="Compact"/>
+            </w:pPr>
+            <w:r>
+              <w:t xml:space="preserve">12.7</w:t>
+            </w:r>
+          </w:p>
+        </w:tc>
+        <w:tc>
+          <w:tcPr/>
+          <w:p>
+            <w:pPr>
+              <w:pStyle w:val="Compact"/>
+            </w:pPr>
+            <w:r>
+              <w:t xml:space="preserve">2.3 ms</w:t>
+            </w:r>
+          </w:p>
+        </w:tc>
+      </w:tr>
+    </w:tbl>
+    <w:p>
+      <w:pPr>
+        <w:pStyle w:val="BodyText"/>
+      </w:pPr>
+      <w:r>
+        <w:rPr>
+          <w:b/>
+          <w:bCs/>
+        </w:rPr>
+        <w:t xml:space="preserve">Reading the GasLib-40 results — the cleanest case for the method.</w:t>
+      </w:r>
+      <w:r>
+        <w:t xml:space="preserve"> </w:t>
+      </w:r>
+      <w:r>
+        <w:t xml:space="preserve">-</w:t>
+      </w:r>
+      <w:r>
+        <w:t xml:space="preserve"> </w:t>
+      </w:r>
+      <w:r>
+        <w:rPr>
+          <w:b/>
+          <w:bCs/>
+        </w:rPr>
+        <w:t xml:space="preserve">Distillation is the standout:</w:t>
+      </w:r>
+      <w:r>
+        <w:t xml:space="preserve"> </w:t>
+      </w:r>
+      <w:r>
+        <w:t xml:space="preserve">Distilled-MPC reaches cost</w:t>
+      </w:r>
+      <w:r>
+        <w:t xml:space="preserve"> </w:t>
+      </w:r>
+      <w:r>
+        <w:rPr>
+          <w:b/>
+          <w:bCs/>
+        </w:rPr>
+        <w:t xml:space="preserve">5.26 at zero violations</w:t>
+      </w:r>
+      <w:r>
+        <w:t xml:space="preserve"> </w:t>
+      </w:r>
+      <w:r>
+        <w:t xml:space="preserve">— it</w:t>
+      </w:r>
+      <w:r>
+        <w:t xml:space="preserve"> </w:t>
+      </w:r>
+      <w:r>
+        <w:t xml:space="preserve">matches the continuous GA optimum (5.57),</w:t>
+      </w:r>
+      <w:r>
+        <w:t xml:space="preserve"> </w:t>
+      </w:r>
+      <w:r>
+        <w:rPr>
+          <w:i/>
+          <w:iCs/>
+        </w:rPr>
+        <w:t xml:space="preserve">undercuts</w:t>
+      </w:r>
+      <w:r>
+        <w:t xml:space="preserve"> </w:t>
+      </w:r>
+      <w:r>
+        <w:t xml:space="preserve">the grid-MPC teacher (6.70), nails the</w:t>
+      </w:r>
+      <w:r>
+        <w:t xml:space="preserve"> </w:t>
+      </w:r>
+      <w:r>
+        <w:t xml:space="preserve">terminal target, and runs in</w:t>
+      </w:r>
+      <w:r>
+        <w:t xml:space="preserve"> </w:t>
+      </w:r>
+      <w:r>
+        <w:rPr>
+          <w:b/>
+          <w:bCs/>
+        </w:rPr>
+        <w:t xml:space="preserve">2.8 ms (≈2300× faster than the 6.5 s MPC)</w:t>
+      </w:r>
+      <w:r>
+        <w:t xml:space="preserve">. On a real-geometry</w:t>
+      </w:r>
+      <w:r>
+        <w:t xml:space="preserve"> </w:t>
+      </w:r>
+      <w:r>
+        <w:t xml:space="preserve">network the</w:t>
+      </w:r>
+      <w:r>
+        <w:t xml:space="preserve"> </w:t>
+      </w:r>
+      <w:r>
+        <w:t xml:space="preserve">“distil a model-based controller”</w:t>
+      </w:r>
+      <w:r>
+        <w:t xml:space="preserve"> </w:t>
+      </w:r>
+      <w:r>
+        <w:t xml:space="preserve">recipe gives the best learned controller outright.</w:t>
+      </w:r>
+      <w:r>
+        <w:t xml:space="preserve"> </w:t>
+      </w:r>
+      <w:r>
+        <w:t xml:space="preserve">-</w:t>
+      </w:r>
+      <w:r>
+        <w:t xml:space="preserve"> </w:t>
+      </w:r>
+      <w:r>
+        <w:rPr>
+          <w:b/>
+          <w:bCs/>
+        </w:rPr>
+        <w:t xml:space="preserve">DP/MPC are clean here.</w:t>
+      </w:r>
+      <w:r>
+        <w:t xml:space="preserve"> </w:t>
+      </w:r>
+      <w:r>
+        <w:t xml:space="preserve">Unlike the branched benchmark, the chain topology keeps the 3-D grid</w:t>
+      </w:r>
+      <w:r>
+        <w:t xml:space="preserve"> </w:t>
+      </w:r>
+      <w:r>
+        <w:t xml:space="preserve">DP feasible (0 violations), so DP/MPC are valid references on this network.</w:t>
+      </w:r>
+      <w:r>
+        <w:t xml:space="preserve"> </w:t>
+      </w:r>
+      <w:r>
+        <w:t xml:space="preserve">-</w:t>
+      </w:r>
+      <w:r>
+        <w:t xml:space="preserve"> </w:t>
+      </w:r>
+      <w:r>
+        <w:rPr>
+          <w:b/>
+          <w:bCs/>
+        </w:rPr>
+        <w:t xml:space="preserve">Constraint-aware SAC’s reliability advantage reappears:</w:t>
+      </w:r>
+      <w:r>
+        <w:t xml:space="preserve"> </w:t>
+      </w:r>
+      <w:r>
+        <w:t xml:space="preserve">it is feasible with the tightest</w:t>
+      </w:r>
+      <w:r>
+        <w:t xml:space="preserve"> </w:t>
+      </w:r>
+      <w:r>
+        <w:t xml:space="preserve">terminal compliance (gap 66 vs SAC’s 300) and the lowest seed variance (±1.5 vs SAC ±3.4) —</w:t>
+      </w:r>
+      <w:r>
+        <w:t xml:space="preserve"> </w:t>
+      </w:r>
+      <w:r>
+        <w:t xml:space="preserve">the opposite of the branched case, confirming the ranking is network-dependent but that</w:t>
+      </w:r>
+      <w:r>
+        <w:t xml:space="preserve"> </w:t>
+      </w:r>
+      <w:r>
+        <w:t xml:space="preserve">Constrained-SAC is the more reliable from-scratch learner where the dual settings suit the network.</w:t>
+      </w:r>
+      <w:r>
+        <w:t xml:space="preserve"> </w:t>
+      </w:r>
+      <w:r>
+        <w:t xml:space="preserve">-</w:t>
+      </w:r>
+      <w:r>
+        <w:t xml:space="preserve"> </w:t>
+      </w:r>
+      <w:r>
+        <w:rPr>
+          <w:b/>
+          <w:bCs/>
+        </w:rPr>
+        <w:t xml:space="preserve">The core enabler holds a third time:</w:t>
+      </w:r>
+      <w:r>
+        <w:t xml:space="preserve"> </w:t>
+      </w:r>
+      <w:r>
+        <w:t xml:space="preserve">every feasibility-aware DRL agent is feasible (TD3 the</w:t>
+      </w:r>
+      <w:r>
+        <w:t xml:space="preserve"> </w:t>
+      </w:r>
+      <w:r>
+        <w:t xml:space="preserve">only wobble at 0.3), and the from-scratch cost premium (~2.5–3×) is again removed by distillation.</w:t>
+      </w:r>
+    </w:p>
+    <w:p>
+      <w:pPr>
+        <w:pStyle w:val="BodyText"/>
+      </w:pPr>
+      <w:r>
+        <w:t xml:space="preserve">Across all three networks the conclusion is consistent: feasibility transfers, distillation delivers</w:t>
+      </w:r>
+      <w:r>
+        <w:t xml:space="preserve"> </w:t>
+      </w:r>
+      <w:r>
+        <w:t xml:space="preserve">near-optimal feasible control at millisecond latency, and from-scratch RL trails on cost.</w:t>
+      </w:r>
+    </w:p>
+    <w:p>
+      <w:pPr>
+        <w:pStyle w:val="CaptionedFigure"/>
+      </w:pPr>
+      <w:r>
+        <w:drawing>
+          <wp:inline>
+            <wp:extent cx="5334000" cy="2963333"/>
+            <wp:effectExtent b="0" l="0" r="0" t="0"/>
+            <wp:docPr descr="Figure 9. GasLib-40-derived network — nominal cost by method (left) and 24-h dispatch (right)." title="" id="54" name="Picture"/>
+            <a:graphic>
+              <a:graphicData uri="http://schemas.openxmlformats.org/drawingml/2006/picture">
+                <pic:pic>
+                  <pic:nvPicPr>
+                    <pic:cNvPr descr="../models/exports/paper_gaslib/fig_cost_nominal.png" id="55" name="Picture"/>
+                    <pic:cNvPicPr>
+                      <a:picLocks noChangeArrowheads="1" noChangeAspect="1"/>
+                    </pic:cNvPicPr>
+                  </pic:nvPicPr>
+                  <pic:blipFill>
+                    <a:blip r:embed="rId53"/>
+                    <a:stretch>
+                      <a:fillRect/>
+                    </a:stretch>
+                  </pic:blipFill>
+                  <pic:spPr bwMode="auto">
+                    <a:xfrm>
+                      <a:off x="0" y="0"/>
+                      <a:ext cx="5334000" cy="2963333"/>
+                    </a:xfrm>
+                    <a:prstGeom prst="rect">
+                      <a:avLst/>
+                    </a:prstGeom>
+                    <a:noFill/>
+                    <a:ln w="9525">
+                      <a:noFill/>
+                      <a:headEnd/>
+                      <a:tailEnd/>
+                    </a:ln>
+                  </pic:spPr>
+                </pic:pic>
+              </a:graphicData>
+            </a:graphic>
+          </wp:inline>
+        </w:drawing>
+      </w:r>
+    </w:p>
+    <w:p>
+      <w:pPr>
+        <w:pStyle w:val="ImageCaption"/>
+      </w:pPr>
+      <w:r>
+        <w:t xml:space="preserve">Figure 9. GasLib-40-derived network — nominal cost by method (left) and 24-h dispatch (right).</w:t>
       </w:r>
     </w:p>
     <w:p>
@@ -11794,9 +13430,9 @@
         </w:pict>
       </w:r>
     </w:p>
-    <w:bookmarkEnd w:id="49"/>
-    <w:bookmarkEnd w:id="50"/>
-    <w:bookmarkStart w:id="51" w:name="discussion-and-limitations"/>
+    <w:bookmarkEnd w:id="56"/>
+    <w:bookmarkEnd w:id="57"/>
+    <w:bookmarkStart w:id="58" w:name="discussion-and-limitations"/>
     <w:p>
       <w:pPr>
         <w:pStyle w:val="Heading2"/>
@@ -12303,8 +13939,8 @@
         </w:pict>
       </w:r>
     </w:p>
-    <w:bookmarkEnd w:id="51"/>
-    <w:bookmarkStart w:id="52" w:name="conclusion"/>
+    <w:bookmarkEnd w:id="58"/>
+    <w:bookmarkStart w:id="59" w:name="conclusion"/>
     <w:p>
       <w:pPr>
         <w:pStyle w:val="Heading2"/>
@@ -12535,8 +14171,8 @@
         </w:pict>
       </w:r>
     </w:p>
-    <w:bookmarkEnd w:id="52"/>
-    <w:bookmarkStart w:id="53" w:name="references"/>
+    <w:bookmarkEnd w:id="59"/>
+    <w:bookmarkStart w:id="60" w:name="references"/>
     <w:p>
       <w:pPr>
         <w:pStyle w:val="Heading2"/>
@@ -12547,35 +14183,44 @@
     </w:p>
     <w:p>
       <w:pPr>
+        <w:pStyle w:val="BlockText"/>
+      </w:pPr>
+      <w:r>
+        <w:rPr>
+          <w:b/>
+          <w:bCs/>
+        </w:rPr>
+        <w:t xml:space="preserve">Note to authors.</w:t>
+      </w:r>
+      <w:r>
+        <w:t xml:space="preserve"> </w:t>
+      </w:r>
+      <w:r>
+        <w:t xml:space="preserve">The list below is organised by theme and uses standard, well-known sources;</w:t>
+      </w:r>
+      <w:r>
+        <w:t xml:space="preserve"> </w:t>
+      </w:r>
+      <w:r>
+        <w:t xml:space="preserve">bibliographic details (volume/pages/DOI) should be verified against the publisher of record before</w:t>
+      </w:r>
+      <w:r>
+        <w:t xml:space="preserve"> </w:t>
+      </w:r>
+      <w:r>
+        <w:t xml:space="preserve">submission, and a few domain-specific entries [15,16,19,20] confirmed against the exact venue.</w:t>
+      </w:r>
+    </w:p>
+    <w:p>
+      <w:pPr>
         <w:pStyle w:val="FirstParagraph"/>
       </w:pPr>
-      <w:r>
-        <w:t xml:space="preserve">[1] Z. E. Liu et al.,</w:t>
-      </w:r>
-      <w:r>
-        <w:t xml:space="preserve"> </w:t>
-      </w:r>
-      <w:r>
-        <w:t xml:space="preserve">“A novel optimization framework for natural gas transportation</w:t>
-      </w:r>
-      <w:r>
-        <w:t xml:space="preserve"> </w:t>
-      </w:r>
-      <w:r>
-        <w:t xml:space="preserve">pipeline networks based on deep reinforcement learning,”</w:t>
-      </w:r>
-      <w:r>
-        <w:t xml:space="preserve"> </w:t>
-      </w:r>
       <w:r>
         <w:rPr>
           <w:i/>
           <w:iCs/>
         </w:rPr>
-        <w:t xml:space="preserve">Energy and AI</w:t>
-      </w:r>
-      <w:r>
-        <w:t xml:space="preserve">, 18:100434, 2024.</w:t>
+        <w:t xml:space="preserve">Gas-network DRL (this work’s basis)</w:t>
       </w:r>
     </w:p>
     <w:p>
@@ -12583,19 +14228,19 @@
         <w:pStyle w:val="BodyText"/>
       </w:pPr>
       <w:r>
-        <w:t xml:space="preserve">[2] Chen et al.,</w:t>
-      </w:r>
-      <w:r>
-        <w:t xml:space="preserve"> </w:t>
-      </w:r>
-      <w:r>
-        <w:t xml:space="preserve">“A deep reinforcement learning-based method for predictive management of</w:t>
-      </w:r>
-      <w:r>
-        <w:t xml:space="preserve"> </w:t>
-      </w:r>
-      <w:r>
-        <w:t xml:space="preserve">demand response in natural gas pipeline networks,”</w:t>
+        <w:t xml:space="preserve">[1] Z. E. Liu, W. Long, Z. Chen, et al.,</w:t>
+      </w:r>
+      <w:r>
+        <w:t xml:space="preserve"> </w:t>
+      </w:r>
+      <w:r>
+        <w:t xml:space="preserve">“A novel optimization framework for natural gas</w:t>
+      </w:r>
+      <w:r>
+        <w:t xml:space="preserve"> </w:t>
+      </w:r>
+      <w:r>
+        <w:t xml:space="preserve">transportation pipeline networks based on deep reinforcement learning,”</w:t>
       </w:r>
       <w:r>
         <w:t xml:space="preserve"> </w:t>
@@ -12605,37 +14250,28 @@
           <w:i/>
           <w:iCs/>
         </w:rPr>
-        <w:t xml:space="preserve">Journal of Cleaner Production</w:t>
-      </w:r>
-      <w:r>
-        <w:t xml:space="preserve">, 2021.</w:t>
+        <w:t xml:space="preserve">Energy and AI</w:t>
+      </w:r>
+      <w:r>
+        <w:t xml:space="preserve">, 18:100434,</w:t>
+      </w:r>
+      <w:r>
+        <w:t xml:space="preserve"> </w:t>
+      </w:r>
+      <w:r>
+        <w:t xml:space="preserve">2024.</w:t>
       </w:r>
     </w:p>
     <w:p>
       <w:pPr>
         <w:pStyle w:val="BodyText"/>
       </w:pPr>
-      <w:r>
-        <w:t xml:space="preserve">[3] N. Keyaerts et al.,</w:t>
-      </w:r>
-      <w:r>
-        <w:t xml:space="preserve"> </w:t>
-      </w:r>
-      <w:r>
-        <w:t xml:space="preserve">“Line-pack storage valuation under price uncertainty,”</w:t>
-      </w:r>
-      <w:r>
-        <w:t xml:space="preserve"> </w:t>
-      </w:r>
       <w:r>
         <w:rPr>
           <w:i/>
           <w:iCs/>
         </w:rPr>
-        <w:t xml:space="preserve">Energy</w:t>
-      </w:r>
-      <w:r>
-        <w:t xml:space="preserve">, 2013.</w:t>
+        <w:t xml:space="preserve">Model-based gas network optimisation</w:t>
       </w:r>
     </w:p>
     <w:p>
@@ -12643,7 +14279,19 @@
         <w:pStyle w:val="BodyText"/>
       </w:pPr>
       <w:r>
-        <w:t xml:space="preserve">[4] Operation of natural gas and electricity networks with line pack,</w:t>
+        <w:t xml:space="preserve">[2] R. Z. Ríos-Mercado and C. Borraz-Sánchez,</w:t>
+      </w:r>
+      <w:r>
+        <w:t xml:space="preserve"> </w:t>
+      </w:r>
+      <w:r>
+        <w:t xml:space="preserve">“Optimization problems in natural gas transportation</w:t>
+      </w:r>
+      <w:r>
+        <w:t xml:space="preserve"> </w:t>
+      </w:r>
+      <w:r>
+        <w:t xml:space="preserve">systems: A state-of-the-art review,”</w:t>
       </w:r>
       <w:r>
         <w:t xml:space="preserve"> </w:t>
@@ -12653,13 +14301,59 @@
           <w:i/>
           <w:iCs/>
         </w:rPr>
-        <w:t xml:space="preserve">Journal of Modern</w:t>
+        <w:t xml:space="preserve">Applied Energy</w:t>
+      </w:r>
+      <w:r>
+        <w:t xml:space="preserve">, 147:536–555, 2015.</w:t>
+      </w:r>
+    </w:p>
+    <w:p>
+      <w:pPr>
+        <w:pStyle w:val="BodyText"/>
+      </w:pPr>
+      <w:r>
+        <w:t xml:space="preserve">[3] T. Koch, B. Hiller, M. E. Pfetsch, and L. Schewe (eds.),</w:t>
+      </w:r>
+      <w:r>
+        <w:t xml:space="preserve"> </w:t>
       </w:r>
       <w:r>
         <w:rPr>
           <w:i/>
           <w:iCs/>
         </w:rPr>
+        <w:t xml:space="preserve">Evaluating Gas Network Capacities</w:t>
+      </w:r>
+      <w:r>
+        <w:t xml:space="preserve">,</w:t>
+      </w:r>
+      <w:r>
+        <w:t xml:space="preserve"> </w:t>
+      </w:r>
+      <w:r>
+        <w:t xml:space="preserve">SIAM, 2015.</w:t>
+      </w:r>
+    </w:p>
+    <w:p>
+      <w:pPr>
+        <w:pStyle w:val="BodyText"/>
+      </w:pPr>
+      <w:r>
+        <w:t xml:space="preserve">[4] M. E. Pfetsch, A. Fügenschuh, B. Geißler, et al.,</w:t>
+      </w:r>
+      <w:r>
+        <w:t xml:space="preserve"> </w:t>
+      </w:r>
+      <w:r>
+        <w:t xml:space="preserve">“Validation of nominations in gas network</w:t>
+      </w:r>
+      <w:r>
+        <w:t xml:space="preserve"> </w:t>
+      </w:r>
+      <w:r>
+        <w:t xml:space="preserve">optimization: models, methods, and solutions,”</w:t>
+      </w:r>
+      <w:r>
         <w:t xml:space="preserve"> </w:t>
       </w:r>
       <w:r>
@@ -12667,10 +14361,16 @@
           <w:i/>
           <w:iCs/>
         </w:rPr>
-        <w:t xml:space="preserve">Power Systems and Clean Energy</w:t>
-      </w:r>
-      <w:r>
-        <w:t xml:space="preserve">, 2019.</w:t>
+        <w:t xml:space="preserve">Optimization Methods and Software</w:t>
+      </w:r>
+      <w:r>
+        <w:t xml:space="preserve">, 30(1):15–53,</w:t>
+      </w:r>
+      <w:r>
+        <w:t xml:space="preserve"> </w:t>
+      </w:r>
+      <w:r>
+        <w:t xml:space="preserve">2015.</w:t>
       </w:r>
     </w:p>
     <w:p>
@@ -12678,27 +14378,13 @@
         <w:pStyle w:val="BodyText"/>
       </w:pPr>
       <w:r>
-        <w:t xml:space="preserve">[5] Integrated Electricity–Gas System Optimal Dispatch Based on Deep Reinforcement Learning,</w:t>
-      </w:r>
-      <w:r>
-        <w:t xml:space="preserve"> </w:t>
-      </w:r>
-      <w:r>
-        <w:t xml:space="preserve">IEEE, 2022.</w:t>
-      </w:r>
-    </w:p>
-    <w:p>
-      <w:pPr>
-        <w:pStyle w:val="BodyText"/>
-      </w:pPr>
-      <w:r>
-        <w:t xml:space="preserve">[6] Soft actor–critic DRL for interval optimal dispatch of integrated energy systems with</w:t>
-      </w:r>
-      <w:r>
-        <w:t xml:space="preserve"> </w:t>
-      </w:r>
-      <w:r>
-        <w:t xml:space="preserve">uncertainty in demand response and renewable energy,</w:t>
+        <w:t xml:space="preserve">[5] M. Schmidt, D. Aßmann, R. Burlacu, et al.,</w:t>
+      </w:r>
+      <w:r>
+        <w:t xml:space="preserve"> </w:t>
+      </w:r>
+      <w:r>
+        <w:t xml:space="preserve">“GasLib—A library of gas network instances,”</w:t>
       </w:r>
       <w:r>
         <w:t xml:space="preserve"> </w:t>
@@ -12708,28 +14394,98 @@
           <w:i/>
           <w:iCs/>
         </w:rPr>
-        <w:t xml:space="preserve">Engineering Applications of AI</w:t>
-      </w:r>
-      <w:r>
-        <w:t xml:space="preserve">, 2023.</w:t>
+        <w:t xml:space="preserve">Data</w:t>
+      </w:r>
+      <w:r>
+        <w:t xml:space="preserve">, 2(4):40, 2017.</w:t>
       </w:r>
     </w:p>
     <w:p>
       <w:pPr>
         <w:pStyle w:val="BodyText"/>
       </w:pPr>
+      <w:r>
+        <w:t xml:space="preserve">[6] P. J. Wong and R. E. Larson,</w:t>
+      </w:r>
+      <w:r>
+        <w:t xml:space="preserve"> </w:t>
+      </w:r>
+      <w:r>
+        <w:t xml:space="preserve">“Optimization of natural-gas pipeline systems via dynamic</w:t>
+      </w:r>
+      <w:r>
+        <w:t xml:space="preserve"> </w:t>
+      </w:r>
+      <w:r>
+        <w:t xml:space="preserve">programming,”</w:t>
+      </w:r>
+      <w:r>
+        <w:t xml:space="preserve"> </w:t>
+      </w:r>
       <w:r>
         <w:rPr>
           <w:i/>
           <w:iCs/>
         </w:rPr>
-        <w:t xml:space="preserve">(Reference list to be completed with full bibliographic details and an expanded survey for</w:t>
+        <w:t xml:space="preserve">IEEE Transactions on Automatic Control</w:t>
+      </w:r>
+      <w:r>
+        <w:t xml:space="preserve">, 13(5):475–481, 1968.</w:t>
+      </w:r>
+    </w:p>
+    <w:p>
+      <w:pPr>
+        <w:pStyle w:val="BodyText"/>
+      </w:pPr>
+      <w:r>
+        <w:t xml:space="preserve">[7] A. Zlotnik, M. Chertkov, and S. Backhaus,</w:t>
+      </w:r>
+      <w:r>
+        <w:t xml:space="preserve"> </w:t>
+      </w:r>
+      <w:r>
+        <w:t xml:space="preserve">“Optimal control of transient flow in natural gas</w:t>
+      </w:r>
+      <w:r>
+        <w:t xml:space="preserve"> </w:t>
+      </w:r>
+      <w:r>
+        <w:t xml:space="preserve">networks,”</w:t>
+      </w:r>
+      <w:r>
+        <w:t xml:space="preserve"> </w:t>
       </w:r>
       <w:r>
         <w:rPr>
           <w:i/>
           <w:iCs/>
         </w:rPr>
+        <w:t xml:space="preserve">IEEE Conf. on Decision and Control (CDC)</w:t>
+      </w:r>
+      <w:r>
+        <w:t xml:space="preserve">, 4563–4570, 2015.</w:t>
+      </w:r>
+    </w:p>
+    <w:p>
+      <w:pPr>
+        <w:pStyle w:val="BodyText"/>
+      </w:pPr>
+      <w:r>
+        <w:t xml:space="preserve">[8] T. W. K. Mak, P. Van Hentenryck, A. Zlotnik, and R. Bent,</w:t>
+      </w:r>
+      <w:r>
+        <w:t xml:space="preserve"> </w:t>
+      </w:r>
+      <w:r>
+        <w:t xml:space="preserve">“Dynamic compressor optimization in</w:t>
+      </w:r>
+      <w:r>
+        <w:t xml:space="preserve"> </w:t>
+      </w:r>
+      <w:r>
+        <w:t xml:space="preserve">natural gas pipeline systems,”</w:t>
+      </w:r>
+      <w:r>
         <w:t xml:space="preserve"> </w:t>
       </w:r>
       <w:r>
@@ -12737,11 +14493,1265 @@
           <w:i/>
           <w:iCs/>
         </w:rPr>
-        <w:t xml:space="preserve">submission.)</w:t>
-      </w:r>
-    </w:p>
-    <w:bookmarkEnd w:id="53"/>
-    <w:bookmarkEnd w:id="54"/>
+        <w:t xml:space="preserve">INFORMS Journal on Computing</w:t>
+      </w:r>
+      <w:r>
+        <w:t xml:space="preserve">, 31(1):40–65, 2019.</w:t>
+      </w:r>
+    </w:p>
+    <w:p>
+      <w:pPr>
+        <w:pStyle w:val="BodyText"/>
+      </w:pPr>
+      <w:r>
+        <w:t xml:space="preserve">[9] A. J. Osiadacz,</w:t>
+      </w:r>
+      <w:r>
+        <w:t xml:space="preserve"> </w:t>
+      </w:r>
+      <w:r>
+        <w:rPr>
+          <w:i/>
+          <w:iCs/>
+        </w:rPr>
+        <w:t xml:space="preserve">Simulation and Analysis of Gas Networks</w:t>
+      </w:r>
+      <w:r>
+        <w:t xml:space="preserve">, Gulf Publishing, 1987.</w:t>
+      </w:r>
+    </w:p>
+    <w:p>
+      <w:pPr>
+        <w:pStyle w:val="BodyText"/>
+      </w:pPr>
+      <w:r>
+        <w:rPr>
+          <w:i/>
+          <w:iCs/>
+        </w:rPr>
+        <w:t xml:space="preserve">Line-pack flexibility and gas–power coupling</w:t>
+      </w:r>
+    </w:p>
+    <w:p>
+      <w:pPr>
+        <w:pStyle w:val="BodyText"/>
+      </w:pPr>
+      <w:r>
+        <w:t xml:space="preserve">[10] K. Keyaerts, M. Hallack, J.-M. Glachant, and W. D’haeseleer,</w:t>
+      </w:r>
+      <w:r>
+        <w:t xml:space="preserve"> </w:t>
+      </w:r>
+      <w:r>
+        <w:t xml:space="preserve">“Gas market distorting effects of</w:t>
+      </w:r>
+      <w:r>
+        <w:t xml:space="preserve"> </w:t>
+      </w:r>
+      <w:r>
+        <w:t xml:space="preserve">imbalanced gas balancing rules: Inefficient regulation of pipeline flexibility,”</w:t>
+      </w:r>
+      <w:r>
+        <w:t xml:space="preserve"> </w:t>
+      </w:r>
+      <w:r>
+        <w:rPr>
+          <w:i/>
+          <w:iCs/>
+        </w:rPr>
+        <w:t xml:space="preserve">Energy Policy</w:t>
+      </w:r>
+      <w:r>
+        <w:t xml:space="preserve">,</w:t>
+      </w:r>
+      <w:r>
+        <w:t xml:space="preserve"> </w:t>
+      </w:r>
+      <w:r>
+        <w:t xml:space="preserve">39(2):865–876, 2011.</w:t>
+      </w:r>
+    </w:p>
+    <w:p>
+      <w:pPr>
+        <w:pStyle w:val="BodyText"/>
+      </w:pPr>
+      <w:r>
+        <w:t xml:space="preserve">[11] B. A. Clegg and P. Mancarella,</w:t>
+      </w:r>
+      <w:r>
+        <w:t xml:space="preserve"> </w:t>
+      </w:r>
+      <w:r>
+        <w:t xml:space="preserve">“Integrated electrical and gas network flexibility assessment</w:t>
+      </w:r>
+      <w:r>
+        <w:t xml:space="preserve"> </w:t>
+      </w:r>
+      <w:r>
+        <w:t xml:space="preserve">in low-carbon multi-energy systems,”</w:t>
+      </w:r>
+      <w:r>
+        <w:t xml:space="preserve"> </w:t>
+      </w:r>
+      <w:r>
+        <w:rPr>
+          <w:i/>
+          <w:iCs/>
+        </w:rPr>
+        <w:t xml:space="preserve">IEEE Transactions on Sustainable Energy</w:t>
+      </w:r>
+      <w:r>
+        <w:t xml:space="preserve">, 7(2):718–731, 2016.</w:t>
+      </w:r>
+    </w:p>
+    <w:p>
+      <w:pPr>
+        <w:pStyle w:val="BodyText"/>
+      </w:pPr>
+      <w:r>
+        <w:t xml:space="preserve">[12] C. M. Correa-Posada and P. Sánchez-Martín,</w:t>
+      </w:r>
+      <w:r>
+        <w:t xml:space="preserve"> </w:t>
+      </w:r>
+      <w:r>
+        <w:t xml:space="preserve">“Integrated power and natural gas model for energy</w:t>
+      </w:r>
+      <w:r>
+        <w:t xml:space="preserve"> </w:t>
+      </w:r>
+      <w:r>
+        <w:t xml:space="preserve">adequacy in short-term operation,”</w:t>
+      </w:r>
+      <w:r>
+        <w:t xml:space="preserve"> </w:t>
+      </w:r>
+      <w:r>
+        <w:rPr>
+          <w:i/>
+          <w:iCs/>
+        </w:rPr>
+        <w:t xml:space="preserve">IEEE Transactions on Power Systems</w:t>
+      </w:r>
+      <w:r>
+        <w:t xml:space="preserve">, 30(6):3347–3355, 2015.</w:t>
+      </w:r>
+    </w:p>
+    <w:p>
+      <w:pPr>
+        <w:pStyle w:val="BodyText"/>
+      </w:pPr>
+      <w:r>
+        <w:t xml:space="preserve">[13] A. Zlotnik, L. Roald, S. Backhaus, M. Chertkov, and G. Andersson,</w:t>
+      </w:r>
+      <w:r>
+        <w:t xml:space="preserve"> </w:t>
+      </w:r>
+      <w:r>
+        <w:t xml:space="preserve">“Coordinated scheduling for</w:t>
+      </w:r>
+      <w:r>
+        <w:t xml:space="preserve"> </w:t>
+      </w:r>
+      <w:r>
+        <w:t xml:space="preserve">interdependent electric power and natural gas infrastructures,”</w:t>
+      </w:r>
+      <w:r>
+        <w:t xml:space="preserve"> </w:t>
+      </w:r>
+      <w:r>
+        <w:rPr>
+          <w:i/>
+          <w:iCs/>
+        </w:rPr>
+        <w:t xml:space="preserve">IEEE Transactions on Power</w:t>
+      </w:r>
+      <w:r>
+        <w:rPr>
+          <w:i/>
+          <w:iCs/>
+        </w:rPr>
+        <w:t xml:space="preserve"> </w:t>
+      </w:r>
+      <w:r>
+        <w:rPr>
+          <w:i/>
+          <w:iCs/>
+        </w:rPr>
+        <w:t xml:space="preserve">Systems</w:t>
+      </w:r>
+      <w:r>
+        <w:t xml:space="preserve">, 32(1):600–610, 2017.</w:t>
+      </w:r>
+    </w:p>
+    <w:p>
+      <w:pPr>
+        <w:pStyle w:val="BodyText"/>
+      </w:pPr>
+      <w:r>
+        <w:t xml:space="preserve">[14] C. Wang, W. Wei, J. Wang, et al.,</w:t>
+      </w:r>
+      <w:r>
+        <w:t xml:space="preserve"> </w:t>
+      </w:r>
+      <w:r>
+        <w:t xml:space="preserve">“Convex optimization based adjustable robust dispatch of</w:t>
+      </w:r>
+      <w:r>
+        <w:t xml:space="preserve"> </w:t>
+      </w:r>
+      <w:r>
+        <w:t xml:space="preserve">integrated electricity–gas systems with line-pack,”</w:t>
+      </w:r>
+      <w:r>
+        <w:t xml:space="preserve"> </w:t>
+      </w:r>
+      <w:r>
+        <w:rPr>
+          <w:i/>
+          <w:iCs/>
+        </w:rPr>
+        <w:t xml:space="preserve">Journal of Modern Power Systems and Clean</w:t>
+      </w:r>
+      <w:r>
+        <w:rPr>
+          <w:i/>
+          <w:iCs/>
+        </w:rPr>
+        <w:t xml:space="preserve"> </w:t>
+      </w:r>
+      <w:r>
+        <w:rPr>
+          <w:i/>
+          <w:iCs/>
+        </w:rPr>
+        <w:t xml:space="preserve">Energy</w:t>
+      </w:r>
+      <w:r>
+        <w:t xml:space="preserve">, 2019.</w:t>
+      </w:r>
+    </w:p>
+    <w:p>
+      <w:pPr>
+        <w:pStyle w:val="BodyText"/>
+      </w:pPr>
+      <w:r>
+        <w:rPr>
+          <w:i/>
+          <w:iCs/>
+        </w:rPr>
+        <w:t xml:space="preserve">DRL for gas and energy systems</w:t>
+      </w:r>
+    </w:p>
+    <w:p>
+      <w:pPr>
+        <w:pStyle w:val="BodyText"/>
+      </w:pPr>
+      <w:r>
+        <w:t xml:space="preserve">[15] L. Chen et al.,</w:t>
+      </w:r>
+      <w:r>
+        <w:t xml:space="preserve"> </w:t>
+      </w:r>
+      <w:r>
+        <w:t xml:space="preserve">“A deep reinforcement learning-based method for predictive management of</w:t>
+      </w:r>
+      <w:r>
+        <w:t xml:space="preserve"> </w:t>
+      </w:r>
+      <w:r>
+        <w:t xml:space="preserve">demand response in natural gas pipeline networks,”</w:t>
+      </w:r>
+      <w:r>
+        <w:t xml:space="preserve"> </w:t>
+      </w:r>
+      <w:r>
+        <w:rPr>
+          <w:i/>
+          <w:iCs/>
+        </w:rPr>
+        <w:t xml:space="preserve">Journal of Cleaner Production</w:t>
+      </w:r>
+      <w:r>
+        <w:t xml:space="preserve">, 332:130093, 2021.</w:t>
+      </w:r>
+    </w:p>
+    <w:p>
+      <w:pPr>
+        <w:pStyle w:val="BodyText"/>
+      </w:pPr>
+      <w:r>
+        <w:t xml:space="preserve">[16] Authors,</w:t>
+      </w:r>
+      <w:r>
+        <w:t xml:space="preserve"> </w:t>
+      </w:r>
+      <w:r>
+        <w:t xml:space="preserve">“Optimization of start-up strategies of gas injection compressor in underground gas</w:t>
+      </w:r>
+      <w:r>
+        <w:t xml:space="preserve"> </w:t>
+      </w:r>
+      <w:r>
+        <w:t xml:space="preserve">storage using deep reinforcement learning,”</w:t>
+      </w:r>
+      <w:r>
+        <w:t xml:space="preserve"> </w:t>
+      </w:r>
+      <w:r>
+        <w:rPr>
+          <w:i/>
+          <w:iCs/>
+        </w:rPr>
+        <w:t xml:space="preserve">Simulation Modelling Practice and Theory</w:t>
+      </w:r>
+      <w:r>
+        <w:t xml:space="preserve">, 2025.</w:t>
+      </w:r>
+    </w:p>
+    <w:p>
+      <w:pPr>
+        <w:pStyle w:val="BodyText"/>
+      </w:pPr>
+      <w:r>
+        <w:t xml:space="preserve">[17] J. R. Vázquez-Canteli and Z. Nagy,</w:t>
+      </w:r>
+      <w:r>
+        <w:t xml:space="preserve"> </w:t>
+      </w:r>
+      <w:r>
+        <w:t xml:space="preserve">“Reinforcement learning for demand response: A review of</w:t>
+      </w:r>
+      <w:r>
+        <w:t xml:space="preserve"> </w:t>
+      </w:r>
+      <w:r>
+        <w:t xml:space="preserve">algorithms and modeling techniques,”</w:t>
+      </w:r>
+      <w:r>
+        <w:t xml:space="preserve"> </w:t>
+      </w:r>
+      <w:r>
+        <w:rPr>
+          <w:i/>
+          <w:iCs/>
+        </w:rPr>
+        <w:t xml:space="preserve">Applied Energy</w:t>
+      </w:r>
+      <w:r>
+        <w:t xml:space="preserve">, 235:1072–1089, 2019.</w:t>
+      </w:r>
+    </w:p>
+    <w:p>
+      <w:pPr>
+        <w:pStyle w:val="BodyText"/>
+      </w:pPr>
+      <w:r>
+        <w:t xml:space="preserve">[18] A. T. D. Perera and P. Kamalaruban,</w:t>
+      </w:r>
+      <w:r>
+        <w:t xml:space="preserve"> </w:t>
+      </w:r>
+      <w:r>
+        <w:t xml:space="preserve">“Applications of reinforcement learning in energy</w:t>
+      </w:r>
+      <w:r>
+        <w:t xml:space="preserve"> </w:t>
+      </w:r>
+      <w:r>
+        <w:t xml:space="preserve">systems,”</w:t>
+      </w:r>
+      <w:r>
+        <w:t xml:space="preserve"> </w:t>
+      </w:r>
+      <w:r>
+        <w:rPr>
+          <w:i/>
+          <w:iCs/>
+        </w:rPr>
+        <w:t xml:space="preserve">Renewable and Sustainable Energy Reviews</w:t>
+      </w:r>
+      <w:r>
+        <w:t xml:space="preserve">, 137:110618, 2021.</w:t>
+      </w:r>
+    </w:p>
+    <w:p>
+      <w:pPr>
+        <w:pStyle w:val="BodyText"/>
+      </w:pPr>
+      <w:r>
+        <w:t xml:space="preserve">[19] Authors,</w:t>
+      </w:r>
+      <w:r>
+        <w:t xml:space="preserve"> </w:t>
+      </w:r>
+      <w:r>
+        <w:t xml:space="preserve">“Soft actor–critic deep reinforcement learning for interval optimal dispatch of</w:t>
+      </w:r>
+      <w:r>
+        <w:t xml:space="preserve"> </w:t>
+      </w:r>
+      <w:r>
+        <w:t xml:space="preserve">integrated energy systems with uncertainty in demand response and renewable energy,”</w:t>
+      </w:r>
+      <w:r>
+        <w:t xml:space="preserve"> </w:t>
+      </w:r>
+      <w:r>
+        <w:rPr>
+          <w:i/>
+          <w:iCs/>
+        </w:rPr>
+        <w:t xml:space="preserve">Engineering</w:t>
+      </w:r>
+      <w:r>
+        <w:rPr>
+          <w:i/>
+          <w:iCs/>
+        </w:rPr>
+        <w:t xml:space="preserve"> </w:t>
+      </w:r>
+      <w:r>
+        <w:rPr>
+          <w:i/>
+          <w:iCs/>
+        </w:rPr>
+        <w:t xml:space="preserve">Applications of Artificial Intelligence</w:t>
+      </w:r>
+      <w:r>
+        <w:t xml:space="preserve">, 2023.</w:t>
+      </w:r>
+    </w:p>
+    <w:p>
+      <w:pPr>
+        <w:pStyle w:val="BodyText"/>
+      </w:pPr>
+      <w:r>
+        <w:t xml:space="preserve">[20] Authors,</w:t>
+      </w:r>
+      <w:r>
+        <w:t xml:space="preserve"> </w:t>
+      </w:r>
+      <w:r>
+        <w:t xml:space="preserve">“Integrated electricity–gas system optimal dispatch based on deep reinforcement</w:t>
+      </w:r>
+      <w:r>
+        <w:t xml:space="preserve"> </w:t>
+      </w:r>
+      <w:r>
+        <w:t xml:space="preserve">learning,”</w:t>
+      </w:r>
+      <w:r>
+        <w:t xml:space="preserve"> </w:t>
+      </w:r>
+      <w:r>
+        <w:rPr>
+          <w:i/>
+          <w:iCs/>
+        </w:rPr>
+        <w:t xml:space="preserve">IEEE Conf. Proc.</w:t>
+      </w:r>
+      <w:r>
+        <w:t xml:space="preserve">, 2022.</w:t>
+      </w:r>
+    </w:p>
+    <w:p>
+      <w:pPr>
+        <w:pStyle w:val="BodyText"/>
+      </w:pPr>
+      <w:r>
+        <w:t xml:space="preserve">[21] Z. Wan, H. Li, H. He, and D. Prokhorov,</w:t>
+      </w:r>
+      <w:r>
+        <w:t xml:space="preserve"> </w:t>
+      </w:r>
+      <w:r>
+        <w:t xml:space="preserve">“Model-free real-time EV charging scheduling based on</w:t>
+      </w:r>
+      <w:r>
+        <w:t xml:space="preserve"> </w:t>
+      </w:r>
+      <w:r>
+        <w:t xml:space="preserve">deep reinforcement learning,”</w:t>
+      </w:r>
+      <w:r>
+        <w:t xml:space="preserve"> </w:t>
+      </w:r>
+      <w:r>
+        <w:rPr>
+          <w:i/>
+          <w:iCs/>
+        </w:rPr>
+        <w:t xml:space="preserve">IEEE Transactions on Smart Grid</w:t>
+      </w:r>
+      <w:r>
+        <w:t xml:space="preserve">, 10(5):5246–5257, 2019.</w:t>
+      </w:r>
+    </w:p>
+    <w:p>
+      <w:pPr>
+        <w:pStyle w:val="BodyText"/>
+      </w:pPr>
+      <w:r>
+        <w:t xml:space="preserve">[22] E. Mocanu, D. C. Mocanu, P. H. Nguyen, et al.,</w:t>
+      </w:r>
+      <w:r>
+        <w:t xml:space="preserve"> </w:t>
+      </w:r>
+      <w:r>
+        <w:t xml:space="preserve">“On-line building energy optimization using</w:t>
+      </w:r>
+      <w:r>
+        <w:t xml:space="preserve"> </w:t>
+      </w:r>
+      <w:r>
+        <w:t xml:space="preserve">deep reinforcement learning,”</w:t>
+      </w:r>
+      <w:r>
+        <w:t xml:space="preserve"> </w:t>
+      </w:r>
+      <w:r>
+        <w:rPr>
+          <w:i/>
+          <w:iCs/>
+        </w:rPr>
+        <w:t xml:space="preserve">IEEE Transactions on Smart Grid</w:t>
+      </w:r>
+      <w:r>
+        <w:t xml:space="preserve">, 10(4):3698–3708, 2019.</w:t>
+      </w:r>
+    </w:p>
+    <w:p>
+      <w:pPr>
+        <w:pStyle w:val="BodyText"/>
+      </w:pPr>
+      <w:r>
+        <w:rPr>
+          <w:i/>
+          <w:iCs/>
+        </w:rPr>
+        <w:t xml:space="preserve">Reinforcement-learning algorithms</w:t>
+      </w:r>
+    </w:p>
+    <w:p>
+      <w:pPr>
+        <w:pStyle w:val="BodyText"/>
+      </w:pPr>
+      <w:r>
+        <w:t xml:space="preserve">[23] R. S. Sutton and A. G. Barto,</w:t>
+      </w:r>
+      <w:r>
+        <w:t xml:space="preserve"> </w:t>
+      </w:r>
+      <w:r>
+        <w:rPr>
+          <w:i/>
+          <w:iCs/>
+        </w:rPr>
+        <w:t xml:space="preserve">Reinforcement Learning: An Introduction</w:t>
+      </w:r>
+      <w:r>
+        <w:t xml:space="preserve">, 2nd ed., MIT Press,</w:t>
+      </w:r>
+      <w:r>
+        <w:t xml:space="preserve"> </w:t>
+      </w:r>
+      <w:r>
+        <w:t xml:space="preserve">2018.</w:t>
+      </w:r>
+    </w:p>
+    <w:p>
+      <w:pPr>
+        <w:pStyle w:val="BodyText"/>
+      </w:pPr>
+      <w:r>
+        <w:t xml:space="preserve">[24] V. Mnih, K. Kavukcuoglu, D. Silver, et al.,</w:t>
+      </w:r>
+      <w:r>
+        <w:t xml:space="preserve"> </w:t>
+      </w:r>
+      <w:r>
+        <w:t xml:space="preserve">“Human-level control through deep reinforcement</w:t>
+      </w:r>
+      <w:r>
+        <w:t xml:space="preserve"> </w:t>
+      </w:r>
+      <w:r>
+        <w:t xml:space="preserve">learning,”</w:t>
+      </w:r>
+      <w:r>
+        <w:t xml:space="preserve"> </w:t>
+      </w:r>
+      <w:r>
+        <w:rPr>
+          <w:i/>
+          <w:iCs/>
+        </w:rPr>
+        <w:t xml:space="preserve">Nature</w:t>
+      </w:r>
+      <w:r>
+        <w:t xml:space="preserve">, 518(7540):529–533, 2015.</w:t>
+      </w:r>
+    </w:p>
+    <w:p>
+      <w:pPr>
+        <w:pStyle w:val="BodyText"/>
+      </w:pPr>
+      <w:r>
+        <w:t xml:space="preserve">[25] T. P. Lillicrap, J. J. Hunt, A. Pritzel, et al.,</w:t>
+      </w:r>
+      <w:r>
+        <w:t xml:space="preserve"> </w:t>
+      </w:r>
+      <w:r>
+        <w:t xml:space="preserve">“Continuous control with deep reinforcement</w:t>
+      </w:r>
+      <w:r>
+        <w:t xml:space="preserve"> </w:t>
+      </w:r>
+      <w:r>
+        <w:t xml:space="preserve">learning,”</w:t>
+      </w:r>
+      <w:r>
+        <w:t xml:space="preserve"> </w:t>
+      </w:r>
+      <w:r>
+        <w:rPr>
+          <w:i/>
+          <w:iCs/>
+        </w:rPr>
+        <w:t xml:space="preserve">International Conference on Learning Representations (ICLR)</w:t>
+      </w:r>
+      <w:r>
+        <w:t xml:space="preserve">, 2016.</w:t>
+      </w:r>
+    </w:p>
+    <w:p>
+      <w:pPr>
+        <w:pStyle w:val="BodyText"/>
+      </w:pPr>
+      <w:r>
+        <w:t xml:space="preserve">[26] J. Schulman, F. Wolski, P. Dhariwal, A. Radford, and O. Klimov,</w:t>
+      </w:r>
+      <w:r>
+        <w:t xml:space="preserve"> </w:t>
+      </w:r>
+      <w:r>
+        <w:t xml:space="preserve">“Proximal policy optimization</w:t>
+      </w:r>
+      <w:r>
+        <w:t xml:space="preserve"> </w:t>
+      </w:r>
+      <w:r>
+        <w:t xml:space="preserve">algorithms,”</w:t>
+      </w:r>
+      <w:r>
+        <w:t xml:space="preserve"> </w:t>
+      </w:r>
+      <w:r>
+        <w:rPr>
+          <w:i/>
+          <w:iCs/>
+        </w:rPr>
+        <w:t xml:space="preserve">arXiv:1707.06347</w:t>
+      </w:r>
+      <w:r>
+        <w:t xml:space="preserve">, 2017.</w:t>
+      </w:r>
+    </w:p>
+    <w:p>
+      <w:pPr>
+        <w:pStyle w:val="BodyText"/>
+      </w:pPr>
+      <w:r>
+        <w:t xml:space="preserve">[27] T. Haarnoja, A. Zhou, P. Abbeel, and S. Levine,</w:t>
+      </w:r>
+      <w:r>
+        <w:t xml:space="preserve"> </w:t>
+      </w:r>
+      <w:r>
+        <w:t xml:space="preserve">“Soft actor-critic: Off-policy maximum entropy</w:t>
+      </w:r>
+      <w:r>
+        <w:t xml:space="preserve"> </w:t>
+      </w:r>
+      <w:r>
+        <w:t xml:space="preserve">deep reinforcement learning with a stochastic actor,”</w:t>
+      </w:r>
+      <w:r>
+        <w:t xml:space="preserve"> </w:t>
+      </w:r>
+      <w:r>
+        <w:rPr>
+          <w:i/>
+          <w:iCs/>
+        </w:rPr>
+        <w:t xml:space="preserve">International Conference on Machine Learning</w:t>
+      </w:r>
+      <w:r>
+        <w:rPr>
+          <w:i/>
+          <w:iCs/>
+        </w:rPr>
+        <w:t xml:space="preserve"> </w:t>
+      </w:r>
+      <w:r>
+        <w:rPr>
+          <w:i/>
+          <w:iCs/>
+        </w:rPr>
+        <w:t xml:space="preserve">(ICML)</w:t>
+      </w:r>
+      <w:r>
+        <w:t xml:space="preserve">, 1861–1870, 2018.</w:t>
+      </w:r>
+    </w:p>
+    <w:p>
+      <w:pPr>
+        <w:pStyle w:val="BodyText"/>
+      </w:pPr>
+      <w:r>
+        <w:t xml:space="preserve">[28] S. Fujimoto, H. van Hoof, and D. Meger,</w:t>
+      </w:r>
+      <w:r>
+        <w:t xml:space="preserve"> </w:t>
+      </w:r>
+      <w:r>
+        <w:t xml:space="preserve">“Addressing function approximation error in</w:t>
+      </w:r>
+      <w:r>
+        <w:t xml:space="preserve"> </w:t>
+      </w:r>
+      <w:r>
+        <w:t xml:space="preserve">actor-critic methods,”</w:t>
+      </w:r>
+      <w:r>
+        <w:t xml:space="preserve"> </w:t>
+      </w:r>
+      <w:r>
+        <w:rPr>
+          <w:i/>
+          <w:iCs/>
+        </w:rPr>
+        <w:t xml:space="preserve">ICML</w:t>
+      </w:r>
+      <w:r>
+        <w:t xml:space="preserve">, 1587–1596, 2018.</w:t>
+      </w:r>
+    </w:p>
+    <w:p>
+      <w:pPr>
+        <w:pStyle w:val="BodyText"/>
+      </w:pPr>
+      <w:r>
+        <w:t xml:space="preserve">[29] A. Raffin, A. Hill, A. Gleave, et al.,</w:t>
+      </w:r>
+      <w:r>
+        <w:t xml:space="preserve"> </w:t>
+      </w:r>
+      <w:r>
+        <w:t xml:space="preserve">“Stable-Baselines3: Reliable reinforcement learning</w:t>
+      </w:r>
+      <w:r>
+        <w:t xml:space="preserve"> </w:t>
+      </w:r>
+      <w:r>
+        <w:t xml:space="preserve">implementations,”</w:t>
+      </w:r>
+      <w:r>
+        <w:t xml:space="preserve"> </w:t>
+      </w:r>
+      <w:r>
+        <w:rPr>
+          <w:i/>
+          <w:iCs/>
+        </w:rPr>
+        <w:t xml:space="preserve">Journal of Machine Learning Research</w:t>
+      </w:r>
+      <w:r>
+        <w:t xml:space="preserve">, 22(268):1–8, 2021.</w:t>
+      </w:r>
+    </w:p>
+    <w:p>
+      <w:pPr>
+        <w:pStyle w:val="BodyText"/>
+      </w:pPr>
+      <w:r>
+        <w:rPr>
+          <w:i/>
+          <w:iCs/>
+        </w:rPr>
+        <w:t xml:space="preserve">Safe and constrained RL</w:t>
+      </w:r>
+    </w:p>
+    <w:p>
+      <w:pPr>
+        <w:pStyle w:val="BodyText"/>
+      </w:pPr>
+      <w:r>
+        <w:t xml:space="preserve">[30] E. Altman,</w:t>
+      </w:r>
+      <w:r>
+        <w:t xml:space="preserve"> </w:t>
+      </w:r>
+      <w:r>
+        <w:rPr>
+          <w:i/>
+          <w:iCs/>
+        </w:rPr>
+        <w:t xml:space="preserve">Constrained Markov Decision Processes</w:t>
+      </w:r>
+      <w:r>
+        <w:t xml:space="preserve">, Chapman &amp; Hall/CRC, 1999.</w:t>
+      </w:r>
+    </w:p>
+    <w:p>
+      <w:pPr>
+        <w:pStyle w:val="BodyText"/>
+      </w:pPr>
+      <w:r>
+        <w:t xml:space="preserve">[31] J. García and F. Fernández,</w:t>
+      </w:r>
+      <w:r>
+        <w:t xml:space="preserve"> </w:t>
+      </w:r>
+      <w:r>
+        <w:t xml:space="preserve">“A comprehensive survey on safe reinforcement learning,”</w:t>
+      </w:r>
+      <w:r>
+        <w:t xml:space="preserve"> </w:t>
+      </w:r>
+      <w:r>
+        <w:rPr>
+          <w:i/>
+          <w:iCs/>
+        </w:rPr>
+        <w:t xml:space="preserve">Journal</w:t>
+      </w:r>
+      <w:r>
+        <w:rPr>
+          <w:i/>
+          <w:iCs/>
+        </w:rPr>
+        <w:t xml:space="preserve"> </w:t>
+      </w:r>
+      <w:r>
+        <w:rPr>
+          <w:i/>
+          <w:iCs/>
+        </w:rPr>
+        <w:t xml:space="preserve">of Machine Learning Research</w:t>
+      </w:r>
+      <w:r>
+        <w:t xml:space="preserve">, 16(1):1437–1480, 2015.</w:t>
+      </w:r>
+    </w:p>
+    <w:p>
+      <w:pPr>
+        <w:pStyle w:val="BodyText"/>
+      </w:pPr>
+      <w:r>
+        <w:t xml:space="preserve">[32] J. Achiam, D. Held, A. Tamar, and P. Abbeel,</w:t>
+      </w:r>
+      <w:r>
+        <w:t xml:space="preserve"> </w:t>
+      </w:r>
+      <w:r>
+        <w:t xml:space="preserve">“Constrained policy optimization,”</w:t>
+      </w:r>
+      <w:r>
+        <w:t xml:space="preserve"> </w:t>
+      </w:r>
+      <w:r>
+        <w:rPr>
+          <w:i/>
+          <w:iCs/>
+        </w:rPr>
+        <w:t xml:space="preserve">ICML</w:t>
+      </w:r>
+      <w:r>
+        <w:t xml:space="preserve">, 22–31,</w:t>
+      </w:r>
+      <w:r>
+        <w:t xml:space="preserve"> </w:t>
+      </w:r>
+      <w:r>
+        <w:t xml:space="preserve">2017.</w:t>
+      </w:r>
+    </w:p>
+    <w:p>
+      <w:pPr>
+        <w:pStyle w:val="BodyText"/>
+      </w:pPr>
+      <w:r>
+        <w:t xml:space="preserve">[33] C. Tessler, D. J. Mankowitz, and S. Mannor,</w:t>
+      </w:r>
+      <w:r>
+        <w:t xml:space="preserve"> </w:t>
+      </w:r>
+      <w:r>
+        <w:t xml:space="preserve">“Reward constrained policy optimization,”</w:t>
+      </w:r>
+      <w:r>
+        <w:t xml:space="preserve"> </w:t>
+      </w:r>
+      <w:r>
+        <w:rPr>
+          <w:i/>
+          <w:iCs/>
+        </w:rPr>
+        <w:t xml:space="preserve">ICLR</w:t>
+      </w:r>
+      <w:r>
+        <w:t xml:space="preserve">,</w:t>
+      </w:r>
+      <w:r>
+        <w:t xml:space="preserve"> </w:t>
+      </w:r>
+      <w:r>
+        <w:t xml:space="preserve">2019.</w:t>
+      </w:r>
+    </w:p>
+    <w:p>
+      <w:pPr>
+        <w:pStyle w:val="BodyText"/>
+      </w:pPr>
+      <w:r>
+        <w:t xml:space="preserve">[34] A. Stooke, J. Achiam, and P. Abbeel,</w:t>
+      </w:r>
+      <w:r>
+        <w:t xml:space="preserve"> </w:t>
+      </w:r>
+      <w:r>
+        <w:t xml:space="preserve">“Responsive safety in reinforcement learning by PID</w:t>
+      </w:r>
+      <w:r>
+        <w:t xml:space="preserve"> </w:t>
+      </w:r>
+      <w:r>
+        <w:t xml:space="preserve">Lagrangian methods,”</w:t>
+      </w:r>
+      <w:r>
+        <w:t xml:space="preserve"> </w:t>
+      </w:r>
+      <w:r>
+        <w:rPr>
+          <w:i/>
+          <w:iCs/>
+        </w:rPr>
+        <w:t xml:space="preserve">ICML</w:t>
+      </w:r>
+      <w:r>
+        <w:t xml:space="preserve">, 9133–9143, 2020.</w:t>
+      </w:r>
+    </w:p>
+    <w:p>
+      <w:pPr>
+        <w:pStyle w:val="BodyText"/>
+      </w:pPr>
+      <w:r>
+        <w:t xml:space="preserve">[35] G. Dalal, K. Dvijotham, M. Vecerik, et al.,</w:t>
+      </w:r>
+      <w:r>
+        <w:t xml:space="preserve"> </w:t>
+      </w:r>
+      <w:r>
+        <w:t xml:space="preserve">“Safe exploration in continuous action spaces,”</w:t>
+      </w:r>
+      <w:r>
+        <w:t xml:space="preserve"> </w:t>
+      </w:r>
+      <w:r>
+        <w:rPr>
+          <w:i/>
+          <w:iCs/>
+        </w:rPr>
+        <w:t xml:space="preserve">arXiv:1801.08757</w:t>
+      </w:r>
+      <w:r>
+        <w:t xml:space="preserve">, 2018.</w:t>
+      </w:r>
+    </w:p>
+    <w:p>
+      <w:pPr>
+        <w:pStyle w:val="BodyText"/>
+      </w:pPr>
+      <w:r>
+        <w:t xml:space="preserve">[36] A. Ray, J. Achiam, and D. Amodei,</w:t>
+      </w:r>
+      <w:r>
+        <w:t xml:space="preserve"> </w:t>
+      </w:r>
+      <w:r>
+        <w:t xml:space="preserve">“Benchmarking safe exploration in deep reinforcement</w:t>
+      </w:r>
+      <w:r>
+        <w:t xml:space="preserve"> </w:t>
+      </w:r>
+      <w:r>
+        <w:t xml:space="preserve">learning,”</w:t>
+      </w:r>
+      <w:r>
+        <w:t xml:space="preserve"> </w:t>
+      </w:r>
+      <w:r>
+        <w:rPr>
+          <w:i/>
+          <w:iCs/>
+        </w:rPr>
+        <w:t xml:space="preserve">OpenAI Technical Report</w:t>
+      </w:r>
+      <w:r>
+        <w:t xml:space="preserve">, 2019.</w:t>
+      </w:r>
+    </w:p>
+    <w:p>
+      <w:pPr>
+        <w:pStyle w:val="BodyText"/>
+      </w:pPr>
+      <w:r>
+        <w:t xml:space="preserve">[37] Y. Chow, O. Nachum, E. Duenez-Guzman, and M. Ghavamzadeh,</w:t>
+      </w:r>
+      <w:r>
+        <w:t xml:space="preserve"> </w:t>
+      </w:r>
+      <w:r>
+        <w:t xml:space="preserve">“A Lyapunov-based approach to safe</w:t>
+      </w:r>
+      <w:r>
+        <w:t xml:space="preserve"> </w:t>
+      </w:r>
+      <w:r>
+        <w:t xml:space="preserve">reinforcement learning,”</w:t>
+      </w:r>
+      <w:r>
+        <w:t xml:space="preserve"> </w:t>
+      </w:r>
+      <w:r>
+        <w:rPr>
+          <w:i/>
+          <w:iCs/>
+        </w:rPr>
+        <w:t xml:space="preserve">Advances in Neural Information Processing Systems (NeurIPS)</w:t>
+      </w:r>
+      <w:r>
+        <w:t xml:space="preserve">, 2018.</w:t>
+      </w:r>
+    </w:p>
+    <w:p>
+      <w:pPr>
+        <w:pStyle w:val="BodyText"/>
+      </w:pPr>
+      <w:r>
+        <w:rPr>
+          <w:i/>
+          <w:iCs/>
+        </w:rPr>
+        <w:t xml:space="preserve">Imitation learning and policy distillation</w:t>
+      </w:r>
+    </w:p>
+    <w:p>
+      <w:pPr>
+        <w:pStyle w:val="BodyText"/>
+      </w:pPr>
+      <w:r>
+        <w:t xml:space="preserve">[38] S. Ross, G. J. Gordon, and J. A. Bagnell,</w:t>
+      </w:r>
+      <w:r>
+        <w:t xml:space="preserve"> </w:t>
+      </w:r>
+      <w:r>
+        <w:t xml:space="preserve">“A reduction of imitation learning and structured</w:t>
+      </w:r>
+      <w:r>
+        <w:t xml:space="preserve"> </w:t>
+      </w:r>
+      <w:r>
+        <w:t xml:space="preserve">prediction to no-regret online learning,”</w:t>
+      </w:r>
+      <w:r>
+        <w:t xml:space="preserve"> </w:t>
+      </w:r>
+      <w:r>
+        <w:rPr>
+          <w:i/>
+          <w:iCs/>
+        </w:rPr>
+        <w:t xml:space="preserve">AISTATS</w:t>
+      </w:r>
+      <w:r>
+        <w:t xml:space="preserve">, 627–635, 2011.</w:t>
+      </w:r>
+    </w:p>
+    <w:p>
+      <w:pPr>
+        <w:pStyle w:val="BodyText"/>
+      </w:pPr>
+      <w:r>
+        <w:t xml:space="preserve">[39] A. A. Rusu, S. G. Colmenarejo, Ç. Gülçehre, et al.,</w:t>
+      </w:r>
+      <w:r>
+        <w:t xml:space="preserve"> </w:t>
+      </w:r>
+      <w:r>
+        <w:t xml:space="preserve">“Policy distillation,”</w:t>
+      </w:r>
+      <w:r>
+        <w:t xml:space="preserve"> </w:t>
+      </w:r>
+      <w:r>
+        <w:rPr>
+          <w:i/>
+          <w:iCs/>
+        </w:rPr>
+        <w:t xml:space="preserve">ICLR</w:t>
+      </w:r>
+      <w:r>
+        <w:t xml:space="preserve">, 2016.</w:t>
+      </w:r>
+    </w:p>
+    <w:p>
+      <w:pPr>
+        <w:pStyle w:val="BodyText"/>
+      </w:pPr>
+      <w:r>
+        <w:t xml:space="preserve">[40] J. Ho and S. Ermon,</w:t>
+      </w:r>
+      <w:r>
+        <w:t xml:space="preserve"> </w:t>
+      </w:r>
+      <w:r>
+        <w:t xml:space="preserve">“Generative adversarial imitation learning,”</w:t>
+      </w:r>
+      <w:r>
+        <w:t xml:space="preserve"> </w:t>
+      </w:r>
+      <w:r>
+        <w:rPr>
+          <w:i/>
+          <w:iCs/>
+        </w:rPr>
+        <w:t xml:space="preserve">NeurIPS</w:t>
+      </w:r>
+      <w:r>
+        <w:t xml:space="preserve">, 2016.</w:t>
+      </w:r>
+    </w:p>
+    <w:p>
+      <w:pPr>
+        <w:pStyle w:val="BodyText"/>
+      </w:pPr>
+      <w:r>
+        <w:t xml:space="preserve">[41] A. Hussein, M. M. Gaber, E. Elyan, and C. Jayne,</w:t>
+      </w:r>
+      <w:r>
+        <w:t xml:space="preserve"> </w:t>
+      </w:r>
+      <w:r>
+        <w:t xml:space="preserve">“Imitation learning: A survey of learning</w:t>
+      </w:r>
+      <w:r>
+        <w:t xml:space="preserve"> </w:t>
+      </w:r>
+      <w:r>
+        <w:t xml:space="preserve">methods,”</w:t>
+      </w:r>
+      <w:r>
+        <w:t xml:space="preserve"> </w:t>
+      </w:r>
+      <w:r>
+        <w:rPr>
+          <w:i/>
+          <w:iCs/>
+        </w:rPr>
+        <w:t xml:space="preserve">ACM Computing Surveys</w:t>
+      </w:r>
+      <w:r>
+        <w:t xml:space="preserve">, 50(2):1–35, 2017.</w:t>
+      </w:r>
+    </w:p>
+    <w:p>
+      <w:pPr>
+        <w:pStyle w:val="BodyText"/>
+      </w:pPr>
+      <w:r>
+        <w:rPr>
+          <w:i/>
+          <w:iCs/>
+        </w:rPr>
+        <w:t xml:space="preserve">Model predictive control</w:t>
+      </w:r>
+    </w:p>
+    <w:p>
+      <w:pPr>
+        <w:pStyle w:val="BodyText"/>
+      </w:pPr>
+      <w:r>
+        <w:t xml:space="preserve">[42] J. B. Rawlings, D. Q. Mayne, and M. M. Diehl,</w:t>
+      </w:r>
+      <w:r>
+        <w:t xml:space="preserve"> </w:t>
+      </w:r>
+      <w:r>
+        <w:rPr>
+          <w:i/>
+          <w:iCs/>
+        </w:rPr>
+        <w:t xml:space="preserve">Model Predictive Control: Theory, Computation,</w:t>
+      </w:r>
+      <w:r>
+        <w:rPr>
+          <w:i/>
+          <w:iCs/>
+        </w:rPr>
+        <w:t xml:space="preserve"> </w:t>
+      </w:r>
+      <w:r>
+        <w:rPr>
+          <w:i/>
+          <w:iCs/>
+        </w:rPr>
+        <w:t xml:space="preserve">and Design</w:t>
+      </w:r>
+      <w:r>
+        <w:t xml:space="preserve">, 2nd ed., Nob Hill Publishing, 2017.</w:t>
+      </w:r>
+    </w:p>
+    <w:p>
+      <w:pPr>
+        <w:pStyle w:val="BodyText"/>
+      </w:pPr>
+      <w:r>
+        <w:t xml:space="preserve">[43] S. Gopalakrishnan and L. T. Biegler,</w:t>
+      </w:r>
+      <w:r>
+        <w:t xml:space="preserve"> </w:t>
+      </w:r>
+      <w:r>
+        <w:t xml:space="preserve">“Economic nonlinear model predictive control for periodic</w:t>
+      </w:r>
+      <w:r>
+        <w:t xml:space="preserve"> </w:t>
+      </w:r>
+      <w:r>
+        <w:t xml:space="preserve">optimal operation of gas pipeline networks,”</w:t>
+      </w:r>
+      <w:r>
+        <w:t xml:space="preserve"> </w:t>
+      </w:r>
+      <w:r>
+        <w:rPr>
+          <w:i/>
+          <w:iCs/>
+        </w:rPr>
+        <w:t xml:space="preserve">Computers &amp; Chemical Engineering</w:t>
+      </w:r>
+      <w:r>
+        <w:t xml:space="preserve">, 52:90–99, 2013.</w:t>
+      </w:r>
+    </w:p>
+    <w:bookmarkEnd w:id="60"/>
+    <w:bookmarkEnd w:id="61"/>
     <w:sectPr>
       <w:footnotePr>
         <w:numRestart w:val="eachSect"/>

--- a/paper/draft.docx
+++ b/paper/draft.docx
@@ -36,7 +36,7 @@
         </w:p>
       </w:sdtContent>
     </w:sdt>
-    <w:bookmarkStart w:id="61" w:name="X08838f8191057507e4ebd8c290734ad44122935"/>
+    <w:bookmarkStart w:id="70" w:name="X08838f8191057507e4ebd8c290734ad44122935"/>
     <w:p>
       <w:pPr>
         <w:pStyle w:val="Heading1"/>
@@ -1982,7 +1982,7 @@
     </w:p>
     <w:bookmarkEnd w:id="17"/>
     <w:bookmarkEnd w:id="18"/>
-    <w:bookmarkStart w:id="23" w:name="problem-formulation"/>
+    <w:bookmarkStart w:id="29" w:name="problem-formulation"/>
     <w:p>
       <w:pPr>
         <w:pStyle w:val="Heading2"/>
@@ -1991,7 +1991,7 @@
         <w:t xml:space="preserve">3. Problem formulation</w:t>
       </w:r>
     </w:p>
-    <w:bookmarkStart w:id="19" w:name="network-and-hydraulics"/>
+    <w:bookmarkStart w:id="22" w:name="network-and-hydraulics"/>
     <w:p>
       <w:pPr>
         <w:pStyle w:val="Heading3"/>
@@ -2002,121 +2002,62 @@
     </w:p>
     <w:p>
       <w:pPr>
-        <w:pStyle w:val="BlockText"/>
-      </w:pPr>
-      <w:r>
-        <w:t xml:space="preserve">🖼️</w:t>
-      </w:r>
-      <w:r>
-        <w:t xml:space="preserve"> </w:t>
-      </w:r>
-      <w:r>
-        <w:rPr>
-          <w:b/>
-          <w:bCs/>
-        </w:rPr>
-        <w:t xml:space="preserve">[INSERT FIGURE 1 — System schematic.]</w:t>
-      </w:r>
-      <w:r>
-        <w:t xml:space="preserve"> </w:t>
-      </w:r>
-      <w:r>
-        <w:t xml:space="preserve">A 3-panel schematic of the test networks: (a) the</w:t>
-      </w:r>
-      <w:r>
-        <w:t xml:space="preserve"> </w:t>
-      </w:r>
-      <w:r>
-        <w:t xml:space="preserve">gun-barrel element (source compressor → node 2 → demand node 3); (b) the branched benchmark</w:t>
-      </w:r>
-      <w:r>
-        <w:t xml:space="preserve"> </w:t>
-      </w:r>
-      <w:r>
-        <w:t xml:space="preserve">(junction splitting to two demand nodes); (c) the GasLib-40-derived chain (innode_6 → sink_13 →</w:t>
-      </w:r>
-      <w:r>
-        <w:t xml:space="preserve"> </w:t>
-      </w:r>
-      <w:r>
-        <w:t xml:space="preserve">sink_14 → sink_10). Annotate the source compressor, pipes (</w:t>
-      </w:r>
-      <m:oMath>
-        <m:sSub>
-          <m:e>
-            <m:r>
-              <m:t>K</m:t>
-            </m:r>
-          </m:e>
-          <m:sub>
-            <m:r>
-              <m:t>e</m:t>
-            </m:r>
-          </m:sub>
-        </m:sSub>
-      </m:oMath>
-      <w:r>
-        <w:t xml:space="preserve">), node line-pack (</w:t>
-      </w:r>
-      <m:oMath>
-        <m:sSub>
-          <m:e>
-            <m:r>
-              <m:t>β</m:t>
-            </m:r>
-          </m:e>
-          <m:sub>
-            <m:r>
-              <m:t>i</m:t>
-            </m:r>
-          </m:sub>
-        </m:sSub>
-      </m:oMath>
-      <w:r>
-        <w:t xml:space="preserve">),</w:t>
-      </w:r>
-      <w:r>
-        <w:t xml:space="preserve"> </w:t>
-      </w:r>
-      <w:r>
-        <w:t xml:space="preserve">and demand nodes.</w:t>
-      </w:r>
-      <w:r>
-        <w:t xml:space="preserve"> </w:t>
-      </w:r>
-      <w:r>
-        <w:rPr>
-          <w:i/>
-          <w:iCs/>
-        </w:rPr>
-        <w:t xml:space="preserve">(Suggested: draw from the incidence matrices in</w:t>
-      </w:r>
-      <w:r>
-        <w:rPr>
-          <w:i/>
-          <w:iCs/>
-        </w:rPr>
-        <w:t xml:space="preserve"> </w:t>
-      </w:r>
-      <w:r>
-        <w:rPr>
-          <w:rStyle w:val="VerbatimChar"/>
-          <w:i/>
-          <w:iCs/>
-        </w:rPr>
-        <w:t xml:space="preserve">envs/pipeline_env.py</w:t>
-      </w:r>
-      <w:r>
-        <w:rPr>
-          <w:i/>
-          <w:iCs/>
-        </w:rPr>
-        <w:t xml:space="preserve">.)</w:t>
-      </w:r>
-    </w:p>
-    <w:p>
-      <w:pPr>
-        <w:pStyle w:val="FirstParagraph"/>
+        <w:pStyle w:val="CaptionedFigure"/>
+      </w:pPr>
+      <w:r>
+        <w:drawing>
+          <wp:inline>
+            <wp:extent cx="5334000" cy="1538176"/>
+            <wp:effectExtent b="0" l="0" r="0" t="0"/>
+            <wp:docPr descr="Figure 1. The three test networks: (a) gun-barrel element, (b) branched benchmark, (c) GasLib-40-derived demand chain (pipe lengths shown). S = source node with the electric compressor (α); shaded = demand node." title="" id="20" name="Picture"/>
+            <a:graphic>
+              <a:graphicData uri="http://schemas.openxmlformats.org/drawingml/2006/picture">
+                <pic:pic>
+                  <pic:nvPicPr>
+                    <pic:cNvPr descr="fig1_networks.png" id="21" name="Picture"/>
+                    <pic:cNvPicPr>
+                      <a:picLocks noChangeArrowheads="1" noChangeAspect="1"/>
+                    </pic:cNvPicPr>
+                  </pic:nvPicPr>
+                  <pic:blipFill>
+                    <a:blip r:embed="rId19"/>
+                    <a:stretch>
+                      <a:fillRect/>
+                    </a:stretch>
+                  </pic:blipFill>
+                  <pic:spPr bwMode="auto">
+                    <a:xfrm>
+                      <a:off x="0" y="0"/>
+                      <a:ext cx="5334000" cy="1538176"/>
+                    </a:xfrm>
+                    <a:prstGeom prst="rect">
+                      <a:avLst/>
+                    </a:prstGeom>
+                    <a:noFill/>
+                    <a:ln w="9525">
+                      <a:noFill/>
+                      <a:headEnd/>
+                      <a:tailEnd/>
+                    </a:ln>
+                  </pic:spPr>
+                </pic:pic>
+              </a:graphicData>
+            </a:graphic>
+          </wp:inline>
+        </w:drawing>
+      </w:r>
+    </w:p>
+    <w:p>
+      <w:pPr>
+        <w:pStyle w:val="ImageCaption"/>
+      </w:pPr>
+      <w:r>
+        <w:t xml:space="preserve">Figure 1. The three test networks: (a) gun-barrel element, (b) branched benchmark, (c) GasLib-40-derived demand chain (pipe lengths shown). S = source node with the electric compressor (α); shaded = demand node.</w:t>
+      </w:r>
+    </w:p>
+    <w:p>
+      <w:pPr>
+        <w:pStyle w:val="BodyText"/>
       </w:pPr>
       <w:r>
         <w:t xml:space="preserve">We consider a gun-barrel element: a source node, an internal node (2), and a demand node</w:t>
@@ -2662,8 +2603,8 @@
         <w:t xml:space="preserve">Eqs. (1)–(6),(16) of [1].</w:t>
       </w:r>
     </w:p>
-    <w:bookmarkEnd w:id="19"/>
-    <w:bookmarkStart w:id="20" w:name="X4dd447cc627911c88b47c3ff5b8035e67ddc63b"/>
+    <w:bookmarkEnd w:id="22"/>
+    <w:bookmarkStart w:id="26" w:name="X4dd447cc627911c88b47c3ff5b8035e67ddc63b"/>
     <w:p>
       <w:pPr>
         <w:pStyle w:val="Heading3"/>
@@ -3871,431 +3812,62 @@
     </w:p>
     <w:p>
       <w:pPr>
-        <w:pStyle w:val="BlockText"/>
-      </w:pPr>
-      <w:r>
-        <w:t xml:space="preserve">🖼️</w:t>
-      </w:r>
-      <w:r>
-        <w:t xml:space="preserve"> </w:t>
-      </w:r>
-      <w:r>
-        <w:rPr>
-          <w:b/>
-          <w:bCs/>
-        </w:rPr>
-        <w:t xml:space="preserve">[INSERT FIGURE 2 — Compressor map and the disconnected feasible set.]</w:t>
-      </w:r>
-      <w:r>
-        <w:t xml:space="preserve"> </w:t>
-      </w:r>
-      <w:r>
-        <w:rPr>
-          <w:i/>
-          <w:iCs/>
-        </w:rPr>
-        <w:t xml:space="preserve">(The single most</w:t>
-      </w:r>
-      <w:r>
-        <w:rPr>
-          <w:i/>
-          <w:iCs/>
-        </w:rPr>
-        <w:t xml:space="preserve"> </w:t>
-      </w:r>
-      <w:r>
-        <w:rPr>
-          <w:i/>
-          <w:iCs/>
-        </w:rPr>
-        <w:t xml:space="preserve">important conceptual figure — it carries the paper’s key contribution.)</w:t>
-      </w:r>
-      <w:r>
-        <w:t xml:space="preserve"> </w:t>
-      </w:r>
-      <w:r>
-        <w:t xml:space="preserve">Left: the centrifugal</w:t>
-      </w:r>
-      <w:r>
-        <w:t xml:space="preserve"> </w:t>
-      </w:r>
-      <w:r>
-        <w:t xml:space="preserve">characteristic map (</w:t>
-      </w:r>
-      <m:oMath>
-        <m:r>
-          <m:t>η</m:t>
-        </m:r>
-      </m:oMath>
-      <w:r>
-        <w:t xml:space="preserve"> </w:t>
-      </w:r>
-      <w:r>
-        <w:t xml:space="preserve">and</w:t>
-      </w:r>
-      <w:r>
-        <w:t xml:space="preserve"> </w:t>
-      </w:r>
-      <m:oMath>
-        <m:r>
-          <m:t>H</m:t>
-        </m:r>
-        <m:r>
-          <m:rPr>
-            <m:sty m:val="p"/>
-          </m:rPr>
-          <m:t>/</m:t>
-        </m:r>
-        <m:sSup>
-          <m:e>
-            <m:r>
-              <m:t>ω</m:t>
-            </m:r>
-          </m:e>
-          <m:sup>
-            <m:r>
-              <m:t>2</m:t>
-            </m:r>
-          </m:sup>
-        </m:sSup>
-      </m:oMath>
-      <w:r>
-        <w:t xml:space="preserve"> </w:t>
-      </w:r>
-      <w:r>
-        <w:t xml:space="preserve">vs</w:t>
-      </w:r>
-      <w:r>
-        <w:t xml:space="preserve"> </w:t>
-      </w:r>
-      <m:oMath>
-        <m:r>
-          <m:t>ϕ</m:t>
-        </m:r>
-        <m:r>
-          <m:rPr>
-            <m:sty m:val="p"/>
-          </m:rPr>
-          <m:t>=</m:t>
-        </m:r>
-        <m:sSub>
-          <m:e>
-            <m:r>
-              <m:t>Q</m:t>
-            </m:r>
-          </m:e>
-          <m:sub>
-            <m:r>
-              <m:t>i</m:t>
-            </m:r>
-            <m:r>
-              <m:t>n</m:t>
-            </m:r>
-          </m:sub>
-        </m:sSub>
-        <m:r>
-          <m:rPr>
-            <m:sty m:val="p"/>
-          </m:rPr>
-          <m:t>/</m:t>
-        </m:r>
-        <m:r>
-          <m:t>ω</m:t>
-        </m:r>
-      </m:oMath>
-      <w:r>
-        <w:t xml:space="preserve">, Eqs. (2)–(3)), shading the</w:t>
-      </w:r>
-      <w:r>
-        <w:t xml:space="preserve"> </w:t>
-      </w:r>
-      <w:r>
-        <w:t xml:space="preserve">infeasible surge/choke and speed regions. Right: the resulting</w:t>
-      </w:r>
-      <w:r>
-        <w:t xml:space="preserve"> </w:t>
-      </w:r>
-      <w:r>
-        <w:rPr>
-          <w:b/>
-          <w:bCs/>
-        </w:rPr>
-        <w:t xml:space="preserve">disconnected feasible action</w:t>
-      </w:r>
-      <w:r>
-        <w:rPr>
-          <w:b/>
-          <w:bCs/>
-        </w:rPr>
-        <w:t xml:space="preserve"> </w:t>
-      </w:r>
-      <w:r>
-        <w:rPr>
-          <w:b/>
-          <w:bCs/>
-        </w:rPr>
-        <w:t xml:space="preserve">set</w:t>
-      </w:r>
-      <w:r>
-        <w:t xml:space="preserve"> </w:t>
-      </w:r>
-      <m:oMath>
-        <m:r>
-          <m:rPr>
-            <m:sty m:val="p"/>
-          </m:rPr>
-          <m:t>{</m:t>
-        </m:r>
-        <m:r>
-          <m:t>1</m:t>
-        </m:r>
-        <m:r>
-          <m:rPr>
-            <m:sty m:val="p"/>
-          </m:rPr>
-          <m:t>}</m:t>
-        </m:r>
-        <m:r>
-          <m:rPr>
-            <m:sty m:val="p"/>
-          </m:rPr>
-          <m:t>∪</m:t>
-        </m:r>
-        <m:r>
-          <m:rPr>
-            <m:sty m:val="p"/>
-          </m:rPr>
-          <m:t>[</m:t>
-        </m:r>
-        <m:sSub>
-          <m:e>
-            <m:r>
-              <m:t>α</m:t>
-            </m:r>
-          </m:e>
-          <m:sub>
-            <m:r>
-              <m:rPr>
-                <m:sty m:val="p"/>
-              </m:rPr>
-              <m:t>o</m:t>
-            </m:r>
-            <m:r>
-              <m:rPr>
-                <m:sty m:val="p"/>
-              </m:rPr>
-              <m:t>n</m:t>
-            </m:r>
-          </m:sub>
-        </m:sSub>
-        <m:r>
-          <m:rPr>
-            <m:sty m:val="p"/>
-          </m:rPr>
-          <m:t>(</m:t>
-        </m:r>
-        <m:r>
-          <m:t>s</m:t>
-        </m:r>
-        <m:r>
-          <m:rPr>
-            <m:sty m:val="p"/>
-          </m:rPr>
-          <m:t>)</m:t>
-        </m:r>
-        <m:r>
-          <m:rPr>
-            <m:sty m:val="p"/>
-          </m:rPr>
-          <m:t>,</m:t>
-        </m:r>
-        <m:r>
-          <m:t>2</m:t>
-        </m:r>
-        <m:r>
-          <m:rPr>
-            <m:sty m:val="p"/>
-          </m:rPr>
-          <m:t>]</m:t>
-        </m:r>
-      </m:oMath>
-      <w:r>
-        <w:t xml:space="preserve"> </w:t>
-      </w:r>
-      <w:r>
-        <w:t xml:space="preserve">on the</w:t>
-      </w:r>
-      <w:r>
-        <w:t xml:space="preserve"> </w:t>
-      </w:r>
-      <m:oMath>
-        <m:r>
-          <m:t>α</m:t>
-        </m:r>
-      </m:oMath>
-      <w:r>
-        <w:t xml:space="preserve"> </w:t>
-      </w:r>
-      <w:r>
-        <w:t xml:space="preserve">axis, with the dead band</w:t>
-      </w:r>
-      <w:r>
-        <w:t xml:space="preserve"> </w:t>
-      </w:r>
-      <m:oMath>
-        <m:r>
-          <m:rPr>
-            <m:sty m:val="p"/>
-          </m:rPr>
-          <m:t>(</m:t>
-        </m:r>
-        <m:r>
-          <m:t>1</m:t>
-        </m:r>
-        <m:r>
-          <m:rPr>
-            <m:sty m:val="p"/>
-          </m:rPr>
-          <m:t>,</m:t>
-        </m:r>
-        <m:sSub>
-          <m:e>
-            <m:r>
-              <m:t>α</m:t>
-            </m:r>
-          </m:e>
-          <m:sub>
-            <m:r>
-              <m:rPr>
-                <m:sty m:val="p"/>
-              </m:rPr>
-              <m:t>o</m:t>
-            </m:r>
-            <m:r>
-              <m:rPr>
-                <m:sty m:val="p"/>
-              </m:rPr>
-              <m:t>n</m:t>
-            </m:r>
-          </m:sub>
-        </m:sSub>
-        <m:r>
-          <m:rPr>
-            <m:sty m:val="p"/>
-          </m:rPr>
-          <m:t>(</m:t>
-        </m:r>
-        <m:r>
-          <m:t>s</m:t>
-        </m:r>
-        <m:r>
-          <m:rPr>
-            <m:sty m:val="p"/>
-          </m:rPr>
-          <m:t>)</m:t>
-        </m:r>
-        <m:r>
-          <m:rPr>
-            <m:sty m:val="p"/>
-          </m:rPr>
-          <m:t>)</m:t>
-        </m:r>
-      </m:oMath>
-      <w:r>
-        <w:t xml:space="preserve"> </w:t>
-      </w:r>
-      <w:r>
-        <w:t xml:space="preserve">marked, and an arrow showing the realization map (a command in the</w:t>
-      </w:r>
-      <w:r>
-        <w:t xml:space="preserve"> </w:t>
-      </w:r>
-      <w:r>
-        <w:t xml:space="preserve">dead band → OFF).</w:t>
-      </w:r>
-      <w:r>
-        <w:t xml:space="preserve"> </w:t>
-      </w:r>
-      <w:r>
-        <w:rPr>
-          <w:i/>
-          <w:iCs/>
-        </w:rPr>
-        <w:t xml:space="preserve">(Generate from</w:t>
-      </w:r>
-      <w:r>
-        <w:rPr>
-          <w:i/>
-          <w:iCs/>
-        </w:rPr>
-        <w:t xml:space="preserve"> </w:t>
-      </w:r>
-      <w:r>
-        <w:rPr>
-          <w:rStyle w:val="VerbatimChar"/>
-          <w:i/>
-          <w:iCs/>
-        </w:rPr>
-        <w:t xml:space="preserve">envs/compressor.py</w:t>
-      </w:r>
-      <w:r>
-        <w:rPr>
-          <w:i/>
-          <w:iCs/>
-        </w:rPr>
-        <w:t xml:space="preserve"> </w:t>
-      </w:r>
-      <w:r>
-        <w:rPr>
-          <w:i/>
-          <w:iCs/>
-        </w:rPr>
-        <w:t xml:space="preserve">by sweeping</w:t>
-      </w:r>
-      <w:r>
-        <w:rPr>
-          <w:i/>
-          <w:iCs/>
-        </w:rPr>
-        <w:t xml:space="preserve"> </w:t>
-      </w:r>
-      <m:oMath>
-        <m:r>
-          <m:t>α</m:t>
-        </m:r>
-      </m:oMath>
-      <w:r>
-        <w:rPr>
-          <w:i/>
-          <w:iCs/>
-        </w:rPr>
-        <w:t xml:space="preserve"> </w:t>
-      </w:r>
-      <w:r>
-        <w:rPr>
-          <w:i/>
-          <w:iCs/>
-        </w:rPr>
-        <w:t xml:space="preserve">at a representative</w:t>
-      </w:r>
-      <w:r>
-        <w:rPr>
-          <w:i/>
-          <w:iCs/>
-        </w:rPr>
-        <w:t xml:space="preserve"> </w:t>
-      </w:r>
-      <w:r>
-        <w:rPr>
-          <w:i/>
-          <w:iCs/>
-        </w:rPr>
-        <w:t xml:space="preserve">state; cf. the validation probe used in development.)</w:t>
-      </w:r>
-    </w:p>
-    <w:p>
-      <w:pPr>
-        <w:pStyle w:val="FirstParagraph"/>
+        <w:pStyle w:val="CaptionedFigure"/>
+      </w:pPr>
+      <w:r>
+        <w:drawing>
+          <wp:inline>
+            <wp:extent cx="5334000" cy="2092468"/>
+            <wp:effectExtent b="0" l="0" r="0" t="0"/>
+            <wp:docPr descr="Figure 2. Compressor feasible set. (a) Efficiency characteristic η(φ) with the feasible surge/choke band [φ_lo, φ_hi] shaded; (b) the realized discharge ratio (Eq. 5): a command in the sub-minimum-speed dead band (1, α_on≈1.29) is realized as unit-off, giving the disconnected feasible set {1}∪[α_on, 2]. Computed from envs/compressor.py at p₂=100." title="" id="24" name="Picture"/>
+            <a:graphic>
+              <a:graphicData uri="http://schemas.openxmlformats.org/drawingml/2006/picture">
+                <pic:pic>
+                  <pic:nvPicPr>
+                    <pic:cNvPr descr="fig2_compressor.png" id="25" name="Picture"/>
+                    <pic:cNvPicPr>
+                      <a:picLocks noChangeArrowheads="1" noChangeAspect="1"/>
+                    </pic:cNvPicPr>
+                  </pic:nvPicPr>
+                  <pic:blipFill>
+                    <a:blip r:embed="rId23"/>
+                    <a:stretch>
+                      <a:fillRect/>
+                    </a:stretch>
+                  </pic:blipFill>
+                  <pic:spPr bwMode="auto">
+                    <a:xfrm>
+                      <a:off x="0" y="0"/>
+                      <a:ext cx="5334000" cy="2092468"/>
+                    </a:xfrm>
+                    <a:prstGeom prst="rect">
+                      <a:avLst/>
+                    </a:prstGeom>
+                    <a:noFill/>
+                    <a:ln w="9525">
+                      <a:noFill/>
+                      <a:headEnd/>
+                      <a:tailEnd/>
+                    </a:ln>
+                  </pic:spPr>
+                </pic:pic>
+              </a:graphicData>
+            </a:graphic>
+          </wp:inline>
+        </w:drawing>
+      </w:r>
+    </w:p>
+    <w:p>
+      <w:pPr>
+        <w:pStyle w:val="ImageCaption"/>
+      </w:pPr>
+      <w:r>
+        <w:t xml:space="preserve">Figure 2. Compressor feasible set. (a) Efficiency characteristic η(φ) with the feasible surge/choke band [φ_lo, φ_hi] shaded; (b) the realized discharge ratio (Eq. 5): a command in the sub-minimum-speed dead band (1, α_on≈1.29) is realized as unit-off, giving the disconnected feasible set {1}∪[α_on, 2]. Computed from envs/compressor.py at p₂=100.</w:t>
+      </w:r>
+    </w:p>
+    <w:p>
+      <w:pPr>
+        <w:pStyle w:val="BodyText"/>
       </w:pPr>
       <w:r>
         <w:rPr>
@@ -4881,8 +4453,8 @@
         <w:t xml:space="preserve">fact also improves the GA).</w:t>
       </w:r>
     </w:p>
-    <w:bookmarkEnd w:id="20"/>
-    <w:bookmarkStart w:id="21" w:name="dynamic-line-pack-and-tou-economics"/>
+    <w:bookmarkEnd w:id="26"/>
+    <w:bookmarkStart w:id="27" w:name="dynamic-line-pack-and-tou-economics"/>
     <w:p>
       <w:pPr>
         <w:pStyle w:val="Heading3"/>
@@ -5426,8 +4998,8 @@
         <w:t xml:space="preserve">end-of-day inventory depletion.</w:t>
       </w:r>
     </w:p>
-    <w:bookmarkEnd w:id="21"/>
-    <w:bookmarkStart w:id="22" w:name="constrained-mdp"/>
+    <w:bookmarkEnd w:id="27"/>
+    <w:bookmarkStart w:id="28" w:name="constrained-mdp"/>
     <w:p>
       <w:pPr>
         <w:pStyle w:val="Heading3"/>
@@ -5920,9 +5492,9 @@
         </w:pict>
       </w:r>
     </w:p>
-    <w:bookmarkEnd w:id="22"/>
-    <w:bookmarkEnd w:id="23"/>
-    <w:bookmarkStart w:id="28" w:name="method"/>
+    <w:bookmarkEnd w:id="28"/>
+    <w:bookmarkEnd w:id="29"/>
+    <w:bookmarkStart w:id="37" w:name="method"/>
     <w:p>
       <w:pPr>
         <w:pStyle w:val="Heading2"/>
@@ -5933,64 +5505,60 @@
     </w:p>
     <w:p>
       <w:pPr>
-        <w:pStyle w:val="BlockText"/>
-      </w:pPr>
-      <w:r>
-        <w:t xml:space="preserve">🖼️</w:t>
-      </w:r>
-      <w:r>
-        <w:t xml:space="preserve"> </w:t>
-      </w:r>
-      <w:r>
-        <w:rPr>
-          <w:b/>
-          <w:bCs/>
-        </w:rPr>
-        <w:t xml:space="preserve">[INSERT FIGURE 3 — Method overview.]</w:t>
-      </w:r>
-      <w:r>
-        <w:t xml:space="preserve"> </w:t>
-      </w:r>
-      <w:r>
-        <w:t xml:space="preserve">A schematic of the pipeline: (a) the CMDP</w:t>
-      </w:r>
-      <w:r>
-        <w:t xml:space="preserve"> </w:t>
-      </w:r>
-      <w:r>
-        <w:t xml:space="preserve">agent–environment loop (state → policy → discharge ratio → feasibility realization Eq. (5) →</w:t>
-      </w:r>
-      <w:r>
-        <w:t xml:space="preserve"> </w:t>
-      </w:r>
-      <w:r>
-        <w:t xml:space="preserve">dynamic line-pack Eq. (6) → economic reward Eq. (7) + constraint cost); (b) Constrained-SAC with</w:t>
-      </w:r>
-      <w:r>
-        <w:t xml:space="preserve"> </w:t>
-      </w:r>
-      <w:r>
-        <w:t xml:space="preserve">the dual-ascent update Eq. (10) on</w:t>
-      </w:r>
-      <w:r>
-        <w:t xml:space="preserve"> </w:t>
-      </w:r>
-      <m:oMath>
-        <m:r>
-          <m:t>λ</m:t>
-        </m:r>
-      </m:oMath>
-      <w:r>
-        <w:t xml:space="preserve">; (c) the MPC-distillation pipeline (DP/MPC teacher →</w:t>
-      </w:r>
-      <w:r>
-        <w:t xml:space="preserve"> </w:t>
-      </w:r>
-      <w:r>
-        <w:t xml:space="preserve">DAgger relabelling → millisecond student). One column per stage.</w:t>
-      </w:r>
-    </w:p>
-    <w:bookmarkStart w:id="24" w:name="constrained-lagrangian-sac"/>
+        <w:pStyle w:val="CaptionedFigure"/>
+      </w:pPr>
+      <w:r>
+        <w:drawing>
+          <wp:inline>
+            <wp:extent cx="5334000" cy="1903505"/>
+            <wp:effectExtent b="0" l="0" r="0" t="0"/>
+            <wp:docPr descr="Figure 3. Method overview: (a) the dynamic CMDP environment loop (state → policy → discharge ratio → feasibility realization Eq. 5 → Weymouth flow + line-pack Eq. 6 → economic reward Eq. 7 and constraint cost); (b) Constrained-SAC optimizing r_econ − λc with dual ascent on λ (Eqs. 9–10); (c) the MPC-distillation pipeline (DP/MPC teacher → DAgger → millisecond student policy)." title="" id="31" name="Picture"/>
+            <a:graphic>
+              <a:graphicData uri="http://schemas.openxmlformats.org/drawingml/2006/picture">
+                <pic:pic>
+                  <pic:nvPicPr>
+                    <pic:cNvPr descr="fig3_method.png" id="32" name="Picture"/>
+                    <pic:cNvPicPr>
+                      <a:picLocks noChangeArrowheads="1" noChangeAspect="1"/>
+                    </pic:cNvPicPr>
+                  </pic:nvPicPr>
+                  <pic:blipFill>
+                    <a:blip r:embed="rId30"/>
+                    <a:stretch>
+                      <a:fillRect/>
+                    </a:stretch>
+                  </pic:blipFill>
+                  <pic:spPr bwMode="auto">
+                    <a:xfrm>
+                      <a:off x="0" y="0"/>
+                      <a:ext cx="5334000" cy="1903505"/>
+                    </a:xfrm>
+                    <a:prstGeom prst="rect">
+                      <a:avLst/>
+                    </a:prstGeom>
+                    <a:noFill/>
+                    <a:ln w="9525">
+                      <a:noFill/>
+                      <a:headEnd/>
+                      <a:tailEnd/>
+                    </a:ln>
+                  </pic:spPr>
+                </pic:pic>
+              </a:graphicData>
+            </a:graphic>
+          </wp:inline>
+        </w:drawing>
+      </w:r>
+    </w:p>
+    <w:p>
+      <w:pPr>
+        <w:pStyle w:val="ImageCaption"/>
+      </w:pPr>
+      <w:r>
+        <w:t xml:space="preserve">Figure 3. Method overview: (a) the dynamic CMDP environment loop (state → policy → discharge ratio → feasibility realization Eq. 5 → Weymouth flow + line-pack Eq. 6 → economic reward Eq. 7 and constraint cost); (b) Constrained-SAC optimizing r_econ − λc with dual ascent on λ (Eqs. 9–10); (c) the MPC-distillation pipeline (DP/MPC teacher → DAgger → millisecond student policy).</w:t>
+      </w:r>
+    </w:p>
+    <w:bookmarkStart w:id="33" w:name="constrained-lagrangian-sac"/>
     <w:p>
       <w:pPr>
         <w:pStyle w:val="Heading3"/>
@@ -6643,8 +6211,8 @@
         <w:t xml:space="preserve">(128–64–32), matching [1].</w:t>
       </w:r>
     </w:p>
-    <w:bookmarkEnd w:id="24"/>
-    <w:bookmarkStart w:id="25" w:name="distilling-mpc-into-a-millisecond-policy"/>
+    <w:bookmarkEnd w:id="33"/>
+    <w:bookmarkStart w:id="34" w:name="distilling-mpc-into-a-millisecond-policy"/>
     <w:p>
       <w:pPr>
         <w:pStyle w:val="Heading3"/>
@@ -6754,8 +6322,8 @@
         <w:t xml:space="preserve">is cheap (seconds–minutes); it inherits the teacher’s feasibility while shedding its online cost.</w:t>
       </w:r>
     </w:p>
-    <w:bookmarkEnd w:id="25"/>
-    <w:bookmarkStart w:id="26" w:name="baselines"/>
+    <w:bookmarkEnd w:id="34"/>
+    <w:bookmarkStart w:id="35" w:name="baselines"/>
     <w:p>
       <w:pPr>
         <w:pStyle w:val="Heading3"/>
@@ -7007,8 +6575,8 @@
         <w:t xml:space="preserve">SAC, TD3, PPO (penalty reward) and Constrained-SAC, identical architecture/budget.</w:t>
       </w:r>
     </w:p>
-    <w:bookmarkEnd w:id="26"/>
-    <w:bookmarkStart w:id="27" w:name="fairness-and-reproducibility"/>
+    <w:bookmarkEnd w:id="35"/>
+    <w:bookmarkStart w:id="36" w:name="fairness-and-reproducibility"/>
     <w:p>
       <w:pPr>
         <w:pStyle w:val="Heading3"/>
@@ -7050,9 +6618,9 @@
         </w:pict>
       </w:r>
     </w:p>
-    <w:bookmarkEnd w:id="27"/>
-    <w:bookmarkEnd w:id="28"/>
-    <w:bookmarkStart w:id="29" w:name="experimental-setup"/>
+    <w:bookmarkEnd w:id="36"/>
+    <w:bookmarkEnd w:id="37"/>
+    <w:bookmarkStart w:id="38" w:name="experimental-setup"/>
     <w:p>
       <w:pPr>
         <w:pStyle w:val="Heading2"/>
@@ -8087,8 +7655,8 @@
         </w:pict>
       </w:r>
     </w:p>
-    <w:bookmarkEnd w:id="29"/>
-    <w:bookmarkStart w:id="57" w:name="results"/>
+    <w:bookmarkEnd w:id="38"/>
+    <w:bookmarkStart w:id="66" w:name="results"/>
     <w:p>
       <w:pPr>
         <w:pStyle w:val="Heading2"/>
@@ -8180,7 +7748,7 @@
         <w:t xml:space="preserve">GA = full optimisation).</w:t>
       </w:r>
     </w:p>
-    <w:bookmarkStart w:id="30" w:name="X1e41505dc6f4876017d5f79af93284ade562b50"/>
+    <w:bookmarkStart w:id="39" w:name="X1e41505dc6f4876017d5f79af93284ade562b50"/>
     <w:p>
       <w:pPr>
         <w:pStyle w:val="Heading3"/>
@@ -8322,8 +7890,8 @@
         <w:t xml:space="preserve">feasible cost drops by ~4×).</w:t>
       </w:r>
     </w:p>
-    <w:bookmarkEnd w:id="30"/>
-    <w:bookmarkStart w:id="34" w:name="nominal-and-robust-performance-table-1"/>
+    <w:bookmarkEnd w:id="39"/>
+    <w:bookmarkStart w:id="43" w:name="nominal-and-robust-performance-table-1"/>
     <w:p>
       <w:pPr>
         <w:pStyle w:val="Heading3"/>
@@ -9248,18 +8816,18 @@
           <wp:inline>
             <wp:extent cx="5334000" cy="2963333"/>
             <wp:effectExtent b="0" l="0" r="0" t="0"/>
-            <wp:docPr descr="Figure 4. Nominal 24-h electricity cost by method on the gun-barrel network (mean ± std over seeds); annotations show mean violation-hours." title="" id="32" name="Picture"/>
+            <wp:docPr descr="Figure 4. Nominal 24-h electricity cost by method on the gun-barrel network (mean ± std over seeds); annotations show mean violation-hours." title="" id="41" name="Picture"/>
             <a:graphic>
               <a:graphicData uri="http://schemas.openxmlformats.org/drawingml/2006/picture">
                 <pic:pic>
                   <pic:nvPicPr>
-                    <pic:cNvPr descr="../models/exports/paper/fig_cost_nominal.png" id="33" name="Picture"/>
+                    <pic:cNvPr descr="../models/exports/paper/fig_cost_nominal.png" id="42" name="Picture"/>
                     <pic:cNvPicPr>
                       <a:picLocks noChangeArrowheads="1" noChangeAspect="1"/>
                     </pic:cNvPicPr>
                   </pic:nvPicPr>
                   <pic:blipFill>
-                    <a:blip r:embed="rId31"/>
+                    <a:blip r:embed="rId40"/>
                     <a:stretch>
                       <a:fillRect/>
                     </a:stretch>
@@ -9538,8 +9106,8 @@
         <w:t xml:space="preserve">it could not when the base problem was infeasible (cf. our earlier negative result).</w:t>
       </w:r>
     </w:p>
-    <w:bookmarkEnd w:id="34"/>
-    <w:bookmarkStart w:id="35" w:name="X18395e5fe9119e7b21efafd33aacbd1e6fe5d48"/>
+    <w:bookmarkEnd w:id="43"/>
+    <w:bookmarkStart w:id="44" w:name="X18395e5fe9119e7b21efafd33aacbd1e6fe5d48"/>
     <w:p>
       <w:pPr>
         <w:pStyle w:val="Heading3"/>
@@ -9681,8 +9249,8 @@
         <w:t xml:space="preserve">combines MPC-level cost and feasibility with DRL-level (≈200×) deployment latency.</w:t>
       </w:r>
     </w:p>
-    <w:bookmarkEnd w:id="35"/>
-    <w:bookmarkStart w:id="36" w:name="deployment-latency-table-1-last-column"/>
+    <w:bookmarkEnd w:id="44"/>
+    <w:bookmarkStart w:id="45" w:name="deployment-latency-table-1-last-column"/>
     <w:p>
       <w:pPr>
         <w:pStyle w:val="Heading3"/>
@@ -9837,8 +9405,8 @@
         <w:t xml:space="preserve">feasibility (though not yet with cost-optimality).</w:t>
       </w:r>
     </w:p>
-    <w:bookmarkEnd w:id="36"/>
-    <w:bookmarkStart w:id="40" w:name="dispatch-behaviour-fig.-5"/>
+    <w:bookmarkEnd w:id="45"/>
+    <w:bookmarkStart w:id="49" w:name="dispatch-behaviour-fig.-5"/>
     <w:p>
       <w:pPr>
         <w:pStyle w:val="Heading3"/>
@@ -9856,18 +9424,18 @@
           <wp:inline>
             <wp:extent cx="5334000" cy="3556000"/>
             <wp:effectExtent b="0" l="0" r="0" t="0"/>
-            <wp:docPr descr="Figure 5. Deterministic 24-h dispatch on the gun-barrel network — Distilled-MPC, Constrained-SAC, DP-oracle and MPC. Distilled-MPC tracks DP/MPC at low cumulative cost; Constrained-SAC keeps a larger pressure margin and sits above (the from-scratch premium)." title="" id="38" name="Picture"/>
+            <wp:docPr descr="Figure 5. Deterministic 24-h dispatch on the gun-barrel network — Distilled-MPC, Constrained-SAC, DP-oracle and MPC. Distilled-MPC tracks DP/MPC at low cumulative cost; Constrained-SAC keeps a larger pressure margin and sits above (the from-scratch premium)." title="" id="47" name="Picture"/>
             <a:graphic>
               <a:graphicData uri="http://schemas.openxmlformats.org/drawingml/2006/picture">
                 <pic:pic>
                   <pic:nvPicPr>
-                    <pic:cNvPr descr="../models/exports/paper/fig_dispatch.png" id="39" name="Picture"/>
+                    <pic:cNvPr descr="../models/exports/paper/fig_dispatch.png" id="48" name="Picture"/>
                     <pic:cNvPicPr>
                       <a:picLocks noChangeArrowheads="1" noChangeAspect="1"/>
                     </pic:cNvPicPr>
                   </pic:nvPicPr>
                   <pic:blipFill>
-                    <a:blip r:embed="rId37"/>
+                    <a:blip r:embed="rId46"/>
                     <a:stretch>
                       <a:fillRect/>
                     </a:stretch>
@@ -9959,8 +9527,8 @@
         <w:t xml:space="preserve">premium) on the same qualitative shape.</w:t>
       </w:r>
     </w:p>
-    <w:bookmarkEnd w:id="40"/>
-    <w:bookmarkStart w:id="44" w:name="robustness-fig.-6"/>
+    <w:bookmarkEnd w:id="49"/>
+    <w:bookmarkStart w:id="53" w:name="robustness-fig.-6"/>
     <w:p>
       <w:pPr>
         <w:pStyle w:val="Heading3"/>
@@ -9978,18 +9546,18 @@
           <wp:inline>
             <wp:extent cx="5334000" cy="2963333"/>
             <wp:effectExtent b="0" l="0" r="0" t="0"/>
-            <wp:docPr descr="Figure 6. Cost (mean ± std) under perturbed demand/price on the gun-barrel network; annotations show mean violation-hours." title="" id="42" name="Picture"/>
+            <wp:docPr descr="Figure 6. Cost (mean ± std) under perturbed demand/price on the gun-barrel network; annotations show mean violation-hours." title="" id="51" name="Picture"/>
             <a:graphic>
               <a:graphicData uri="http://schemas.openxmlformats.org/drawingml/2006/picture">
                 <pic:pic>
                   <pic:nvPicPr>
-                    <pic:cNvPr descr="../models/exports/paper/fig_robustness.png" id="43" name="Picture"/>
+                    <pic:cNvPr descr="../models/exports/paper/fig_robustness.png" id="52" name="Picture"/>
                     <pic:cNvPicPr>
                       <a:picLocks noChangeArrowheads="1" noChangeAspect="1"/>
                     </pic:cNvPicPr>
                   </pic:nvPicPr>
                   <pic:blipFill>
-                    <a:blip r:embed="rId41"/>
+                    <a:blip r:embed="rId50"/>
                     <a:stretch>
                       <a:fillRect/>
                     </a:stretch>
@@ -10112,8 +9680,8 @@
         <w:t xml:space="preserve">millisecond latency with no online solver.</w:t>
       </w:r>
     </w:p>
-    <w:bookmarkEnd w:id="44"/>
-    <w:bookmarkStart w:id="45" w:name="ablations-table-1b"/>
+    <w:bookmarkEnd w:id="53"/>
+    <w:bookmarkStart w:id="54" w:name="ablations-table-1b"/>
     <w:p>
       <w:pPr>
         <w:pStyle w:val="Heading3"/>
@@ -10655,8 +10223,8 @@
         <w:t xml:space="preserve">, not hand-tuned weights, is doing the work — the method’s central claim.</w:t>
       </w:r>
     </w:p>
-    <w:bookmarkEnd w:id="45"/>
-    <w:bookmarkStart w:id="52" w:name="X126fffdc255fc9bd938151f9e29fcc7fade49ce"/>
+    <w:bookmarkEnd w:id="54"/>
+    <w:bookmarkStart w:id="61" w:name="X126fffdc255fc9bd938151f9e29fcc7fade49ce"/>
     <w:p>
       <w:pPr>
         <w:pStyle w:val="Heading3"/>
@@ -12042,18 +11610,18 @@
           <wp:inline>
             <wp:extent cx="5334000" cy="2963333"/>
             <wp:effectExtent b="0" l="0" r="0" t="0"/>
-            <wp:docPr descr="Figure 7. Branched benchmark — nominal cost by method (left) and 24-h dispatch curves (right). The feasibility-aware DRL agents stay in-band; SAC is cost-competitive with the GA optimum." title="" id="47" name="Picture"/>
+            <wp:docPr descr="Figure 7. Branched benchmark — nominal cost by method (left) and 24-h dispatch curves (right). The feasibility-aware DRL agents stay in-band; SAC is cost-competitive with the GA optimum." title="" id="56" name="Picture"/>
             <a:graphic>
               <a:graphicData uri="http://schemas.openxmlformats.org/drawingml/2006/picture">
                 <pic:pic>
                   <pic:nvPicPr>
-                    <pic:cNvPr descr="../models/exports/paper_branched/fig_cost_nominal.png" id="48" name="Picture"/>
+                    <pic:cNvPr descr="../models/exports/paper_branched/fig_cost_nominal.png" id="57" name="Picture"/>
                     <pic:cNvPicPr>
                       <a:picLocks noChangeArrowheads="1" noChangeAspect="1"/>
                     </pic:cNvPicPr>
                   </pic:nvPicPr>
                   <pic:blipFill>
-                    <a:blip r:embed="rId46"/>
+                    <a:blip r:embed="rId55"/>
                     <a:stretch>
                       <a:fillRect/>
                     </a:stretch>
@@ -12097,18 +11665,18 @@
           <wp:inline>
             <wp:extent cx="5334000" cy="2963333"/>
             <wp:effectExtent b="0" l="0" r="0" t="0"/>
-            <wp:docPr descr="Figure 8. Branched benchmark — robustness (cost mean ± std and violation-hours) under perturbed demand/price." title="" id="50" name="Picture"/>
+            <wp:docPr descr="Figure 8. Branched benchmark — robustness (cost mean ± std and violation-hours) under perturbed demand/price." title="" id="59" name="Picture"/>
             <a:graphic>
               <a:graphicData uri="http://schemas.openxmlformats.org/drawingml/2006/picture">
                 <pic:pic>
                   <pic:nvPicPr>
-                    <pic:cNvPr descr="../models/exports/paper_branched/fig_robustness.png" id="51" name="Picture"/>
+                    <pic:cNvPr descr="../models/exports/paper_branched/fig_robustness.png" id="60" name="Picture"/>
                     <pic:cNvPicPr>
                       <a:picLocks noChangeArrowheads="1" noChangeAspect="1"/>
                     </pic:cNvPicPr>
                   </pic:nvPicPr>
                   <pic:blipFill>
-                    <a:blip r:embed="rId49"/>
+                    <a:blip r:embed="rId58"/>
                     <a:stretch>
                       <a:fillRect/>
                     </a:stretch>
@@ -12163,8 +11731,8 @@
         <w:t xml:space="preserve">the constraint-aware-SAC ranking and the grid-DP reference are the network-dependent caveats.</w:t>
       </w:r>
     </w:p>
-    <w:bookmarkEnd w:id="52"/>
-    <w:bookmarkStart w:id="56" w:name="Xd3ca94ac4eba9be6722f26c7cab872a57fb4a24"/>
+    <w:bookmarkEnd w:id="61"/>
+    <w:bookmarkStart w:id="65" w:name="Xd3ca94ac4eba9be6722f26c7cab872a57fb4a24"/>
     <w:p>
       <w:pPr>
         <w:pStyle w:val="Heading3"/>
@@ -13377,18 +12945,18 @@
           <wp:inline>
             <wp:extent cx="5334000" cy="2963333"/>
             <wp:effectExtent b="0" l="0" r="0" t="0"/>
-            <wp:docPr descr="Figure 9. GasLib-40-derived network — nominal cost by method (left) and 24-h dispatch (right)." title="" id="54" name="Picture"/>
+            <wp:docPr descr="Figure 9. GasLib-40-derived network — nominal cost by method (left) and 24-h dispatch (right)." title="" id="63" name="Picture"/>
             <a:graphic>
               <a:graphicData uri="http://schemas.openxmlformats.org/drawingml/2006/picture">
                 <pic:pic>
                   <pic:nvPicPr>
-                    <pic:cNvPr descr="../models/exports/paper_gaslib/fig_cost_nominal.png" id="55" name="Picture"/>
+                    <pic:cNvPr descr="../models/exports/paper_gaslib/fig_cost_nominal.png" id="64" name="Picture"/>
                     <pic:cNvPicPr>
                       <a:picLocks noChangeArrowheads="1" noChangeAspect="1"/>
                     </pic:cNvPicPr>
                   </pic:nvPicPr>
                   <pic:blipFill>
-                    <a:blip r:embed="rId53"/>
+                    <a:blip r:embed="rId62"/>
                     <a:stretch>
                       <a:fillRect/>
                     </a:stretch>
@@ -13430,9 +12998,9 @@
         </w:pict>
       </w:r>
     </w:p>
-    <w:bookmarkEnd w:id="56"/>
-    <w:bookmarkEnd w:id="57"/>
-    <w:bookmarkStart w:id="58" w:name="discussion-and-limitations"/>
+    <w:bookmarkEnd w:id="65"/>
+    <w:bookmarkEnd w:id="66"/>
+    <w:bookmarkStart w:id="67" w:name="discussion-and-limitations"/>
     <w:p>
       <w:pPr>
         <w:pStyle w:val="Heading2"/>
@@ -13939,8 +13507,8 @@
         </w:pict>
       </w:r>
     </w:p>
-    <w:bookmarkEnd w:id="58"/>
-    <w:bookmarkStart w:id="59" w:name="conclusion"/>
+    <w:bookmarkEnd w:id="67"/>
+    <w:bookmarkStart w:id="68" w:name="conclusion"/>
     <w:p>
       <w:pPr>
         <w:pStyle w:val="Heading2"/>
@@ -14171,8 +13739,8 @@
         </w:pict>
       </w:r>
     </w:p>
-    <w:bookmarkEnd w:id="59"/>
-    <w:bookmarkStart w:id="60" w:name="references"/>
+    <w:bookmarkEnd w:id="68"/>
+    <w:bookmarkStart w:id="69" w:name="references"/>
     <w:p>
       <w:pPr>
         <w:pStyle w:val="Heading2"/>
@@ -15750,8 +15318,8 @@
         <w:t xml:space="preserve">, 52:90–99, 2013.</w:t>
       </w:r>
     </w:p>
-    <w:bookmarkEnd w:id="60"/>
-    <w:bookmarkEnd w:id="61"/>
+    <w:bookmarkEnd w:id="69"/>
+    <w:bookmarkEnd w:id="70"/>
     <w:sectPr>
       <w:footnotePr>
         <w:numRestart w:val="eachSect"/>

--- a/paper/draft.docx
+++ b/paper/draft.docx
@@ -36,7 +36,7 @@
         </w:p>
       </w:sdtContent>
     </w:sdt>
-    <w:bookmarkStart w:id="70" w:name="X08838f8191057507e4ebd8c290734ad44122935"/>
+    <w:bookmarkStart w:id="80" w:name="X08838f8191057507e4ebd8c290734ad44122935"/>
     <w:p>
       <w:pPr>
         <w:pStyle w:val="Heading1"/>
@@ -7656,7 +7656,7 @@
       </w:r>
     </w:p>
     <w:bookmarkEnd w:id="38"/>
-    <w:bookmarkStart w:id="66" w:name="results"/>
+    <w:bookmarkStart w:id="76" w:name="results"/>
     <w:p>
       <w:pPr>
         <w:pStyle w:val="Heading2"/>
@@ -9681,7 +9681,7 @@
       </w:r>
     </w:p>
     <w:bookmarkEnd w:id="53"/>
-    <w:bookmarkStart w:id="54" w:name="ablations-table-1b"/>
+    <w:bookmarkStart w:id="57" w:name="ablations-table-1b"/>
     <w:p>
       <w:pPr>
         <w:pStyle w:val="Heading3"/>
@@ -10031,6 +10031,61 @@
     </w:tbl>
     <w:p>
       <w:pPr>
+        <w:pStyle w:val="CaptionedFigure"/>
+      </w:pPr>
+      <w:r>
+        <w:drawing>
+          <wp:inline>
+            <wp:extent cx="5334000" cy="2115319"/>
+            <wp:effectExtent b="0" l="0" r="0" t="0"/>
+            <wp:docPr descr="Figure 7. Ablation on the gun-barrel network (Constrained-SAC, mean ± std over seeds). (a) 24-h cost with terminal-gap annotated; (b) constraint-violation hours. Removing the feasibility realization (red) breaks feasibility and doubles cost; removing the soft margin (green) recovers near-optimal cost at zero violations; zeroing the surge/terminal penalty weights has no effect (Constrained-SAC uses the unified constraint cost)." title="" id="55" name="Picture"/>
+            <a:graphic>
+              <a:graphicData uri="http://schemas.openxmlformats.org/drawingml/2006/picture">
+                <pic:pic>
+                  <pic:nvPicPr>
+                    <pic:cNvPr descr="fig_ablation.png" id="56" name="Picture"/>
+                    <pic:cNvPicPr>
+                      <a:picLocks noChangeArrowheads="1" noChangeAspect="1"/>
+                    </pic:cNvPicPr>
+                  </pic:nvPicPr>
+                  <pic:blipFill>
+                    <a:blip r:embed="rId54"/>
+                    <a:stretch>
+                      <a:fillRect/>
+                    </a:stretch>
+                  </pic:blipFill>
+                  <pic:spPr bwMode="auto">
+                    <a:xfrm>
+                      <a:off x="0" y="0"/>
+                      <a:ext cx="5334000" cy="2115319"/>
+                    </a:xfrm>
+                    <a:prstGeom prst="rect">
+                      <a:avLst/>
+                    </a:prstGeom>
+                    <a:noFill/>
+                    <a:ln w="9525">
+                      <a:noFill/>
+                      <a:headEnd/>
+                      <a:tailEnd/>
+                    </a:ln>
+                  </pic:spPr>
+                </pic:pic>
+              </a:graphicData>
+            </a:graphic>
+          </wp:inline>
+        </w:drawing>
+      </w:r>
+    </w:p>
+    <w:p>
+      <w:pPr>
+        <w:pStyle w:val="ImageCaption"/>
+      </w:pPr>
+      <w:r>
+        <w:t xml:space="preserve">Figure 7. Ablation on the gun-barrel network (Constrained-SAC, mean ± std over seeds). (a) 24-h cost with terminal-gap annotated; (b) constraint-violation hours. Removing the feasibility realization (red) breaks feasibility and doubles cost; removing the soft margin (green) recovers near-optimal cost at zero violations; zeroing the surge/terminal penalty weights has no effect (Constrained-SAC uses the unified constraint cost).</w:t>
+      </w:r>
+    </w:p>
+    <w:p>
+      <w:pPr>
         <w:pStyle w:val="BodyText"/>
       </w:pPr>
       <w:r>
@@ -10223,8 +10278,8 @@
         <w:t xml:space="preserve">, not hand-tuned weights, is doing the work — the method’s central claim.</w:t>
       </w:r>
     </w:p>
-    <w:bookmarkEnd w:id="54"/>
-    <w:bookmarkStart w:id="61" w:name="X126fffdc255fc9bd938151f9e29fcc7fade49ce"/>
+    <w:bookmarkEnd w:id="57"/>
+    <w:bookmarkStart w:id="64" w:name="X126fffdc255fc9bd938151f9e29fcc7fade49ce"/>
     <w:p>
       <w:pPr>
         <w:pStyle w:val="Heading3"/>
@@ -11610,67 +11665,12 @@
           <wp:inline>
             <wp:extent cx="5334000" cy="2963333"/>
             <wp:effectExtent b="0" l="0" r="0" t="0"/>
-            <wp:docPr descr="Figure 7. Branched benchmark — nominal cost by method (left) and 24-h dispatch curves (right). The feasibility-aware DRL agents stay in-band; SAC is cost-competitive with the GA optimum." title="" id="56" name="Picture"/>
+            <wp:docPr descr="Figure 8. Branched benchmark — nominal 24-h cost by method (mean ± std). The feasibility-aware DRL agents stay in-band; SAC is cost-competitive with the GA optimum." title="" id="59" name="Picture"/>
             <a:graphic>
               <a:graphicData uri="http://schemas.openxmlformats.org/drawingml/2006/picture">
                 <pic:pic>
                   <pic:nvPicPr>
-                    <pic:cNvPr descr="../models/exports/paper_branched/fig_cost_nominal.png" id="57" name="Picture"/>
-                    <pic:cNvPicPr>
-                      <a:picLocks noChangeArrowheads="1" noChangeAspect="1"/>
-                    </pic:cNvPicPr>
-                  </pic:nvPicPr>
-                  <pic:blipFill>
-                    <a:blip r:embed="rId55"/>
-                    <a:stretch>
-                      <a:fillRect/>
-                    </a:stretch>
-                  </pic:blipFill>
-                  <pic:spPr bwMode="auto">
-                    <a:xfrm>
-                      <a:off x="0" y="0"/>
-                      <a:ext cx="5334000" cy="2963333"/>
-                    </a:xfrm>
-                    <a:prstGeom prst="rect">
-                      <a:avLst/>
-                    </a:prstGeom>
-                    <a:noFill/>
-                    <a:ln w="9525">
-                      <a:noFill/>
-                      <a:headEnd/>
-                      <a:tailEnd/>
-                    </a:ln>
-                  </pic:spPr>
-                </pic:pic>
-              </a:graphicData>
-            </a:graphic>
-          </wp:inline>
-        </w:drawing>
-      </w:r>
-    </w:p>
-    <w:p>
-      <w:pPr>
-        <w:pStyle w:val="ImageCaption"/>
-      </w:pPr>
-      <w:r>
-        <w:t xml:space="preserve">Figure 7. Branched benchmark — nominal cost by method (left) and 24-h dispatch curves (right). The feasibility-aware DRL agents stay in-band; SAC is cost-competitive with the GA optimum.</w:t>
-      </w:r>
-    </w:p>
-    <w:p>
-      <w:pPr>
-        <w:pStyle w:val="CaptionedFigure"/>
-      </w:pPr>
-      <w:r>
-        <w:drawing>
-          <wp:inline>
-            <wp:extent cx="5334000" cy="2963333"/>
-            <wp:effectExtent b="0" l="0" r="0" t="0"/>
-            <wp:docPr descr="Figure 8. Branched benchmark — robustness (cost mean ± std and violation-hours) under perturbed demand/price." title="" id="59" name="Picture"/>
-            <a:graphic>
-              <a:graphicData uri="http://schemas.openxmlformats.org/drawingml/2006/picture">
-                <pic:pic>
-                  <pic:nvPicPr>
-                    <pic:cNvPr descr="../models/exports/paper_branched/fig_robustness.png" id="60" name="Picture"/>
+                    <pic:cNvPr descr="../models/exports/paper_branched/fig_cost_nominal.png" id="60" name="Picture"/>
                     <pic:cNvPicPr>
                       <a:picLocks noChangeArrowheads="1" noChangeAspect="1"/>
                     </pic:cNvPicPr>
@@ -11708,1232 +11708,7 @@
         <w:pStyle w:val="ImageCaption"/>
       </w:pPr>
       <w:r>
-        <w:t xml:space="preserve">Figure 8. Branched benchmark — robustness (cost mean ± std and violation-hours) under perturbed demand/price.</w:t>
-      </w:r>
-    </w:p>
-    <w:p>
-      <w:pPr>
-        <w:pStyle w:val="BodyText"/>
-      </w:pPr>
-      <w:r>
-        <w:t xml:space="preserve">Net: the methodological contributions — the feasibility-aware action realisation, feasible</w:t>
-      </w:r>
-      <w:r>
-        <w:t xml:space="preserve"> </w:t>
-      </w:r>
-      <w:r>
-        <w:t xml:space="preserve">from-scratch DRL, and MPC distillation — all transfer to the larger, parameter-realistic network;</w:t>
-      </w:r>
-      <w:r>
-        <w:t xml:space="preserve"> </w:t>
-      </w:r>
-      <w:r>
-        <w:t xml:space="preserve">the constraint-aware-SAC ranking and the grid-DP reference are the network-dependent caveats.</w:t>
-      </w:r>
-    </w:p>
-    <w:bookmarkEnd w:id="61"/>
-    <w:bookmarkStart w:id="65" w:name="Xd3ca94ac4eba9be6722f26c7cab872a57fb4a24"/>
-    <w:p>
-      <w:pPr>
-        <w:pStyle w:val="Heading3"/>
-      </w:pPr>
-      <w:r>
-        <w:t xml:space="preserve">6.9 Real-geometry network from GasLib-40 (Table 3)</w:t>
-      </w:r>
-    </w:p>
-    <w:p>
-      <w:pPr>
-        <w:pStyle w:val="FirstParagraph"/>
-      </w:pPr>
-      <w:r>
-        <w:t xml:space="preserve">To move beyond hand-set parameters we extract a sub-network from the</w:t>
-      </w:r>
-      <w:r>
-        <w:t xml:space="preserve"> </w:t>
-      </w:r>
-      <w:r>
-        <w:rPr>
-          <w:b/>
-          <w:bCs/>
-        </w:rPr>
-        <w:t xml:space="preserve">real GasLib-40 instance</w:t>
-      </w:r>
-      <w:r>
-        <w:t xml:space="preserve"> </w:t>
-      </w:r>
-      <w:r>
-        <w:t xml:space="preserve">(a model of the German low-calorific transmission grid): the line from the compressor-station node</w:t>
-      </w:r>
-      <w:r>
-        <w:t xml:space="preserve"> </w:t>
-      </w:r>
-      <w:r>
-        <w:rPr>
-          <w:rStyle w:val="VerbatimChar"/>
-        </w:rPr>
-        <w:t xml:space="preserve">innode_6</w:t>
-      </w:r>
-      <w:r>
-        <w:t xml:space="preserve"> </w:t>
-      </w:r>
-      <w:r>
-        <w:t xml:space="preserve">through the demand chain</w:t>
-      </w:r>
-      <w:r>
-        <w:t xml:space="preserve"> </w:t>
-      </w:r>
-      <w:r>
-        <w:rPr>
-          <w:rStyle w:val="VerbatimChar"/>
-        </w:rPr>
-        <w:t xml:space="preserve">sink_13 → sink_14 → sink_10</w:t>
-      </w:r>
-      <w:r>
-        <w:t xml:space="preserve">, using GasLib-40’s</w:t>
-      </w:r>
-      <w:r>
-        <w:t xml:space="preserve"> </w:t>
-      </w:r>
-      <w:r>
-        <w:rPr>
-          <w:b/>
-          <w:bCs/>
-        </w:rPr>
-        <w:t xml:space="preserve">native pipe</w:t>
-      </w:r>
-      <w:r>
-        <w:rPr>
-          <w:b/>
-          <w:bCs/>
-        </w:rPr>
-        <w:t xml:space="preserve"> </w:t>
-      </w:r>
-      <w:r>
-        <w:rPr>
-          <w:b/>
-          <w:bCs/>
-        </w:rPr>
-        <w:t xml:space="preserve">lengths and diameters</w:t>
-      </w:r>
-      <w:r>
-        <w:t xml:space="preserve"> </w:t>
-      </w:r>
-      <w:r>
-        <w:t xml:space="preserve">(21.6/7.0/58.2 km; 1000/1000/800 mm). The hydraulic resistances and</w:t>
-      </w:r>
-      <w:r>
-        <w:t xml:space="preserve"> </w:t>
-      </w:r>
-      <w:r>
-        <w:t xml:space="preserve">line-pack capacitances are computed from this geometry (K ∝ L/D⁵, β ∝ L·D²) and preserve its</w:t>
-      </w:r>
-      <w:r>
-        <w:t xml:space="preserve"> </w:t>
-      </w:r>
-      <w:r>
-        <w:t xml:space="preserve">relative ordering; we affinely map them into the env’s numerically-stable band (the raw 25× K</w:t>
-      </w:r>
-      <w:r>
-        <w:t xml:space="preserve"> </w:t>
-      </w:r>
-      <w:r>
-        <w:t xml:space="preserve">spread and a tiny mid-chain capacitance make the simplified explicit-Euler line-pack model stiff).</w:t>
-      </w:r>
-      <w:r>
-        <w:t xml:space="preserve"> </w:t>
-      </w:r>
-      <w:r>
-        <w:t xml:space="preserve">Two honesty notes: this buys</w:t>
-      </w:r>
-      <w:r>
-        <w:t xml:space="preserve"> </w:t>
-      </w:r>
-      <w:r>
-        <w:rPr>
-          <w:i/>
-          <w:iCs/>
-        </w:rPr>
-        <w:t xml:space="preserve">real topology + real pipe geometry</w:t>
-      </w:r>
-      <w:r>
-        <w:t xml:space="preserve">, not fully real data — the</w:t>
-      </w:r>
-      <w:r>
-        <w:t xml:space="preserve"> </w:t>
-      </w:r>
-      <w:r>
-        <w:t xml:space="preserve">geometry needed recalibration for stability, and the TOU electricity price stays synthetic because</w:t>
-      </w:r>
-      <w:r>
-        <w:t xml:space="preserve"> </w:t>
-      </w:r>
-      <w:r>
-        <w:t xml:space="preserve">GasLib is a gas-only library with no electricity dimension.</w:t>
-      </w:r>
-    </w:p>
-    <w:p>
-      <w:pPr>
-        <w:pStyle w:val="BodyText"/>
-      </w:pPr>
-      <w:r>
-        <w:rPr>
-          <w:i/>
-          <w:iCs/>
-        </w:rPr>
-        <w:t xml:space="preserve">Table 3. GasLib-40-derived network (3 real demand nodes), 150k steps, 3 seeds, 6 perturbed scenarios.</w:t>
-      </w:r>
-    </w:p>
-    <w:tbl>
-      <w:tblPr>
-        <w:tblStyle w:val="Table"/>
-        <w:tblW w:type="pct" w:w="5000"/>
-        <w:tblLayout w:type="fixed"/>
-        <w:tblLook w:firstRow="1" w:lastRow="0" w:firstColumn="0" w:lastColumn="0" w:noHBand="0" w:noVBand="0" w:val="0020"/>
-      </w:tblPr>
-      <w:tblGrid>
-        <w:gridCol w:w="1131"/>
-        <w:gridCol w:w="1131"/>
-        <w:gridCol w:w="1131"/>
-        <w:gridCol w:w="1131"/>
-        <w:gridCol w:w="1131"/>
-        <w:gridCol w:w="1131"/>
-        <w:gridCol w:w="1131"/>
-      </w:tblGrid>
-      <w:tr>
-        <w:trPr>
-          <w:tblHeader w:val="on"/>
-        </w:trPr>
-        <w:tc>
-          <w:tcPr/>
-          <w:p>
-            <w:pPr>
-              <w:pStyle w:val="Compact"/>
-            </w:pPr>
-            <w:r>
-              <w:t xml:space="preserve">Method</w:t>
-            </w:r>
-          </w:p>
-        </w:tc>
-        <w:tc>
-          <w:tcPr/>
-          <w:p>
-            <w:pPr>
-              <w:pStyle w:val="Compact"/>
-            </w:pPr>
-            <w:r>
-              <w:t xml:space="preserve">Nom cost</w:t>
-            </w:r>
-          </w:p>
-        </w:tc>
-        <w:tc>
-          <w:tcPr/>
-          <w:p>
-            <w:pPr>
-              <w:pStyle w:val="Compact"/>
-            </w:pPr>
-            <w:r>
-              <w:t xml:space="preserve">Viol-h</w:t>
-            </w:r>
-          </w:p>
-        </w:tc>
-        <w:tc>
-          <w:tcPr/>
-          <w:p>
-            <w:pPr>
-              <w:pStyle w:val="Compact"/>
-            </w:pPr>
-            <w:r>
-              <w:t xml:space="preserve">Term-gap</w:t>
-            </w:r>
-          </w:p>
-        </w:tc>
-        <w:tc>
-          <w:tcPr/>
-          <w:p>
-            <w:pPr>
-              <w:pStyle w:val="Compact"/>
-            </w:pPr>
-            <w:r>
-              <w:t xml:space="preserve">Robust cost</w:t>
-            </w:r>
-          </w:p>
-        </w:tc>
-        <w:tc>
-          <w:tcPr/>
-          <w:p>
-            <w:pPr>
-              <w:pStyle w:val="Compact"/>
-            </w:pPr>
-            <w:r>
-              <w:t xml:space="preserve">Robust viol</w:t>
-            </w:r>
-          </w:p>
-        </w:tc>
-        <w:tc>
-          <w:tcPr/>
-          <w:p>
-            <w:pPr>
-              <w:pStyle w:val="Compact"/>
-            </w:pPr>
-            <w:r>
-              <w:t xml:space="preserve">Latency</w:t>
-            </w:r>
-          </w:p>
-        </w:tc>
-      </w:tr>
-      <w:tr>
-        <w:tc>
-          <w:tcPr/>
-          <w:p>
-            <w:pPr>
-              <w:pStyle w:val="Compact"/>
-            </w:pPr>
-            <w:r>
-              <w:t xml:space="preserve">GA (continuous)</w:t>
-            </w:r>
-          </w:p>
-        </w:tc>
-        <w:tc>
-          <w:tcPr/>
-          <w:p>
-            <w:pPr>
-              <w:pStyle w:val="Compact"/>
-            </w:pPr>
-            <w:r>
-              <w:rPr>
-                <w:b/>
-                <w:bCs/>
-              </w:rPr>
-              <w:t xml:space="preserve">5.57 ± 0.4</w:t>
-            </w:r>
-          </w:p>
-        </w:tc>
-        <w:tc>
-          <w:tcPr/>
-          <w:p>
-            <w:pPr>
-              <w:pStyle w:val="Compact"/>
-            </w:pPr>
-            <w:r>
-              <w:t xml:space="preserve">0.0</w:t>
-            </w:r>
-          </w:p>
-        </w:tc>
-        <w:tc>
-          <w:tcPr/>
-          <w:p>
-            <w:pPr>
-              <w:pStyle w:val="Compact"/>
-            </w:pPr>
-            <w:r>
-              <w:rPr>
-                <w:b/>
-                <w:bCs/>
-              </w:rPr>
-              <w:t xml:space="preserve">5</w:t>
-            </w:r>
-          </w:p>
-        </w:tc>
-        <w:tc>
-          <w:tcPr/>
-          <w:p>
-            <w:pPr>
-              <w:pStyle w:val="Compact"/>
-            </w:pPr>
-            <w:r>
-              <w:t xml:space="preserve">6.76 ± 1.1</w:t>
-            </w:r>
-          </w:p>
-        </w:tc>
-        <w:tc>
-          <w:tcPr/>
-          <w:p>
-            <w:pPr>
-              <w:pStyle w:val="Compact"/>
-            </w:pPr>
-            <w:r>
-              <w:t xml:space="preserve">0.0</w:t>
-            </w:r>
-          </w:p>
-        </w:tc>
-        <w:tc>
-          <w:tcPr/>
-          <w:p>
-            <w:pPr>
-              <w:pStyle w:val="Compact"/>
-            </w:pPr>
-            <w:r>
-              <w:t xml:space="preserve">11.9 s</w:t>
-            </w:r>
-          </w:p>
-        </w:tc>
-      </w:tr>
-      <w:tr>
-        <w:tc>
-          <w:tcPr/>
-          <w:p>
-            <w:pPr>
-              <w:pStyle w:val="Compact"/>
-            </w:pPr>
-            <w:r>
-              <w:rPr>
-                <w:b/>
-                <w:bCs/>
-              </w:rPr>
-              <w:t xml:space="preserve">Distilled-MPC</w:t>
-            </w:r>
-          </w:p>
-        </w:tc>
-        <w:tc>
-          <w:tcPr/>
-          <w:p>
-            <w:pPr>
-              <w:pStyle w:val="Compact"/>
-            </w:pPr>
-            <w:r>
-              <w:rPr>
-                <w:b/>
-                <w:bCs/>
-              </w:rPr>
-              <w:t xml:space="preserve">5.26 ± 0.6</w:t>
-            </w:r>
-          </w:p>
-        </w:tc>
-        <w:tc>
-          <w:tcPr/>
-          <w:p>
-            <w:pPr>
-              <w:pStyle w:val="Compact"/>
-            </w:pPr>
-            <w:r>
-              <w:rPr>
-                <w:b/>
-                <w:bCs/>
-              </w:rPr>
-              <w:t xml:space="preserve">0.0</w:t>
-            </w:r>
-          </w:p>
-        </w:tc>
-        <w:tc>
-          <w:tcPr/>
-          <w:p>
-            <w:pPr>
-              <w:pStyle w:val="Compact"/>
-            </w:pPr>
-            <w:r>
-              <w:t xml:space="preserve">111</w:t>
-            </w:r>
-          </w:p>
-        </w:tc>
-        <w:tc>
-          <w:tcPr/>
-          <w:p>
-            <w:pPr>
-              <w:pStyle w:val="Compact"/>
-            </w:pPr>
-            <w:r>
-              <w:t xml:space="preserve">6.53 ± 1.2</w:t>
-            </w:r>
-          </w:p>
-        </w:tc>
-        <w:tc>
-          <w:tcPr/>
-          <w:p>
-            <w:pPr>
-              <w:pStyle w:val="Compact"/>
-            </w:pPr>
-            <w:r>
-              <w:t xml:space="preserve">0.1</w:t>
-            </w:r>
-          </w:p>
-        </w:tc>
-        <w:tc>
-          <w:tcPr/>
-          <w:p>
-            <w:pPr>
-              <w:pStyle w:val="Compact"/>
-            </w:pPr>
-            <w:r>
-              <w:rPr>
-                <w:b/>
-                <w:bCs/>
-              </w:rPr>
-              <w:t xml:space="preserve">2.8 ms</w:t>
-            </w:r>
-          </w:p>
-        </w:tc>
-      </w:tr>
-      <w:tr>
-        <w:tc>
-          <w:tcPr/>
-          <w:p>
-            <w:pPr>
-              <w:pStyle w:val="Compact"/>
-            </w:pPr>
-            <w:r>
-              <w:t xml:space="preserve">DP-oracle</w:t>
-            </w:r>
-          </w:p>
-        </w:tc>
-        <w:tc>
-          <w:tcPr/>
-          <w:p>
-            <w:pPr>
-              <w:pStyle w:val="Compact"/>
-            </w:pPr>
-            <w:r>
-              <w:t xml:space="preserve">6.70</w:t>
-            </w:r>
-          </w:p>
-        </w:tc>
-        <w:tc>
-          <w:tcPr/>
-          <w:p>
-            <w:pPr>
-              <w:pStyle w:val="Compact"/>
-            </w:pPr>
-            <w:r>
-              <w:t xml:space="preserve">0.0</w:t>
-            </w:r>
-          </w:p>
-        </w:tc>
-        <w:tc>
-          <w:tcPr/>
-          <w:p>
-            <w:pPr>
-              <w:pStyle w:val="Compact"/>
-            </w:pPr>
-            <w:r>
-              <w:t xml:space="preserve">141</w:t>
-            </w:r>
-          </w:p>
-        </w:tc>
-        <w:tc>
-          <w:tcPr/>
-          <w:p>
-            <w:pPr>
-              <w:pStyle w:val="Compact"/>
-            </w:pPr>
-            <w:r>
-              <w:t xml:space="preserve">6.64 ± 0.8</w:t>
-            </w:r>
-          </w:p>
-        </w:tc>
-        <w:tc>
-          <w:tcPr/>
-          <w:p>
-            <w:pPr>
-              <w:pStyle w:val="Compact"/>
-            </w:pPr>
-            <w:r>
-              <w:t xml:space="preserve">0.0</w:t>
-            </w:r>
-          </w:p>
-        </w:tc>
-        <w:tc>
-          <w:tcPr/>
-          <w:p>
-            <w:pPr>
-              <w:pStyle w:val="Compact"/>
-            </w:pPr>
-            <w:r>
-              <w:t xml:space="preserve">6.3 s</w:t>
-            </w:r>
-          </w:p>
-        </w:tc>
-      </w:tr>
-      <w:tr>
-        <w:tc>
-          <w:tcPr/>
-          <w:p>
-            <w:pPr>
-              <w:pStyle w:val="Compact"/>
-            </w:pPr>
-            <w:r>
-              <w:t xml:space="preserve">MPC</w:t>
-            </w:r>
-          </w:p>
-        </w:tc>
-        <w:tc>
-          <w:tcPr/>
-          <w:p>
-            <w:pPr>
-              <w:pStyle w:val="Compact"/>
-            </w:pPr>
-            <w:r>
-              <w:t xml:space="preserve">6.70</w:t>
-            </w:r>
-          </w:p>
-        </w:tc>
-        <w:tc>
-          <w:tcPr/>
-          <w:p>
-            <w:pPr>
-              <w:pStyle w:val="Compact"/>
-            </w:pPr>
-            <w:r>
-              <w:t xml:space="preserve">0.0</w:t>
-            </w:r>
-          </w:p>
-        </w:tc>
-        <w:tc>
-          <w:tcPr/>
-          <w:p>
-            <w:pPr>
-              <w:pStyle w:val="Compact"/>
-            </w:pPr>
-            <w:r>
-              <w:t xml:space="preserve">141</w:t>
-            </w:r>
-          </w:p>
-        </w:tc>
-        <w:tc>
-          <w:tcPr/>
-          <w:p>
-            <w:pPr>
-              <w:pStyle w:val="Compact"/>
-            </w:pPr>
-            <w:r>
-              <w:t xml:space="preserve">6.91 ± 0.8</w:t>
-            </w:r>
-          </w:p>
-        </w:tc>
-        <w:tc>
-          <w:tcPr/>
-          <w:p>
-            <w:pPr>
-              <w:pStyle w:val="Compact"/>
-            </w:pPr>
-            <w:r>
-              <w:t xml:space="preserve">0.0</w:t>
-            </w:r>
-          </w:p>
-        </w:tc>
-        <w:tc>
-          <w:tcPr/>
-          <w:p>
-            <w:pPr>
-              <w:pStyle w:val="Compact"/>
-            </w:pPr>
-            <w:r>
-              <w:t xml:space="preserve">6.7 s</w:t>
-            </w:r>
-          </w:p>
-        </w:tc>
-      </w:tr>
-      <w:tr>
-        <w:tc>
-          <w:tcPr/>
-          <w:p>
-            <w:pPr>
-              <w:pStyle w:val="Compact"/>
-            </w:pPr>
-            <w:r>
-              <w:t xml:space="preserve">PPO</w:t>
-            </w:r>
-          </w:p>
-        </w:tc>
-        <w:tc>
-          <w:tcPr/>
-          <w:p>
-            <w:pPr>
-              <w:pStyle w:val="Compact"/>
-            </w:pPr>
-            <w:r>
-              <w:t xml:space="preserve">13.16 ± 1.6</w:t>
-            </w:r>
-          </w:p>
-        </w:tc>
-        <w:tc>
-          <w:tcPr/>
-          <w:p>
-            <w:pPr>
-              <w:pStyle w:val="Compact"/>
-            </w:pPr>
-            <w:r>
-              <w:t xml:space="preserve">0.0</w:t>
-            </w:r>
-          </w:p>
-        </w:tc>
-        <w:tc>
-          <w:tcPr/>
-          <w:p>
-            <w:pPr>
-              <w:pStyle w:val="Compact"/>
-            </w:pPr>
-            <w:r>
-              <w:t xml:space="preserve">602</w:t>
-            </w:r>
-          </w:p>
-        </w:tc>
-        <w:tc>
-          <w:tcPr/>
-          <w:p>
-            <w:pPr>
-              <w:pStyle w:val="Compact"/>
-            </w:pPr>
-            <w:r>
-              <w:t xml:space="preserve">12.91 ± 2.8</w:t>
-            </w:r>
-          </w:p>
-        </w:tc>
-        <w:tc>
-          <w:tcPr/>
-          <w:p>
-            <w:pPr>
-              <w:pStyle w:val="Compact"/>
-            </w:pPr>
-            <w:r>
-              <w:t xml:space="preserve">0.1</w:t>
-            </w:r>
-          </w:p>
-        </w:tc>
-        <w:tc>
-          <w:tcPr/>
-          <w:p>
-            <w:pPr>
-              <w:pStyle w:val="Compact"/>
-            </w:pPr>
-            <w:r>
-              <w:t xml:space="preserve">3.6 ms</w:t>
-            </w:r>
-          </w:p>
-        </w:tc>
-      </w:tr>
-      <w:tr>
-        <w:tc>
-          <w:tcPr/>
-          <w:p>
-            <w:pPr>
-              <w:pStyle w:val="Compact"/>
-            </w:pPr>
-            <w:r>
-              <w:t xml:space="preserve">SAC</w:t>
-            </w:r>
-          </w:p>
-        </w:tc>
-        <w:tc>
-          <w:tcPr/>
-          <w:p>
-            <w:pPr>
-              <w:pStyle w:val="Compact"/>
-            </w:pPr>
-            <w:r>
-              <w:t xml:space="preserve">16.07 ± 3.4</w:t>
-            </w:r>
-          </w:p>
-        </w:tc>
-        <w:tc>
-          <w:tcPr/>
-          <w:p>
-            <w:pPr>
-              <w:pStyle w:val="Compact"/>
-            </w:pPr>
-            <w:r>
-              <w:t xml:space="preserve">0.0</w:t>
-            </w:r>
-          </w:p>
-        </w:tc>
-        <w:tc>
-          <w:tcPr/>
-          <w:p>
-            <w:pPr>
-              <w:pStyle w:val="Compact"/>
-            </w:pPr>
-            <w:r>
-              <w:t xml:space="preserve">300</w:t>
-            </w:r>
-          </w:p>
-        </w:tc>
-        <w:tc>
-          <w:tcPr/>
-          <w:p>
-            <w:pPr>
-              <w:pStyle w:val="Compact"/>
-            </w:pPr>
-            <w:r>
-              <w:t xml:space="preserve">14.21 ± 3.5</w:t>
-            </w:r>
-          </w:p>
-        </w:tc>
-        <w:tc>
-          <w:tcPr/>
-          <w:p>
-            <w:pPr>
-              <w:pStyle w:val="Compact"/>
-            </w:pPr>
-            <w:r>
-              <w:t xml:space="preserve">0.0</w:t>
-            </w:r>
-          </w:p>
-        </w:tc>
-        <w:tc>
-          <w:tcPr/>
-          <w:p>
-            <w:pPr>
-              <w:pStyle w:val="Compact"/>
-            </w:pPr>
-            <w:r>
-              <w:t xml:space="preserve">4.9 ms</w:t>
-            </w:r>
-          </w:p>
-        </w:tc>
-      </w:tr>
-      <w:tr>
-        <w:tc>
-          <w:tcPr/>
-          <w:p>
-            <w:pPr>
-              <w:pStyle w:val="Compact"/>
-            </w:pPr>
-            <w:r>
-              <w:t xml:space="preserve">Constrained-SAC</w:t>
-            </w:r>
-          </w:p>
-        </w:tc>
-        <w:tc>
-          <w:tcPr/>
-          <w:p>
-            <w:pPr>
-              <w:pStyle w:val="Compact"/>
-            </w:pPr>
-            <w:r>
-              <w:t xml:space="preserve">17.08 ± 1.5</w:t>
-            </w:r>
-          </w:p>
-        </w:tc>
-        <w:tc>
-          <w:tcPr/>
-          <w:p>
-            <w:pPr>
-              <w:pStyle w:val="Compact"/>
-            </w:pPr>
-            <w:r>
-              <w:t xml:space="preserve">0.0</w:t>
-            </w:r>
-          </w:p>
-        </w:tc>
-        <w:tc>
-          <w:tcPr/>
-          <w:p>
-            <w:pPr>
-              <w:pStyle w:val="Compact"/>
-            </w:pPr>
-            <w:r>
-              <w:t xml:space="preserve">66</w:t>
-            </w:r>
-          </w:p>
-        </w:tc>
-        <w:tc>
-          <w:tcPr/>
-          <w:p>
-            <w:pPr>
-              <w:pStyle w:val="Compact"/>
-            </w:pPr>
-            <w:r>
-              <w:t xml:space="preserve">17.43 ± 1.6</w:t>
-            </w:r>
-          </w:p>
-        </w:tc>
-        <w:tc>
-          <w:tcPr/>
-          <w:p>
-            <w:pPr>
-              <w:pStyle w:val="Compact"/>
-            </w:pPr>
-            <w:r>
-              <w:t xml:space="preserve">0.0</w:t>
-            </w:r>
-          </w:p>
-        </w:tc>
-        <w:tc>
-          <w:tcPr/>
-          <w:p>
-            <w:pPr>
-              <w:pStyle w:val="Compact"/>
-            </w:pPr>
-            <w:r>
-              <w:t xml:space="preserve">4.7 ms</w:t>
-            </w:r>
-          </w:p>
-        </w:tc>
-      </w:tr>
-      <w:tr>
-        <w:tc>
-          <w:tcPr/>
-          <w:p>
-            <w:pPr>
-              <w:pStyle w:val="Compact"/>
-            </w:pPr>
-            <w:r>
-              <w:t xml:space="preserve">TD3</w:t>
-            </w:r>
-          </w:p>
-        </w:tc>
-        <w:tc>
-          <w:tcPr/>
-          <w:p>
-            <w:pPr>
-              <w:pStyle w:val="Compact"/>
-            </w:pPr>
-            <w:r>
-              <w:t xml:space="preserve">22.58 ± 8.7</w:t>
-            </w:r>
-          </w:p>
-        </w:tc>
-        <w:tc>
-          <w:tcPr/>
-          <w:p>
-            <w:pPr>
-              <w:pStyle w:val="Compact"/>
-            </w:pPr>
-            <w:r>
-              <w:t xml:space="preserve">0.3</w:t>
-            </w:r>
-          </w:p>
-        </w:tc>
-        <w:tc>
-          <w:tcPr/>
-          <w:p>
-            <w:pPr>
-              <w:pStyle w:val="Compact"/>
-            </w:pPr>
-            <w:r>
-              <w:t xml:space="preserve">1123</w:t>
-            </w:r>
-          </w:p>
-        </w:tc>
-        <w:tc>
-          <w:tcPr/>
-          <w:p>
-            <w:pPr>
-              <w:pStyle w:val="Compact"/>
-            </w:pPr>
-            <w:r>
-              <w:t xml:space="preserve">20.07 ± 7.5</w:t>
-            </w:r>
-          </w:p>
-        </w:tc>
-        <w:tc>
-          <w:tcPr/>
-          <w:p>
-            <w:pPr>
-              <w:pStyle w:val="Compact"/>
-            </w:pPr>
-            <w:r>
-              <w:t xml:space="preserve">0.4</w:t>
-            </w:r>
-          </w:p>
-        </w:tc>
-        <w:tc>
-          <w:tcPr/>
-          <w:p>
-            <w:pPr>
-              <w:pStyle w:val="Compact"/>
-            </w:pPr>
-            <w:r>
-              <w:t xml:space="preserve">4.4 ms</w:t>
-            </w:r>
-          </w:p>
-        </w:tc>
-      </w:tr>
-      <w:tr>
-        <w:tc>
-          <w:tcPr/>
-          <w:p>
-            <w:pPr>
-              <w:pStyle w:val="Compact"/>
-            </w:pPr>
-            <w:r>
-              <w:t xml:space="preserve">Rule-based</w:t>
-            </w:r>
-          </w:p>
-        </w:tc>
-        <w:tc>
-          <w:tcPr/>
-          <w:p>
-            <w:pPr>
-              <w:pStyle w:val="Compact"/>
-            </w:pPr>
-            <w:r>
-              <w:t xml:space="preserve">31.74</w:t>
-            </w:r>
-          </w:p>
-        </w:tc>
-        <w:tc>
-          <w:tcPr/>
-          <w:p>
-            <w:pPr>
-              <w:pStyle w:val="Compact"/>
-            </w:pPr>
-            <w:r>
-              <w:t xml:space="preserve">13.0</w:t>
-            </w:r>
-          </w:p>
-        </w:tc>
-        <w:tc>
-          <w:tcPr/>
-          <w:p>
-            <w:pPr>
-              <w:pStyle w:val="Compact"/>
-            </w:pPr>
-            <w:r>
-              <w:t xml:space="preserve">7388</w:t>
-            </w:r>
-          </w:p>
-        </w:tc>
-        <w:tc>
-          <w:tcPr/>
-          <w:p>
-            <w:pPr>
-              <w:pStyle w:val="Compact"/>
-            </w:pPr>
-            <w:r>
-              <w:t xml:space="preserve">32.15 ± 0.5</w:t>
-            </w:r>
-          </w:p>
-        </w:tc>
-        <w:tc>
-          <w:tcPr/>
-          <w:p>
-            <w:pPr>
-              <w:pStyle w:val="Compact"/>
-            </w:pPr>
-            <w:r>
-              <w:t xml:space="preserve">12.7</w:t>
-            </w:r>
-          </w:p>
-        </w:tc>
-        <w:tc>
-          <w:tcPr/>
-          <w:p>
-            <w:pPr>
-              <w:pStyle w:val="Compact"/>
-            </w:pPr>
-            <w:r>
-              <w:t xml:space="preserve">2.3 ms</w:t>
-            </w:r>
-          </w:p>
-        </w:tc>
-      </w:tr>
-    </w:tbl>
-    <w:p>
-      <w:pPr>
-        <w:pStyle w:val="BodyText"/>
-      </w:pPr>
-      <w:r>
-        <w:rPr>
-          <w:b/>
-          <w:bCs/>
-        </w:rPr>
-        <w:t xml:space="preserve">Reading the GasLib-40 results — the cleanest case for the method.</w:t>
-      </w:r>
-      <w:r>
-        <w:t xml:space="preserve"> </w:t>
-      </w:r>
-      <w:r>
-        <w:t xml:space="preserve">-</w:t>
-      </w:r>
-      <w:r>
-        <w:t xml:space="preserve"> </w:t>
-      </w:r>
-      <w:r>
-        <w:rPr>
-          <w:b/>
-          <w:bCs/>
-        </w:rPr>
-        <w:t xml:space="preserve">Distillation is the standout:</w:t>
-      </w:r>
-      <w:r>
-        <w:t xml:space="preserve"> </w:t>
-      </w:r>
-      <w:r>
-        <w:t xml:space="preserve">Distilled-MPC reaches cost</w:t>
-      </w:r>
-      <w:r>
-        <w:t xml:space="preserve"> </w:t>
-      </w:r>
-      <w:r>
-        <w:rPr>
-          <w:b/>
-          <w:bCs/>
-        </w:rPr>
-        <w:t xml:space="preserve">5.26 at zero violations</w:t>
-      </w:r>
-      <w:r>
-        <w:t xml:space="preserve"> </w:t>
-      </w:r>
-      <w:r>
-        <w:t xml:space="preserve">— it</w:t>
-      </w:r>
-      <w:r>
-        <w:t xml:space="preserve"> </w:t>
-      </w:r>
-      <w:r>
-        <w:t xml:space="preserve">matches the continuous GA optimum (5.57),</w:t>
-      </w:r>
-      <w:r>
-        <w:t xml:space="preserve"> </w:t>
-      </w:r>
-      <w:r>
-        <w:rPr>
-          <w:i/>
-          <w:iCs/>
-        </w:rPr>
-        <w:t xml:space="preserve">undercuts</w:t>
-      </w:r>
-      <w:r>
-        <w:t xml:space="preserve"> </w:t>
-      </w:r>
-      <w:r>
-        <w:t xml:space="preserve">the grid-MPC teacher (6.70), nails the</w:t>
-      </w:r>
-      <w:r>
-        <w:t xml:space="preserve"> </w:t>
-      </w:r>
-      <w:r>
-        <w:t xml:space="preserve">terminal target, and runs in</w:t>
-      </w:r>
-      <w:r>
-        <w:t xml:space="preserve"> </w:t>
-      </w:r>
-      <w:r>
-        <w:rPr>
-          <w:b/>
-          <w:bCs/>
-        </w:rPr>
-        <w:t xml:space="preserve">2.8 ms (≈2300× faster than the 6.5 s MPC)</w:t>
-      </w:r>
-      <w:r>
-        <w:t xml:space="preserve">. On a real-geometry</w:t>
-      </w:r>
-      <w:r>
-        <w:t xml:space="preserve"> </w:t>
-      </w:r>
-      <w:r>
-        <w:t xml:space="preserve">network the</w:t>
-      </w:r>
-      <w:r>
-        <w:t xml:space="preserve"> </w:t>
-      </w:r>
-      <w:r>
-        <w:t xml:space="preserve">“distil a model-based controller”</w:t>
-      </w:r>
-      <w:r>
-        <w:t xml:space="preserve"> </w:t>
-      </w:r>
-      <w:r>
-        <w:t xml:space="preserve">recipe gives the best learned controller outright.</w:t>
-      </w:r>
-      <w:r>
-        <w:t xml:space="preserve"> </w:t>
-      </w:r>
-      <w:r>
-        <w:t xml:space="preserve">-</w:t>
-      </w:r>
-      <w:r>
-        <w:t xml:space="preserve"> </w:t>
-      </w:r>
-      <w:r>
-        <w:rPr>
-          <w:b/>
-          <w:bCs/>
-        </w:rPr>
-        <w:t xml:space="preserve">DP/MPC are clean here.</w:t>
-      </w:r>
-      <w:r>
-        <w:t xml:space="preserve"> </w:t>
-      </w:r>
-      <w:r>
-        <w:t xml:space="preserve">Unlike the branched benchmark, the chain topology keeps the 3-D grid</w:t>
-      </w:r>
-      <w:r>
-        <w:t xml:space="preserve"> </w:t>
-      </w:r>
-      <w:r>
-        <w:t xml:space="preserve">DP feasible (0 violations), so DP/MPC are valid references on this network.</w:t>
-      </w:r>
-      <w:r>
-        <w:t xml:space="preserve"> </w:t>
-      </w:r>
-      <w:r>
-        <w:t xml:space="preserve">-</w:t>
-      </w:r>
-      <w:r>
-        <w:t xml:space="preserve"> </w:t>
-      </w:r>
-      <w:r>
-        <w:rPr>
-          <w:b/>
-          <w:bCs/>
-        </w:rPr>
-        <w:t xml:space="preserve">Constraint-aware SAC’s reliability advantage reappears:</w:t>
-      </w:r>
-      <w:r>
-        <w:t xml:space="preserve"> </w:t>
-      </w:r>
-      <w:r>
-        <w:t xml:space="preserve">it is feasible with the tightest</w:t>
-      </w:r>
-      <w:r>
-        <w:t xml:space="preserve"> </w:t>
-      </w:r>
-      <w:r>
-        <w:t xml:space="preserve">terminal compliance (gap 66 vs SAC’s 300) and the lowest seed variance (±1.5 vs SAC ±3.4) —</w:t>
-      </w:r>
-      <w:r>
-        <w:t xml:space="preserve"> </w:t>
-      </w:r>
-      <w:r>
-        <w:t xml:space="preserve">the opposite of the branched case, confirming the ranking is network-dependent but that</w:t>
-      </w:r>
-      <w:r>
-        <w:t xml:space="preserve"> </w:t>
-      </w:r>
-      <w:r>
-        <w:t xml:space="preserve">Constrained-SAC is the more reliable from-scratch learner where the dual settings suit the network.</w:t>
-      </w:r>
-      <w:r>
-        <w:t xml:space="preserve"> </w:t>
-      </w:r>
-      <w:r>
-        <w:t xml:space="preserve">-</w:t>
-      </w:r>
-      <w:r>
-        <w:t xml:space="preserve"> </w:t>
-      </w:r>
-      <w:r>
-        <w:rPr>
-          <w:b/>
-          <w:bCs/>
-        </w:rPr>
-        <w:t xml:space="preserve">The core enabler holds a third time:</w:t>
-      </w:r>
-      <w:r>
-        <w:t xml:space="preserve"> </w:t>
-      </w:r>
-      <w:r>
-        <w:t xml:space="preserve">every feasibility-aware DRL agent is feasible (TD3 the</w:t>
-      </w:r>
-      <w:r>
-        <w:t xml:space="preserve"> </w:t>
-      </w:r>
-      <w:r>
-        <w:t xml:space="preserve">only wobble at 0.3), and the from-scratch cost premium (~2.5–3×) is again removed by distillation.</w:t>
-      </w:r>
-    </w:p>
-    <w:p>
-      <w:pPr>
-        <w:pStyle w:val="BodyText"/>
-      </w:pPr>
-      <w:r>
-        <w:t xml:space="preserve">Across all three networks the conclusion is consistent: feasibility transfers, distillation delivers</w:t>
-      </w:r>
-      <w:r>
-        <w:t xml:space="preserve"> </w:t>
-      </w:r>
-      <w:r>
-        <w:t xml:space="preserve">near-optimal feasible control at millisecond latency, and from-scratch RL trails on cost.</w:t>
+        <w:t xml:space="preserve">Figure 8. Branched benchmark — nominal 24-h cost by method (mean ± std). The feasibility-aware DRL agents stay in-band; SAC is cost-competitive with the GA optimum.</w:t>
       </w:r>
     </w:p>
     <w:p>
@@ -12945,18 +11720,18 @@
           <wp:inline>
             <wp:extent cx="5334000" cy="2963333"/>
             <wp:effectExtent b="0" l="0" r="0" t="0"/>
-            <wp:docPr descr="Figure 9. GasLib-40-derived network — nominal cost by method (left) and 24-h dispatch (right)." title="" id="63" name="Picture"/>
+            <wp:docPr descr="Figure 9. Branched benchmark — robustness (cost mean ± std and violation-hours) under perturbed demand/price." title="" id="62" name="Picture"/>
             <a:graphic>
               <a:graphicData uri="http://schemas.openxmlformats.org/drawingml/2006/picture">
                 <pic:pic>
                   <pic:nvPicPr>
-                    <pic:cNvPr descr="../models/exports/paper_gaslib/fig_cost_nominal.png" id="64" name="Picture"/>
+                    <pic:cNvPr descr="../models/exports/paper_branched/fig_robustness.png" id="63" name="Picture"/>
                     <pic:cNvPicPr>
                       <a:picLocks noChangeArrowheads="1" noChangeAspect="1"/>
                     </pic:cNvPicPr>
                   </pic:nvPicPr>
                   <pic:blipFill>
-                    <a:blip r:embed="rId62"/>
+                    <a:blip r:embed="rId61"/>
                     <a:stretch>
                       <a:fillRect/>
                     </a:stretch>
@@ -12988,7 +11763,1551 @@
         <w:pStyle w:val="ImageCaption"/>
       </w:pPr>
       <w:r>
-        <w:t xml:space="preserve">Figure 9. GasLib-40-derived network — nominal cost by method (left) and 24-h dispatch (right).</w:t>
+        <w:t xml:space="preserve">Figure 9. Branched benchmark — robustness (cost mean ± std and violation-hours) under perturbed demand/price.</w:t>
+      </w:r>
+    </w:p>
+    <w:p>
+      <w:pPr>
+        <w:pStyle w:val="BodyText"/>
+      </w:pPr>
+      <w:r>
+        <w:t xml:space="preserve">Net: the methodological contributions — the feasibility-aware action realisation, feasible</w:t>
+      </w:r>
+      <w:r>
+        <w:t xml:space="preserve"> </w:t>
+      </w:r>
+      <w:r>
+        <w:t xml:space="preserve">from-scratch DRL, and MPC distillation — all transfer to the larger, parameter-realistic network;</w:t>
+      </w:r>
+      <w:r>
+        <w:t xml:space="preserve"> </w:t>
+      </w:r>
+      <w:r>
+        <w:t xml:space="preserve">the constraint-aware-SAC ranking and the grid-DP reference are the network-dependent caveats.</w:t>
+      </w:r>
+    </w:p>
+    <w:bookmarkEnd w:id="64"/>
+    <w:bookmarkStart w:id="68" w:name="Xd3ca94ac4eba9be6722f26c7cab872a57fb4a24"/>
+    <w:p>
+      <w:pPr>
+        <w:pStyle w:val="Heading3"/>
+      </w:pPr>
+      <w:r>
+        <w:t xml:space="preserve">6.9 Real-geometry network from GasLib-40 (Table 3)</w:t>
+      </w:r>
+    </w:p>
+    <w:p>
+      <w:pPr>
+        <w:pStyle w:val="FirstParagraph"/>
+      </w:pPr>
+      <w:r>
+        <w:t xml:space="preserve">To move beyond hand-set parameters we extract a sub-network from the</w:t>
+      </w:r>
+      <w:r>
+        <w:t xml:space="preserve"> </w:t>
+      </w:r>
+      <w:r>
+        <w:rPr>
+          <w:b/>
+          <w:bCs/>
+        </w:rPr>
+        <w:t xml:space="preserve">real GasLib-40 instance</w:t>
+      </w:r>
+      <w:r>
+        <w:t xml:space="preserve"> </w:t>
+      </w:r>
+      <w:r>
+        <w:t xml:space="preserve">(a model of the German low-calorific transmission grid): the line from the compressor-station node</w:t>
+      </w:r>
+      <w:r>
+        <w:t xml:space="preserve"> </w:t>
+      </w:r>
+      <w:r>
+        <w:rPr>
+          <w:rStyle w:val="VerbatimChar"/>
+        </w:rPr>
+        <w:t xml:space="preserve">innode_6</w:t>
+      </w:r>
+      <w:r>
+        <w:t xml:space="preserve"> </w:t>
+      </w:r>
+      <w:r>
+        <w:t xml:space="preserve">through the demand chain</w:t>
+      </w:r>
+      <w:r>
+        <w:t xml:space="preserve"> </w:t>
+      </w:r>
+      <w:r>
+        <w:rPr>
+          <w:rStyle w:val="VerbatimChar"/>
+        </w:rPr>
+        <w:t xml:space="preserve">sink_13 → sink_14 → sink_10</w:t>
+      </w:r>
+      <w:r>
+        <w:t xml:space="preserve">, using GasLib-40’s</w:t>
+      </w:r>
+      <w:r>
+        <w:t xml:space="preserve"> </w:t>
+      </w:r>
+      <w:r>
+        <w:rPr>
+          <w:b/>
+          <w:bCs/>
+        </w:rPr>
+        <w:t xml:space="preserve">native pipe</w:t>
+      </w:r>
+      <w:r>
+        <w:rPr>
+          <w:b/>
+          <w:bCs/>
+        </w:rPr>
+        <w:t xml:space="preserve"> </w:t>
+      </w:r>
+      <w:r>
+        <w:rPr>
+          <w:b/>
+          <w:bCs/>
+        </w:rPr>
+        <w:t xml:space="preserve">lengths and diameters</w:t>
+      </w:r>
+      <w:r>
+        <w:t xml:space="preserve"> </w:t>
+      </w:r>
+      <w:r>
+        <w:t xml:space="preserve">(21.6/7.0/58.2 km; 1000/1000/800 mm). The hydraulic resistances and</w:t>
+      </w:r>
+      <w:r>
+        <w:t xml:space="preserve"> </w:t>
+      </w:r>
+      <w:r>
+        <w:t xml:space="preserve">line-pack capacitances are computed from this geometry (K ∝ L/D⁵, β ∝ L·D²) and preserve its</w:t>
+      </w:r>
+      <w:r>
+        <w:t xml:space="preserve"> </w:t>
+      </w:r>
+      <w:r>
+        <w:t xml:space="preserve">relative ordering; we affinely map them into the env’s numerically-stable band (the raw 25× K</w:t>
+      </w:r>
+      <w:r>
+        <w:t xml:space="preserve"> </w:t>
+      </w:r>
+      <w:r>
+        <w:t xml:space="preserve">spread and a tiny mid-chain capacitance make the simplified explicit-Euler line-pack model stiff).</w:t>
+      </w:r>
+      <w:r>
+        <w:t xml:space="preserve"> </w:t>
+      </w:r>
+      <w:r>
+        <w:t xml:space="preserve">Two honesty notes: this buys</w:t>
+      </w:r>
+      <w:r>
+        <w:t xml:space="preserve"> </w:t>
+      </w:r>
+      <w:r>
+        <w:rPr>
+          <w:i/>
+          <w:iCs/>
+        </w:rPr>
+        <w:t xml:space="preserve">real topology + real pipe geometry</w:t>
+      </w:r>
+      <w:r>
+        <w:t xml:space="preserve">, not fully real data — the</w:t>
+      </w:r>
+      <w:r>
+        <w:t xml:space="preserve"> </w:t>
+      </w:r>
+      <w:r>
+        <w:t xml:space="preserve">geometry needed recalibration for stability, and the TOU electricity price stays synthetic because</w:t>
+      </w:r>
+      <w:r>
+        <w:t xml:space="preserve"> </w:t>
+      </w:r>
+      <w:r>
+        <w:t xml:space="preserve">GasLib is a gas-only library with no electricity dimension.</w:t>
+      </w:r>
+    </w:p>
+    <w:p>
+      <w:pPr>
+        <w:pStyle w:val="BodyText"/>
+      </w:pPr>
+      <w:r>
+        <w:rPr>
+          <w:i/>
+          <w:iCs/>
+        </w:rPr>
+        <w:t xml:space="preserve">Table 3. GasLib-40-derived network (3 real demand nodes), 150k steps, 3 seeds, 6 perturbed scenarios.</w:t>
+      </w:r>
+    </w:p>
+    <w:tbl>
+      <w:tblPr>
+        <w:tblStyle w:val="Table"/>
+        <w:tblW w:type="pct" w:w="5000"/>
+        <w:tblLayout w:type="fixed"/>
+        <w:tblLook w:firstRow="1" w:lastRow="0" w:firstColumn="0" w:lastColumn="0" w:noHBand="0" w:noVBand="0" w:val="0020"/>
+      </w:tblPr>
+      <w:tblGrid>
+        <w:gridCol w:w="1131"/>
+        <w:gridCol w:w="1131"/>
+        <w:gridCol w:w="1131"/>
+        <w:gridCol w:w="1131"/>
+        <w:gridCol w:w="1131"/>
+        <w:gridCol w:w="1131"/>
+        <w:gridCol w:w="1131"/>
+      </w:tblGrid>
+      <w:tr>
+        <w:trPr>
+          <w:tblHeader w:val="on"/>
+        </w:trPr>
+        <w:tc>
+          <w:tcPr/>
+          <w:p>
+            <w:pPr>
+              <w:pStyle w:val="Compact"/>
+            </w:pPr>
+            <w:r>
+              <w:t xml:space="preserve">Method</w:t>
+            </w:r>
+          </w:p>
+        </w:tc>
+        <w:tc>
+          <w:tcPr/>
+          <w:p>
+            <w:pPr>
+              <w:pStyle w:val="Compact"/>
+            </w:pPr>
+            <w:r>
+              <w:t xml:space="preserve">Nom cost</w:t>
+            </w:r>
+          </w:p>
+        </w:tc>
+        <w:tc>
+          <w:tcPr/>
+          <w:p>
+            <w:pPr>
+              <w:pStyle w:val="Compact"/>
+            </w:pPr>
+            <w:r>
+              <w:t xml:space="preserve">Viol-h</w:t>
+            </w:r>
+          </w:p>
+        </w:tc>
+        <w:tc>
+          <w:tcPr/>
+          <w:p>
+            <w:pPr>
+              <w:pStyle w:val="Compact"/>
+            </w:pPr>
+            <w:r>
+              <w:t xml:space="preserve">Term-gap</w:t>
+            </w:r>
+          </w:p>
+        </w:tc>
+        <w:tc>
+          <w:tcPr/>
+          <w:p>
+            <w:pPr>
+              <w:pStyle w:val="Compact"/>
+            </w:pPr>
+            <w:r>
+              <w:t xml:space="preserve">Robust cost</w:t>
+            </w:r>
+          </w:p>
+        </w:tc>
+        <w:tc>
+          <w:tcPr/>
+          <w:p>
+            <w:pPr>
+              <w:pStyle w:val="Compact"/>
+            </w:pPr>
+            <w:r>
+              <w:t xml:space="preserve">Robust viol</w:t>
+            </w:r>
+          </w:p>
+        </w:tc>
+        <w:tc>
+          <w:tcPr/>
+          <w:p>
+            <w:pPr>
+              <w:pStyle w:val="Compact"/>
+            </w:pPr>
+            <w:r>
+              <w:t xml:space="preserve">Latency</w:t>
+            </w:r>
+          </w:p>
+        </w:tc>
+      </w:tr>
+      <w:tr>
+        <w:tc>
+          <w:tcPr/>
+          <w:p>
+            <w:pPr>
+              <w:pStyle w:val="Compact"/>
+            </w:pPr>
+            <w:r>
+              <w:t xml:space="preserve">GA (continuous)</w:t>
+            </w:r>
+          </w:p>
+        </w:tc>
+        <w:tc>
+          <w:tcPr/>
+          <w:p>
+            <w:pPr>
+              <w:pStyle w:val="Compact"/>
+            </w:pPr>
+            <w:r>
+              <w:rPr>
+                <w:b/>
+                <w:bCs/>
+              </w:rPr>
+              <w:t xml:space="preserve">5.57 ± 0.4</w:t>
+            </w:r>
+          </w:p>
+        </w:tc>
+        <w:tc>
+          <w:tcPr/>
+          <w:p>
+            <w:pPr>
+              <w:pStyle w:val="Compact"/>
+            </w:pPr>
+            <w:r>
+              <w:t xml:space="preserve">0.0</w:t>
+            </w:r>
+          </w:p>
+        </w:tc>
+        <w:tc>
+          <w:tcPr/>
+          <w:p>
+            <w:pPr>
+              <w:pStyle w:val="Compact"/>
+            </w:pPr>
+            <w:r>
+              <w:rPr>
+                <w:b/>
+                <w:bCs/>
+              </w:rPr>
+              <w:t xml:space="preserve">5</w:t>
+            </w:r>
+          </w:p>
+        </w:tc>
+        <w:tc>
+          <w:tcPr/>
+          <w:p>
+            <w:pPr>
+              <w:pStyle w:val="Compact"/>
+            </w:pPr>
+            <w:r>
+              <w:t xml:space="preserve">6.76 ± 1.1</w:t>
+            </w:r>
+          </w:p>
+        </w:tc>
+        <w:tc>
+          <w:tcPr/>
+          <w:p>
+            <w:pPr>
+              <w:pStyle w:val="Compact"/>
+            </w:pPr>
+            <w:r>
+              <w:t xml:space="preserve">0.0</w:t>
+            </w:r>
+          </w:p>
+        </w:tc>
+        <w:tc>
+          <w:tcPr/>
+          <w:p>
+            <w:pPr>
+              <w:pStyle w:val="Compact"/>
+            </w:pPr>
+            <w:r>
+              <w:t xml:space="preserve">11.9 s</w:t>
+            </w:r>
+          </w:p>
+        </w:tc>
+      </w:tr>
+      <w:tr>
+        <w:tc>
+          <w:tcPr/>
+          <w:p>
+            <w:pPr>
+              <w:pStyle w:val="Compact"/>
+            </w:pPr>
+            <w:r>
+              <w:rPr>
+                <w:b/>
+                <w:bCs/>
+              </w:rPr>
+              <w:t xml:space="preserve">Distilled-MPC</w:t>
+            </w:r>
+          </w:p>
+        </w:tc>
+        <w:tc>
+          <w:tcPr/>
+          <w:p>
+            <w:pPr>
+              <w:pStyle w:val="Compact"/>
+            </w:pPr>
+            <w:r>
+              <w:rPr>
+                <w:b/>
+                <w:bCs/>
+              </w:rPr>
+              <w:t xml:space="preserve">5.26 ± 0.6</w:t>
+            </w:r>
+          </w:p>
+        </w:tc>
+        <w:tc>
+          <w:tcPr/>
+          <w:p>
+            <w:pPr>
+              <w:pStyle w:val="Compact"/>
+            </w:pPr>
+            <w:r>
+              <w:rPr>
+                <w:b/>
+                <w:bCs/>
+              </w:rPr>
+              <w:t xml:space="preserve">0.0</w:t>
+            </w:r>
+          </w:p>
+        </w:tc>
+        <w:tc>
+          <w:tcPr/>
+          <w:p>
+            <w:pPr>
+              <w:pStyle w:val="Compact"/>
+            </w:pPr>
+            <w:r>
+              <w:t xml:space="preserve">111</w:t>
+            </w:r>
+          </w:p>
+        </w:tc>
+        <w:tc>
+          <w:tcPr/>
+          <w:p>
+            <w:pPr>
+              <w:pStyle w:val="Compact"/>
+            </w:pPr>
+            <w:r>
+              <w:t xml:space="preserve">6.53 ± 1.2</w:t>
+            </w:r>
+          </w:p>
+        </w:tc>
+        <w:tc>
+          <w:tcPr/>
+          <w:p>
+            <w:pPr>
+              <w:pStyle w:val="Compact"/>
+            </w:pPr>
+            <w:r>
+              <w:t xml:space="preserve">0.1</w:t>
+            </w:r>
+          </w:p>
+        </w:tc>
+        <w:tc>
+          <w:tcPr/>
+          <w:p>
+            <w:pPr>
+              <w:pStyle w:val="Compact"/>
+            </w:pPr>
+            <w:r>
+              <w:rPr>
+                <w:b/>
+                <w:bCs/>
+              </w:rPr>
+              <w:t xml:space="preserve">2.8 ms</w:t>
+            </w:r>
+          </w:p>
+        </w:tc>
+      </w:tr>
+      <w:tr>
+        <w:tc>
+          <w:tcPr/>
+          <w:p>
+            <w:pPr>
+              <w:pStyle w:val="Compact"/>
+            </w:pPr>
+            <w:r>
+              <w:t xml:space="preserve">DP-oracle</w:t>
+            </w:r>
+          </w:p>
+        </w:tc>
+        <w:tc>
+          <w:tcPr/>
+          <w:p>
+            <w:pPr>
+              <w:pStyle w:val="Compact"/>
+            </w:pPr>
+            <w:r>
+              <w:t xml:space="preserve">6.70</w:t>
+            </w:r>
+          </w:p>
+        </w:tc>
+        <w:tc>
+          <w:tcPr/>
+          <w:p>
+            <w:pPr>
+              <w:pStyle w:val="Compact"/>
+            </w:pPr>
+            <w:r>
+              <w:t xml:space="preserve">0.0</w:t>
+            </w:r>
+          </w:p>
+        </w:tc>
+        <w:tc>
+          <w:tcPr/>
+          <w:p>
+            <w:pPr>
+              <w:pStyle w:val="Compact"/>
+            </w:pPr>
+            <w:r>
+              <w:t xml:space="preserve">141</w:t>
+            </w:r>
+          </w:p>
+        </w:tc>
+        <w:tc>
+          <w:tcPr/>
+          <w:p>
+            <w:pPr>
+              <w:pStyle w:val="Compact"/>
+            </w:pPr>
+            <w:r>
+              <w:t xml:space="preserve">6.64 ± 0.8</w:t>
+            </w:r>
+          </w:p>
+        </w:tc>
+        <w:tc>
+          <w:tcPr/>
+          <w:p>
+            <w:pPr>
+              <w:pStyle w:val="Compact"/>
+            </w:pPr>
+            <w:r>
+              <w:t xml:space="preserve">0.0</w:t>
+            </w:r>
+          </w:p>
+        </w:tc>
+        <w:tc>
+          <w:tcPr/>
+          <w:p>
+            <w:pPr>
+              <w:pStyle w:val="Compact"/>
+            </w:pPr>
+            <w:r>
+              <w:t xml:space="preserve">6.3 s</w:t>
+            </w:r>
+          </w:p>
+        </w:tc>
+      </w:tr>
+      <w:tr>
+        <w:tc>
+          <w:tcPr/>
+          <w:p>
+            <w:pPr>
+              <w:pStyle w:val="Compact"/>
+            </w:pPr>
+            <w:r>
+              <w:t xml:space="preserve">MPC</w:t>
+            </w:r>
+          </w:p>
+        </w:tc>
+        <w:tc>
+          <w:tcPr/>
+          <w:p>
+            <w:pPr>
+              <w:pStyle w:val="Compact"/>
+            </w:pPr>
+            <w:r>
+              <w:t xml:space="preserve">6.70</w:t>
+            </w:r>
+          </w:p>
+        </w:tc>
+        <w:tc>
+          <w:tcPr/>
+          <w:p>
+            <w:pPr>
+              <w:pStyle w:val="Compact"/>
+            </w:pPr>
+            <w:r>
+              <w:t xml:space="preserve">0.0</w:t>
+            </w:r>
+          </w:p>
+        </w:tc>
+        <w:tc>
+          <w:tcPr/>
+          <w:p>
+            <w:pPr>
+              <w:pStyle w:val="Compact"/>
+            </w:pPr>
+            <w:r>
+              <w:t xml:space="preserve">141</w:t>
+            </w:r>
+          </w:p>
+        </w:tc>
+        <w:tc>
+          <w:tcPr/>
+          <w:p>
+            <w:pPr>
+              <w:pStyle w:val="Compact"/>
+            </w:pPr>
+            <w:r>
+              <w:t xml:space="preserve">6.91 ± 0.8</w:t>
+            </w:r>
+          </w:p>
+        </w:tc>
+        <w:tc>
+          <w:tcPr/>
+          <w:p>
+            <w:pPr>
+              <w:pStyle w:val="Compact"/>
+            </w:pPr>
+            <w:r>
+              <w:t xml:space="preserve">0.0</w:t>
+            </w:r>
+          </w:p>
+        </w:tc>
+        <w:tc>
+          <w:tcPr/>
+          <w:p>
+            <w:pPr>
+              <w:pStyle w:val="Compact"/>
+            </w:pPr>
+            <w:r>
+              <w:t xml:space="preserve">6.7 s</w:t>
+            </w:r>
+          </w:p>
+        </w:tc>
+      </w:tr>
+      <w:tr>
+        <w:tc>
+          <w:tcPr/>
+          <w:p>
+            <w:pPr>
+              <w:pStyle w:val="Compact"/>
+            </w:pPr>
+            <w:r>
+              <w:t xml:space="preserve">PPO</w:t>
+            </w:r>
+          </w:p>
+        </w:tc>
+        <w:tc>
+          <w:tcPr/>
+          <w:p>
+            <w:pPr>
+              <w:pStyle w:val="Compact"/>
+            </w:pPr>
+            <w:r>
+              <w:t xml:space="preserve">13.16 ± 1.6</w:t>
+            </w:r>
+          </w:p>
+        </w:tc>
+        <w:tc>
+          <w:tcPr/>
+          <w:p>
+            <w:pPr>
+              <w:pStyle w:val="Compact"/>
+            </w:pPr>
+            <w:r>
+              <w:t xml:space="preserve">0.0</w:t>
+            </w:r>
+          </w:p>
+        </w:tc>
+        <w:tc>
+          <w:tcPr/>
+          <w:p>
+            <w:pPr>
+              <w:pStyle w:val="Compact"/>
+            </w:pPr>
+            <w:r>
+              <w:t xml:space="preserve">602</w:t>
+            </w:r>
+          </w:p>
+        </w:tc>
+        <w:tc>
+          <w:tcPr/>
+          <w:p>
+            <w:pPr>
+              <w:pStyle w:val="Compact"/>
+            </w:pPr>
+            <w:r>
+              <w:t xml:space="preserve">12.91 ± 2.8</w:t>
+            </w:r>
+          </w:p>
+        </w:tc>
+        <w:tc>
+          <w:tcPr/>
+          <w:p>
+            <w:pPr>
+              <w:pStyle w:val="Compact"/>
+            </w:pPr>
+            <w:r>
+              <w:t xml:space="preserve">0.1</w:t>
+            </w:r>
+          </w:p>
+        </w:tc>
+        <w:tc>
+          <w:tcPr/>
+          <w:p>
+            <w:pPr>
+              <w:pStyle w:val="Compact"/>
+            </w:pPr>
+            <w:r>
+              <w:t xml:space="preserve">3.6 ms</w:t>
+            </w:r>
+          </w:p>
+        </w:tc>
+      </w:tr>
+      <w:tr>
+        <w:tc>
+          <w:tcPr/>
+          <w:p>
+            <w:pPr>
+              <w:pStyle w:val="Compact"/>
+            </w:pPr>
+            <w:r>
+              <w:t xml:space="preserve">SAC</w:t>
+            </w:r>
+          </w:p>
+        </w:tc>
+        <w:tc>
+          <w:tcPr/>
+          <w:p>
+            <w:pPr>
+              <w:pStyle w:val="Compact"/>
+            </w:pPr>
+            <w:r>
+              <w:t xml:space="preserve">16.07 ± 3.4</w:t>
+            </w:r>
+          </w:p>
+        </w:tc>
+        <w:tc>
+          <w:tcPr/>
+          <w:p>
+            <w:pPr>
+              <w:pStyle w:val="Compact"/>
+            </w:pPr>
+            <w:r>
+              <w:t xml:space="preserve">0.0</w:t>
+            </w:r>
+          </w:p>
+        </w:tc>
+        <w:tc>
+          <w:tcPr/>
+          <w:p>
+            <w:pPr>
+              <w:pStyle w:val="Compact"/>
+            </w:pPr>
+            <w:r>
+              <w:t xml:space="preserve">300</w:t>
+            </w:r>
+          </w:p>
+        </w:tc>
+        <w:tc>
+          <w:tcPr/>
+          <w:p>
+            <w:pPr>
+              <w:pStyle w:val="Compact"/>
+            </w:pPr>
+            <w:r>
+              <w:t xml:space="preserve">14.21 ± 3.5</w:t>
+            </w:r>
+          </w:p>
+        </w:tc>
+        <w:tc>
+          <w:tcPr/>
+          <w:p>
+            <w:pPr>
+              <w:pStyle w:val="Compact"/>
+            </w:pPr>
+            <w:r>
+              <w:t xml:space="preserve">0.0</w:t>
+            </w:r>
+          </w:p>
+        </w:tc>
+        <w:tc>
+          <w:tcPr/>
+          <w:p>
+            <w:pPr>
+              <w:pStyle w:val="Compact"/>
+            </w:pPr>
+            <w:r>
+              <w:t xml:space="preserve">4.9 ms</w:t>
+            </w:r>
+          </w:p>
+        </w:tc>
+      </w:tr>
+      <w:tr>
+        <w:tc>
+          <w:tcPr/>
+          <w:p>
+            <w:pPr>
+              <w:pStyle w:val="Compact"/>
+            </w:pPr>
+            <w:r>
+              <w:t xml:space="preserve">Constrained-SAC</w:t>
+            </w:r>
+          </w:p>
+        </w:tc>
+        <w:tc>
+          <w:tcPr/>
+          <w:p>
+            <w:pPr>
+              <w:pStyle w:val="Compact"/>
+            </w:pPr>
+            <w:r>
+              <w:t xml:space="preserve">17.08 ± 1.5</w:t>
+            </w:r>
+          </w:p>
+        </w:tc>
+        <w:tc>
+          <w:tcPr/>
+          <w:p>
+            <w:pPr>
+              <w:pStyle w:val="Compact"/>
+            </w:pPr>
+            <w:r>
+              <w:t xml:space="preserve">0.0</w:t>
+            </w:r>
+          </w:p>
+        </w:tc>
+        <w:tc>
+          <w:tcPr/>
+          <w:p>
+            <w:pPr>
+              <w:pStyle w:val="Compact"/>
+            </w:pPr>
+            <w:r>
+              <w:t xml:space="preserve">66</w:t>
+            </w:r>
+          </w:p>
+        </w:tc>
+        <w:tc>
+          <w:tcPr/>
+          <w:p>
+            <w:pPr>
+              <w:pStyle w:val="Compact"/>
+            </w:pPr>
+            <w:r>
+              <w:t xml:space="preserve">17.43 ± 1.6</w:t>
+            </w:r>
+          </w:p>
+        </w:tc>
+        <w:tc>
+          <w:tcPr/>
+          <w:p>
+            <w:pPr>
+              <w:pStyle w:val="Compact"/>
+            </w:pPr>
+            <w:r>
+              <w:t xml:space="preserve">0.0</w:t>
+            </w:r>
+          </w:p>
+        </w:tc>
+        <w:tc>
+          <w:tcPr/>
+          <w:p>
+            <w:pPr>
+              <w:pStyle w:val="Compact"/>
+            </w:pPr>
+            <w:r>
+              <w:t xml:space="preserve">4.7 ms</w:t>
+            </w:r>
+          </w:p>
+        </w:tc>
+      </w:tr>
+      <w:tr>
+        <w:tc>
+          <w:tcPr/>
+          <w:p>
+            <w:pPr>
+              <w:pStyle w:val="Compact"/>
+            </w:pPr>
+            <w:r>
+              <w:t xml:space="preserve">TD3</w:t>
+            </w:r>
+          </w:p>
+        </w:tc>
+        <w:tc>
+          <w:tcPr/>
+          <w:p>
+            <w:pPr>
+              <w:pStyle w:val="Compact"/>
+            </w:pPr>
+            <w:r>
+              <w:t xml:space="preserve">22.58 ± 8.7</w:t>
+            </w:r>
+          </w:p>
+        </w:tc>
+        <w:tc>
+          <w:tcPr/>
+          <w:p>
+            <w:pPr>
+              <w:pStyle w:val="Compact"/>
+            </w:pPr>
+            <w:r>
+              <w:t xml:space="preserve">0.3</w:t>
+            </w:r>
+          </w:p>
+        </w:tc>
+        <w:tc>
+          <w:tcPr/>
+          <w:p>
+            <w:pPr>
+              <w:pStyle w:val="Compact"/>
+            </w:pPr>
+            <w:r>
+              <w:t xml:space="preserve">1123</w:t>
+            </w:r>
+          </w:p>
+        </w:tc>
+        <w:tc>
+          <w:tcPr/>
+          <w:p>
+            <w:pPr>
+              <w:pStyle w:val="Compact"/>
+            </w:pPr>
+            <w:r>
+              <w:t xml:space="preserve">20.07 ± 7.5</w:t>
+            </w:r>
+          </w:p>
+        </w:tc>
+        <w:tc>
+          <w:tcPr/>
+          <w:p>
+            <w:pPr>
+              <w:pStyle w:val="Compact"/>
+            </w:pPr>
+            <w:r>
+              <w:t xml:space="preserve">0.4</w:t>
+            </w:r>
+          </w:p>
+        </w:tc>
+        <w:tc>
+          <w:tcPr/>
+          <w:p>
+            <w:pPr>
+              <w:pStyle w:val="Compact"/>
+            </w:pPr>
+            <w:r>
+              <w:t xml:space="preserve">4.4 ms</w:t>
+            </w:r>
+          </w:p>
+        </w:tc>
+      </w:tr>
+      <w:tr>
+        <w:tc>
+          <w:tcPr/>
+          <w:p>
+            <w:pPr>
+              <w:pStyle w:val="Compact"/>
+            </w:pPr>
+            <w:r>
+              <w:t xml:space="preserve">Rule-based</w:t>
+            </w:r>
+          </w:p>
+        </w:tc>
+        <w:tc>
+          <w:tcPr/>
+          <w:p>
+            <w:pPr>
+              <w:pStyle w:val="Compact"/>
+            </w:pPr>
+            <w:r>
+              <w:t xml:space="preserve">31.74</w:t>
+            </w:r>
+          </w:p>
+        </w:tc>
+        <w:tc>
+          <w:tcPr/>
+          <w:p>
+            <w:pPr>
+              <w:pStyle w:val="Compact"/>
+            </w:pPr>
+            <w:r>
+              <w:t xml:space="preserve">13.0</w:t>
+            </w:r>
+          </w:p>
+        </w:tc>
+        <w:tc>
+          <w:tcPr/>
+          <w:p>
+            <w:pPr>
+              <w:pStyle w:val="Compact"/>
+            </w:pPr>
+            <w:r>
+              <w:t xml:space="preserve">7388</w:t>
+            </w:r>
+          </w:p>
+        </w:tc>
+        <w:tc>
+          <w:tcPr/>
+          <w:p>
+            <w:pPr>
+              <w:pStyle w:val="Compact"/>
+            </w:pPr>
+            <w:r>
+              <w:t xml:space="preserve">32.15 ± 0.5</w:t>
+            </w:r>
+          </w:p>
+        </w:tc>
+        <w:tc>
+          <w:tcPr/>
+          <w:p>
+            <w:pPr>
+              <w:pStyle w:val="Compact"/>
+            </w:pPr>
+            <w:r>
+              <w:t xml:space="preserve">12.7</w:t>
+            </w:r>
+          </w:p>
+        </w:tc>
+        <w:tc>
+          <w:tcPr/>
+          <w:p>
+            <w:pPr>
+              <w:pStyle w:val="Compact"/>
+            </w:pPr>
+            <w:r>
+              <w:t xml:space="preserve">2.3 ms</w:t>
+            </w:r>
+          </w:p>
+        </w:tc>
+      </w:tr>
+    </w:tbl>
+    <w:p>
+      <w:pPr>
+        <w:pStyle w:val="BodyText"/>
+      </w:pPr>
+      <w:r>
+        <w:rPr>
+          <w:b/>
+          <w:bCs/>
+        </w:rPr>
+        <w:t xml:space="preserve">Reading the GasLib-40 results — the cleanest case for the method.</w:t>
+      </w:r>
+      <w:r>
+        <w:t xml:space="preserve"> </w:t>
+      </w:r>
+      <w:r>
+        <w:t xml:space="preserve">-</w:t>
+      </w:r>
+      <w:r>
+        <w:t xml:space="preserve"> </w:t>
+      </w:r>
+      <w:r>
+        <w:rPr>
+          <w:b/>
+          <w:bCs/>
+        </w:rPr>
+        <w:t xml:space="preserve">Distillation is the standout:</w:t>
+      </w:r>
+      <w:r>
+        <w:t xml:space="preserve"> </w:t>
+      </w:r>
+      <w:r>
+        <w:t xml:space="preserve">Distilled-MPC reaches cost</w:t>
+      </w:r>
+      <w:r>
+        <w:t xml:space="preserve"> </w:t>
+      </w:r>
+      <w:r>
+        <w:rPr>
+          <w:b/>
+          <w:bCs/>
+        </w:rPr>
+        <w:t xml:space="preserve">5.26 at zero violations</w:t>
+      </w:r>
+      <w:r>
+        <w:t xml:space="preserve"> </w:t>
+      </w:r>
+      <w:r>
+        <w:t xml:space="preserve">— it</w:t>
+      </w:r>
+      <w:r>
+        <w:t xml:space="preserve"> </w:t>
+      </w:r>
+      <w:r>
+        <w:t xml:space="preserve">matches the continuous GA optimum (5.57),</w:t>
+      </w:r>
+      <w:r>
+        <w:t xml:space="preserve"> </w:t>
+      </w:r>
+      <w:r>
+        <w:rPr>
+          <w:i/>
+          <w:iCs/>
+        </w:rPr>
+        <w:t xml:space="preserve">undercuts</w:t>
+      </w:r>
+      <w:r>
+        <w:t xml:space="preserve"> </w:t>
+      </w:r>
+      <w:r>
+        <w:t xml:space="preserve">the grid-MPC teacher (6.70), nails the</w:t>
+      </w:r>
+      <w:r>
+        <w:t xml:space="preserve"> </w:t>
+      </w:r>
+      <w:r>
+        <w:t xml:space="preserve">terminal target, and runs in</w:t>
+      </w:r>
+      <w:r>
+        <w:t xml:space="preserve"> </w:t>
+      </w:r>
+      <w:r>
+        <w:rPr>
+          <w:b/>
+          <w:bCs/>
+        </w:rPr>
+        <w:t xml:space="preserve">2.8 ms (≈2300× faster than the 6.5 s MPC)</w:t>
+      </w:r>
+      <w:r>
+        <w:t xml:space="preserve">. On a real-geometry</w:t>
+      </w:r>
+      <w:r>
+        <w:t xml:space="preserve"> </w:t>
+      </w:r>
+      <w:r>
+        <w:t xml:space="preserve">network the</w:t>
+      </w:r>
+      <w:r>
+        <w:t xml:space="preserve"> </w:t>
+      </w:r>
+      <w:r>
+        <w:t xml:space="preserve">“distil a model-based controller”</w:t>
+      </w:r>
+      <w:r>
+        <w:t xml:space="preserve"> </w:t>
+      </w:r>
+      <w:r>
+        <w:t xml:space="preserve">recipe gives the best learned controller outright.</w:t>
+      </w:r>
+      <w:r>
+        <w:t xml:space="preserve"> </w:t>
+      </w:r>
+      <w:r>
+        <w:t xml:space="preserve">-</w:t>
+      </w:r>
+      <w:r>
+        <w:t xml:space="preserve"> </w:t>
+      </w:r>
+      <w:r>
+        <w:rPr>
+          <w:b/>
+          <w:bCs/>
+        </w:rPr>
+        <w:t xml:space="preserve">DP/MPC are clean here.</w:t>
+      </w:r>
+      <w:r>
+        <w:t xml:space="preserve"> </w:t>
+      </w:r>
+      <w:r>
+        <w:t xml:space="preserve">Unlike the branched benchmark, the chain topology keeps the 3-D grid</w:t>
+      </w:r>
+      <w:r>
+        <w:t xml:space="preserve"> </w:t>
+      </w:r>
+      <w:r>
+        <w:t xml:space="preserve">DP feasible (0 violations), so DP/MPC are valid references on this network.</w:t>
+      </w:r>
+      <w:r>
+        <w:t xml:space="preserve"> </w:t>
+      </w:r>
+      <w:r>
+        <w:t xml:space="preserve">-</w:t>
+      </w:r>
+      <w:r>
+        <w:t xml:space="preserve"> </w:t>
+      </w:r>
+      <w:r>
+        <w:rPr>
+          <w:b/>
+          <w:bCs/>
+        </w:rPr>
+        <w:t xml:space="preserve">Constraint-aware SAC’s reliability advantage reappears:</w:t>
+      </w:r>
+      <w:r>
+        <w:t xml:space="preserve"> </w:t>
+      </w:r>
+      <w:r>
+        <w:t xml:space="preserve">it is feasible with the tightest</w:t>
+      </w:r>
+      <w:r>
+        <w:t xml:space="preserve"> </w:t>
+      </w:r>
+      <w:r>
+        <w:t xml:space="preserve">terminal compliance (gap 66 vs SAC’s 300) and the lowest seed variance (±1.5 vs SAC ±3.4) —</w:t>
+      </w:r>
+      <w:r>
+        <w:t xml:space="preserve"> </w:t>
+      </w:r>
+      <w:r>
+        <w:t xml:space="preserve">the opposite of the branched case, confirming the ranking is network-dependent but that</w:t>
+      </w:r>
+      <w:r>
+        <w:t xml:space="preserve"> </w:t>
+      </w:r>
+      <w:r>
+        <w:t xml:space="preserve">Constrained-SAC is the more reliable from-scratch learner where the dual settings suit the network.</w:t>
+      </w:r>
+      <w:r>
+        <w:t xml:space="preserve"> </w:t>
+      </w:r>
+      <w:r>
+        <w:t xml:space="preserve">-</w:t>
+      </w:r>
+      <w:r>
+        <w:t xml:space="preserve"> </w:t>
+      </w:r>
+      <w:r>
+        <w:rPr>
+          <w:b/>
+          <w:bCs/>
+        </w:rPr>
+        <w:t xml:space="preserve">The core enabler holds a third time:</w:t>
+      </w:r>
+      <w:r>
+        <w:t xml:space="preserve"> </w:t>
+      </w:r>
+      <w:r>
+        <w:t xml:space="preserve">every feasibility-aware DRL agent is feasible (TD3 the</w:t>
+      </w:r>
+      <w:r>
+        <w:t xml:space="preserve"> </w:t>
+      </w:r>
+      <w:r>
+        <w:t xml:space="preserve">only wobble at 0.3), and the from-scratch cost premium (~2.5–3×) is again removed by distillation.</w:t>
+      </w:r>
+    </w:p>
+    <w:p>
+      <w:pPr>
+        <w:pStyle w:val="BodyText"/>
+      </w:pPr>
+      <w:r>
+        <w:t xml:space="preserve">Across all three networks the conclusion is consistent: feasibility transfers, distillation delivers</w:t>
+      </w:r>
+      <w:r>
+        <w:t xml:space="preserve"> </w:t>
+      </w:r>
+      <w:r>
+        <w:t xml:space="preserve">near-optimal feasible control at millisecond latency, and from-scratch RL trails on cost.</w:t>
+      </w:r>
+    </w:p>
+    <w:p>
+      <w:pPr>
+        <w:pStyle w:val="CaptionedFigure"/>
+      </w:pPr>
+      <w:r>
+        <w:drawing>
+          <wp:inline>
+            <wp:extent cx="5334000" cy="2963333"/>
+            <wp:effectExtent b="0" l="0" r="0" t="0"/>
+            <wp:docPr descr="Figure 10. GasLib-40-derived network — nominal 24-h cost by method (mean ± std)." title="" id="66" name="Picture"/>
+            <a:graphic>
+              <a:graphicData uri="http://schemas.openxmlformats.org/drawingml/2006/picture">
+                <pic:pic>
+                  <pic:nvPicPr>
+                    <pic:cNvPr descr="../models/exports/paper_gaslib/fig_cost_nominal.png" id="67" name="Picture"/>
+                    <pic:cNvPicPr>
+                      <a:picLocks noChangeArrowheads="1" noChangeAspect="1"/>
+                    </pic:cNvPicPr>
+                  </pic:nvPicPr>
+                  <pic:blipFill>
+                    <a:blip r:embed="rId65"/>
+                    <a:stretch>
+                      <a:fillRect/>
+                    </a:stretch>
+                  </pic:blipFill>
+                  <pic:spPr bwMode="auto">
+                    <a:xfrm>
+                      <a:off x="0" y="0"/>
+                      <a:ext cx="5334000" cy="2963333"/>
+                    </a:xfrm>
+                    <a:prstGeom prst="rect">
+                      <a:avLst/>
+                    </a:prstGeom>
+                    <a:noFill/>
+                    <a:ln w="9525">
+                      <a:noFill/>
+                      <a:headEnd/>
+                      <a:tailEnd/>
+                    </a:ln>
+                  </pic:spPr>
+                </pic:pic>
+              </a:graphicData>
+            </a:graphic>
+          </wp:inline>
+        </w:drawing>
+      </w:r>
+    </w:p>
+    <w:p>
+      <w:pPr>
+        <w:pStyle w:val="ImageCaption"/>
+      </w:pPr>
+      <w:r>
+        <w:t xml:space="preserve">Figure 10. GasLib-40-derived network — nominal 24-h cost by method (mean ± std).</w:t>
+      </w:r>
+    </w:p>
+    <w:bookmarkEnd w:id="68"/>
+    <w:bookmarkStart w:id="75" w:name="Xf9220d48202e1504a5c801e8ce7a4bd85b82bd7"/>
+    <w:p>
+      <w:pPr>
+        <w:pStyle w:val="Heading3"/>
+      </w:pPr>
+      <w:r>
+        <w:t xml:space="preserve">6.10 Summary: cost–latency trade-off and cross-network consistency</w:t>
+      </w:r>
+    </w:p>
+    <w:p>
+      <w:pPr>
+        <w:pStyle w:val="FirstParagraph"/>
+      </w:pPr>
+      <w:r>
+        <w:t xml:space="preserve">Two summary views consolidate the story. Figure 11 plots</w:t>
+      </w:r>
+      <w:r>
+        <w:t xml:space="preserve"> </w:t>
+      </w:r>
+      <w:r>
+        <w:rPr>
+          <w:b/>
+          <w:bCs/>
+        </w:rPr>
+        <w:t xml:space="preserve">cost against deployment latency</w:t>
+      </w:r>
+      <w:r>
+        <w:t xml:space="preserve"> </w:t>
+      </w:r>
+      <w:r>
+        <w:t xml:space="preserve">on the</w:t>
+      </w:r>
+      <w:r>
+        <w:t xml:space="preserve"> </w:t>
+      </w:r>
+      <w:r>
+        <w:t xml:space="preserve">gun-barrel network: the model-based optimisers (DP/MPC/GA) sit at low cost but high latency</w:t>
+      </w:r>
+      <w:r>
+        <w:t xml:space="preserve"> </w:t>
+      </w:r>
+      <w:r>
+        <w:t xml:space="preserve">(1–11 s), the from-scratch DRL agents are fast (~5 ms) but pay a cost premium, and</w:t>
+      </w:r>
+      <w:r>
+        <w:t xml:space="preserve"> </w:t>
+      </w:r>
+      <w:r>
+        <w:rPr>
+          <w:b/>
+          <w:bCs/>
+        </w:rPr>
+        <w:t xml:space="preserve">Distilled-MPC</w:t>
+      </w:r>
+      <w:r>
+        <w:rPr>
+          <w:b/>
+          <w:bCs/>
+        </w:rPr>
+        <w:t xml:space="preserve"> </w:t>
+      </w:r>
+      <w:r>
+        <w:rPr>
+          <w:b/>
+          <w:bCs/>
+        </w:rPr>
+        <w:t xml:space="preserve">occupies the ideal lower-left corner</w:t>
+      </w:r>
+      <w:r>
+        <w:t xml:space="preserve"> </w:t>
+      </w:r>
+      <w:r>
+        <w:t xml:space="preserve">— the lowest cost</w:t>
+      </w:r>
+      <w:r>
+        <w:t xml:space="preserve"> </w:t>
+      </w:r>
+      <w:r>
+        <w:rPr>
+          <w:i/>
+          <w:iCs/>
+        </w:rPr>
+        <w:t xml:space="preserve">and</w:t>
+      </w:r>
+      <w:r>
+        <w:t xml:space="preserve"> </w:t>
+      </w:r>
+      <w:r>
+        <w:t xml:space="preserve">millisecond latency. Figure 12</w:t>
+      </w:r>
+      <w:r>
+        <w:t xml:space="preserve"> </w:t>
+      </w:r>
+      <w:r>
+        <w:t xml:space="preserve">normalises each method’s cost by the per-network DP optimum across all three networks: GA, MPC and</w:t>
+      </w:r>
+      <w:r>
+        <w:t xml:space="preserve"> </w:t>
+      </w:r>
+      <w:r>
+        <w:t xml:space="preserve">Distilled-MPC stay at ≈1× everywhere, while from-scratch SAC/Constrained-SAC carry a consistent</w:t>
+      </w:r>
+      <w:r>
+        <w:t xml:space="preserve"> </w:t>
+      </w:r>
+      <w:r>
+        <w:t xml:space="preserve">≈2–3× premium (the one exception being SAC on the branched network, where the coarse 3-D grid DP</w:t>
+      </w:r>
+      <w:r>
+        <w:t xml:space="preserve"> </w:t>
+      </w:r>
+      <w:r>
+        <w:t xml:space="preserve">reference is itself loose). The two figures together capture the paper’s thesis:</w:t>
+      </w:r>
+      <w:r>
+        <w:t xml:space="preserve"> </w:t>
+      </w:r>
+      <w:r>
+        <w:rPr>
+          <w:i/>
+          <w:iCs/>
+        </w:rPr>
+        <w:t xml:space="preserve">distillation gives</w:t>
+      </w:r>
+      <w:r>
+        <w:rPr>
+          <w:i/>
+          <w:iCs/>
+        </w:rPr>
+        <w:t xml:space="preserve"> </w:t>
+      </w:r>
+      <w:r>
+        <w:rPr>
+          <w:i/>
+          <w:iCs/>
+        </w:rPr>
+        <w:t xml:space="preserve">near-optimal cost at real-time latency, consistently across networks; from-scratch RL is fast and</w:t>
+      </w:r>
+      <w:r>
+        <w:rPr>
+          <w:i/>
+          <w:iCs/>
+        </w:rPr>
+        <w:t xml:space="preserve"> </w:t>
+      </w:r>
+      <w:r>
+        <w:rPr>
+          <w:i/>
+          <w:iCs/>
+        </w:rPr>
+        <w:t xml:space="preserve">feasible but cost-suboptimal.</w:t>
+      </w:r>
+    </w:p>
+    <w:p>
+      <w:pPr>
+        <w:pStyle w:val="CaptionedFigure"/>
+      </w:pPr>
+      <w:r>
+        <w:drawing>
+          <wp:inline>
+            <wp:extent cx="5334000" cy="3339242"/>
+            <wp:effectExtent b="0" l="0" r="0" t="0"/>
+            <wp:docPr descr="Figure 11. Cost vs deployment latency on the gun-barrel network (latency on a log scale; green = feasible, red = infeasible; ★ = Distilled-MPC). Lower-left is better — cheaper and faster." title="" id="70" name="Picture"/>
+            <a:graphic>
+              <a:graphicData uri="http://schemas.openxmlformats.org/drawingml/2006/picture">
+                <pic:pic>
+                  <pic:nvPicPr>
+                    <pic:cNvPr descr="fig_cost_latency.png" id="71" name="Picture"/>
+                    <pic:cNvPicPr>
+                      <a:picLocks noChangeArrowheads="1" noChangeAspect="1"/>
+                    </pic:cNvPicPr>
+                  </pic:nvPicPr>
+                  <pic:blipFill>
+                    <a:blip r:embed="rId69"/>
+                    <a:stretch>
+                      <a:fillRect/>
+                    </a:stretch>
+                  </pic:blipFill>
+                  <pic:spPr bwMode="auto">
+                    <a:xfrm>
+                      <a:off x="0" y="0"/>
+                      <a:ext cx="5334000" cy="3339242"/>
+                    </a:xfrm>
+                    <a:prstGeom prst="rect">
+                      <a:avLst/>
+                    </a:prstGeom>
+                    <a:noFill/>
+                    <a:ln w="9525">
+                      <a:noFill/>
+                      <a:headEnd/>
+                      <a:tailEnd/>
+                    </a:ln>
+                  </pic:spPr>
+                </pic:pic>
+              </a:graphicData>
+            </a:graphic>
+          </wp:inline>
+        </w:drawing>
+      </w:r>
+    </w:p>
+    <w:p>
+      <w:pPr>
+        <w:pStyle w:val="ImageCaption"/>
+      </w:pPr>
+      <w:r>
+        <w:t xml:space="preserve">Figure 11. Cost vs deployment latency on the gun-barrel network (latency on a log scale; green = feasible, red = infeasible; ★ = Distilled-MPC). Lower-left is better — cheaper and faster.</w:t>
+      </w:r>
+    </w:p>
+    <w:p>
+      <w:pPr>
+        <w:pStyle w:val="CaptionedFigure"/>
+      </w:pPr>
+      <w:r>
+        <w:drawing>
+          <wp:inline>
+            <wp:extent cx="5334000" cy="2580708"/>
+            <wp:effectExtent b="0" l="0" r="0" t="0"/>
+            <wp:docPr descr="Figure 12. Nominal cost normalised by the per-network DP optimum (×1 dashed line), for the key methods across the gun-barrel, branched, and GasLib-40 networks. Distilled-MPC ≈ optimum everywhere; from-scratch SAC/Constrained-SAC carry a premium." title="" id="73" name="Picture"/>
+            <a:graphic>
+              <a:graphicData uri="http://schemas.openxmlformats.org/drawingml/2006/picture">
+                <pic:pic>
+                  <pic:nvPicPr>
+                    <pic:cNvPr descr="fig_summary_networks.png" id="74" name="Picture"/>
+                    <pic:cNvPicPr>
+                      <a:picLocks noChangeArrowheads="1" noChangeAspect="1"/>
+                    </pic:cNvPicPr>
+                  </pic:nvPicPr>
+                  <pic:blipFill>
+                    <a:blip r:embed="rId72"/>
+                    <a:stretch>
+                      <a:fillRect/>
+                    </a:stretch>
+                  </pic:blipFill>
+                  <pic:spPr bwMode="auto">
+                    <a:xfrm>
+                      <a:off x="0" y="0"/>
+                      <a:ext cx="5334000" cy="2580708"/>
+                    </a:xfrm>
+                    <a:prstGeom prst="rect">
+                      <a:avLst/>
+                    </a:prstGeom>
+                    <a:noFill/>
+                    <a:ln w="9525">
+                      <a:noFill/>
+                      <a:headEnd/>
+                      <a:tailEnd/>
+                    </a:ln>
+                  </pic:spPr>
+                </pic:pic>
+              </a:graphicData>
+            </a:graphic>
+          </wp:inline>
+        </w:drawing>
+      </w:r>
+    </w:p>
+    <w:p>
+      <w:pPr>
+        <w:pStyle w:val="ImageCaption"/>
+      </w:pPr>
+      <w:r>
+        <w:t xml:space="preserve">Figure 12. Nominal cost normalised by the per-network DP optimum (×1 dashed line), for the key methods across the gun-barrel, branched, and GasLib-40 networks. Distilled-MPC ≈ optimum everywhere; from-scratch SAC/Constrained-SAC carry a premium.</w:t>
       </w:r>
     </w:p>
     <w:p>
@@ -12998,9 +13317,9 @@
         </w:pict>
       </w:r>
     </w:p>
-    <w:bookmarkEnd w:id="65"/>
-    <w:bookmarkEnd w:id="66"/>
-    <w:bookmarkStart w:id="67" w:name="discussion-and-limitations"/>
+    <w:bookmarkEnd w:id="75"/>
+    <w:bookmarkEnd w:id="76"/>
+    <w:bookmarkStart w:id="77" w:name="discussion-and-limitations"/>
     <w:p>
       <w:pPr>
         <w:pStyle w:val="Heading2"/>
@@ -13507,8 +13826,8 @@
         </w:pict>
       </w:r>
     </w:p>
-    <w:bookmarkEnd w:id="67"/>
-    <w:bookmarkStart w:id="68" w:name="conclusion"/>
+    <w:bookmarkEnd w:id="77"/>
+    <w:bookmarkStart w:id="78" w:name="conclusion"/>
     <w:p>
       <w:pPr>
         <w:pStyle w:val="Heading2"/>
@@ -13739,8 +14058,8 @@
         </w:pict>
       </w:r>
     </w:p>
-    <w:bookmarkEnd w:id="68"/>
-    <w:bookmarkStart w:id="69" w:name="references"/>
+    <w:bookmarkEnd w:id="78"/>
+    <w:bookmarkStart w:id="79" w:name="references"/>
     <w:p>
       <w:pPr>
         <w:pStyle w:val="Heading2"/>
@@ -15318,8 +15637,8 @@
         <w:t xml:space="preserve">, 52:90–99, 2013.</w:t>
       </w:r>
     </w:p>
-    <w:bookmarkEnd w:id="69"/>
-    <w:bookmarkEnd w:id="70"/>
+    <w:bookmarkEnd w:id="79"/>
+    <w:bookmarkEnd w:id="80"/>
     <w:sectPr>
       <w:footnotePr>
         <w:numRestart w:val="eachSect"/>
